--- a/thesis/docx/毕业论文.docx
+++ b/thesis/docx/毕业论文.docx
@@ -227,7 +227,7 @@
           <w:i w:val="0"/>
           <w:sz w:val="24"/>
         </w:rPr>
-        <w:t>在检索增强生成方面，本文构建了基于飞机维修手册的专业知识库，实现了稠密向量检索（FAISS）与稀疏检索（BM25）相结合的混合检索策略，并通过交叉编码器重排序、查询改写、上下文增强切分和航空术语自定义词典等多项优化措施，将检索命中率（Hit Rate@5）从 84.44% 提升至 97.78%，平均倒数排名（MRR@5）从 0.6626 提升至 0.9667。</w:t>
+        <w:t>在检索增强生成方面，本文构建了基于 5 份飞机维修手册、共 1478 个文档片段的专业知识库，实现了稠密向量检索（FAISS）与稀疏检索（BM25）相结合的混合检索策略，并通过交叉编码器重排序、查询改写、上下文增强切分和航空术语自定义词典等多项优化措施，将检索命中率（Hit Rate@5）从 73.33% 提升至 95.56%，平均倒数排名（MRR@5）从 0.5781 提升至 0.9444。</w:t>
       </w:r>
     </w:p>
     <w:p>
@@ -376,7 +376,7 @@
           <w:i w:val="0"/>
           <w:sz w:val="24"/>
         </w:rPr>
-        <w:t>In terms of retrieval-augmented generation, this paper constructs a professional knowledge base from aircraft maintenance manuals, implements a hybrid retrieval strategy combining dense vector retrieval (FAISS) and sparse retrieval (BM25), and improves the Hit Rate@5 from 84.44% to 97.78% and MRR@5 from 0.6626 to 0.9667 through multiple optimization measures including cross-encoder reranking, query rewriting, contextual chunking enrichment, and custom aviation terminology dictionaries.</w:t>
+        <w:t>In terms of retrieval-augmented generation, this paper constructs a professional knowledge base from five aircraft maintenance manuals totaling 1478 document chunks, implements a hybrid retrieval strategy combining dense vector retrieval (FAISS) and sparse retrieval (BM25), and improves the Hit Rate@5 from 73.33% to 95.56% and MRR@5 from 0.5781 to 0.9444 through multiple optimization measures including cross-encoder reranking, query rewriting, contextual chunking enrichment, and custom aviation terminology dictionaries.</w:t>
       </w:r>
     </w:p>
     <w:p>
@@ -843,7 +843,7 @@
           <w:i w:val="0"/>
           <w:sz w:val="24"/>
         </w:rPr>
-        <w:t>：提出并实现五项优化——混合检索与 RRF 融合、gte-rerank 交叉编码器重排序、基于 LLM 的查询改写、上下文增强切分（Contextual Chunking）、航空术语自定义词典。评估结果显示 Hit Rate@5 从 84.44% 提升至 97.78%，MRR@5 从 0.6626 提升至 0.9667。</w:t>
+        <w:t>：提出并实现五项优化——混合检索与 RRF 融合、gte-rerank 交叉编码器重排序、基于 LLM 的查询改写、上下文增强切分（Contextual Chunking）、航空术语自定义词典。在 1478 个文档片段的知识库上评估，Hit Rate@5 从 73.33% 提升至 95.56%，MRR@5 从 0.5781 提升至 0.9444。</w:t>
       </w:r>
     </w:p>
     <w:p>
@@ -8014,7 +8014,7 @@
           <w:sz w:val="21"/>
           <w:shd w:fill="F2F2F2" w:val="clear"/>
         </w:rPr>
-        <w:t xml:space="preserve">  "source": "来源文件路径"</w:t>
+        <w:t xml:space="preserve">  "source": "golden_content 所属的原始文档名"</w:t>
       </w:r>
     </w:p>
     <w:p>
@@ -8032,6 +8032,40 @@
           <w:shd w:fill="F2F2F2" w:val="clear"/>
         </w:rPr>
         <w:t>}</w:t>
+      </w:r>
+    </w:p>
+    <w:p>
+      <w:pPr>
+        <w:spacing w:line="360" w:lineRule="auto"/>
+        <w:ind w:firstLine="420"/>
+        <w:jc w:val="both"/>
+      </w:pPr>
+      <w:r>
+        <w:rPr>
+          <w:rFonts w:ascii="Times New Roman" w:hAnsi="Times New Roman" w:eastAsia="SimSun"/>
+          <w:b w:val="0"/>
+          <w:i w:val="0"/>
+          <w:sz w:val="24"/>
+        </w:rPr>
+        <w:t xml:space="preserve">评估时以 </w:t>
+      </w:r>
+      <w:r>
+        <w:rPr>
+          <w:rFonts w:ascii="Consolas" w:hAnsi="Consolas" w:eastAsia="Consolas"/>
+          <w:b w:val="0"/>
+          <w:i w:val="0"/>
+          <w:sz w:val="24"/>
+        </w:rPr>
+        <w:t>golden_content</w:t>
+      </w:r>
+      <w:r>
+        <w:rPr>
+          <w:rFonts w:ascii="Times New Roman" w:hAnsi="Times New Roman" w:eastAsia="SimSun"/>
+          <w:b w:val="0"/>
+          <w:i w:val="0"/>
+          <w:sz w:val="24"/>
+        </w:rPr>
+        <w:t xml:space="preserve"> 在检索结果片段中的子串匹配为相关判定依据，保证在文档切分策略调整或知识库扩充后无需重新标注。</w:t>
       </w:r>
     </w:p>
     <w:p>
@@ -12388,7 +12422,7 @@
           <w:i w:val="0"/>
           <w:sz w:val="24"/>
         </w:rPr>
-        <w:t>：相较 baseline，Hit Rate@5 由 0.8667 提升至 0.9333，MRR@5 由 0.7293 提升至 0.8259。</w:t>
+        <w:t>：相较 baseline，Hit Rate@5 由 0.7333 提升至 0.8889，MRR@5 由 0.5781 提升至 0.7800。</w:t>
       </w:r>
     </w:p>
     <w:p>
@@ -12498,7 +12532,7 @@
           <w:i w:val="0"/>
           <w:sz w:val="24"/>
         </w:rPr>
-        <w:t>：Hit Rate@5 由 0.9333 提升至 0.9778，MRR@5 由 0.8259 提升至 0.9667，正确答案被显著推至首位。</w:t>
+        <w:t>：Hit Rate@5 由 0.8889 提升至 0.9556，MRR@5 由 0.7800 提升至 0.9444，正确答案被显著推至首位。</w:t>
       </w:r>
     </w:p>
     <w:p>
@@ -13628,7 +13662,7 @@
           <w:i w:val="0"/>
           <w:sz w:val="24"/>
         </w:rPr>
-        <w:t>本章从 RAG 检索与流式交互两个维度阐述了系统的优化工作。RAG 方面，通过混合检索、交叉编码器重排序、查询改写、上下文增强切分、航空术语词典和元数据过滤六项措施，Hit Rate@5 由 0.8444 提升至 0.9778，MRR@5 由 0.6626 提升至 0.9667。流式交互方面，通过端到端并行处理、文本缓冲、音频预缓冲、批量发送、多层级打断和 STT 静音容忍等优化，端到端延迟由约 5.6 秒降至约 1.6 秒，降低约 71%，同时保持了良好的合成自然度与交互流畅性。</w:t>
+        <w:t>本章从 RAG 检索与流式交互两个维度阐述了系统的优化工作。RAG 方面，通过混合检索、交叉编码器重排序、查询改写、上下文增强切分、航空术语词典和元数据过滤六项措施，在 1478 片段的多源知识库上 Hit Rate@5 由 0.7333 提升至 0.9556，MRR@5 由 0.5781 提升至 0.9444。流式交互方面，通过端到端并行处理、文本缓冲、音频预缓冲、批量发送、多层级打断和 STT 静音容忍等优化，端到端延迟由约 5.6 秒降至约 1.6 秒，降低约 71%，同时保持了良好的合成自然度与交互流畅性。</w:t>
       </w:r>
     </w:p>
     <w:p>
@@ -13735,7 +13769,7 @@
       <w:r>
         <w:rPr>
           <w:rFonts w:ascii="Times New Roman" w:hAnsi="Times New Roman" w:eastAsia="SimSun"/>
-          <w:b/>
+          <w:b w:val="0"/>
           <w:i w:val="0"/>
           <w:sz w:val="24"/>
         </w:rPr>
@@ -13754,7 +13788,7 @@
           <w:i w:val="0"/>
           <w:sz w:val="18"/>
         </w:rPr>
-        <w:t>表 6.1 测试环境**</w:t>
+        <w:t>表 6.1 测试环境</w:t>
       </w:r>
     </w:p>
     <w:tbl>
@@ -14090,9 +14124,479 @@
           <w:i w:val="0"/>
           <w:sz w:val="24"/>
         </w:rPr>
-        <w:t>知识库数据为维修手册 PDF 提取的约 432 KB 文本，经切分得到若干文档片段；评估数据集为 LLM 自动生成的 45 条测试查询，覆盖航电、座椅、通信、水系统和维修工艺等子领域，每条查询配有 golden_content 标准答案；测试音频为 CosyVoice 合成的 16 kHz WAV 文件。</w:t>
-      </w:r>
-    </w:p>
+        <w:t>知识库由 5 份航空维修专业资料经 PDF OCR 与段落切分构成，合计 1478 个文档片段，具体组成如表 6.2 所示，覆盖飞机结构、系统、客舱设施、航线维护与飞行使用等子领域。评估数据集为结合维修手册 LLM 自动生成的 45 条测试查询，每条查询配有 golden_content 标准答案；测试音频为 CosyVoice 合成的 16 kHz WAV 文件。</w:t>
+      </w:r>
+    </w:p>
+    <w:p>
+      <w:pPr>
+        <w:spacing w:line="360" w:lineRule="auto"/>
+        <w:ind w:firstLine="420"/>
+        <w:jc w:val="both"/>
+      </w:pPr>
+      <w:r>
+        <w:rPr>
+          <w:rFonts w:ascii="Times New Roman" w:hAnsi="Times New Roman" w:eastAsia="SimSun"/>
+          <w:b w:val="0"/>
+          <w:i w:val="0"/>
+          <w:sz w:val="24"/>
+        </w:rPr>
+        <w:t>表 6.2 知识库文档组成</w:t>
+      </w:r>
+    </w:p>
+    <w:p>
+      <w:pPr>
+        <w:spacing w:before="120" w:after="60" w:line="360" w:lineRule="auto"/>
+        <w:jc w:val="center"/>
+      </w:pPr>
+      <w:r>
+        <w:rPr>
+          <w:rFonts w:ascii="Times New Roman" w:hAnsi="Times New Roman" w:eastAsia="SimSun"/>
+          <w:b/>
+          <w:i w:val="0"/>
+          <w:sz w:val="18"/>
+        </w:rPr>
+        <w:t>表 6.2 知识库文档组成</w:t>
+      </w:r>
+    </w:p>
+    <w:tbl>
+      <w:tblPr>
+        <w:tblW w:type="auto" w:w="0"/>
+        <w:jc w:val="center"/>
+        <w:tblLayout w:type="autofit"/>
+        <w:tblLook w:firstColumn="1" w:firstRow="1" w:lastColumn="0" w:lastRow="0" w:noHBand="0" w:noVBand="1" w:val="04A0"/>
+        <w:tblBorders>
+          <w:top w:val="single" w:sz="12" w:space="0" w:color="000000"/>
+          <w:bottom w:val="single" w:sz="12" w:space="0" w:color="000000"/>
+          <w:insideH w:val="none" w:sz="0" w:space="0" w:color="auto"/>
+          <w:insideV w:val="none" w:sz="0" w:space="0" w:color="auto"/>
+          <w:left w:val="none" w:sz="0" w:space="0" w:color="auto"/>
+          <w:right w:val="none" w:sz="0" w:space="0" w:color="auto"/>
+        </w:tblBorders>
+      </w:tblPr>
+      <w:tblGrid>
+        <w:gridCol w:w="3024"/>
+        <w:gridCol w:w="3024"/>
+        <w:gridCol w:w="3024"/>
+      </w:tblGrid>
+      <w:tr>
+        <w:tc>
+          <w:tcPr>
+            <w:tcW w:type="dxa" w:w="3024"/>
+            <w:vAlign w:val="center"/>
+            <w:tcBorders>
+              <w:bottom w:val="single" w:sz="6" w:space="0" w:color="000000"/>
+            </w:tcBorders>
+          </w:tcPr>
+          <w:p>
+            <w:pPr>
+              <w:spacing w:line="240" w:lineRule="auto"/>
+              <w:jc w:val="center"/>
+            </w:pPr>
+            <w:r/>
+            <w:r>
+              <w:rPr>
+                <w:rFonts w:ascii="Times New Roman" w:hAnsi="Times New Roman" w:eastAsia="SimSun"/>
+                <w:b/>
+                <w:i w:val="0"/>
+                <w:sz w:val="18"/>
+              </w:rPr>
+              <w:t>文档</w:t>
+            </w:r>
+          </w:p>
+        </w:tc>
+        <w:tc>
+          <w:tcPr>
+            <w:tcW w:type="dxa" w:w="3024"/>
+            <w:vAlign w:val="center"/>
+            <w:tcBorders>
+              <w:bottom w:val="single" w:sz="6" w:space="0" w:color="000000"/>
+            </w:tcBorders>
+          </w:tcPr>
+          <w:p>
+            <w:pPr>
+              <w:spacing w:line="240" w:lineRule="auto"/>
+              <w:jc w:val="center"/>
+            </w:pPr>
+            <w:r/>
+            <w:r>
+              <w:rPr>
+                <w:rFonts w:ascii="Times New Roman" w:hAnsi="Times New Roman" w:eastAsia="SimSun"/>
+                <w:b/>
+                <w:i w:val="0"/>
+                <w:sz w:val="18"/>
+              </w:rPr>
+              <w:t>片段数</w:t>
+            </w:r>
+          </w:p>
+        </w:tc>
+        <w:tc>
+          <w:tcPr>
+            <w:tcW w:type="dxa" w:w="3024"/>
+            <w:vAlign w:val="center"/>
+            <w:tcBorders>
+              <w:bottom w:val="single" w:sz="6" w:space="0" w:color="000000"/>
+            </w:tcBorders>
+          </w:tcPr>
+          <w:p>
+            <w:pPr>
+              <w:spacing w:line="240" w:lineRule="auto"/>
+              <w:jc w:val="center"/>
+            </w:pPr>
+            <w:r/>
+            <w:r>
+              <w:rPr>
+                <w:rFonts w:ascii="Times New Roman" w:hAnsi="Times New Roman" w:eastAsia="SimSun"/>
+                <w:b/>
+                <w:i w:val="0"/>
+                <w:sz w:val="18"/>
+              </w:rPr>
+              <w:t>内容侧重</w:t>
+            </w:r>
+          </w:p>
+        </w:tc>
+      </w:tr>
+      <w:tr>
+        <w:tc>
+          <w:tcPr>
+            <w:tcW w:type="dxa" w:w="3024"/>
+            <w:vAlign w:val="center"/>
+          </w:tcPr>
+          <w:p>
+            <w:pPr>
+              <w:spacing w:line="240" w:lineRule="auto"/>
+              <w:jc w:val="center"/>
+            </w:pPr>
+            <w:r/>
+            <w:r>
+              <w:rPr>
+                <w:rFonts w:ascii="Times New Roman" w:hAnsi="Times New Roman" w:eastAsia="SimSun"/>
+                <w:b w:val="0"/>
+                <w:i w:val="0"/>
+                <w:sz w:val="18"/>
+              </w:rPr>
+              <w:t>M3_飞机结构和系统.txt</w:t>
+            </w:r>
+          </w:p>
+        </w:tc>
+        <w:tc>
+          <w:tcPr>
+            <w:tcW w:type="dxa" w:w="3024"/>
+            <w:vAlign w:val="center"/>
+          </w:tcPr>
+          <w:p>
+            <w:pPr>
+              <w:spacing w:line="240" w:lineRule="auto"/>
+              <w:jc w:val="center"/>
+            </w:pPr>
+            <w:r/>
+            <w:r>
+              <w:rPr>
+                <w:rFonts w:ascii="Times New Roman" w:hAnsi="Times New Roman" w:eastAsia="SimSun"/>
+                <w:b w:val="0"/>
+                <w:i w:val="0"/>
+                <w:sz w:val="18"/>
+              </w:rPr>
+              <w:t>774</w:t>
+            </w:r>
+          </w:p>
+        </w:tc>
+        <w:tc>
+          <w:tcPr>
+            <w:tcW w:type="dxa" w:w="3024"/>
+            <w:vAlign w:val="center"/>
+          </w:tcPr>
+          <w:p>
+            <w:pPr>
+              <w:spacing w:line="240" w:lineRule="auto"/>
+              <w:jc w:val="center"/>
+            </w:pPr>
+            <w:r/>
+            <w:r>
+              <w:rPr>
+                <w:rFonts w:ascii="Times New Roman" w:hAnsi="Times New Roman" w:eastAsia="SimSun"/>
+                <w:b w:val="0"/>
+                <w:i w:val="0"/>
+                <w:sz w:val="18"/>
+              </w:rPr>
+              <w:t>机体结构与系统原理</w:t>
+            </w:r>
+          </w:p>
+        </w:tc>
+      </w:tr>
+      <w:tr>
+        <w:tc>
+          <w:tcPr>
+            <w:tcW w:type="dxa" w:w="3024"/>
+            <w:vAlign w:val="center"/>
+          </w:tcPr>
+          <w:p>
+            <w:pPr>
+              <w:spacing w:line="240" w:lineRule="auto"/>
+              <w:jc w:val="center"/>
+            </w:pPr>
+            <w:r/>
+            <w:r>
+              <w:rPr>
+                <w:rFonts w:ascii="Times New Roman" w:hAnsi="Times New Roman" w:eastAsia="SimSun"/>
+                <w:b w:val="0"/>
+                <w:i w:val="0"/>
+                <w:sz w:val="18"/>
+              </w:rPr>
+              <w:t>M8_航空器维修实践.txt</w:t>
+            </w:r>
+          </w:p>
+        </w:tc>
+        <w:tc>
+          <w:tcPr>
+            <w:tcW w:type="dxa" w:w="3024"/>
+            <w:vAlign w:val="center"/>
+          </w:tcPr>
+          <w:p>
+            <w:pPr>
+              <w:spacing w:line="240" w:lineRule="auto"/>
+              <w:jc w:val="center"/>
+            </w:pPr>
+            <w:r/>
+            <w:r>
+              <w:rPr>
+                <w:rFonts w:ascii="Times New Roman" w:hAnsi="Times New Roman" w:eastAsia="SimSun"/>
+                <w:b w:val="0"/>
+                <w:i w:val="0"/>
+                <w:sz w:val="18"/>
+              </w:rPr>
+              <w:t>232</w:t>
+            </w:r>
+          </w:p>
+        </w:tc>
+        <w:tc>
+          <w:tcPr>
+            <w:tcW w:type="dxa" w:w="3024"/>
+            <w:vAlign w:val="center"/>
+          </w:tcPr>
+          <w:p>
+            <w:pPr>
+              <w:spacing w:line="240" w:lineRule="auto"/>
+              <w:jc w:val="center"/>
+            </w:pPr>
+            <w:r/>
+            <w:r>
+              <w:rPr>
+                <w:rFonts w:ascii="Times New Roman" w:hAnsi="Times New Roman" w:eastAsia="SimSun"/>
+                <w:b w:val="0"/>
+                <w:i w:val="0"/>
+                <w:sz w:val="18"/>
+              </w:rPr>
+              <w:t>维修工艺与通用实践</w:t>
+            </w:r>
+          </w:p>
+        </w:tc>
+      </w:tr>
+      <w:tr>
+        <w:tc>
+          <w:tcPr>
+            <w:tcW w:type="dxa" w:w="3024"/>
+            <w:vAlign w:val="center"/>
+          </w:tcPr>
+          <w:p>
+            <w:pPr>
+              <w:spacing w:line="240" w:lineRule="auto"/>
+              <w:jc w:val="center"/>
+            </w:pPr>
+            <w:r/>
+            <w:r>
+              <w:rPr>
+                <w:rFonts w:ascii="Times New Roman" w:hAnsi="Times New Roman" w:eastAsia="SimSun"/>
+                <w:b w:val="0"/>
+                <w:i w:val="0"/>
+                <w:sz w:val="18"/>
+              </w:rPr>
+              <w:t>B737-800_航线维护手册.txt</w:t>
+            </w:r>
+          </w:p>
+        </w:tc>
+        <w:tc>
+          <w:tcPr>
+            <w:tcW w:type="dxa" w:w="3024"/>
+            <w:vAlign w:val="center"/>
+          </w:tcPr>
+          <w:p>
+            <w:pPr>
+              <w:spacing w:line="240" w:lineRule="auto"/>
+              <w:jc w:val="center"/>
+            </w:pPr>
+            <w:r/>
+            <w:r>
+              <w:rPr>
+                <w:rFonts w:ascii="Times New Roman" w:hAnsi="Times New Roman" w:eastAsia="SimSun"/>
+                <w:b w:val="0"/>
+                <w:i w:val="0"/>
+                <w:sz w:val="18"/>
+              </w:rPr>
+              <w:t>226</w:t>
+            </w:r>
+          </w:p>
+        </w:tc>
+        <w:tc>
+          <w:tcPr>
+            <w:tcW w:type="dxa" w:w="3024"/>
+            <w:vAlign w:val="center"/>
+          </w:tcPr>
+          <w:p>
+            <w:pPr>
+              <w:spacing w:line="240" w:lineRule="auto"/>
+              <w:jc w:val="center"/>
+            </w:pPr>
+            <w:r/>
+            <w:r>
+              <w:rPr>
+                <w:rFonts w:ascii="Times New Roman" w:hAnsi="Times New Roman" w:eastAsia="SimSun"/>
+                <w:b w:val="0"/>
+                <w:i w:val="0"/>
+                <w:sz w:val="18"/>
+              </w:rPr>
+              <w:t>航线维护与排故</w:t>
+            </w:r>
+          </w:p>
+        </w:tc>
+      </w:tr>
+      <w:tr>
+        <w:tc>
+          <w:tcPr>
+            <w:tcW w:type="dxa" w:w="3024"/>
+            <w:vAlign w:val="center"/>
+          </w:tcPr>
+          <w:p>
+            <w:pPr>
+              <w:spacing w:line="240" w:lineRule="auto"/>
+              <w:jc w:val="center"/>
+            </w:pPr>
+            <w:r/>
+            <w:r>
+              <w:rPr>
+                <w:rFonts w:ascii="Times New Roman" w:hAnsi="Times New Roman" w:eastAsia="SimSun"/>
+                <w:b w:val="0"/>
+                <w:i w:val="0"/>
+                <w:sz w:val="18"/>
+              </w:rPr>
+              <w:t>飞机客舱设施与维修.txt</w:t>
+            </w:r>
+          </w:p>
+        </w:tc>
+        <w:tc>
+          <w:tcPr>
+            <w:tcW w:type="dxa" w:w="3024"/>
+            <w:vAlign w:val="center"/>
+          </w:tcPr>
+          <w:p>
+            <w:pPr>
+              <w:spacing w:line="240" w:lineRule="auto"/>
+              <w:jc w:val="center"/>
+            </w:pPr>
+            <w:r/>
+            <w:r>
+              <w:rPr>
+                <w:rFonts w:ascii="Times New Roman" w:hAnsi="Times New Roman" w:eastAsia="SimSun"/>
+                <w:b w:val="0"/>
+                <w:i w:val="0"/>
+                <w:sz w:val="18"/>
+              </w:rPr>
+              <w:t>214</w:t>
+            </w:r>
+          </w:p>
+        </w:tc>
+        <w:tc>
+          <w:tcPr>
+            <w:tcW w:type="dxa" w:w="3024"/>
+            <w:vAlign w:val="center"/>
+          </w:tcPr>
+          <w:p>
+            <w:pPr>
+              <w:spacing w:line="240" w:lineRule="auto"/>
+              <w:jc w:val="center"/>
+            </w:pPr>
+            <w:r/>
+            <w:r>
+              <w:rPr>
+                <w:rFonts w:ascii="Times New Roman" w:hAnsi="Times New Roman" w:eastAsia="SimSun"/>
+                <w:b w:val="0"/>
+                <w:i w:val="0"/>
+                <w:sz w:val="18"/>
+              </w:rPr>
+              <w:t>客舱系统维护</w:t>
+            </w:r>
+          </w:p>
+        </w:tc>
+      </w:tr>
+      <w:tr>
+        <w:tc>
+          <w:tcPr>
+            <w:tcW w:type="dxa" w:w="3024"/>
+            <w:vAlign w:val="center"/>
+          </w:tcPr>
+          <w:p>
+            <w:pPr>
+              <w:spacing w:line="240" w:lineRule="auto"/>
+              <w:jc w:val="center"/>
+            </w:pPr>
+            <w:r/>
+            <w:r>
+              <w:rPr>
+                <w:rFonts w:ascii="Times New Roman" w:hAnsi="Times New Roman" w:eastAsia="SimSun"/>
+                <w:b w:val="0"/>
+                <w:i w:val="0"/>
+                <w:sz w:val="18"/>
+              </w:rPr>
+              <w:t>B737-800_飞行使用手册.txt</w:t>
+            </w:r>
+          </w:p>
+        </w:tc>
+        <w:tc>
+          <w:tcPr>
+            <w:tcW w:type="dxa" w:w="3024"/>
+            <w:vAlign w:val="center"/>
+          </w:tcPr>
+          <w:p>
+            <w:pPr>
+              <w:spacing w:line="240" w:lineRule="auto"/>
+              <w:jc w:val="center"/>
+            </w:pPr>
+            <w:r/>
+            <w:r>
+              <w:rPr>
+                <w:rFonts w:ascii="Times New Roman" w:hAnsi="Times New Roman" w:eastAsia="SimSun"/>
+                <w:b w:val="0"/>
+                <w:i w:val="0"/>
+                <w:sz w:val="18"/>
+              </w:rPr>
+              <w:t>32</w:t>
+            </w:r>
+          </w:p>
+        </w:tc>
+        <w:tc>
+          <w:tcPr>
+            <w:tcW w:type="dxa" w:w="3024"/>
+            <w:vAlign w:val="center"/>
+          </w:tcPr>
+          <w:p>
+            <w:pPr>
+              <w:spacing w:line="240" w:lineRule="auto"/>
+              <w:jc w:val="center"/>
+            </w:pPr>
+            <w:r/>
+            <w:r>
+              <w:rPr>
+                <w:rFonts w:ascii="Times New Roman" w:hAnsi="Times New Roman" w:eastAsia="SimSun"/>
+                <w:b w:val="0"/>
+                <w:i w:val="0"/>
+                <w:sz w:val="18"/>
+              </w:rPr>
+              <w:t>机型使用手册摘要</w:t>
+            </w:r>
+          </w:p>
+        </w:tc>
+      </w:tr>
+    </w:tbl>
+    <w:p/>
     <w:p>
       <w:pPr>
         <w:keepNext/>
@@ -14567,7 +15071,7 @@
           <w:i w:val="0"/>
           <w:sz w:val="24"/>
         </w:rPr>
-        <w:t>端到端测试项如表 6.2 所示，全部通过。</w:t>
+        <w:t>端到端测试项如表 6.3 所示，全部通过。</w:t>
       </w:r>
     </w:p>
     <w:p>
@@ -14579,11 +15083,11 @@
       <w:r>
         <w:rPr>
           <w:rFonts w:ascii="Times New Roman" w:hAnsi="Times New Roman" w:eastAsia="SimSun"/>
-          <w:b/>
-          <w:i w:val="0"/>
-          <w:sz w:val="24"/>
-        </w:rPr>
-        <w:t>表 6.2 端到端测试结果</w:t>
+          <w:b w:val="0"/>
+          <w:i w:val="0"/>
+          <w:sz w:val="24"/>
+        </w:rPr>
+        <w:t>表 6.3 端到端测试结果</w:t>
       </w:r>
     </w:p>
     <w:p>
@@ -14598,7 +15102,7 @@
           <w:i w:val="0"/>
           <w:sz w:val="18"/>
         </w:rPr>
-        <w:t>表 6.2 端到端测试结果**</w:t>
+        <w:t>表 6.3 端到端测试结果</w:t>
       </w:r>
     </w:p>
     <w:tbl>
@@ -15271,7 +15775,7 @@
           <w:i w:val="0"/>
           <w:sz w:val="24"/>
         </w:rPr>
-        <w:t>设计四组实验：实验 1 纯稠密检索（baseline）；实验 2 混合检索（dense + BM25 + RRF）；实验 3 混合检索 + 交叉编码器重排序；实验 4 在实验 3 之上叠加查询改写、上下文增强切分与术语词典的完整优化版。所有实验 Top-K=5。</w:t>
+        <w:t>设计三组对比实验：实验 1 纯稠密检索（baseline）；实验 2 混合检索（dense + BM25 + RRF，BM25 分词已加载航空术语自定义词典）；实验 3 混合检索 + 交叉编码器重排序。所有实验 Top-K=5，在 1478 片段的完整知识库上运行。</w:t>
       </w:r>
     </w:p>
     <w:p>
@@ -15304,7 +15808,7 @@
           <w:i w:val="0"/>
           <w:sz w:val="24"/>
         </w:rPr>
-        <w:t>四组实验的指标对比如表 6.3 所示。</w:t>
+        <w:t>三组实验的指标对比如表 6.4 所示。</w:t>
       </w:r>
     </w:p>
     <w:p>
@@ -15316,11 +15820,11 @@
       <w:r>
         <w:rPr>
           <w:rFonts w:ascii="Times New Roman" w:hAnsi="Times New Roman" w:eastAsia="SimSun"/>
-          <w:b/>
-          <w:i w:val="0"/>
-          <w:sz w:val="24"/>
-        </w:rPr>
-        <w:t>表 6.3 不同检索策略的性能对比</w:t>
+          <w:b w:val="0"/>
+          <w:i w:val="0"/>
+          <w:sz w:val="24"/>
+        </w:rPr>
+        <w:t>表 6.4 不同检索策略的性能对比</w:t>
       </w:r>
     </w:p>
     <w:p>
@@ -15335,7 +15839,7 @@
           <w:i w:val="0"/>
           <w:sz w:val="18"/>
         </w:rPr>
-        <w:t>表 6.3 不同检索策略的性能对比**</w:t>
+        <w:t>表 6.4 不同检索策略的性能对比</w:t>
       </w:r>
     </w:p>
     <w:tbl>
@@ -15502,7 +16006,7 @@
                 <w:i w:val="0"/>
                 <w:sz w:val="18"/>
               </w:rPr>
-              <w:t>0.8444</w:t>
+              <w:t>0.7333</w:t>
             </w:r>
           </w:p>
         </w:tc>
@@ -15524,7 +16028,7 @@
                 <w:i w:val="0"/>
                 <w:sz w:val="18"/>
               </w:rPr>
-              <w:t>0.6626</w:t>
+              <w:t>0.5781</w:t>
             </w:r>
           </w:p>
         </w:tc>
@@ -15546,7 +16050,7 @@
                 <w:i w:val="0"/>
                 <w:sz w:val="18"/>
               </w:rPr>
-              <w:t>0.7071</w:t>
+              <w:t>0.6140</w:t>
             </w:r>
           </w:p>
         </w:tc>
@@ -15570,7 +16074,7 @@
                 <w:i w:val="0"/>
                 <w:sz w:val="18"/>
               </w:rPr>
-              <w:t>baseline（dense，优化 Embedding）</w:t>
+              <w:t>hybrid（dense + BM25 + RRF）</w:t>
             </w:r>
           </w:p>
         </w:tc>
@@ -15592,7 +16096,7 @@
                 <w:i w:val="0"/>
                 <w:sz w:val="18"/>
               </w:rPr>
-              <w:t>0.8667</w:t>
+              <w:t>0.8889</w:t>
             </w:r>
           </w:p>
         </w:tc>
@@ -15614,7 +16118,7 @@
                 <w:i w:val="0"/>
                 <w:sz w:val="18"/>
               </w:rPr>
-              <w:t>0.7293</w:t>
+              <w:t>0.7800</w:t>
             </w:r>
           </w:p>
         </w:tc>
@@ -15636,97 +16140,7 @@
                 <w:i w:val="0"/>
                 <w:sz w:val="18"/>
               </w:rPr>
-              <w:t>0.7601</w:t>
-            </w:r>
-          </w:p>
-        </w:tc>
-      </w:tr>
-      <w:tr>
-        <w:tc>
-          <w:tcPr>
-            <w:tcW w:type="dxa" w:w="2268"/>
-            <w:vAlign w:val="center"/>
-          </w:tcPr>
-          <w:p>
-            <w:pPr>
-              <w:spacing w:line="240" w:lineRule="auto"/>
-              <w:jc w:val="center"/>
-            </w:pPr>
-            <w:r/>
-            <w:r>
-              <w:rPr>
-                <w:rFonts w:ascii="Times New Roman" w:hAnsi="Times New Roman" w:eastAsia="SimSun"/>
-                <w:b w:val="0"/>
-                <w:i w:val="0"/>
-                <w:sz w:val="18"/>
-              </w:rPr>
-              <w:t>hybrid</w:t>
-            </w:r>
-          </w:p>
-        </w:tc>
-        <w:tc>
-          <w:tcPr>
-            <w:tcW w:type="dxa" w:w="2268"/>
-            <w:vAlign w:val="center"/>
-          </w:tcPr>
-          <w:p>
-            <w:pPr>
-              <w:spacing w:line="240" w:lineRule="auto"/>
-              <w:jc w:val="center"/>
-            </w:pPr>
-            <w:r/>
-            <w:r>
-              <w:rPr>
-                <w:rFonts w:ascii="Times New Roman" w:hAnsi="Times New Roman" w:eastAsia="SimSun"/>
-                <w:b w:val="0"/>
-                <w:i w:val="0"/>
-                <w:sz w:val="18"/>
-              </w:rPr>
-              <w:t>0.9333</w:t>
-            </w:r>
-          </w:p>
-        </w:tc>
-        <w:tc>
-          <w:tcPr>
-            <w:tcW w:type="dxa" w:w="2268"/>
-            <w:vAlign w:val="center"/>
-          </w:tcPr>
-          <w:p>
-            <w:pPr>
-              <w:spacing w:line="240" w:lineRule="auto"/>
-              <w:jc w:val="center"/>
-            </w:pPr>
-            <w:r/>
-            <w:r>
-              <w:rPr>
-                <w:rFonts w:ascii="Times New Roman" w:hAnsi="Times New Roman" w:eastAsia="SimSun"/>
-                <w:b w:val="0"/>
-                <w:i w:val="0"/>
-                <w:sz w:val="18"/>
-              </w:rPr>
-              <w:t>0.8259</w:t>
-            </w:r>
-          </w:p>
-        </w:tc>
-        <w:tc>
-          <w:tcPr>
-            <w:tcW w:type="dxa" w:w="2268"/>
-            <w:vAlign w:val="center"/>
-          </w:tcPr>
-          <w:p>
-            <w:pPr>
-              <w:spacing w:line="240" w:lineRule="auto"/>
-              <w:jc w:val="center"/>
-            </w:pPr>
-            <w:r/>
-            <w:r>
-              <w:rPr>
-                <w:rFonts w:ascii="Times New Roman" w:hAnsi="Times New Roman" w:eastAsia="SimSun"/>
-                <w:b w:val="0"/>
-                <w:i w:val="0"/>
-                <w:sz w:val="18"/>
-              </w:rPr>
-              <w:t>0.8537</w:t>
+              <w:t>0.8084</w:t>
             </w:r>
           </w:p>
         </w:tc>
@@ -15772,7 +16186,7 @@
                 <w:i w:val="0"/>
                 <w:sz w:val="18"/>
               </w:rPr>
-              <w:t>0.9778</w:t>
+              <w:t>0.9556</w:t>
             </w:r>
           </w:p>
         </w:tc>
@@ -15794,7 +16208,7 @@
                 <w:i w:val="0"/>
                 <w:sz w:val="18"/>
               </w:rPr>
-              <w:t>0.9667</w:t>
+              <w:t>0.9444</w:t>
             </w:r>
           </w:p>
         </w:tc>
@@ -15816,7 +16230,7 @@
                 <w:i w:val="0"/>
                 <w:sz w:val="18"/>
               </w:rPr>
-              <w:t>0.9678</w:t>
+              <w:t>0.9459</w:t>
             </w:r>
           </w:p>
         </w:tc>
@@ -15853,7 +16267,7 @@
           <w:i w:val="0"/>
           <w:sz w:val="24"/>
         </w:rPr>
-        <w:t>（1）引入混合检索后 Hit Rate +7.7%、MRR +13.2%、nDCG +12.3%，BM25 对 "ARINC629" 等专业术语的精确匹配与稠密检索的语义理解形成互补。 （2）引入交叉编码器重排序后 Hit Rate +4.8%、MRR +17.1%、nDCG +13.4%，MRR 大幅提升表明重排序显著将正确答案推至首位。 （3）最终系统 Hit Rate@5 = 97.78%（45 条中 44 条命中）、MRR@5 = 0.9667、nDCG@5 = 0.9678，累计较 baseline 分别提升 12.5%、30.3%、25.7%。</w:t>
+        <w:t>（1）引入混合检索后 Hit Rate +21.2%、MRR +34.9%、nDCG +31.7%，BM25 在"ARINC629 总线"、"ZMU"、"602PP 汇流条"等专业术语与编号上的精确匹配能力显著弥补稠密检索的语义泛化倾向，且经术语词典约束后分词不再将"起落架"切为"起落+架"这类错误，两路结果互补。 （2）叠加交叉编码器重排序后 Hit Rate 再 +7.5%、MRR +21.1%、nDCG +17.0%，MRR 的大幅跃升表明 rerank 能够基于查询-文档细粒度语义交互，将正确答案稳定推至首位。 （3）最终系统 Hit Rate@5 = 95.56%（45 条中 43 条命中）、MRR@5 = 0.9444、nDCG@5 = 0.9459，累计较 baseline 分别提升 30.3%、63.4%、54.1%。相较单文档知识库，本次评估在 5 份文档共 1478 片段上进行，候选空间扩大约 3 倍，baseline 指标相应下探（0.7333 vs 先前 0.8444），优化组合的相对增益反而更显著，验证了混合检索+重排序在大规模多源知识库下的鲁棒性。</w:t>
       </w:r>
     </w:p>
     <w:p>
@@ -15902,7 +16316,7 @@
           <w:i w:val="0"/>
           <w:sz w:val="24"/>
         </w:rPr>
-        <w:t>通过 e2e 客户端采集的各模块典型延迟如表 6.4 所示。</w:t>
+        <w:t>通过 e2e 客户端采集的各模块典型延迟如表 6.5 所示。</w:t>
       </w:r>
     </w:p>
     <w:p>
@@ -15914,11 +16328,11 @@
       <w:r>
         <w:rPr>
           <w:rFonts w:ascii="Times New Roman" w:hAnsi="Times New Roman" w:eastAsia="SimSun"/>
-          <w:b/>
-          <w:i w:val="0"/>
-          <w:sz w:val="24"/>
-        </w:rPr>
-        <w:t>表 6.4 各模块延迟分解</w:t>
+          <w:b w:val="0"/>
+          <w:i w:val="0"/>
+          <w:sz w:val="24"/>
+        </w:rPr>
+        <w:t>表 6.5 各模块延迟分解</w:t>
       </w:r>
     </w:p>
     <w:p>
@@ -15933,7 +16347,7 @@
           <w:i w:val="0"/>
           <w:sz w:val="18"/>
         </w:rPr>
-        <w:t>表 6.4 各模块延迟分解**</w:t>
+        <w:t>表 6.5 各模块延迟分解</w:t>
       </w:r>
     </w:p>
     <w:tbl>
@@ -16457,7 +16871,7 @@
           <w:i w:val="0"/>
           <w:sz w:val="24"/>
         </w:rPr>
-        <w:t>6.5.2 端到端延迟</w:t>
+        <w:t>6.5.2 端到端延迟测量方法与结果</w:t>
       </w:r>
     </w:p>
     <w:p>
@@ -16473,7 +16887,273 @@
           <w:i w:val="0"/>
           <w:sz w:val="24"/>
         </w:rPr>
-        <w:t>串行模式端到端延迟约 5.6 s；流式模式下 LLM 与 TTS 高度并行，用户说完到首帧音频实测约 1.6 s，降低约 71%，用户在 1-2 秒内即可听到回答开头。</w:t>
+        <w:t xml:space="preserve">采用 </w:t>
+      </w:r>
+      <w:r>
+        <w:rPr>
+          <w:rFonts w:ascii="Consolas" w:hAnsi="Consolas" w:eastAsia="Consolas"/>
+          <w:b w:val="0"/>
+          <w:i w:val="0"/>
+          <w:sz w:val="24"/>
+        </w:rPr>
+        <w:t>scripts/e2e_test_client.py</w:t>
+      </w:r>
+      <w:r>
+        <w:rPr>
+          <w:rFonts w:ascii="Times New Roman" w:hAnsi="Times New Roman" w:eastAsia="SimSun"/>
+          <w:b w:val="0"/>
+          <w:i w:val="0"/>
+          <w:sz w:val="24"/>
+        </w:rPr>
+        <w:t xml:space="preserve"> 作为测量工具，以 WebSocket 客户端向后端重放预合成的测试音频，客户端在收到 </w:t>
+      </w:r>
+      <w:r>
+        <w:rPr>
+          <w:rFonts w:ascii="Consolas" w:hAnsi="Consolas" w:eastAsia="Consolas"/>
+          <w:b w:val="0"/>
+          <w:i w:val="0"/>
+          <w:sz w:val="24"/>
+        </w:rPr>
+        <w:t>stop_recording</w:t>
+      </w:r>
+      <w:r>
+        <w:rPr>
+          <w:rFonts w:ascii="Times New Roman" w:hAnsi="Times New Roman" w:eastAsia="SimSun"/>
+          <w:b w:val="0"/>
+          <w:i w:val="0"/>
+          <w:sz w:val="24"/>
+        </w:rPr>
+        <w:t xml:space="preserve"> 确认、</w:t>
+      </w:r>
+      <w:r>
+        <w:rPr>
+          <w:rFonts w:ascii="Consolas" w:hAnsi="Consolas" w:eastAsia="Consolas"/>
+          <w:b w:val="0"/>
+          <w:i w:val="0"/>
+          <w:sz w:val="24"/>
+        </w:rPr>
+        <w:t>stt_final</w:t>
+      </w:r>
+      <w:r>
+        <w:rPr>
+          <w:rFonts w:ascii="Times New Roman" w:hAnsi="Times New Roman" w:eastAsia="SimSun"/>
+          <w:b w:val="0"/>
+          <w:i w:val="0"/>
+          <w:sz w:val="24"/>
+        </w:rPr>
+        <w:t>、</w:t>
+      </w:r>
+      <w:r>
+        <w:rPr>
+          <w:rFonts w:ascii="Consolas" w:hAnsi="Consolas" w:eastAsia="Consolas"/>
+          <w:b w:val="0"/>
+          <w:i w:val="0"/>
+          <w:sz w:val="24"/>
+        </w:rPr>
+        <w:t>llm_chunk</w:t>
+      </w:r>
+      <w:r>
+        <w:rPr>
+          <w:rFonts w:ascii="Times New Roman" w:hAnsi="Times New Roman" w:eastAsia="SimSun"/>
+          <w:b w:val="0"/>
+          <w:i w:val="0"/>
+          <w:sz w:val="24"/>
+        </w:rPr>
+        <w:t xml:space="preserve"> 首帧、</w:t>
+      </w:r>
+      <w:r>
+        <w:rPr>
+          <w:rFonts w:ascii="Consolas" w:hAnsi="Consolas" w:eastAsia="Consolas"/>
+          <w:b w:val="0"/>
+          <w:i w:val="0"/>
+          <w:sz w:val="24"/>
+        </w:rPr>
+        <w:t>tts_audio</w:t>
+      </w:r>
+      <w:r>
+        <w:rPr>
+          <w:rFonts w:ascii="Times New Roman" w:hAnsi="Times New Roman" w:eastAsia="SimSun"/>
+          <w:b w:val="0"/>
+          <w:i w:val="0"/>
+          <w:sz w:val="24"/>
+        </w:rPr>
+        <w:t xml:space="preserve"> 首包四个关键事件处记录时间戳，核心指标取：</w:t>
+      </w:r>
+    </w:p>
+    <w:p>
+      <w:pPr>
+        <w:spacing w:line="360" w:lineRule="auto"/>
+        <w:ind w:firstLine="420"/>
+        <w:jc w:val="both"/>
+      </w:pPr>
+      <w:r>
+        <w:rPr>
+          <w:rFonts w:ascii="Times New Roman" w:hAnsi="Times New Roman" w:eastAsia="SimSun"/>
+          <w:b w:val="0"/>
+          <w:i w:val="0"/>
+          <w:sz w:val="24"/>
+        </w:rPr>
+        <w:t>① 识别收尾：</w:t>
+      </w:r>
+      <w:r>
+        <w:rPr>
+          <w:rFonts w:ascii="Consolas" w:hAnsi="Consolas" w:eastAsia="Consolas"/>
+          <w:b w:val="0"/>
+          <w:i w:val="0"/>
+          <w:sz w:val="24"/>
+        </w:rPr>
+        <w:t>stop_recording</w:t>
+      </w:r>
+      <w:r>
+        <w:rPr>
+          <w:rFonts w:ascii="Times New Roman" w:hAnsi="Times New Roman" w:eastAsia="SimSun"/>
+          <w:b w:val="0"/>
+          <w:i w:val="0"/>
+          <w:sz w:val="24"/>
+        </w:rPr>
+        <w:t xml:space="preserve"> → </w:t>
+      </w:r>
+      <w:r>
+        <w:rPr>
+          <w:rFonts w:ascii="Consolas" w:hAnsi="Consolas" w:eastAsia="Consolas"/>
+          <w:b w:val="0"/>
+          <w:i w:val="0"/>
+          <w:sz w:val="24"/>
+        </w:rPr>
+        <w:t>stt_final</w:t>
+      </w:r>
+      <w:r>
+        <w:rPr>
+          <w:rFonts w:ascii="Times New Roman" w:hAnsi="Times New Roman" w:eastAsia="SimSun"/>
+          <w:b w:val="0"/>
+          <w:i w:val="0"/>
+          <w:sz w:val="24"/>
+        </w:rPr>
+        <w:t>； ② 检索+首 token：</w:t>
+      </w:r>
+      <w:r>
+        <w:rPr>
+          <w:rFonts w:ascii="Consolas" w:hAnsi="Consolas" w:eastAsia="Consolas"/>
+          <w:b w:val="0"/>
+          <w:i w:val="0"/>
+          <w:sz w:val="24"/>
+        </w:rPr>
+        <w:t>stt_final</w:t>
+      </w:r>
+      <w:r>
+        <w:rPr>
+          <w:rFonts w:ascii="Times New Roman" w:hAnsi="Times New Roman" w:eastAsia="SimSun"/>
+          <w:b w:val="0"/>
+          <w:i w:val="0"/>
+          <w:sz w:val="24"/>
+        </w:rPr>
+        <w:t xml:space="preserve"> → </w:t>
+      </w:r>
+      <w:r>
+        <w:rPr>
+          <w:rFonts w:ascii="Consolas" w:hAnsi="Consolas" w:eastAsia="Consolas"/>
+          <w:b w:val="0"/>
+          <w:i w:val="0"/>
+          <w:sz w:val="24"/>
+        </w:rPr>
+        <w:t>llm_chunk</w:t>
+      </w:r>
+      <w:r>
+        <w:rPr>
+          <w:rFonts w:ascii="Times New Roman" w:hAnsi="Times New Roman" w:eastAsia="SimSun"/>
+          <w:b w:val="0"/>
+          <w:i w:val="0"/>
+          <w:sz w:val="24"/>
+        </w:rPr>
+        <w:t xml:space="preserve"> 首帧（含查询改写、混合检索、重排序、LLM 首 token）； ③ TTS 首帧：首个 </w:t>
+      </w:r>
+      <w:r>
+        <w:rPr>
+          <w:rFonts w:ascii="Consolas" w:hAnsi="Consolas" w:eastAsia="Consolas"/>
+          <w:b w:val="0"/>
+          <w:i w:val="0"/>
+          <w:sz w:val="24"/>
+        </w:rPr>
+        <w:t>llm_chunk</w:t>
+      </w:r>
+      <w:r>
+        <w:rPr>
+          <w:rFonts w:ascii="Times New Roman" w:hAnsi="Times New Roman" w:eastAsia="SimSun"/>
+          <w:b w:val="0"/>
+          <w:i w:val="0"/>
+          <w:sz w:val="24"/>
+        </w:rPr>
+        <w:t xml:space="preserve"> → 首包 </w:t>
+      </w:r>
+      <w:r>
+        <w:rPr>
+          <w:rFonts w:ascii="Consolas" w:hAnsi="Consolas" w:eastAsia="Consolas"/>
+          <w:b w:val="0"/>
+          <w:i w:val="0"/>
+          <w:sz w:val="24"/>
+        </w:rPr>
+        <w:t>tts_audio</w:t>
+      </w:r>
+      <w:r>
+        <w:rPr>
+          <w:rFonts w:ascii="Times New Roman" w:hAnsi="Times New Roman" w:eastAsia="SimSun"/>
+          <w:b w:val="0"/>
+          <w:i w:val="0"/>
+          <w:sz w:val="24"/>
+        </w:rPr>
+        <w:t>（含文本缓冲与 CosyVoice 首包时延）； ④ 端到端首响：</w:t>
+      </w:r>
+      <w:r>
+        <w:rPr>
+          <w:rFonts w:ascii="Consolas" w:hAnsi="Consolas" w:eastAsia="Consolas"/>
+          <w:b w:val="0"/>
+          <w:i w:val="0"/>
+          <w:sz w:val="24"/>
+        </w:rPr>
+        <w:t>stop_recording</w:t>
+      </w:r>
+      <w:r>
+        <w:rPr>
+          <w:rFonts w:ascii="Times New Roman" w:hAnsi="Times New Roman" w:eastAsia="SimSun"/>
+          <w:b w:val="0"/>
+          <w:i w:val="0"/>
+          <w:sz w:val="24"/>
+        </w:rPr>
+        <w:t xml:space="preserve"> → 首包 </w:t>
+      </w:r>
+      <w:r>
+        <w:rPr>
+          <w:rFonts w:ascii="Consolas" w:hAnsi="Consolas" w:eastAsia="Consolas"/>
+          <w:b w:val="0"/>
+          <w:i w:val="0"/>
+          <w:sz w:val="24"/>
+        </w:rPr>
+        <w:t>tts_audio</w:t>
+      </w:r>
+      <w:r>
+        <w:rPr>
+          <w:rFonts w:ascii="Times New Roman" w:hAnsi="Times New Roman" w:eastAsia="SimSun"/>
+          <w:b w:val="0"/>
+          <w:i w:val="0"/>
+          <w:sz w:val="24"/>
+        </w:rPr>
+        <w:t>，作为"说完到听到"指标。</w:t>
+      </w:r>
+    </w:p>
+    <w:p>
+      <w:pPr>
+        <w:spacing w:line="360" w:lineRule="auto"/>
+        <w:ind w:firstLine="420"/>
+        <w:jc w:val="both"/>
+      </w:pPr>
+      <w:r>
+        <w:rPr>
+          <w:rFonts w:ascii="Times New Roman" w:hAnsi="Times New Roman" w:eastAsia="SimSun"/>
+          <w:b w:val="0"/>
+          <w:i w:val="0"/>
+          <w:sz w:val="24"/>
+        </w:rPr>
+        <w:t>在典型测试集上，串行模式（待 LLM 完整生成后一次性合成）端到端延迟约 5.6 s；流式模式下 LLM 与 TTS 高度并行，"说完到首帧音频"典型值约 1.6 s，较串行模式降低约 71%。</w:t>
       </w:r>
     </w:p>
     <w:p>
@@ -16505,7 +17185,7 @@
           <w:i w:val="0"/>
           <w:sz w:val="24"/>
         </w:rPr>
-        <w:t>本章通过单元测试、端到端测试、RAG 检索性能评估与延迟分析验证了系统的正确性与性能。16 个单元测试全部通过；端到端测试覆盖主要交互路径；四组对比实验定量验证了各优化措施的贡献，最终 Hit Rate@5 达 97.78%、MRR@5 达 0.9667、nDCG@5 达 0.9678；流式架构将端到端延迟从约 5.6 秒降至约 1.6 秒。</w:t>
+        <w:t>本章通过单元测试、端到端测试、RAG 检索性能评估与延迟分析验证了系统的正确性与性能。16 个单元测试全部通过；端到端测试覆盖主要交互路径；三组对比实验在 1478 片段的多源知识库上定量验证了各优化措施的贡献，最终 Hit Rate@5 达 95.56%、MRR@5 达 0.9444、nDCG@5 达 0.9459，较 baseline 分别提升 30.3%、63.4%、54.1%；流式架构将端到端延迟从约 5.6 秒降至约 1.6 秒。</w:t>
       </w:r>
     </w:p>
     <w:p>
@@ -16653,7 +17333,7 @@
           <w:i w:val="0"/>
           <w:sz w:val="24"/>
         </w:rPr>
-        <w:t>。采用 PaddleX 版面分析 + PaddleOCR 从维修手册 PDF 提取高质量文本，基于自然段落实现 300-800 字的智能切分，自动抽取章节、小节与页码元数据，构建 FAISS 向量索引与 BM25 稀疏索引的双索引体系。</w:t>
+        <w:t>。采用 PaddleX 版面分析 + PaddleOCR 从 5 份飞机维修手册 PDF 提取高质量文本，基于自然段落实现 300-800 字的智能切分，自动抽取章节、小节与页码元数据，共构建 1478 个文档片段的 FAISS 向量索引与 BM25 稀疏索引双索引体系。</w:t>
       </w:r>
     </w:p>
     <w:p>
@@ -16687,7 +17367,7 @@
           <w:i w:val="0"/>
           <w:sz w:val="24"/>
         </w:rPr>
-        <w:t>。实现混合检索（BM25 + FAISS + RRF）、交叉编码器重排序、查询改写、上下文增强切分、航空术语词典与元数据过滤六项优化，Hit Rate@5 由 84.44% 提升至 97.78%，MRR@5 由 0.6626 提升至 0.9667，nDCG@5 由 0.7071 提升至 0.9678。</w:t>
+        <w:t>。实现混合检索（BM25 + FAISS + RRF）、交叉编码器重排序、查询改写、上下文增强切分、航空术语词典与元数据过滤六项优化，在 45 条测试查询上 Hit Rate@5 由 73.33% 提升至 95.56%，MRR@5 由 0.5781 提升至 0.9444，nDCG@5 由 0.6140 提升至 0.9459。</w:t>
       </w:r>
     </w:p>
     <w:p>
@@ -16796,16 +17476,16 @@
           <w:i w:val="0"/>
           <w:sz w:val="24"/>
         </w:rPr>
-        <w:t>知识库规模有限</w:t>
-      </w:r>
-      <w:r>
-        <w:rPr>
-          <w:rFonts w:ascii="Times New Roman" w:hAnsi="Times New Roman" w:eastAsia="SimSun"/>
-          <w:b w:val="0"/>
-          <w:i w:val="0"/>
-          <w:sz w:val="24"/>
-        </w:rPr>
-        <w:t>。当前仅包含单本维修手册（约 432 KB），大规模多机型场景下的性能有待验证。 （2）</w:t>
+        <w:t>知识库规模仍有扩展空间</w:t>
+      </w:r>
+      <w:r>
+        <w:rPr>
+          <w:rFonts w:ascii="Times New Roman" w:hAnsi="Times New Roman" w:eastAsia="SimSun"/>
+          <w:b w:val="0"/>
+          <w:i w:val="0"/>
+          <w:sz w:val="24"/>
+        </w:rPr>
+        <w:t>。当前包含 5 份核心维修资料（1478 个文档片段），更大规模多机型与跨厂商场景下的性能有待进一步验证。 （2）</w:t>
       </w:r>
       <w:r>
         <w:rPr>

--- a/thesis/docx/毕业论文.docx
+++ b/thesis/docx/毕业论文.docx
@@ -259,7 +259,7 @@
           <w:i w:val="0"/>
           <w:sz w:val="24"/>
         </w:rPr>
-        <w:t>系统前端基于原生 JavaScript 和 Web Audio API 实现了航空仪表盘风格的交互界面，支持持续监听和按住说话两种录音模式。实验结果表明，本系统在检索准确性、响应延迟和交互体验等方面达到了预期目标，能够为航空维修技术人员提供高效、准确的语音问答服务。</w:t>
+        <w:t>系统前端基于原生 JavaScript 和 Web Audio API 实现了航空仪表盘风格的交互界面，支持持续监听和按住说话两种录音模式。实验结果表明，本项目在检索准确性、响应延迟和交互体验等方面达到了预期目标，能够为航空维修技术人员提供高效、准确的语音问答服务。</w:t>
       </w:r>
     </w:p>
     <w:p>
@@ -739,43 +739,7 @@
           <w:i w:val="0"/>
           <w:sz w:val="24"/>
         </w:rPr>
-        <w:t xml:space="preserve">：设计基于 FastAPI + WebSocket 的端到端流式架构，集成 STT、RAG、LLM、TTS 四大模块，创新性地采用 asyncio 协程与 daemon 线程混合调度，通过 </w:t>
-      </w:r>
-      <w:r>
-        <w:rPr>
-          <w:rFonts w:ascii="Consolas" w:hAnsi="Consolas" w:eastAsia="Consolas"/>
-          <w:b w:val="0"/>
-          <w:i w:val="0"/>
-          <w:sz w:val="24"/>
-        </w:rPr>
-        <w:t>call_soon_threadsafe</w:t>
-      </w:r>
-      <w:r>
-        <w:rPr>
-          <w:rFonts w:ascii="Times New Roman" w:hAnsi="Times New Roman" w:eastAsia="SimSun"/>
-          <w:b w:val="0"/>
-          <w:i w:val="0"/>
-          <w:sz w:val="24"/>
-        </w:rPr>
-        <w:t xml:space="preserve"> 和 </w:t>
-      </w:r>
-      <w:r>
-        <w:rPr>
-          <w:rFonts w:ascii="Consolas" w:hAnsi="Consolas" w:eastAsia="Consolas"/>
-          <w:b w:val="0"/>
-          <w:i w:val="0"/>
-          <w:sz w:val="24"/>
-        </w:rPr>
-        <w:t>run_coroutine_threadsafe</w:t>
-      </w:r>
-      <w:r>
-        <w:rPr>
-          <w:rFonts w:ascii="Times New Roman" w:hAnsi="Times New Roman" w:eastAsia="SimSun"/>
-          <w:b w:val="0"/>
-          <w:i w:val="0"/>
-          <w:sz w:val="24"/>
-        </w:rPr>
-        <w:t xml:space="preserve"> 实现跨线程安全通信，将端到端延迟控制在 1-2 秒。</w:t>
+        <w:t>：设计基于 FastAPI + WebSocket 的端到端流式架构，将 RAG 检索、语音识别、语言模型推理、语音合成与会话编排统一到同一处理链路中，并采用协程与线程混合调度方式保证实时性，将端到端延迟控制在 1-2 秒。</w:t>
       </w:r>
     </w:p>
     <w:p>
@@ -991,7 +955,7 @@
           <w:i w:val="0"/>
           <w:sz w:val="24"/>
         </w:rPr>
-        <w:t>第三章 系统需求分析与设计：进行需求分析，设计四层总体架构、端到端流式数据流和各模块的类与接口。</w:t>
+        <w:t>第三章 系统需求分析与设计：进行需求分析，设计四层总体架构、端到端流式数据流，以及 RAG 检索、语音识别、语言模型推理、语音合成和会话编排与服务接入五个核心模块。</w:t>
       </w:r>
     </w:p>
     <w:p>
@@ -1007,7 +971,7 @@
           <w:i w:val="0"/>
           <w:sz w:val="24"/>
         </w:rPr>
-        <w:t>第四章 系统实现：描述文档预处理、索引构建、各核心模块、Pipeline 编排、WebSocket 服务和前端的具体实现。</w:t>
+        <w:t>第四章 系统实现：对应第三章的模块划分，说明文档预处理、索引构建、各核心模块实现以及会话编排与服务接入机制的具体落地方式。</w:t>
       </w:r>
     </w:p>
     <w:p>
@@ -5517,6 +5481,22 @@
     </w:p>
     <w:p>
       <w:pPr>
+        <w:spacing w:line="360" w:lineRule="auto"/>
+        <w:ind w:firstLine="420"/>
+        <w:jc w:val="both"/>
+      </w:pPr>
+      <w:r>
+        <w:rPr>
+          <w:rFonts w:ascii="Times New Roman" w:hAnsi="Times New Roman" w:eastAsia="SimSun"/>
+          <w:b w:val="0"/>
+          <w:i w:val="0"/>
+          <w:sz w:val="24"/>
+        </w:rPr>
+        <w:t>本章围绕语音问答项目的实际应用目标展开分析。在明确功能需求和性能约束的基础上，本文进一步给出整体架构、模块边界和数据组织方式，使后续实现章节能够与设计章节逐项对应，避免出现设计与实现脱节的问题。</w:t>
+      </w:r>
+    </w:p>
+    <w:p>
+      <w:pPr>
         <w:keepNext/>
         <w:spacing w:before="240" w:after="240" w:line="360" w:lineRule="auto"/>
         <w:jc w:val="left"/>
@@ -5561,7 +5541,7 @@
           <w:i w:val="0"/>
           <w:sz w:val="24"/>
         </w:rPr>
-        <w:t>本系统面向航空维修技术人员，提供基于语音交互的维修知识问答服务。通过对用户需求的调研，确定以下核心功能需求：</w:t>
+        <w:t>本项目面向航空维修技术人员，目标是在复杂作业环境下提供可追溯、可打断、低延迟的语音问答能力。与一般开放域问答不同，航空维修场景要求回答内容必须基于手册和技术资料，既要保证检索准确性，也要保证交互过程足够自然。因此，项目的功能需求并不是若干孤立功能的简单堆叠，而是围绕一次完整问答闭环展开。</w:t>
       </w:r>
     </w:p>
     <w:p>
@@ -5577,25 +5557,7 @@
           <w:i w:val="0"/>
           <w:sz w:val="24"/>
         </w:rPr>
-        <w:t>（1）</w:t>
-      </w:r>
-      <w:r>
-        <w:rPr>
-          <w:rFonts w:ascii="Times New Roman" w:hAnsi="Times New Roman" w:eastAsia="SimSun"/>
-          <w:b/>
-          <w:i w:val="0"/>
-          <w:sz w:val="24"/>
-        </w:rPr>
-        <w:t>语音输入与识别</w:t>
-      </w:r>
-      <w:r>
-        <w:rPr>
-          <w:rFonts w:ascii="Times New Roman" w:hAnsi="Times New Roman" w:eastAsia="SimSun"/>
-          <w:b w:val="0"/>
-          <w:i w:val="0"/>
-          <w:sz w:val="24"/>
-        </w:rPr>
-        <w:t>：支持持续监听与按住说话（PTT）两种录音模式，实时采集麦克风音频并通过流式 STT 转写为文本，支持中间结果展示。</w:t>
+        <w:t>首先，项目需要具备稳定的语音输入能力。维修人员往往无法在工作现场频繁切换到键盘输入，因此系统应支持持续监听和按住说话两种录音模式，并能够在录音过程中持续返回中间识别结果，使用户及时判断识别内容是否偏离原意。其次，项目需要建立基于知识库的回答生成能力。用户提出问题后，系统不仅要生成回答，还必须展示对应的文档来源，从而满足航空维修场景对依据可核验的要求。</w:t>
       </w:r>
     </w:p>
     <w:p>
@@ -5611,127 +5573,7 @@
           <w:i w:val="0"/>
           <w:sz w:val="24"/>
         </w:rPr>
-        <w:t>（2）</w:t>
-      </w:r>
-      <w:r>
-        <w:rPr>
-          <w:rFonts w:ascii="Times New Roman" w:hAnsi="Times New Roman" w:eastAsia="SimSun"/>
-          <w:b/>
-          <w:i w:val="0"/>
-          <w:sz w:val="24"/>
-        </w:rPr>
-        <w:t>知识检索与问答生成</w:t>
-      </w:r>
-      <w:r>
-        <w:rPr>
-          <w:rFonts w:ascii="Times New Roman" w:hAnsi="Times New Roman" w:eastAsia="SimSun"/>
-          <w:b w:val="0"/>
-          <w:i w:val="0"/>
-          <w:sz w:val="24"/>
-        </w:rPr>
-        <w:t>：基于预构建的航空维修知识库检索与用户问题最相关的文档片段，检索结果带有章节和页码来源信息；随后基于检索内容使用 LLM 生成准确简洁的回答，对超出知识库范围的问题如实告知。</w:t>
-      </w:r>
-    </w:p>
-    <w:p>
-      <w:pPr>
-        <w:spacing w:line="360" w:lineRule="auto"/>
-        <w:ind w:firstLine="420"/>
-        <w:jc w:val="both"/>
-      </w:pPr>
-      <w:r>
-        <w:rPr>
-          <w:rFonts w:ascii="Times New Roman" w:hAnsi="Times New Roman" w:eastAsia="SimSun"/>
-          <w:b w:val="0"/>
-          <w:i w:val="0"/>
-          <w:sz w:val="24"/>
-        </w:rPr>
-        <w:t>（3）</w:t>
-      </w:r>
-      <w:r>
-        <w:rPr>
-          <w:rFonts w:ascii="Times New Roman" w:hAnsi="Times New Roman" w:eastAsia="SimSun"/>
-          <w:b/>
-          <w:i w:val="0"/>
-          <w:sz w:val="24"/>
-        </w:rPr>
-        <w:t>语音播报与打断</w:t>
-      </w:r>
-      <w:r>
-        <w:rPr>
-          <w:rFonts w:ascii="Times New Roman" w:hAnsi="Times New Roman" w:eastAsia="SimSun"/>
-          <w:b w:val="0"/>
-          <w:i w:val="0"/>
-          <w:sz w:val="24"/>
-        </w:rPr>
-        <w:t>：将生成文本通过流式 TTS 合成为语音播报；用户可随时通过说话或点击按钮打断当前播报，系统立即停止并准备接收新提问。</w:t>
-      </w:r>
-    </w:p>
-    <w:p>
-      <w:pPr>
-        <w:spacing w:line="360" w:lineRule="auto"/>
-        <w:ind w:firstLine="420"/>
-        <w:jc w:val="both"/>
-      </w:pPr>
-      <w:r>
-        <w:rPr>
-          <w:rFonts w:ascii="Times New Roman" w:hAnsi="Times New Roman" w:eastAsia="SimSun"/>
-          <w:b w:val="0"/>
-          <w:i w:val="0"/>
-          <w:sz w:val="24"/>
-        </w:rPr>
-        <w:t>（4）</w:t>
-      </w:r>
-      <w:r>
-        <w:rPr>
-          <w:rFonts w:ascii="Times New Roman" w:hAnsi="Times New Roman" w:eastAsia="SimSun"/>
-          <w:b/>
-          <w:i w:val="0"/>
-          <w:sz w:val="24"/>
-        </w:rPr>
-        <w:t>多轮对话</w:t>
-      </w:r>
-      <w:r>
-        <w:rPr>
-          <w:rFonts w:ascii="Times New Roman" w:hAnsi="Times New Roman" w:eastAsia="SimSun"/>
-          <w:b w:val="0"/>
-          <w:i w:val="0"/>
-          <w:sz w:val="24"/>
-        </w:rPr>
-        <w:t>：支持多轮上下文管理，能够正确理解对话中的代词指代和省略表达，保持对话连贯性。</w:t>
-      </w:r>
-    </w:p>
-    <w:p>
-      <w:pPr>
-        <w:spacing w:line="360" w:lineRule="auto"/>
-        <w:ind w:firstLine="420"/>
-        <w:jc w:val="both"/>
-      </w:pPr>
-      <w:r>
-        <w:rPr>
-          <w:rFonts w:ascii="Times New Roman" w:hAnsi="Times New Roman" w:eastAsia="SimSun"/>
-          <w:b w:val="0"/>
-          <w:i w:val="0"/>
-          <w:sz w:val="24"/>
-        </w:rPr>
-        <w:t>（5）</w:t>
-      </w:r>
-      <w:r>
-        <w:rPr>
-          <w:rFonts w:ascii="Times New Roman" w:hAnsi="Times New Roman" w:eastAsia="SimSun"/>
-          <w:b/>
-          <w:i w:val="0"/>
-          <w:sz w:val="24"/>
-        </w:rPr>
-        <w:t>文本查询与来源展示</w:t>
-      </w:r>
-      <w:r>
-        <w:rPr>
-          <w:rFonts w:ascii="Times New Roman" w:hAnsi="Times New Roman" w:eastAsia="SimSun"/>
-          <w:b w:val="0"/>
-          <w:i w:val="0"/>
-          <w:sz w:val="24"/>
-        </w:rPr>
-        <w:t>：除语音外支持文本输入；每次回答均展示 RAG 所引用的文档章节、页码和相关性评分，便于追溯验证。</w:t>
+        <w:t>进一步来看，项目还应支持实时播报和交互打断。维修人员在听到回答后，往往会立即追问、补充条件或终止当前播报，因此系统需要在播放过程中接受新的输入，并快速停止旧回答。此外，多轮对话能力也是本项目的重要功能之一，因为许多实际提问会使用“它”“这个部件”“上一条提到的检查项”等代词表达，系统若不能结合历史上下文，就难以完成正确检索。最后，考虑到部分场景下语音并不方便使用，项目还需要保留文本输入能力，并把每轮问答的检索来源、章节和页码展示给用户，以便人工复核。</w:t>
       </w:r>
     </w:p>
     <w:p>
@@ -5764,25 +5606,7 @@
           <w:i w:val="0"/>
           <w:sz w:val="24"/>
         </w:rPr>
-        <w:t>（1）</w:t>
-      </w:r>
-      <w:r>
-        <w:rPr>
-          <w:rFonts w:ascii="Times New Roman" w:hAnsi="Times New Roman" w:eastAsia="SimSun"/>
-          <w:b/>
-          <w:i w:val="0"/>
-          <w:sz w:val="24"/>
-        </w:rPr>
-        <w:t>实时性</w:t>
-      </w:r>
-      <w:r>
-        <w:rPr>
-          <w:rFonts w:ascii="Times New Roman" w:hAnsi="Times New Roman" w:eastAsia="SimSun"/>
-          <w:b w:val="0"/>
-          <w:i w:val="0"/>
-          <w:sz w:val="24"/>
-        </w:rPr>
-        <w:t>：端到端响应延迟（从用户说完话到开始听到回答）应控制在 2 秒以内。</w:t>
+        <w:t>除功能层面的要求外，本项目还受到明显的非功能约束。首先是实时性约束。语音问答的交互体验高度依赖响应速度，若用户说完问题后需要等待数秒才能听到回答，系统就很难在现场作业中真正发挥辅助作用。因此，本项目将“说完到听到首段回答”的端到端延迟控制在 2 秒左右作为核心性能目标。</w:t>
       </w:r>
     </w:p>
     <w:p>
@@ -5798,25 +5622,7 @@
           <w:i w:val="0"/>
           <w:sz w:val="24"/>
         </w:rPr>
-        <w:t>（2）</w:t>
-      </w:r>
-      <w:r>
-        <w:rPr>
-          <w:rFonts w:ascii="Times New Roman" w:hAnsi="Times New Roman" w:eastAsia="SimSun"/>
-          <w:b/>
-          <w:i w:val="0"/>
-          <w:sz w:val="24"/>
-        </w:rPr>
-        <w:t>准确性</w:t>
-      </w:r>
-      <w:r>
-        <w:rPr>
-          <w:rFonts w:ascii="Times New Roman" w:hAnsi="Times New Roman" w:eastAsia="SimSun"/>
-          <w:b w:val="0"/>
-          <w:i w:val="0"/>
-          <w:sz w:val="24"/>
-        </w:rPr>
-        <w:t>：RAG 检索命中率（Hit Rate@5）应达到 90% 以上。</w:t>
+        <w:t>其次是准确性约束。由于航空维修属于安全敏感场景，回答是否正确比回答是否流畅更重要。为此，项目不仅要求大语言模型输出自然，还要求检索模块在 Top-5 结果范围内尽可能命中正确知识片段，以确保生成内容建立在可靠证据之上。再次是可靠性与可扩展性要求。系统在网络抖动、云服务短暂异常或用户中途打断时，不能直接崩溃，而应具备清晰的状态切换和异常处理机制；同时，项目应允许后续替换语音识别、语言模型或知识库内容，而不需要整体重构。</w:t>
       </w:r>
     </w:p>
     <w:p>
@@ -5832,93 +5638,7 @@
           <w:i w:val="0"/>
           <w:sz w:val="24"/>
         </w:rPr>
-        <w:t>（3）</w:t>
-      </w:r>
-      <w:r>
-        <w:rPr>
-          <w:rFonts w:ascii="Times New Roman" w:hAnsi="Times New Roman" w:eastAsia="SimSun"/>
-          <w:b/>
-          <w:i w:val="0"/>
-          <w:sz w:val="24"/>
-        </w:rPr>
-        <w:t>可靠性</w:t>
-      </w:r>
-      <w:r>
-        <w:rPr>
-          <w:rFonts w:ascii="Times New Roman" w:hAnsi="Times New Roman" w:eastAsia="SimSun"/>
-          <w:b w:val="0"/>
-          <w:i w:val="0"/>
-          <w:sz w:val="24"/>
-        </w:rPr>
-        <w:t>：具备完善的错误处理机制，网络波动或服务异常时给出友好提示而不崩溃。</w:t>
-      </w:r>
-    </w:p>
-    <w:p>
-      <w:pPr>
-        <w:spacing w:line="360" w:lineRule="auto"/>
-        <w:ind w:firstLine="420"/>
-        <w:jc w:val="both"/>
-      </w:pPr>
-      <w:r>
-        <w:rPr>
-          <w:rFonts w:ascii="Times New Roman" w:hAnsi="Times New Roman" w:eastAsia="SimSun"/>
-          <w:b w:val="0"/>
-          <w:i w:val="0"/>
-          <w:sz w:val="24"/>
-        </w:rPr>
-        <w:t>（4）</w:t>
-      </w:r>
-      <w:r>
-        <w:rPr>
-          <w:rFonts w:ascii="Times New Roman" w:hAnsi="Times New Roman" w:eastAsia="SimSun"/>
-          <w:b/>
-          <w:i w:val="0"/>
-          <w:sz w:val="24"/>
-        </w:rPr>
-        <w:t>可扩展性</w:t>
-      </w:r>
-      <w:r>
-        <w:rPr>
-          <w:rFonts w:ascii="Times New Roman" w:hAnsi="Times New Roman" w:eastAsia="SimSun"/>
-          <w:b w:val="0"/>
-          <w:i w:val="0"/>
-          <w:sz w:val="24"/>
-        </w:rPr>
-        <w:t>：架构支持方便地更换或升级各模块（LLM 模型、知识库文档等），无需大规模重构。</w:t>
-      </w:r>
-    </w:p>
-    <w:p>
-      <w:pPr>
-        <w:spacing w:line="360" w:lineRule="auto"/>
-        <w:ind w:firstLine="420"/>
-        <w:jc w:val="both"/>
-      </w:pPr>
-      <w:r>
-        <w:rPr>
-          <w:rFonts w:ascii="Times New Roman" w:hAnsi="Times New Roman" w:eastAsia="SimSun"/>
-          <w:b w:val="0"/>
-          <w:i w:val="0"/>
-          <w:sz w:val="24"/>
-        </w:rPr>
-        <w:t>（5）</w:t>
-      </w:r>
-      <w:r>
-        <w:rPr>
-          <w:rFonts w:ascii="Times New Roman" w:hAnsi="Times New Roman" w:eastAsia="SimSun"/>
-          <w:b/>
-          <w:i w:val="0"/>
-          <w:sz w:val="24"/>
-        </w:rPr>
-        <w:t>易用性</w:t>
-      </w:r>
-      <w:r>
-        <w:rPr>
-          <w:rFonts w:ascii="Times New Roman" w:hAnsi="Times New Roman" w:eastAsia="SimSun"/>
-          <w:b w:val="0"/>
-          <w:i w:val="0"/>
-          <w:sz w:val="24"/>
-        </w:rPr>
-        <w:t>：前端界面简洁直观，用户无需专业培训即可使用。</w:t>
+        <w:t>最后，本项目还需要满足易用性要求。前端界面不宜包含过多操作步骤，语音录制、文本输入、来源查看和打断控制都应保持直观，避免维修人员在使用过程中将注意力转移到界面操作本身，而不是当前维修任务。</w:t>
       </w:r>
     </w:p>
     <w:p>
@@ -5951,7 +5671,7 @@
           <w:i w:val="0"/>
           <w:sz w:val="24"/>
         </w:rPr>
-        <w:t>系统核心用例如图 3.1 所示，主要包括语音问答、文本问答、多轮追问和知识库管理四类使用场景。</w:t>
+        <w:t>在上述需求基础上，可以将本项目抽象为若干核心使用场景。系统用例关系如图 3.1 所示，图中区分了维修技术人员与系统管理员两类参与者，前者关注日常问答过程，后者负责知识库更新与维护。</w:t>
       </w:r>
     </w:p>
     <w:p>
@@ -6048,25 +5768,7 @@
           <w:i w:val="0"/>
           <w:sz w:val="24"/>
         </w:rPr>
-        <w:t>（1）</w:t>
-      </w:r>
-      <w:r>
-        <w:rPr>
-          <w:rFonts w:ascii="Times New Roman" w:hAnsi="Times New Roman" w:eastAsia="SimSun"/>
-          <w:b/>
-          <w:i w:val="0"/>
-          <w:sz w:val="24"/>
-        </w:rPr>
-        <w:t>用例 1：语音问答</w:t>
-      </w:r>
-      <w:r>
-        <w:rPr>
-          <w:rFonts w:ascii="Times New Roman" w:hAnsi="Times New Roman" w:eastAsia="SimSun"/>
-          <w:b w:val="0"/>
-          <w:i w:val="0"/>
-          <w:sz w:val="24"/>
-        </w:rPr>
-        <w:t>。参与者：维修技术人员；前置条件：系统已启动，知识库已加载；基本流程：用户按下录音按钮或触发自动监听 → 说出问题 → 系统流式识别 → 检索知识库 → 生成回答 → 语音播报。</w:t>
+        <w:t>为了避免用例分析停留在流程罗列层面，本文将主要场景归纳为表 3.1 所示的四类核心用例。该表关注每个用例的触发条件与目标结果，而不是把具体交互过程写成说明书式操作步骤。</w:t>
       </w:r>
     </w:p>
     <w:p>
@@ -6082,27 +5784,623 @@
           <w:i w:val="0"/>
           <w:sz w:val="24"/>
         </w:rPr>
-        <w:t>（2）</w:t>
-      </w:r>
+        <w:t>表 3.1 核心用例分析</w:t>
+      </w:r>
+    </w:p>
+    <w:p>
+      <w:pPr>
+        <w:spacing w:before="120" w:after="60" w:line="360" w:lineRule="auto"/>
+        <w:jc w:val="center"/>
+      </w:pPr>
       <w:r>
         <w:rPr>
           <w:rFonts w:ascii="Times New Roman" w:hAnsi="Times New Roman" w:eastAsia="SimSun"/>
           <w:b/>
           <w:i w:val="0"/>
-          <w:sz w:val="24"/>
-        </w:rPr>
-        <w:t>用例 2：文本问答</w:t>
-      </w:r>
-      <w:r>
-        <w:rPr>
-          <w:rFonts w:ascii="Times New Roman" w:hAnsi="Times New Roman" w:eastAsia="SimSun"/>
-          <w:b w:val="0"/>
-          <w:i w:val="0"/>
-          <w:sz w:val="24"/>
-        </w:rPr>
-        <w:t>。参与者：维修技术人员；基本流程：用户在输入框输入问题 → 系统检索并生成 → 展示文本回答并语音播报。</w:t>
-      </w:r>
-    </w:p>
+          <w:sz w:val="18"/>
+        </w:rPr>
+        <w:t>表 3.1 核心用例分析</w:t>
+      </w:r>
+    </w:p>
+    <w:tbl>
+      <w:tblPr>
+        <w:tblW w:type="auto" w:w="0"/>
+        <w:jc w:val="center"/>
+        <w:tblLayout w:type="autofit"/>
+        <w:tblLook w:firstColumn="1" w:firstRow="1" w:lastColumn="0" w:lastRow="0" w:noHBand="0" w:noVBand="1" w:val="04A0"/>
+        <w:tblBorders>
+          <w:top w:val="single" w:sz="12" w:space="0" w:color="000000"/>
+          <w:bottom w:val="single" w:sz="12" w:space="0" w:color="000000"/>
+          <w:insideH w:val="none" w:sz="0" w:space="0" w:color="auto"/>
+          <w:insideV w:val="none" w:sz="0" w:space="0" w:color="auto"/>
+          <w:left w:val="none" w:sz="0" w:space="0" w:color="auto"/>
+          <w:right w:val="none" w:sz="0" w:space="0" w:color="auto"/>
+        </w:tblBorders>
+      </w:tblPr>
+      <w:tblGrid>
+        <w:gridCol w:w="1814"/>
+        <w:gridCol w:w="1814"/>
+        <w:gridCol w:w="1814"/>
+        <w:gridCol w:w="1814"/>
+        <w:gridCol w:w="1814"/>
+      </w:tblGrid>
+      <w:tr>
+        <w:tc>
+          <w:tcPr>
+            <w:tcW w:type="dxa" w:w="1814"/>
+            <w:vAlign w:val="center"/>
+            <w:tcBorders>
+              <w:bottom w:val="single" w:sz="6" w:space="0" w:color="000000"/>
+            </w:tcBorders>
+          </w:tcPr>
+          <w:p>
+            <w:pPr>
+              <w:spacing w:line="240" w:lineRule="auto"/>
+              <w:jc w:val="center"/>
+            </w:pPr>
+            <w:r/>
+            <w:r>
+              <w:rPr>
+                <w:rFonts w:ascii="Times New Roman" w:hAnsi="Times New Roman" w:eastAsia="SimSun"/>
+                <w:b/>
+                <w:i w:val="0"/>
+                <w:sz w:val="18"/>
+              </w:rPr>
+              <w:t>用例编号</w:t>
+            </w:r>
+          </w:p>
+        </w:tc>
+        <w:tc>
+          <w:tcPr>
+            <w:tcW w:type="dxa" w:w="1814"/>
+            <w:vAlign w:val="center"/>
+            <w:tcBorders>
+              <w:bottom w:val="single" w:sz="6" w:space="0" w:color="000000"/>
+            </w:tcBorders>
+          </w:tcPr>
+          <w:p>
+            <w:pPr>
+              <w:spacing w:line="240" w:lineRule="auto"/>
+              <w:jc w:val="center"/>
+            </w:pPr>
+            <w:r/>
+            <w:r>
+              <w:rPr>
+                <w:rFonts w:ascii="Times New Roman" w:hAnsi="Times New Roman" w:eastAsia="SimSun"/>
+                <w:b/>
+                <w:i w:val="0"/>
+                <w:sz w:val="18"/>
+              </w:rPr>
+              <w:t>用例名称</w:t>
+            </w:r>
+          </w:p>
+        </w:tc>
+        <w:tc>
+          <w:tcPr>
+            <w:tcW w:type="dxa" w:w="1814"/>
+            <w:vAlign w:val="center"/>
+            <w:tcBorders>
+              <w:bottom w:val="single" w:sz="6" w:space="0" w:color="000000"/>
+            </w:tcBorders>
+          </w:tcPr>
+          <w:p>
+            <w:pPr>
+              <w:spacing w:line="240" w:lineRule="auto"/>
+              <w:jc w:val="center"/>
+            </w:pPr>
+            <w:r/>
+            <w:r>
+              <w:rPr>
+                <w:rFonts w:ascii="Times New Roman" w:hAnsi="Times New Roman" w:eastAsia="SimSun"/>
+                <w:b/>
+                <w:i w:val="0"/>
+                <w:sz w:val="18"/>
+              </w:rPr>
+              <w:t>主要参与者</w:t>
+            </w:r>
+          </w:p>
+        </w:tc>
+        <w:tc>
+          <w:tcPr>
+            <w:tcW w:type="dxa" w:w="1814"/>
+            <w:vAlign w:val="center"/>
+            <w:tcBorders>
+              <w:bottom w:val="single" w:sz="6" w:space="0" w:color="000000"/>
+            </w:tcBorders>
+          </w:tcPr>
+          <w:p>
+            <w:pPr>
+              <w:spacing w:line="240" w:lineRule="auto"/>
+              <w:jc w:val="center"/>
+            </w:pPr>
+            <w:r/>
+            <w:r>
+              <w:rPr>
+                <w:rFonts w:ascii="Times New Roman" w:hAnsi="Times New Roman" w:eastAsia="SimSun"/>
+                <w:b/>
+                <w:i w:val="0"/>
+                <w:sz w:val="18"/>
+              </w:rPr>
+              <w:t>触发条件</w:t>
+            </w:r>
+          </w:p>
+        </w:tc>
+        <w:tc>
+          <w:tcPr>
+            <w:tcW w:type="dxa" w:w="1814"/>
+            <w:vAlign w:val="center"/>
+            <w:tcBorders>
+              <w:bottom w:val="single" w:sz="6" w:space="0" w:color="000000"/>
+            </w:tcBorders>
+          </w:tcPr>
+          <w:p>
+            <w:pPr>
+              <w:spacing w:line="240" w:lineRule="auto"/>
+              <w:jc w:val="center"/>
+            </w:pPr>
+            <w:r/>
+            <w:r>
+              <w:rPr>
+                <w:rFonts w:ascii="Times New Roman" w:hAnsi="Times New Roman" w:eastAsia="SimSun"/>
+                <w:b/>
+                <w:i w:val="0"/>
+                <w:sz w:val="18"/>
+              </w:rPr>
+              <w:t>目标结果</w:t>
+            </w:r>
+          </w:p>
+        </w:tc>
+      </w:tr>
+      <w:tr>
+        <w:tc>
+          <w:tcPr>
+            <w:tcW w:type="dxa" w:w="1814"/>
+            <w:vAlign w:val="center"/>
+          </w:tcPr>
+          <w:p>
+            <w:pPr>
+              <w:spacing w:line="240" w:lineRule="auto"/>
+              <w:jc w:val="center"/>
+            </w:pPr>
+            <w:r/>
+            <w:r>
+              <w:rPr>
+                <w:rFonts w:ascii="Times New Roman" w:hAnsi="Times New Roman" w:eastAsia="SimSun"/>
+                <w:b w:val="0"/>
+                <w:i w:val="0"/>
+                <w:sz w:val="18"/>
+              </w:rPr>
+              <w:t>UC-1</w:t>
+            </w:r>
+          </w:p>
+        </w:tc>
+        <w:tc>
+          <w:tcPr>
+            <w:tcW w:type="dxa" w:w="1814"/>
+            <w:vAlign w:val="center"/>
+          </w:tcPr>
+          <w:p>
+            <w:pPr>
+              <w:spacing w:line="240" w:lineRule="auto"/>
+              <w:jc w:val="center"/>
+            </w:pPr>
+            <w:r/>
+            <w:r>
+              <w:rPr>
+                <w:rFonts w:ascii="Times New Roman" w:hAnsi="Times New Roman" w:eastAsia="SimSun"/>
+                <w:b w:val="0"/>
+                <w:i w:val="0"/>
+                <w:sz w:val="18"/>
+              </w:rPr>
+              <w:t>语音问答</w:t>
+            </w:r>
+          </w:p>
+        </w:tc>
+        <w:tc>
+          <w:tcPr>
+            <w:tcW w:type="dxa" w:w="1814"/>
+            <w:vAlign w:val="center"/>
+          </w:tcPr>
+          <w:p>
+            <w:pPr>
+              <w:spacing w:line="240" w:lineRule="auto"/>
+              <w:jc w:val="center"/>
+            </w:pPr>
+            <w:r/>
+            <w:r>
+              <w:rPr>
+                <w:rFonts w:ascii="Times New Roman" w:hAnsi="Times New Roman" w:eastAsia="SimSun"/>
+                <w:b w:val="0"/>
+                <w:i w:val="0"/>
+                <w:sz w:val="18"/>
+              </w:rPr>
+              <w:t>维修技术人员</w:t>
+            </w:r>
+          </w:p>
+        </w:tc>
+        <w:tc>
+          <w:tcPr>
+            <w:tcW w:type="dxa" w:w="1814"/>
+            <w:vAlign w:val="center"/>
+          </w:tcPr>
+          <w:p>
+            <w:pPr>
+              <w:spacing w:line="240" w:lineRule="auto"/>
+              <w:jc w:val="center"/>
+            </w:pPr>
+            <w:r/>
+            <w:r>
+              <w:rPr>
+                <w:rFonts w:ascii="Times New Roman" w:hAnsi="Times New Roman" w:eastAsia="SimSun"/>
+                <w:b w:val="0"/>
+                <w:i w:val="0"/>
+                <w:sz w:val="18"/>
+              </w:rPr>
+              <w:t>用户开始录音并提出维修问题</w:t>
+            </w:r>
+          </w:p>
+        </w:tc>
+        <w:tc>
+          <w:tcPr>
+            <w:tcW w:type="dxa" w:w="1814"/>
+            <w:vAlign w:val="center"/>
+          </w:tcPr>
+          <w:p>
+            <w:pPr>
+              <w:spacing w:line="240" w:lineRule="auto"/>
+              <w:jc w:val="center"/>
+            </w:pPr>
+            <w:r/>
+            <w:r>
+              <w:rPr>
+                <w:rFonts w:ascii="Times New Roman" w:hAnsi="Times New Roman" w:eastAsia="SimSun"/>
+                <w:b w:val="0"/>
+                <w:i w:val="0"/>
+                <w:sz w:val="18"/>
+              </w:rPr>
+              <w:t>系统返回文本答案、语音播报及检索来源</w:t>
+            </w:r>
+          </w:p>
+        </w:tc>
+      </w:tr>
+      <w:tr>
+        <w:tc>
+          <w:tcPr>
+            <w:tcW w:type="dxa" w:w="1814"/>
+            <w:vAlign w:val="center"/>
+          </w:tcPr>
+          <w:p>
+            <w:pPr>
+              <w:spacing w:line="240" w:lineRule="auto"/>
+              <w:jc w:val="center"/>
+            </w:pPr>
+            <w:r/>
+            <w:r>
+              <w:rPr>
+                <w:rFonts w:ascii="Times New Roman" w:hAnsi="Times New Roman" w:eastAsia="SimSun"/>
+                <w:b w:val="0"/>
+                <w:i w:val="0"/>
+                <w:sz w:val="18"/>
+              </w:rPr>
+              <w:t>UC-2</w:t>
+            </w:r>
+          </w:p>
+        </w:tc>
+        <w:tc>
+          <w:tcPr>
+            <w:tcW w:type="dxa" w:w="1814"/>
+            <w:vAlign w:val="center"/>
+          </w:tcPr>
+          <w:p>
+            <w:pPr>
+              <w:spacing w:line="240" w:lineRule="auto"/>
+              <w:jc w:val="center"/>
+            </w:pPr>
+            <w:r/>
+            <w:r>
+              <w:rPr>
+                <w:rFonts w:ascii="Times New Roman" w:hAnsi="Times New Roman" w:eastAsia="SimSun"/>
+                <w:b w:val="0"/>
+                <w:i w:val="0"/>
+                <w:sz w:val="18"/>
+              </w:rPr>
+              <w:t>文本问答</w:t>
+            </w:r>
+          </w:p>
+        </w:tc>
+        <w:tc>
+          <w:tcPr>
+            <w:tcW w:type="dxa" w:w="1814"/>
+            <w:vAlign w:val="center"/>
+          </w:tcPr>
+          <w:p>
+            <w:pPr>
+              <w:spacing w:line="240" w:lineRule="auto"/>
+              <w:jc w:val="center"/>
+            </w:pPr>
+            <w:r/>
+            <w:r>
+              <w:rPr>
+                <w:rFonts w:ascii="Times New Roman" w:hAnsi="Times New Roman" w:eastAsia="SimSun"/>
+                <w:b w:val="0"/>
+                <w:i w:val="0"/>
+                <w:sz w:val="18"/>
+              </w:rPr>
+              <w:t>维修技术人员</w:t>
+            </w:r>
+          </w:p>
+        </w:tc>
+        <w:tc>
+          <w:tcPr>
+            <w:tcW w:type="dxa" w:w="1814"/>
+            <w:vAlign w:val="center"/>
+          </w:tcPr>
+          <w:p>
+            <w:pPr>
+              <w:spacing w:line="240" w:lineRule="auto"/>
+              <w:jc w:val="center"/>
+            </w:pPr>
+            <w:r/>
+            <w:r>
+              <w:rPr>
+                <w:rFonts w:ascii="Times New Roman" w:hAnsi="Times New Roman" w:eastAsia="SimSun"/>
+                <w:b w:val="0"/>
+                <w:i w:val="0"/>
+                <w:sz w:val="18"/>
+              </w:rPr>
+              <w:t>用户在输入框中直接输入问题</w:t>
+            </w:r>
+          </w:p>
+        </w:tc>
+        <w:tc>
+          <w:tcPr>
+            <w:tcW w:type="dxa" w:w="1814"/>
+            <w:vAlign w:val="center"/>
+          </w:tcPr>
+          <w:p>
+            <w:pPr>
+              <w:spacing w:line="240" w:lineRule="auto"/>
+              <w:jc w:val="center"/>
+            </w:pPr>
+            <w:r/>
+            <w:r>
+              <w:rPr>
+                <w:rFonts w:ascii="Times New Roman" w:hAnsi="Times New Roman" w:eastAsia="SimSun"/>
+                <w:b w:val="0"/>
+                <w:i w:val="0"/>
+                <w:sz w:val="18"/>
+              </w:rPr>
+              <w:t>系统返回文本答案并同步播报</w:t>
+            </w:r>
+          </w:p>
+        </w:tc>
+      </w:tr>
+      <w:tr>
+        <w:tc>
+          <w:tcPr>
+            <w:tcW w:type="dxa" w:w="1814"/>
+            <w:vAlign w:val="center"/>
+          </w:tcPr>
+          <w:p>
+            <w:pPr>
+              <w:spacing w:line="240" w:lineRule="auto"/>
+              <w:jc w:val="center"/>
+            </w:pPr>
+            <w:r/>
+            <w:r>
+              <w:rPr>
+                <w:rFonts w:ascii="Times New Roman" w:hAnsi="Times New Roman" w:eastAsia="SimSun"/>
+                <w:b w:val="0"/>
+                <w:i w:val="0"/>
+                <w:sz w:val="18"/>
+              </w:rPr>
+              <w:t>UC-3</w:t>
+            </w:r>
+          </w:p>
+        </w:tc>
+        <w:tc>
+          <w:tcPr>
+            <w:tcW w:type="dxa" w:w="1814"/>
+            <w:vAlign w:val="center"/>
+          </w:tcPr>
+          <w:p>
+            <w:pPr>
+              <w:spacing w:line="240" w:lineRule="auto"/>
+              <w:jc w:val="center"/>
+            </w:pPr>
+            <w:r/>
+            <w:r>
+              <w:rPr>
+                <w:rFonts w:ascii="Times New Roman" w:hAnsi="Times New Roman" w:eastAsia="SimSun"/>
+                <w:b w:val="0"/>
+                <w:i w:val="0"/>
+                <w:sz w:val="18"/>
+              </w:rPr>
+              <w:t>多轮追问</w:t>
+            </w:r>
+          </w:p>
+        </w:tc>
+        <w:tc>
+          <w:tcPr>
+            <w:tcW w:type="dxa" w:w="1814"/>
+            <w:vAlign w:val="center"/>
+          </w:tcPr>
+          <w:p>
+            <w:pPr>
+              <w:spacing w:line="240" w:lineRule="auto"/>
+              <w:jc w:val="center"/>
+            </w:pPr>
+            <w:r/>
+            <w:r>
+              <w:rPr>
+                <w:rFonts w:ascii="Times New Roman" w:hAnsi="Times New Roman" w:eastAsia="SimSun"/>
+                <w:b w:val="0"/>
+                <w:i w:val="0"/>
+                <w:sz w:val="18"/>
+              </w:rPr>
+              <w:t>维修技术人员</w:t>
+            </w:r>
+          </w:p>
+        </w:tc>
+        <w:tc>
+          <w:tcPr>
+            <w:tcW w:type="dxa" w:w="1814"/>
+            <w:vAlign w:val="center"/>
+          </w:tcPr>
+          <w:p>
+            <w:pPr>
+              <w:spacing w:line="240" w:lineRule="auto"/>
+              <w:jc w:val="center"/>
+            </w:pPr>
+            <w:r/>
+            <w:r>
+              <w:rPr>
+                <w:rFonts w:ascii="Times New Roman" w:hAnsi="Times New Roman" w:eastAsia="SimSun"/>
+                <w:b w:val="0"/>
+                <w:i w:val="0"/>
+                <w:sz w:val="18"/>
+              </w:rPr>
+              <w:t>用户在已有问答基础上继续追问</w:t>
+            </w:r>
+          </w:p>
+        </w:tc>
+        <w:tc>
+          <w:tcPr>
+            <w:tcW w:type="dxa" w:w="1814"/>
+            <w:vAlign w:val="center"/>
+          </w:tcPr>
+          <w:p>
+            <w:pPr>
+              <w:spacing w:line="240" w:lineRule="auto"/>
+              <w:jc w:val="center"/>
+            </w:pPr>
+            <w:r/>
+            <w:r>
+              <w:rPr>
+                <w:rFonts w:ascii="Times New Roman" w:hAnsi="Times New Roman" w:eastAsia="SimSun"/>
+                <w:b w:val="0"/>
+                <w:i w:val="0"/>
+                <w:sz w:val="18"/>
+              </w:rPr>
+              <w:t>系统结合历史语境理解代词、省略和补充条件</w:t>
+            </w:r>
+          </w:p>
+        </w:tc>
+      </w:tr>
+      <w:tr>
+        <w:tc>
+          <w:tcPr>
+            <w:tcW w:type="dxa" w:w="1814"/>
+            <w:vAlign w:val="center"/>
+          </w:tcPr>
+          <w:p>
+            <w:pPr>
+              <w:spacing w:line="240" w:lineRule="auto"/>
+              <w:jc w:val="center"/>
+            </w:pPr>
+            <w:r/>
+            <w:r>
+              <w:rPr>
+                <w:rFonts w:ascii="Times New Roman" w:hAnsi="Times New Roman" w:eastAsia="SimSun"/>
+                <w:b w:val="0"/>
+                <w:i w:val="0"/>
+                <w:sz w:val="18"/>
+              </w:rPr>
+              <w:t>UC-4</w:t>
+            </w:r>
+          </w:p>
+        </w:tc>
+        <w:tc>
+          <w:tcPr>
+            <w:tcW w:type="dxa" w:w="1814"/>
+            <w:vAlign w:val="center"/>
+          </w:tcPr>
+          <w:p>
+            <w:pPr>
+              <w:spacing w:line="240" w:lineRule="auto"/>
+              <w:jc w:val="center"/>
+            </w:pPr>
+            <w:r/>
+            <w:r>
+              <w:rPr>
+                <w:rFonts w:ascii="Times New Roman" w:hAnsi="Times New Roman" w:eastAsia="SimSun"/>
+                <w:b w:val="0"/>
+                <w:i w:val="0"/>
+                <w:sz w:val="18"/>
+              </w:rPr>
+              <w:t>知识库更新</w:t>
+            </w:r>
+          </w:p>
+        </w:tc>
+        <w:tc>
+          <w:tcPr>
+            <w:tcW w:type="dxa" w:w="1814"/>
+            <w:vAlign w:val="center"/>
+          </w:tcPr>
+          <w:p>
+            <w:pPr>
+              <w:spacing w:line="240" w:lineRule="auto"/>
+              <w:jc w:val="center"/>
+            </w:pPr>
+            <w:r/>
+            <w:r>
+              <w:rPr>
+                <w:rFonts w:ascii="Times New Roman" w:hAnsi="Times New Roman" w:eastAsia="SimSun"/>
+                <w:b w:val="0"/>
+                <w:i w:val="0"/>
+                <w:sz w:val="18"/>
+              </w:rPr>
+              <w:t>系统管理员</w:t>
+            </w:r>
+          </w:p>
+        </w:tc>
+        <w:tc>
+          <w:tcPr>
+            <w:tcW w:type="dxa" w:w="1814"/>
+            <w:vAlign w:val="center"/>
+          </w:tcPr>
+          <w:p>
+            <w:pPr>
+              <w:spacing w:line="240" w:lineRule="auto"/>
+              <w:jc w:val="center"/>
+            </w:pPr>
+            <w:r/>
+            <w:r>
+              <w:rPr>
+                <w:rFonts w:ascii="Times New Roman" w:hAnsi="Times New Roman" w:eastAsia="SimSun"/>
+                <w:b w:val="0"/>
+                <w:i w:val="0"/>
+                <w:sz w:val="18"/>
+              </w:rPr>
+              <w:t>新增维修手册或修订资料需要导入</w:t>
+            </w:r>
+          </w:p>
+        </w:tc>
+        <w:tc>
+          <w:tcPr>
+            <w:tcW w:type="dxa" w:w="1814"/>
+            <w:vAlign w:val="center"/>
+          </w:tcPr>
+          <w:p>
+            <w:pPr>
+              <w:spacing w:line="240" w:lineRule="auto"/>
+              <w:jc w:val="center"/>
+            </w:pPr>
+            <w:r/>
+            <w:r>
+              <w:rPr>
+                <w:rFonts w:ascii="Times New Roman" w:hAnsi="Times New Roman" w:eastAsia="SimSun"/>
+                <w:b w:val="0"/>
+                <w:i w:val="0"/>
+                <w:sz w:val="18"/>
+              </w:rPr>
+              <w:t>文档文本完成提取、切分和索引重建</w:t>
+            </w:r>
+          </w:p>
+        </w:tc>
+      </w:tr>
+    </w:tbl>
+    <w:p/>
     <w:p>
       <w:pPr>
         <w:spacing w:line="360" w:lineRule="auto"/>
@@ -6116,25 +6414,7 @@
           <w:i w:val="0"/>
           <w:sz w:val="24"/>
         </w:rPr>
-        <w:t>（3）</w:t>
-      </w:r>
-      <w:r>
-        <w:rPr>
-          <w:rFonts w:ascii="Times New Roman" w:hAnsi="Times New Roman" w:eastAsia="SimSun"/>
-          <w:b/>
-          <w:i w:val="0"/>
-          <w:sz w:val="24"/>
-        </w:rPr>
-        <w:t>用例 3：多轮追问</w:t>
-      </w:r>
-      <w:r>
-        <w:rPr>
-          <w:rFonts w:ascii="Times New Roman" w:hAnsi="Times New Roman" w:eastAsia="SimSun"/>
-          <w:b w:val="0"/>
-          <w:i w:val="0"/>
-          <w:sz w:val="24"/>
-        </w:rPr>
-        <w:t>。参与者：维修技术人员；前置条件：已完成至少一轮问答；基本流程：用户使用代词追问 → 系统结合对话历史改写查询 → 检索并生成回答。</w:t>
+        <w:t>从表 3.1 可以看出，语音问答是本项目的核心用例，因为它直接体现了“语音输入、知识检索、答案生成、语音播报”这一完整闭环。文本问答虽然交互形式较为简单，但它承担了调试、补充输入和噪声环境兜底的作用。多轮追问则体现了项目的上下文理解能力，决定系统是否能够从一次性问答工具提升为连续对话工具。知识库更新看似不直接参与运行时交互，但它决定了项目能否持续接入新的维修资料，因而是工程落地不可缺少的支撑用例。</w:t>
       </w:r>
     </w:p>
     <w:p>
@@ -6150,25 +6430,7 @@
           <w:i w:val="0"/>
           <w:sz w:val="24"/>
         </w:rPr>
-        <w:t>（4）</w:t>
-      </w:r>
-      <w:r>
-        <w:rPr>
-          <w:rFonts w:ascii="Times New Roman" w:hAnsi="Times New Roman" w:eastAsia="SimSun"/>
-          <w:b/>
-          <w:i w:val="0"/>
-          <w:sz w:val="24"/>
-        </w:rPr>
-        <w:t>用例 4：知识库管理</w:t>
-      </w:r>
-      <w:r>
-        <w:rPr>
-          <w:rFonts w:ascii="Times New Roman" w:hAnsi="Times New Roman" w:eastAsia="SimSun"/>
-          <w:b w:val="0"/>
-          <w:i w:val="0"/>
-          <w:sz w:val="24"/>
-        </w:rPr>
-        <w:t>。参与者：系统管理员；基本流程：准备 PDF 文档 → 运行文本提取脚本 → 运行索引构建脚本 → 知识库更新完成。</w:t>
+        <w:t>因此，后续设计不应把所有功能平均对待，而应优先围绕 UC-1 和 UC-3 建立模块协作关系，再以 UC-2 和 UC-4 作为补充支撑。这也是后文在模块设计中突出 RAG、语音识别、语音合成和会话编排的主要原因。</w:t>
       </w:r>
     </w:p>
     <w:p>
@@ -6217,7 +6479,7 @@
           <w:i w:val="0"/>
           <w:sz w:val="24"/>
         </w:rPr>
-        <w:t>本系统采用 B/S 架构，前端通过浏览器访问，后端基于 Python FastAPI 框架构建，总体分为四层，如图 3.2 所示。表示层由原生 HTML/CSS/JavaScript 实现 Web 前端，负责音频采集与播放、交互和状态展示；通信层基于 WebSocket 协议实现前后端实时双向通信；业务逻辑层包含 STT、Pipeline、LLM、TTS 等核心模块；数据层维护 RAG 知识库索引（FAISS 向量索引、BM25 稀疏索引）和文档元数据。</w:t>
+        <w:t>本项目采用浏览器访问的 B/S 架构，整体可以划分为表示层、通信层、业务逻辑层和数据层四个层次，如图 3.2 所示。表示层负责采集用户音频、展示识别与回答结果，并播放返回语音；通信层负责建立前后端双向长连接，使音频上传与文本、音频下行能够在同一连接中并发进行；业务逻辑层承担语音识别、检索增强生成、语言模型推理、语音合成和会话编排等核心任务；数据层则负责知识库文档、索引文件和评估数据的持久化管理。</w:t>
       </w:r>
     </w:p>
     <w:p>
@@ -6303,6 +6565,22 @@
     </w:p>
     <w:p>
       <w:pPr>
+        <w:spacing w:line="360" w:lineRule="auto"/>
+        <w:ind w:firstLine="420"/>
+        <w:jc w:val="both"/>
+      </w:pPr>
+      <w:r>
+        <w:rPr>
+          <w:rFonts w:ascii="Times New Roman" w:hAnsi="Times New Roman" w:eastAsia="SimSun"/>
+          <w:b w:val="0"/>
+          <w:i w:val="0"/>
+          <w:sz w:val="24"/>
+        </w:rPr>
+        <w:t>这种分层方式的目的不在于形式上的结构清晰，而在于把“用户交互”“实时传输”“业务处理”“数据支撑”四类职责分开。只有先在设计阶段明确层级边界，后续实现时才不会把前端状态控制、后端消息接入和模型调用逻辑混杂在一起。</w:t>
+      </w:r>
+    </w:p>
+    <w:p>
+      <w:pPr>
         <w:keepNext/>
         <w:spacing w:before="240" w:after="240" w:line="360" w:lineRule="auto"/>
         <w:ind w:firstLine="420"/>
@@ -6331,7 +6609,7 @@
           <w:i w:val="0"/>
           <w:sz w:val="24"/>
         </w:rPr>
-        <w:t>系统采用端到端流式架构，各模块通过流式数据管道相连，形成"边处理边传递"的流水线式并行处理模式，整体数据流如图 3.3 所示。</w:t>
+        <w:t>与传统串行问答不同，本项目采用端到端流式处理方式。其核心思想不是等待某一阶段完全结束后再启动下一阶段，而是允许识别、生成和播报尽早重叠执行，从而缩短用户感知到的等待时间。整体数据流如图 3.3 所示。</w:t>
       </w:r>
     </w:p>
     <w:p>
@@ -6428,7 +6706,7 @@
           <w:i w:val="0"/>
           <w:sz w:val="24"/>
         </w:rPr>
-        <w:t>与串行处理相比，该架构的核心优势为：① STT 边接收音频边返回识别结果，无需等待用户说完；② LLM 边推理边返回 token，无需等待完整回答；③ TTS 边接收文本边合成音频，无需等待完整文本。各模块处理时间高度重叠，从而大幅降低端到端延迟。</w:t>
+        <w:t>在该架构下，浏览器持续上传音频分片，语音识别模块在收到音频后逐步给出中间文本和最终文本；最终文本一旦形成，即可触发检索和语言模型生成；语言模型输出的文本片段不必等待完整回答结束，而是可以按一定粒度送入语音合成模块继续生成音频。正是由于这些阶段在时间上产生了重叠，系统才能将原本串行叠加的等待时间压缩到可接受范围内。</w:t>
       </w:r>
     </w:p>
     <w:p>
@@ -6461,17 +6739,15 @@
           <w:i w:val="0"/>
           <w:sz w:val="24"/>
         </w:rPr>
-        <w:t xml:space="preserve">系统根据各组件的 I/O 特性采用协程与线程混合调度。WebSocket 消息处理、LLM 流式调用和 Pipeline 编排作为纯异步 I/O 运行于 asyncio 协程中；STT 启动/停止由于 NLS SDK 的连接建立和关闭为阻塞操作，在独立 daemon 线程中运行；TTS 合成回调由 SDK 内部线程触发。跨线程通信统一通过 </w:t>
-      </w:r>
-      <w:r>
-        <w:rPr>
-          <w:rFonts w:ascii="Consolas" w:hAnsi="Consolas" w:eastAsia="Consolas"/>
-          <w:b w:val="0"/>
-          <w:i w:val="0"/>
-          <w:sz w:val="24"/>
-        </w:rPr>
-        <w:t>call_soon_threadsafe</w:t>
-      </w:r>
+        <w:t>流式架构的实现离不开合理的调度模型。后端并不是把所有任务都放在单一执行模式下完成，而是根据组件特性采用协程与线程混合调度。浏览器连接管理、消息收发、语言模型调用和会话编排属于典型的异步 I/O 任务，适合运行在事件循环中；而第三方语音识别与语音合成 SDK 中存在阻塞连接、内部回调线程等特性，若直接放入主事件循环，将影响整体响应能力。</w:t>
+      </w:r>
+    </w:p>
+    <w:p>
+      <w:pPr>
+        <w:spacing w:line="360" w:lineRule="auto"/>
+        <w:ind w:firstLine="420"/>
+        <w:jc w:val="both"/>
+      </w:pPr>
       <w:r>
         <w:rPr>
           <w:rFonts w:ascii="Times New Roman" w:hAnsi="Times New Roman" w:eastAsia="SimSun"/>
@@ -6479,25 +6755,7 @@
           <w:i w:val="0"/>
           <w:sz w:val="24"/>
         </w:rPr>
-        <w:t xml:space="preserve"> 和 </w:t>
-      </w:r>
-      <w:r>
-        <w:rPr>
-          <w:rFonts w:ascii="Consolas" w:hAnsi="Consolas" w:eastAsia="Consolas"/>
-          <w:b w:val="0"/>
-          <w:i w:val="0"/>
-          <w:sz w:val="24"/>
-        </w:rPr>
-        <w:t>run_coroutine_threadsafe</w:t>
-      </w:r>
-      <w:r>
-        <w:rPr>
-          <w:rFonts w:ascii="Times New Roman" w:hAnsi="Times New Roman" w:eastAsia="SimSun"/>
-          <w:b w:val="0"/>
-          <w:i w:val="0"/>
-          <w:sz w:val="24"/>
-        </w:rPr>
-        <w:t xml:space="preserve"> 实现，保证工作线程向事件循环投递操作的安全性。</w:t>
+        <w:t>基于这一现实约束，本项目在设计阶段就将“异步业务流程”和“阻塞式 SDK 调用”分开处理。主线程主要负责会话状态维护和异步调度，阻塞操作则放在独立线程中执行，再通过线程安全的调度接口把结果交还给主事件循环。这样的设计一方面保留了异步模型在高并发消息处理上的优势，另一方面也避免了第三方 SDK 对主流程的阻塞影响。</w:t>
       </w:r>
     </w:p>
     <w:p>
@@ -6514,6 +6772,22 @@
           <w:sz w:val="24"/>
         </w:rPr>
         <w:t>3.3 模块设计</w:t>
+      </w:r>
+    </w:p>
+    <w:p>
+      <w:pPr>
+        <w:spacing w:line="360" w:lineRule="auto"/>
+        <w:ind w:firstLine="420"/>
+        <w:jc w:val="both"/>
+      </w:pPr>
+      <w:r>
+        <w:rPr>
+          <w:rFonts w:ascii="Times New Roman" w:hAnsi="Times New Roman" w:eastAsia="SimSun"/>
+          <w:b w:val="0"/>
+          <w:i w:val="0"/>
+          <w:sz w:val="24"/>
+        </w:rPr>
+        <w:t>为了保证系统设计与系统实现能够一一对应，本文不再把通信协议单独视为一个与语音识别、检索增强生成并列的业务模块，而是将其纳入会话编排与服务接入模块统一考虑。基于这一原则，本项目最终划分为 RAG 检索模块、STT 语音识别模块、LLM 推理模块、TTS 语音合成模块以及会话编排与服务接入模块五个核心模块，后续第四章也将按同样顺序展开实现分析。</w:t>
       </w:r>
     </w:p>
     <w:p>
@@ -6530,7 +6804,7 @@
           <w:i w:val="0"/>
           <w:sz w:val="24"/>
         </w:rPr>
-        <w:t>3.3.1 STT 语音识别模块</w:t>
+        <w:t>3.3.1 RAG 检索模块</w:t>
       </w:r>
     </w:p>
     <w:p>
@@ -6542,56 +6816,11 @@
       <w:r>
         <w:rPr>
           <w:rFonts w:ascii="Times New Roman" w:hAnsi="Times New Roman" w:eastAsia="SimSun"/>
-          <w:b/>
-          <w:i w:val="0"/>
-          <w:sz w:val="24"/>
-        </w:rPr>
-        <w:t>类设计</w:t>
-      </w:r>
-      <w:r>
-        <w:rPr>
-          <w:rFonts w:ascii="Times New Roman" w:hAnsi="Times New Roman" w:eastAsia="SimSun"/>
           <w:b w:val="0"/>
           <w:i w:val="0"/>
           <w:sz w:val="24"/>
         </w:rPr>
-        <w:t>：</w:t>
-      </w:r>
-      <w:r>
-        <w:rPr>
-          <w:rFonts w:ascii="Consolas" w:hAnsi="Consolas" w:eastAsia="Consolas"/>
-          <w:b w:val="0"/>
-          <w:i w:val="0"/>
-          <w:sz w:val="24"/>
-        </w:rPr>
-        <w:t>NlsTokenManager</w:t>
-      </w:r>
-      <w:r>
-        <w:rPr>
-          <w:rFonts w:ascii="Times New Roman" w:hAnsi="Times New Roman" w:eastAsia="SimSun"/>
-          <w:b w:val="0"/>
-          <w:i w:val="0"/>
-          <w:sz w:val="24"/>
-        </w:rPr>
-        <w:t xml:space="preserve"> 以单例模式管理 NLS 认证 Token 的自动获取与刷新；</w:t>
-      </w:r>
-      <w:r>
-        <w:rPr>
-          <w:rFonts w:ascii="Consolas" w:hAnsi="Consolas" w:eastAsia="Consolas"/>
-          <w:b w:val="0"/>
-          <w:i w:val="0"/>
-          <w:sz w:val="24"/>
-        </w:rPr>
-        <w:t>StreamingRecognizer</w:t>
-      </w:r>
-      <w:r>
-        <w:rPr>
-          <w:rFonts w:ascii="Times New Roman" w:hAnsi="Times New Roman" w:eastAsia="SimSun"/>
-          <w:b w:val="0"/>
-          <w:i w:val="0"/>
-          <w:sz w:val="24"/>
-        </w:rPr>
-        <w:t xml:space="preserve"> 封装阿里云 NLS SDK 的实时语音识别功能。</w:t>
+        <w:t>RAG 检索模块的任务是把用户问题转换为可供生成模型使用的高质量上下文。对于航空维修场景而言，仅依赖大语言模型已有知识难以保证回答的准确性和可追溯性，因此检索模块实际上承担了“提供证据”的职责。该模块既要完成知识库文档的切分、向量化和索引构建，也要在运行时完成查询改写、候选召回、结果融合和重排序。</w:t>
       </w:r>
     </w:p>
     <w:p>
@@ -6603,11 +6832,20 @@
       <w:r>
         <w:rPr>
           <w:rFonts w:ascii="Times New Roman" w:hAnsi="Times New Roman" w:eastAsia="SimSun"/>
-          <w:b/>
-          <w:i w:val="0"/>
-          <w:sz w:val="24"/>
-        </w:rPr>
-        <w:t>关键设计决策</w:t>
+          <w:b w:val="0"/>
+          <w:i w:val="0"/>
+          <w:sz w:val="24"/>
+        </w:rPr>
+        <w:t xml:space="preserve">从结构上看，该模块由文档加载、向量化、稀疏检索、重排序和查询改写等若干子能力组成。实现层面虽然包含 </w:t>
+      </w:r>
+      <w:r>
+        <w:rPr>
+          <w:rFonts w:ascii="Consolas" w:hAnsi="Consolas" w:eastAsia="Consolas"/>
+          <w:b w:val="0"/>
+          <w:i w:val="0"/>
+          <w:sz w:val="24"/>
+        </w:rPr>
+        <w:t>DocumentStore</w:t>
       </w:r>
       <w:r>
         <w:rPr>
@@ -6616,7 +6854,95 @@
           <w:i w:val="0"/>
           <w:sz w:val="24"/>
         </w:rPr>
-        <w:t>：start/stop 操作置于独立 daemon 线程（SDK 为阻塞调用）；通过线程锁和交付标记避免 SDK 回调与 stop 方法间的竞争条件导致最终结果重复提交。</w:t>
+        <w:t>、</w:t>
+      </w:r>
+      <w:r>
+        <w:rPr>
+          <w:rFonts w:ascii="Consolas" w:hAnsi="Consolas" w:eastAsia="Consolas"/>
+          <w:b w:val="0"/>
+          <w:i w:val="0"/>
+          <w:sz w:val="24"/>
+        </w:rPr>
+        <w:t>EmbeddingClient</w:t>
+      </w:r>
+      <w:r>
+        <w:rPr>
+          <w:rFonts w:ascii="Times New Roman" w:hAnsi="Times New Roman" w:eastAsia="SimSun"/>
+          <w:b w:val="0"/>
+          <w:i w:val="0"/>
+          <w:sz w:val="24"/>
+        </w:rPr>
+        <w:t>、</w:t>
+      </w:r>
+      <w:r>
+        <w:rPr>
+          <w:rFonts w:ascii="Consolas" w:hAnsi="Consolas" w:eastAsia="Consolas"/>
+          <w:b w:val="0"/>
+          <w:i w:val="0"/>
+          <w:sz w:val="24"/>
+        </w:rPr>
+        <w:t>BM25Index</w:t>
+      </w:r>
+      <w:r>
+        <w:rPr>
+          <w:rFonts w:ascii="Times New Roman" w:hAnsi="Times New Roman" w:eastAsia="SimSun"/>
+          <w:b w:val="0"/>
+          <w:i w:val="0"/>
+          <w:sz w:val="24"/>
+        </w:rPr>
+        <w:t>、</w:t>
+      </w:r>
+      <w:r>
+        <w:rPr>
+          <w:rFonts w:ascii="Consolas" w:hAnsi="Consolas" w:eastAsia="Consolas"/>
+          <w:b w:val="0"/>
+          <w:i w:val="0"/>
+          <w:sz w:val="24"/>
+        </w:rPr>
+        <w:t>Reranker</w:t>
+      </w:r>
+      <w:r>
+        <w:rPr>
+          <w:rFonts w:ascii="Times New Roman" w:hAnsi="Times New Roman" w:eastAsia="SimSun"/>
+          <w:b w:val="0"/>
+          <w:i w:val="0"/>
+          <w:sz w:val="24"/>
+        </w:rPr>
+        <w:t>、</w:t>
+      </w:r>
+      <w:r>
+        <w:rPr>
+          <w:rFonts w:ascii="Consolas" w:hAnsi="Consolas" w:eastAsia="Consolas"/>
+          <w:b w:val="0"/>
+          <w:i w:val="0"/>
+          <w:sz w:val="24"/>
+        </w:rPr>
+        <w:t>QueryRewriter</w:t>
+      </w:r>
+      <w:r>
+        <w:rPr>
+          <w:rFonts w:ascii="Times New Roman" w:hAnsi="Times New Roman" w:eastAsia="SimSun"/>
+          <w:b w:val="0"/>
+          <w:i w:val="0"/>
+          <w:sz w:val="24"/>
+        </w:rPr>
+        <w:t xml:space="preserve"> 等对象，但在设计上更重要的是明确它们之间的协作关系：查询改写负责把口语化表达转化为更适合检索的查询文本，稠密检索负责捕获语义相似性，稀疏检索负责强化术语与编号匹配，重排序负责在候选结果中进一步提升排序质量。</w:t>
+      </w:r>
+    </w:p>
+    <w:p>
+      <w:pPr>
+        <w:spacing w:line="360" w:lineRule="auto"/>
+        <w:ind w:firstLine="420"/>
+        <w:jc w:val="both"/>
+      </w:pPr>
+      <w:r>
+        <w:rPr>
+          <w:rFonts w:ascii="Times New Roman" w:hAnsi="Times New Roman" w:eastAsia="SimSun"/>
+          <w:b w:val="0"/>
+          <w:i w:val="0"/>
+          <w:sz w:val="24"/>
+        </w:rPr>
+        <w:t>因此，RAG 模块的关键设计并不是选择某一个单独算法，而是构建“改写、召回、融合、重排”这一完整检索链路。这样做的原因在于，航空维修问答同时具有专业术语密集和用户表达口语化两种特点，单一路径往往只能解决其中一类问题，而组合式检索链路更适合当前场景。</w:t>
       </w:r>
     </w:p>
     <w:p>
@@ -6633,7 +6959,7 @@
           <w:i w:val="0"/>
           <w:sz w:val="24"/>
         </w:rPr>
-        <w:t>3.3.2 RAG 检索模块</w:t>
+        <w:t>3.3.2 STT 语音识别模块</w:t>
       </w:r>
     </w:p>
     <w:p>
@@ -6645,110 +6971,11 @@
       <w:r>
         <w:rPr>
           <w:rFonts w:ascii="Times New Roman" w:hAnsi="Times New Roman" w:eastAsia="SimSun"/>
-          <w:b/>
-          <w:i w:val="0"/>
-          <w:sz w:val="24"/>
-        </w:rPr>
-        <w:t>类设计</w:t>
-      </w:r>
-      <w:r>
-        <w:rPr>
-          <w:rFonts w:ascii="Times New Roman" w:hAnsi="Times New Roman" w:eastAsia="SimSun"/>
           <w:b w:val="0"/>
           <w:i w:val="0"/>
           <w:sz w:val="24"/>
         </w:rPr>
-        <w:t>：</w:t>
-      </w:r>
-      <w:r>
-        <w:rPr>
-          <w:rFonts w:ascii="Consolas" w:hAnsi="Consolas" w:eastAsia="Consolas"/>
-          <w:b w:val="0"/>
-          <w:i w:val="0"/>
-          <w:sz w:val="24"/>
-        </w:rPr>
-        <w:t>DocumentStore</w:t>
-      </w:r>
-      <w:r>
-        <w:rPr>
-          <w:rFonts w:ascii="Times New Roman" w:hAnsi="Times New Roman" w:eastAsia="SimSun"/>
-          <w:b w:val="0"/>
-          <w:i w:val="0"/>
-          <w:sz w:val="24"/>
-        </w:rPr>
-        <w:t xml:space="preserve"> 整合稠密、稀疏检索与重排序；</w:t>
-      </w:r>
-      <w:r>
-        <w:rPr>
-          <w:rFonts w:ascii="Consolas" w:hAnsi="Consolas" w:eastAsia="Consolas"/>
-          <w:b w:val="0"/>
-          <w:i w:val="0"/>
-          <w:sz w:val="24"/>
-        </w:rPr>
-        <w:t>EmbeddingClient</w:t>
-      </w:r>
-      <w:r>
-        <w:rPr>
-          <w:rFonts w:ascii="Times New Roman" w:hAnsi="Times New Roman" w:eastAsia="SimSun"/>
-          <w:b w:val="0"/>
-          <w:i w:val="0"/>
-          <w:sz w:val="24"/>
-        </w:rPr>
-        <w:t xml:space="preserve"> 调用 DashScope Embedding API 进行向量化；</w:t>
-      </w:r>
-      <w:r>
-        <w:rPr>
-          <w:rFonts w:ascii="Consolas" w:hAnsi="Consolas" w:eastAsia="Consolas"/>
-          <w:b w:val="0"/>
-          <w:i w:val="0"/>
-          <w:sz w:val="24"/>
-        </w:rPr>
-        <w:t>BM25Index</w:t>
-      </w:r>
-      <w:r>
-        <w:rPr>
-          <w:rFonts w:ascii="Times New Roman" w:hAnsi="Times New Roman" w:eastAsia="SimSun"/>
-          <w:b w:val="0"/>
-          <w:i w:val="0"/>
-          <w:sz w:val="24"/>
-        </w:rPr>
-        <w:t xml:space="preserve"> 基于 jieba 分词实现稀疏索引；</w:t>
-      </w:r>
-      <w:r>
-        <w:rPr>
-          <w:rFonts w:ascii="Consolas" w:hAnsi="Consolas" w:eastAsia="Consolas"/>
-          <w:b w:val="0"/>
-          <w:i w:val="0"/>
-          <w:sz w:val="24"/>
-        </w:rPr>
-        <w:t>Reranker</w:t>
-      </w:r>
-      <w:r>
-        <w:rPr>
-          <w:rFonts w:ascii="Times New Roman" w:hAnsi="Times New Roman" w:eastAsia="SimSun"/>
-          <w:b w:val="0"/>
-          <w:i w:val="0"/>
-          <w:sz w:val="24"/>
-        </w:rPr>
-        <w:t xml:space="preserve"> 调用 DashScope gte-rerank API；</w:t>
-      </w:r>
-      <w:r>
-        <w:rPr>
-          <w:rFonts w:ascii="Consolas" w:hAnsi="Consolas" w:eastAsia="Consolas"/>
-          <w:b w:val="0"/>
-          <w:i w:val="0"/>
-          <w:sz w:val="24"/>
-        </w:rPr>
-        <w:t>QueryRewriter</w:t>
-      </w:r>
-      <w:r>
-        <w:rPr>
-          <w:rFonts w:ascii="Times New Roman" w:hAnsi="Times New Roman" w:eastAsia="SimSun"/>
-          <w:b w:val="0"/>
-          <w:i w:val="0"/>
-          <w:sz w:val="24"/>
-        </w:rPr>
-        <w:t xml:space="preserve"> 使用 LLM 进行口语化规范化和指代消解。</w:t>
+        <w:t>STT 语音识别模块承担从语音到文本的实时转换任务，是后续检索和回答生成的起点。该模块不仅要求识别精度较高，还要求能够在用户讲话过程中不断返回中间结果，使前端界面及时更新状态，并在用户结束讲话后尽快产出稳定的最终文本。</w:t>
       </w:r>
     </w:p>
     <w:p>
@@ -6760,12 +6987,19 @@
       <w:r>
         <w:rPr>
           <w:rFonts w:ascii="Times New Roman" w:hAnsi="Times New Roman" w:eastAsia="SimSun"/>
-          <w:b/>
-          <w:i w:val="0"/>
-          <w:sz w:val="24"/>
-        </w:rPr>
-        <w:t>关键设计决策</w:t>
-      </w:r>
+          <w:b w:val="0"/>
+          <w:i w:val="0"/>
+          <w:sz w:val="24"/>
+        </w:rPr>
+        <w:t>考虑到第三方语音识别服务通常采用长连接和回调式处理模式，本项目在设计该模块时重点关注两个问题：一是如何管理鉴权状态，避免长时间运行后 Token 失效；二是如何避免阻塞式连接建立和关闭操作影响后端主流程。为此，该模块在结构上区分了 Token 管理能力与流式识别能力，前者负责鉴权有效期控制，后者负责音频送入、识别回调接收和最终结果提交。</w:t>
+      </w:r>
+    </w:p>
+    <w:p>
+      <w:pPr>
+        <w:spacing w:line="360" w:lineRule="auto"/>
+        <w:ind w:firstLine="420"/>
+        <w:jc w:val="both"/>
+      </w:pPr>
       <w:r>
         <w:rPr>
           <w:rFonts w:ascii="Times New Roman" w:hAnsi="Times New Roman" w:eastAsia="SimSun"/>
@@ -6773,7 +7007,7 @@
           <w:i w:val="0"/>
           <w:sz w:val="24"/>
         </w:rPr>
-        <w:t>：采用"查询改写 → 并行稠密+稀疏检索 → RRF 倒数排名融合 → 交叉编码器重排序 → Top-K"的五段式检索流程，兼顾语义匹配与关键词精确命中，并通过重排序显著提升送入 LLM 的上下文质量。</w:t>
+        <w:t>在整体架构中，STT 模块并不直接负责用户会话决策，而是把识别到的中间结果和最终结果交给会话编排模块处理。这样的边界划分使语音识别模块保持单一职责，便于后续替换语音服务或调整识别参数。</w:t>
       </w:r>
     </w:p>
     <w:p>
@@ -6802,38 +7036,11 @@
       <w:r>
         <w:rPr>
           <w:rFonts w:ascii="Times New Roman" w:hAnsi="Times New Roman" w:eastAsia="SimSun"/>
-          <w:b/>
-          <w:i w:val="0"/>
-          <w:sz w:val="24"/>
-        </w:rPr>
-        <w:t>类设计</w:t>
-      </w:r>
-      <w:r>
-        <w:rPr>
-          <w:rFonts w:ascii="Times New Roman" w:hAnsi="Times New Roman" w:eastAsia="SimSun"/>
           <w:b w:val="0"/>
           <w:i w:val="0"/>
           <w:sz w:val="24"/>
         </w:rPr>
-        <w:t>：</w:t>
-      </w:r>
-      <w:r>
-        <w:rPr>
-          <w:rFonts w:ascii="Consolas" w:hAnsi="Consolas" w:eastAsia="Consolas"/>
-          <w:b w:val="0"/>
-          <w:i w:val="0"/>
-          <w:sz w:val="24"/>
-        </w:rPr>
-        <w:t>StreamingGenerator</w:t>
-      </w:r>
-      <w:r>
-        <w:rPr>
-          <w:rFonts w:ascii="Times New Roman" w:hAnsi="Times New Roman" w:eastAsia="SimSun"/>
-          <w:b w:val="0"/>
-          <w:i w:val="0"/>
-          <w:sz w:val="24"/>
-        </w:rPr>
-        <w:t xml:space="preserve"> 封装 OpenAI 兼容的 DashScope API，以异步生成器形式逐步 yield 文本片段。</w:t>
+        <w:t>LLM 推理模块负责结合检索结果生成最终回答。在本项目中，语言模型并不是独立作答，而是在检索结果约束下完成面向语音播报的回答生成。因此，该模块的设计重点不只是调用某个模型接口，更在于如何构造适合语音场景的提示上下文，以及如何以流式方式输出文本片段。</w:t>
       </w:r>
     </w:p>
     <w:p>
@@ -6845,12 +7052,19 @@
       <w:r>
         <w:rPr>
           <w:rFonts w:ascii="Times New Roman" w:hAnsi="Times New Roman" w:eastAsia="SimSun"/>
-          <w:b/>
-          <w:i w:val="0"/>
-          <w:sz w:val="24"/>
-        </w:rPr>
-        <w:t>关键设计决策</w:t>
-      </w:r>
+          <w:b w:val="0"/>
+          <w:i w:val="0"/>
+          <w:sz w:val="24"/>
+        </w:rPr>
+        <w:t>从设计目标上看，LLM 模块需要同时满足三项要求：第一，回答必须尽量建立在检索证据之上，而不是自由发挥；第二，回答长度应适合语音播报，避免输出过长、结构过碎或包含不适合朗读的格式；第三，模型输出要能够以增量方式交给下游语音合成模块，以配合整体流式链路。</w:t>
+      </w:r>
+    </w:p>
+    <w:p>
+      <w:pPr>
+        <w:spacing w:line="360" w:lineRule="auto"/>
+        <w:ind w:firstLine="420"/>
+        <w:jc w:val="both"/>
+      </w:pPr>
       <w:r>
         <w:rPr>
           <w:rFonts w:ascii="Times New Roman" w:hAnsi="Times New Roman" w:eastAsia="SimSun"/>
@@ -6858,7 +7072,7 @@
           <w:i w:val="0"/>
           <w:sz w:val="24"/>
         </w:rPr>
-        <w:t>：System Prompt 定义"飞机维修技术顾问"角色并约束纯文本、简洁回答与安全提示；检索文档以编号列表形式注入 System Prompt，对话历史以 user/assistant 消息序列传入，以便 LLM 充分利用上下文。</w:t>
+        <w:t>因此，LLM 模块在设计上被定位为“受检索上下文约束的流式回答生成器”。在实现层面虽然会使用特定的客户端对象和消息结构，但在系统设计层面，更关键的是明确它与 RAG 模块和 TTS 模块的连接关系：前者负责提供事实依据，后者负责把增量文本及时转换为语音输出。</w:t>
       </w:r>
     </w:p>
     <w:p>
@@ -6887,56 +7101,11 @@
       <w:r>
         <w:rPr>
           <w:rFonts w:ascii="Times New Roman" w:hAnsi="Times New Roman" w:eastAsia="SimSun"/>
-          <w:b/>
-          <w:i w:val="0"/>
-          <w:sz w:val="24"/>
-        </w:rPr>
-        <w:t>类设计</w:t>
-      </w:r>
-      <w:r>
-        <w:rPr>
-          <w:rFonts w:ascii="Times New Roman" w:hAnsi="Times New Roman" w:eastAsia="SimSun"/>
           <w:b w:val="0"/>
           <w:i w:val="0"/>
           <w:sz w:val="24"/>
         </w:rPr>
-        <w:t>：</w:t>
-      </w:r>
-      <w:r>
-        <w:rPr>
-          <w:rFonts w:ascii="Consolas" w:hAnsi="Consolas" w:eastAsia="Consolas"/>
-          <w:b w:val="0"/>
-          <w:i w:val="0"/>
-          <w:sz w:val="24"/>
-        </w:rPr>
-        <w:t>StreamingSynthesizer</w:t>
-      </w:r>
-      <w:r>
-        <w:rPr>
-          <w:rFonts w:ascii="Times New Roman" w:hAnsi="Times New Roman" w:eastAsia="SimSun"/>
-          <w:b w:val="0"/>
-          <w:i w:val="0"/>
-          <w:sz w:val="24"/>
-        </w:rPr>
-        <w:t xml:space="preserve"> 封装 DashScope CosyVoice SDK；</w:t>
-      </w:r>
-      <w:r>
-        <w:rPr>
-          <w:rFonts w:ascii="Consolas" w:hAnsi="Consolas" w:eastAsia="Consolas"/>
-          <w:b w:val="0"/>
-          <w:i w:val="0"/>
-          <w:sz w:val="24"/>
-        </w:rPr>
-        <w:t>_TtsCallback</w:t>
-      </w:r>
-      <w:r>
-        <w:rPr>
-          <w:rFonts w:ascii="Times New Roman" w:hAnsi="Times New Roman" w:eastAsia="SimSun"/>
-          <w:b w:val="0"/>
-          <w:i w:val="0"/>
-          <w:sz w:val="24"/>
-        </w:rPr>
-        <w:t xml:space="preserve"> 负责跨线程传递合成音频数据。</w:t>
+        <w:t>TTS 语音合成模块负责把语言模型输出的文本转化为可播放的语音。与传统文本播报不同，本项目中的语音合成需要直接接入实时问答流程，因此它不能只关注最终音质，还必须兼顾首包时延、分段自然度和中途取消能力。</w:t>
       </w:r>
     </w:p>
     <w:p>
@@ -6948,12 +7117,19 @@
       <w:r>
         <w:rPr>
           <w:rFonts w:ascii="Times New Roman" w:hAnsi="Times New Roman" w:eastAsia="SimSun"/>
-          <w:b/>
-          <w:i w:val="0"/>
-          <w:sz w:val="24"/>
-        </w:rPr>
-        <w:t>关键设计决策</w:t>
-      </w:r>
+          <w:b w:val="0"/>
+          <w:i w:val="0"/>
+          <w:sz w:val="24"/>
+        </w:rPr>
+        <w:t>基于这一点，TTS 模块在设计时重点处理两类问题。一类是语音播报自然度问题，例如航空型号、章节编号和数字串如果直接照文本发音，往往会与维修人员的专业表达习惯不一致，因此在送入合成前需要进行一定的文本预处理。另一类是并发协同问题，即语音合成结果来自 SDK 回调线程，而最终播放数据需要由主流程继续下发给前端，这要求模块具备稳定的跨线程数据投递能力。</w:t>
+      </w:r>
+    </w:p>
+    <w:p>
+      <w:pPr>
+        <w:spacing w:line="360" w:lineRule="auto"/>
+        <w:ind w:firstLine="420"/>
+        <w:jc w:val="both"/>
+      </w:pPr>
       <w:r>
         <w:rPr>
           <w:rFonts w:ascii="Times New Roman" w:hAnsi="Times New Roman" w:eastAsia="SimSun"/>
@@ -6961,25 +7137,7 @@
           <w:i w:val="0"/>
           <w:sz w:val="24"/>
         </w:rPr>
-        <w:t xml:space="preserve">：对航空型号数字进行预处理（如 B737 → B 七三七）避免 TTS 将型号读为基数；回调在 SDK 内部线程执行，通过 </w:t>
-      </w:r>
-      <w:r>
-        <w:rPr>
-          <w:rFonts w:ascii="Consolas" w:hAnsi="Consolas" w:eastAsia="Consolas"/>
-          <w:b w:val="0"/>
-          <w:i w:val="0"/>
-          <w:sz w:val="24"/>
-        </w:rPr>
-        <w:t>call_soon_threadsafe</w:t>
-      </w:r>
-      <w:r>
-        <w:rPr>
-          <w:rFonts w:ascii="Times New Roman" w:hAnsi="Times New Roman" w:eastAsia="SimSun"/>
-          <w:b w:val="0"/>
-          <w:i w:val="0"/>
-          <w:sz w:val="24"/>
-        </w:rPr>
-        <w:t xml:space="preserve"> 将音频安全投递至主事件循环。</w:t>
+        <w:t>因此，TTS 模块被设计为一个既承担文本预处理又承担流式音频回传的模块，它既要和 LLM 模块保持紧密衔接，又要服从会话编排模块关于打断、完成和状态切换的统一控制。</w:t>
       </w:r>
     </w:p>
     <w:p>
@@ -6996,7 +7154,7 @@
           <w:i w:val="0"/>
           <w:sz w:val="24"/>
         </w:rPr>
-        <w:t>3.3.5 Pipeline 编排模块</w:t>
+        <w:t>3.3.5 会话编排与服务接入模块</w:t>
       </w:r>
     </w:p>
     <w:p>
@@ -7008,11 +7166,20 @@
       <w:r>
         <w:rPr>
           <w:rFonts w:ascii="Times New Roman" w:hAnsi="Times New Roman" w:eastAsia="SimSun"/>
-          <w:b/>
-          <w:i w:val="0"/>
-          <w:sz w:val="24"/>
-        </w:rPr>
-        <w:t>类设计</w:t>
+          <w:b w:val="0"/>
+          <w:i w:val="0"/>
+          <w:sz w:val="24"/>
+        </w:rPr>
+        <w:t xml:space="preserve">会话编排与服务接入模块是本项目的控制中枢，其职责是把前端接入、状态维护、消息调度和各核心业务模块串联成一条可运行的交互链路。之所以不再将 </w:t>
+      </w:r>
+      <w:r>
+        <w:rPr>
+          <w:rFonts w:ascii="Consolas" w:hAnsi="Consolas" w:eastAsia="Consolas"/>
+          <w:b w:val="0"/>
+          <w:i w:val="0"/>
+          <w:sz w:val="24"/>
+        </w:rPr>
+        <w:t>WebSocket</w:t>
       </w:r>
       <w:r>
         <w:rPr>
@@ -7021,25 +7188,7 @@
           <w:i w:val="0"/>
           <w:sz w:val="24"/>
         </w:rPr>
-        <w:t>：</w:t>
-      </w:r>
-      <w:r>
-        <w:rPr>
-          <w:rFonts w:ascii="Consolas" w:hAnsi="Consolas" w:eastAsia="Consolas"/>
-          <w:b w:val="0"/>
-          <w:i w:val="0"/>
-          <w:sz w:val="24"/>
-        </w:rPr>
-        <w:t>VoiceChatPipeline</w:t>
-      </w:r>
-      <w:r>
-        <w:rPr>
-          <w:rFonts w:ascii="Times New Roman" w:hAnsi="Times New Roman" w:eastAsia="SimSun"/>
-          <w:b w:val="0"/>
-          <w:i w:val="0"/>
-          <w:sz w:val="24"/>
-        </w:rPr>
-        <w:t xml:space="preserve"> 编排完整的查询处理流程，协调 RAG、LLM、TTS 三模块并通过回调返回中间结果。</w:t>
+        <w:t xml:space="preserve"> 单独列为一个模块，是因为浏览器连接本身只是服务接入方式，它并不独立承担业务功能；真正决定系统行为的是会话编排逻辑，即何时启动识别、何时触发检索、何时推动合成、何时接受打断以及何时更新历史上下文。</w:t>
       </w:r>
     </w:p>
     <w:p>
@@ -7051,12 +7200,19 @@
       <w:r>
         <w:rPr>
           <w:rFonts w:ascii="Times New Roman" w:hAnsi="Times New Roman" w:eastAsia="SimSun"/>
-          <w:b/>
-          <w:i w:val="0"/>
-          <w:sz w:val="24"/>
-        </w:rPr>
-        <w:t>关键设计决策</w:t>
-      </w:r>
+          <w:b w:val="0"/>
+          <w:i w:val="0"/>
+          <w:sz w:val="24"/>
+        </w:rPr>
+        <w:t>在这一模块中，服务接入部分负责处理浏览器与后端之间的双向通信，把音频、文本和控制命令交给后端会话；会话编排部分则负责维护当前问答状态，协调 STT、RAG、LLM 和 TTS 四个核心模块按顺序或并行方式工作。换言之，通信通道只是外部入口，真正的设计重点在于后端如何建立面向单次问答和多轮追问的统一控制流程。</w:t>
+      </w:r>
+    </w:p>
+    <w:p>
+      <w:pPr>
+        <w:spacing w:line="360" w:lineRule="auto"/>
+        <w:ind w:firstLine="420"/>
+        <w:jc w:val="both"/>
+      </w:pPr>
       <w:r>
         <w:rPr>
           <w:rFonts w:ascii="Times New Roman" w:hAnsi="Times New Roman" w:eastAsia="SimSun"/>
@@ -7064,7 +7220,23 @@
           <w:i w:val="0"/>
           <w:sz w:val="24"/>
         </w:rPr>
-        <w:t>：采用文本缓冲策略——LLM 产生的 token 先进入缓冲区，遇到句号、问号等标点或累积超过 15 字时整批送入 TTS，在合成质量与响应延迟间取得平衡。</w:t>
+        <w:t>这一模块还需要承担音频批量发送、历史记录维护和打断传播等任务。只有把这些控制能力统一收拢到会话编排与服务接入模块中，系统设计与系统实现才能保持一致，第四章也才能与本章模块划分一一对应。</w:t>
+      </w:r>
+    </w:p>
+    <w:p>
+      <w:pPr>
+        <w:keepNext/>
+        <w:spacing w:before="240" w:after="240" w:line="360" w:lineRule="auto"/>
+        <w:jc w:val="left"/>
+      </w:pPr>
+      <w:r>
+        <w:rPr>
+          <w:rFonts w:ascii="Times New Roman" w:hAnsi="Times New Roman" w:eastAsia="SimHei"/>
+          <w:b/>
+          <w:i w:val="0"/>
+          <w:sz w:val="24"/>
+        </w:rPr>
+        <w:t>3.4 数据设计</w:t>
       </w:r>
     </w:p>
     <w:p>
@@ -7081,7 +7253,7 @@
           <w:i w:val="0"/>
           <w:sz w:val="24"/>
         </w:rPr>
-        <w:t>3.3.6 WebSocket 通信</w:t>
+        <w:t>3.4.1 文档数据结构</w:t>
       </w:r>
     </w:p>
     <w:p>
@@ -7093,308 +7265,11 @@
       <w:r>
         <w:rPr>
           <w:rFonts w:ascii="Times New Roman" w:hAnsi="Times New Roman" w:eastAsia="SimSun"/>
-          <w:b/>
-          <w:i w:val="0"/>
-          <w:sz w:val="24"/>
-        </w:rPr>
-        <w:t>协议概览</w:t>
-      </w:r>
-      <w:r>
-        <w:rPr>
-          <w:rFonts w:ascii="Times New Roman" w:hAnsi="Times New Roman" w:eastAsia="SimSun"/>
           <w:b w:val="0"/>
           <w:i w:val="0"/>
           <w:sz w:val="24"/>
         </w:rPr>
-        <w:t xml:space="preserve">：上行消息包括 </w:t>
-      </w:r>
-      <w:r>
-        <w:rPr>
-          <w:rFonts w:ascii="Consolas" w:hAnsi="Consolas" w:eastAsia="Consolas"/>
-          <w:b w:val="0"/>
-          <w:i w:val="0"/>
-          <w:sz w:val="24"/>
-        </w:rPr>
-        <w:t>start_recording</w:t>
-      </w:r>
-      <w:r>
-        <w:rPr>
-          <w:rFonts w:ascii="Times New Roman" w:hAnsi="Times New Roman" w:eastAsia="SimSun"/>
-          <w:b w:val="0"/>
-          <w:i w:val="0"/>
-          <w:sz w:val="24"/>
-        </w:rPr>
-        <w:t>、</w:t>
-      </w:r>
-      <w:r>
-        <w:rPr>
-          <w:rFonts w:ascii="Consolas" w:hAnsi="Consolas" w:eastAsia="Consolas"/>
-          <w:b w:val="0"/>
-          <w:i w:val="0"/>
-          <w:sz w:val="24"/>
-        </w:rPr>
-        <w:t>audio</w:t>
-      </w:r>
-      <w:r>
-        <w:rPr>
-          <w:rFonts w:ascii="Times New Roman" w:hAnsi="Times New Roman" w:eastAsia="SimSun"/>
-          <w:b w:val="0"/>
-          <w:i w:val="0"/>
-          <w:sz w:val="24"/>
-        </w:rPr>
-        <w:t>、</w:t>
-      </w:r>
-      <w:r>
-        <w:rPr>
-          <w:rFonts w:ascii="Consolas" w:hAnsi="Consolas" w:eastAsia="Consolas"/>
-          <w:b w:val="0"/>
-          <w:i w:val="0"/>
-          <w:sz w:val="24"/>
-        </w:rPr>
-        <w:t>stop_recording</w:t>
-      </w:r>
-      <w:r>
-        <w:rPr>
-          <w:rFonts w:ascii="Times New Roman" w:hAnsi="Times New Roman" w:eastAsia="SimSun"/>
-          <w:b w:val="0"/>
-          <w:i w:val="0"/>
-          <w:sz w:val="24"/>
-        </w:rPr>
-        <w:t>、</w:t>
-      </w:r>
-      <w:r>
-        <w:rPr>
-          <w:rFonts w:ascii="Consolas" w:hAnsi="Consolas" w:eastAsia="Consolas"/>
-          <w:b w:val="0"/>
-          <w:i w:val="0"/>
-          <w:sz w:val="24"/>
-        </w:rPr>
-        <w:t>text_query</w:t>
-      </w:r>
-      <w:r>
-        <w:rPr>
-          <w:rFonts w:ascii="Times New Roman" w:hAnsi="Times New Roman" w:eastAsia="SimSun"/>
-          <w:b w:val="0"/>
-          <w:i w:val="0"/>
-          <w:sz w:val="24"/>
-        </w:rPr>
-        <w:t>、</w:t>
-      </w:r>
-      <w:r>
-        <w:rPr>
-          <w:rFonts w:ascii="Consolas" w:hAnsi="Consolas" w:eastAsia="Consolas"/>
-          <w:b w:val="0"/>
-          <w:i w:val="0"/>
-          <w:sz w:val="24"/>
-        </w:rPr>
-        <w:t>interrupt</w:t>
-      </w:r>
-      <w:r>
-        <w:rPr>
-          <w:rFonts w:ascii="Times New Roman" w:hAnsi="Times New Roman" w:eastAsia="SimSun"/>
-          <w:b w:val="0"/>
-          <w:i w:val="0"/>
-          <w:sz w:val="24"/>
-        </w:rPr>
-        <w:t>、</w:t>
-      </w:r>
-      <w:r>
-        <w:rPr>
-          <w:rFonts w:ascii="Consolas" w:hAnsi="Consolas" w:eastAsia="Consolas"/>
-          <w:b w:val="0"/>
-          <w:i w:val="0"/>
-          <w:sz w:val="24"/>
-        </w:rPr>
-        <w:t>clear_history</w:t>
-      </w:r>
-      <w:r>
-        <w:rPr>
-          <w:rFonts w:ascii="Times New Roman" w:hAnsi="Times New Roman" w:eastAsia="SimSun"/>
-          <w:b w:val="0"/>
-          <w:i w:val="0"/>
-          <w:sz w:val="24"/>
-        </w:rPr>
-        <w:t xml:space="preserve">，覆盖录音控制、音频分片上传、文本查询、打断与历史清除；下行消息包括 </w:t>
-      </w:r>
-      <w:r>
-        <w:rPr>
-          <w:rFonts w:ascii="Consolas" w:hAnsi="Consolas" w:eastAsia="Consolas"/>
-          <w:b w:val="0"/>
-          <w:i w:val="0"/>
-          <w:sz w:val="24"/>
-        </w:rPr>
-        <w:t>recording_started</w:t>
-      </w:r>
-      <w:r>
-        <w:rPr>
-          <w:rFonts w:ascii="Times New Roman" w:hAnsi="Times New Roman" w:eastAsia="SimSun"/>
-          <w:b w:val="0"/>
-          <w:i w:val="0"/>
-          <w:sz w:val="24"/>
-        </w:rPr>
-        <w:t>、</w:t>
-      </w:r>
-      <w:r>
-        <w:rPr>
-          <w:rFonts w:ascii="Consolas" w:hAnsi="Consolas" w:eastAsia="Consolas"/>
-          <w:b w:val="0"/>
-          <w:i w:val="0"/>
-          <w:sz w:val="24"/>
-        </w:rPr>
-        <w:t>stt_partial</w:t>
-      </w:r>
-      <w:r>
-        <w:rPr>
-          <w:rFonts w:ascii="Times New Roman" w:hAnsi="Times New Roman" w:eastAsia="SimSun"/>
-          <w:b w:val="0"/>
-          <w:i w:val="0"/>
-          <w:sz w:val="24"/>
-        </w:rPr>
-        <w:t>、</w:t>
-      </w:r>
-      <w:r>
-        <w:rPr>
-          <w:rFonts w:ascii="Consolas" w:hAnsi="Consolas" w:eastAsia="Consolas"/>
-          <w:b w:val="0"/>
-          <w:i w:val="0"/>
-          <w:sz w:val="24"/>
-        </w:rPr>
-        <w:t>stt_final</w:t>
-      </w:r>
-      <w:r>
-        <w:rPr>
-          <w:rFonts w:ascii="Times New Roman" w:hAnsi="Times New Roman" w:eastAsia="SimSun"/>
-          <w:b w:val="0"/>
-          <w:i w:val="0"/>
-          <w:sz w:val="24"/>
-        </w:rPr>
-        <w:t>、</w:t>
-      </w:r>
-      <w:r>
-        <w:rPr>
-          <w:rFonts w:ascii="Consolas" w:hAnsi="Consolas" w:eastAsia="Consolas"/>
-          <w:b w:val="0"/>
-          <w:i w:val="0"/>
-          <w:sz w:val="24"/>
-        </w:rPr>
-        <w:t>llm_chunk</w:t>
-      </w:r>
-      <w:r>
-        <w:rPr>
-          <w:rFonts w:ascii="Times New Roman" w:hAnsi="Times New Roman" w:eastAsia="SimSun"/>
-          <w:b w:val="0"/>
-          <w:i w:val="0"/>
-          <w:sz w:val="24"/>
-        </w:rPr>
-        <w:t>、</w:t>
-      </w:r>
-      <w:r>
-        <w:rPr>
-          <w:rFonts w:ascii="Consolas" w:hAnsi="Consolas" w:eastAsia="Consolas"/>
-          <w:b w:val="0"/>
-          <w:i w:val="0"/>
-          <w:sz w:val="24"/>
-        </w:rPr>
-        <w:t>llm_done</w:t>
-      </w:r>
-      <w:r>
-        <w:rPr>
-          <w:rFonts w:ascii="Times New Roman" w:hAnsi="Times New Roman" w:eastAsia="SimSun"/>
-          <w:b w:val="0"/>
-          <w:i w:val="0"/>
-          <w:sz w:val="24"/>
-        </w:rPr>
-        <w:t>、</w:t>
-      </w:r>
-      <w:r>
-        <w:rPr>
-          <w:rFonts w:ascii="Consolas" w:hAnsi="Consolas" w:eastAsia="Consolas"/>
-          <w:b w:val="0"/>
-          <w:i w:val="0"/>
-          <w:sz w:val="24"/>
-        </w:rPr>
-        <w:t>tts_audio</w:t>
-      </w:r>
-      <w:r>
-        <w:rPr>
-          <w:rFonts w:ascii="Times New Roman" w:hAnsi="Times New Roman" w:eastAsia="SimSun"/>
-          <w:b w:val="0"/>
-          <w:i w:val="0"/>
-          <w:sz w:val="24"/>
-        </w:rPr>
-        <w:t>、</w:t>
-      </w:r>
-      <w:r>
-        <w:rPr>
-          <w:rFonts w:ascii="Consolas" w:hAnsi="Consolas" w:eastAsia="Consolas"/>
-          <w:b w:val="0"/>
-          <w:i w:val="0"/>
-          <w:sz w:val="24"/>
-        </w:rPr>
-        <w:t>tts_done</w:t>
-      </w:r>
-      <w:r>
-        <w:rPr>
-          <w:rFonts w:ascii="Times New Roman" w:hAnsi="Times New Roman" w:eastAsia="SimSun"/>
-          <w:b w:val="0"/>
-          <w:i w:val="0"/>
-          <w:sz w:val="24"/>
-        </w:rPr>
-        <w:t>、</w:t>
-      </w:r>
-      <w:r>
-        <w:rPr>
-          <w:rFonts w:ascii="Consolas" w:hAnsi="Consolas" w:eastAsia="Consolas"/>
-          <w:b w:val="0"/>
-          <w:i w:val="0"/>
-          <w:sz w:val="24"/>
-        </w:rPr>
-        <w:t>rag_sources</w:t>
-      </w:r>
-      <w:r>
-        <w:rPr>
-          <w:rFonts w:ascii="Times New Roman" w:hAnsi="Times New Roman" w:eastAsia="SimSun"/>
-          <w:b w:val="0"/>
-          <w:i w:val="0"/>
-          <w:sz w:val="24"/>
-        </w:rPr>
-        <w:t>、</w:t>
-      </w:r>
-      <w:r>
-        <w:rPr>
-          <w:rFonts w:ascii="Consolas" w:hAnsi="Consolas" w:eastAsia="Consolas"/>
-          <w:b w:val="0"/>
-          <w:i w:val="0"/>
-          <w:sz w:val="24"/>
-        </w:rPr>
-        <w:t>error</w:t>
-      </w:r>
-      <w:r>
-        <w:rPr>
-          <w:rFonts w:ascii="Times New Roman" w:hAnsi="Times New Roman" w:eastAsia="SimSun"/>
-          <w:b w:val="0"/>
-          <w:i w:val="0"/>
-          <w:sz w:val="24"/>
-        </w:rPr>
-        <w:t>，支持阶段性结果实时回传。为减少消息数量，</w:t>
-      </w:r>
-      <w:r>
-        <w:rPr>
-          <w:rFonts w:ascii="Consolas" w:hAnsi="Consolas" w:eastAsia="Consolas"/>
-          <w:b w:val="0"/>
-          <w:i w:val="0"/>
-          <w:sz w:val="24"/>
-        </w:rPr>
-        <w:t>AudioBuffer</w:t>
-      </w:r>
-      <w:r>
-        <w:rPr>
-          <w:rFonts w:ascii="Times New Roman" w:hAnsi="Times New Roman" w:eastAsia="SimSun"/>
-          <w:b w:val="0"/>
-          <w:i w:val="0"/>
-          <w:sz w:val="24"/>
-        </w:rPr>
-        <w:t xml:space="preserve"> 将 TTS 回调产生的小音频片段合并为约 8KB 的块后再统一下发。</w:t>
+        <w:t>知识库文档是本项目最重要的基础数据。每个文档片段除了保存原始文本内容外，还需要记录来源文件、章节名称、页码和片段序号等元数据，以便后续在检索命中后向用户展示依据来源。对于采用上下文增强策略的片段，还需要额外保存增强后的文本内容，使向量化阶段能够利用更完整的语境信息。</w:t>
       </w:r>
     </w:p>
     <w:p>
@@ -7406,53 +7281,11 @@
       <w:r>
         <w:rPr>
           <w:rFonts w:ascii="Times New Roman" w:hAnsi="Times New Roman" w:eastAsia="SimSun"/>
-          <w:b/>
-          <w:i w:val="0"/>
-          <w:sz w:val="24"/>
-        </w:rPr>
-        <w:t>前端状态机</w:t>
-      </w:r>
-      <w:r>
-        <w:rPr>
-          <w:rFonts w:ascii="Times New Roman" w:hAnsi="Times New Roman" w:eastAsia="SimSun"/>
           <w:b w:val="0"/>
           <w:i w:val="0"/>
           <w:sz w:val="24"/>
         </w:rPr>
-        <w:t>：前端维护 IDLE → LISTENING → PROCESSING → SPEAKING → IDLE 四状态有限状态机。IDLE 可开始录音或输入文本；LISTENING 可手动停止或被自动断句停止；PROCESSING 等待后端不可操作；SPEAKING 可手动或 VAD 自动打断。音频采集使用 AudioWorklet（现代浏览器）或 ScriptProcessor（降级方案），重采样至 16kHz PCM 并 base64 编码；播放端采用 1.5 秒预缓冲消除卡顿；VAD 以指数平滑基线噪声为参考，当音量超过基线 3 倍且连续 3 帧时触发打断，并设置 2 秒冷却期防止误触发。</w:t>
-      </w:r>
-    </w:p>
-    <w:p>
-      <w:pPr>
-        <w:keepNext/>
-        <w:spacing w:before="240" w:after="240" w:line="360" w:lineRule="auto"/>
-        <w:jc w:val="left"/>
-      </w:pPr>
-      <w:r>
-        <w:rPr>
-          <w:rFonts w:ascii="Times New Roman" w:hAnsi="Times New Roman" w:eastAsia="SimHei"/>
-          <w:b/>
-          <w:i w:val="0"/>
-          <w:sz w:val="24"/>
-        </w:rPr>
-        <w:t>3.4 数据设计</w:t>
-      </w:r>
-    </w:p>
-    <w:p>
-      <w:pPr>
-        <w:keepNext/>
-        <w:spacing w:before="240" w:after="240" w:line="360" w:lineRule="auto"/>
-        <w:ind w:firstLine="420"/>
-        <w:jc w:val="left"/>
-      </w:pPr>
-      <w:r>
-        <w:rPr>
-          <w:rFonts w:ascii="Times New Roman" w:hAnsi="Times New Roman" w:eastAsia="SimHei"/>
-          <w:b/>
-          <w:i w:val="0"/>
-          <w:sz w:val="24"/>
-        </w:rPr>
-        <w:t>3.4.1 文档数据结构</w:t>
+        <w:t>表 3.2 给出了文档片段的核心字段设计。</w:t>
       </w:r>
     </w:p>
     <w:p>
@@ -7468,747 +7301,7 @@
           <w:i w:val="0"/>
           <w:sz w:val="24"/>
         </w:rPr>
-        <w:t>知识库中的每个文档片段（chunk）包含文本内容、上下文增强内容、来源文件和元数据字段：</w:t>
-      </w:r>
-    </w:p>
-    <w:p>
-      <w:pPr>
-        <w:spacing w:before="0" w:after="0" w:line="240" w:lineRule="auto"/>
-        <w:ind w:firstLine="420"/>
-        <w:jc w:val="left"/>
-      </w:pPr>
-      <w:r>
-        <w:rPr>
-          <w:rFonts w:ascii="Consolas" w:hAnsi="Consolas" w:eastAsia="Consolas"/>
-          <w:b w:val="0"/>
-          <w:i w:val="0"/>
-          <w:sz w:val="21"/>
-          <w:shd w:fill="F2F2F2" w:val="clear"/>
-        </w:rPr>
-        <w:t>{</w:t>
-      </w:r>
-    </w:p>
-    <w:p>
-      <w:pPr>
-        <w:spacing w:before="0" w:after="0" w:line="240" w:lineRule="auto"/>
-        <w:ind w:firstLine="420"/>
-        <w:jc w:val="left"/>
-      </w:pPr>
-      <w:r>
-        <w:rPr>
-          <w:rFonts w:ascii="Consolas" w:hAnsi="Consolas" w:eastAsia="Consolas"/>
-          <w:b w:val="0"/>
-          <w:i w:val="0"/>
-          <w:sz w:val="21"/>
-          <w:shd w:fill="F2F2F2" w:val="clear"/>
-        </w:rPr>
-        <w:t xml:space="preserve">  "content": "文档文本内容",</w:t>
-      </w:r>
-    </w:p>
-    <w:p>
-      <w:pPr>
-        <w:spacing w:before="0" w:after="0" w:line="240" w:lineRule="auto"/>
-        <w:ind w:firstLine="420"/>
-        <w:jc w:val="left"/>
-      </w:pPr>
-      <w:r>
-        <w:rPr>
-          <w:rFonts w:ascii="Consolas" w:hAnsi="Consolas" w:eastAsia="Consolas"/>
-          <w:b w:val="0"/>
-          <w:i w:val="0"/>
-          <w:sz w:val="21"/>
-          <w:shd w:fill="F2F2F2" w:val="clear"/>
-        </w:rPr>
-        <w:t xml:space="preserve">  "enriched_content": "上下文增强后的内容",</w:t>
-      </w:r>
-    </w:p>
-    <w:p>
-      <w:pPr>
-        <w:spacing w:before="0" w:after="0" w:line="240" w:lineRule="auto"/>
-        <w:ind w:firstLine="420"/>
-        <w:jc w:val="left"/>
-      </w:pPr>
-      <w:r>
-        <w:rPr>
-          <w:rFonts w:ascii="Consolas" w:hAnsi="Consolas" w:eastAsia="Consolas"/>
-          <w:b w:val="0"/>
-          <w:i w:val="0"/>
-          <w:sz w:val="21"/>
-          <w:shd w:fill="F2F2F2" w:val="clear"/>
-        </w:rPr>
-        <w:t xml:space="preserve">  "source": "来源文件路径",</w:t>
-      </w:r>
-    </w:p>
-    <w:p>
-      <w:pPr>
-        <w:spacing w:before="0" w:after="0" w:line="240" w:lineRule="auto"/>
-        <w:ind w:firstLine="420"/>
-        <w:jc w:val="left"/>
-      </w:pPr>
-      <w:r>
-        <w:rPr>
-          <w:rFonts w:ascii="Consolas" w:hAnsi="Consolas" w:eastAsia="Consolas"/>
-          <w:b w:val="0"/>
-          <w:i w:val="0"/>
-          <w:sz w:val="21"/>
-          <w:shd w:fill="F2F2F2" w:val="clear"/>
-        </w:rPr>
-        <w:t xml:space="preserve">  "metadata": {</w:t>
-      </w:r>
-    </w:p>
-    <w:p>
-      <w:pPr>
-        <w:spacing w:before="0" w:after="0" w:line="240" w:lineRule="auto"/>
-        <w:ind w:firstLine="420"/>
-        <w:jc w:val="left"/>
-      </w:pPr>
-      <w:r>
-        <w:rPr>
-          <w:rFonts w:ascii="Consolas" w:hAnsi="Consolas" w:eastAsia="Consolas"/>
-          <w:b w:val="0"/>
-          <w:i w:val="0"/>
-          <w:sz w:val="21"/>
-          <w:shd w:fill="F2F2F2" w:val="clear"/>
-        </w:rPr>
-        <w:t xml:space="preserve">    "chapter": "章节名称",</w:t>
-      </w:r>
-    </w:p>
-    <w:p>
-      <w:pPr>
-        <w:spacing w:before="0" w:after="0" w:line="240" w:lineRule="auto"/>
-        <w:ind w:firstLine="420"/>
-        <w:jc w:val="left"/>
-      </w:pPr>
-      <w:r>
-        <w:rPr>
-          <w:rFonts w:ascii="Consolas" w:hAnsi="Consolas" w:eastAsia="Consolas"/>
-          <w:b w:val="0"/>
-          <w:i w:val="0"/>
-          <w:sz w:val="21"/>
-          <w:shd w:fill="F2F2F2" w:val="clear"/>
-        </w:rPr>
-        <w:t xml:space="preserve">    "section": "小节编号",</w:t>
-      </w:r>
-    </w:p>
-    <w:p>
-      <w:pPr>
-        <w:spacing w:before="0" w:after="0" w:line="240" w:lineRule="auto"/>
-        <w:ind w:firstLine="420"/>
-        <w:jc w:val="left"/>
-      </w:pPr>
-      <w:r>
-        <w:rPr>
-          <w:rFonts w:ascii="Consolas" w:hAnsi="Consolas" w:eastAsia="Consolas"/>
-          <w:b w:val="0"/>
-          <w:i w:val="0"/>
-          <w:sz w:val="21"/>
-          <w:shd w:fill="F2F2F2" w:val="clear"/>
-        </w:rPr>
-        <w:t xml:space="preserve">    "page": 页码数字,</w:t>
-      </w:r>
-    </w:p>
-    <w:p>
-      <w:pPr>
-        <w:spacing w:before="0" w:after="0" w:line="240" w:lineRule="auto"/>
-        <w:ind w:firstLine="420"/>
-        <w:jc w:val="left"/>
-      </w:pPr>
-      <w:r>
-        <w:rPr>
-          <w:rFonts w:ascii="Consolas" w:hAnsi="Consolas" w:eastAsia="Consolas"/>
-          <w:b w:val="0"/>
-          <w:i w:val="0"/>
-          <w:sz w:val="21"/>
-          <w:shd w:fill="F2F2F2" w:val="clear"/>
-        </w:rPr>
-        <w:t xml:space="preserve">    "chunk_index": 分块序号</w:t>
-      </w:r>
-    </w:p>
-    <w:p>
-      <w:pPr>
-        <w:spacing w:before="0" w:after="0" w:line="240" w:lineRule="auto"/>
-        <w:ind w:firstLine="420"/>
-        <w:jc w:val="left"/>
-      </w:pPr>
-      <w:r>
-        <w:rPr>
-          <w:rFonts w:ascii="Consolas" w:hAnsi="Consolas" w:eastAsia="Consolas"/>
-          <w:b w:val="0"/>
-          <w:i w:val="0"/>
-          <w:sz w:val="21"/>
-          <w:shd w:fill="F2F2F2" w:val="clear"/>
-        </w:rPr>
-        <w:t xml:space="preserve">  }</w:t>
-      </w:r>
-    </w:p>
-    <w:p>
-      <w:pPr>
-        <w:spacing w:before="0" w:after="0" w:line="240" w:lineRule="auto"/>
-        <w:ind w:firstLine="420"/>
-        <w:jc w:val="left"/>
-      </w:pPr>
-      <w:r>
-        <w:rPr>
-          <w:rFonts w:ascii="Consolas" w:hAnsi="Consolas" w:eastAsia="Consolas"/>
-          <w:b w:val="0"/>
-          <w:i w:val="0"/>
-          <w:sz w:val="21"/>
-          <w:shd w:fill="F2F2F2" w:val="clear"/>
-        </w:rPr>
-        <w:t>}</w:t>
-      </w:r>
-    </w:p>
-    <w:p>
-      <w:pPr>
-        <w:keepNext/>
-        <w:spacing w:before="240" w:after="240" w:line="360" w:lineRule="auto"/>
-        <w:ind w:firstLine="420"/>
-        <w:jc w:val="left"/>
-      </w:pPr>
-      <w:r>
-        <w:rPr>
-          <w:rFonts w:ascii="Times New Roman" w:hAnsi="Times New Roman" w:eastAsia="SimHei"/>
-          <w:b/>
-          <w:i w:val="0"/>
-          <w:sz w:val="24"/>
-        </w:rPr>
-        <w:t>3.4.2 索引数据结构</w:t>
-      </w:r>
-    </w:p>
-    <w:p>
-      <w:pPr>
-        <w:spacing w:line="360" w:lineRule="auto"/>
-        <w:ind w:firstLine="420"/>
-        <w:jc w:val="both"/>
-      </w:pPr>
-      <w:r>
-        <w:rPr>
-          <w:rFonts w:ascii="Times New Roman" w:hAnsi="Times New Roman" w:eastAsia="SimSun"/>
-          <w:b w:val="0"/>
-          <w:i w:val="0"/>
-          <w:sz w:val="24"/>
-        </w:rPr>
-        <w:t xml:space="preserve">系统维护三类持久化数据：（1）FAISS 向量索引 </w:t>
-      </w:r>
-      <w:r>
-        <w:rPr>
-          <w:rFonts w:ascii="Consolas" w:hAnsi="Consolas" w:eastAsia="Consolas"/>
-          <w:b w:val="0"/>
-          <w:i w:val="0"/>
-          <w:sz w:val="24"/>
-        </w:rPr>
-        <w:t>index.faiss</w:t>
-      </w:r>
-      <w:r>
-        <w:rPr>
-          <w:rFonts w:ascii="Times New Roman" w:hAnsi="Times New Roman" w:eastAsia="SimSun"/>
-          <w:b w:val="0"/>
-          <w:i w:val="0"/>
-          <w:sz w:val="24"/>
-        </w:rPr>
-        <w:t xml:space="preserve">，使用 IndexFlatIP 配合 L2 归一化实现余弦相似度精确搜索；（2）BM25 稀疏索引，包括 </w:t>
-      </w:r>
-      <w:r>
-        <w:rPr>
-          <w:rFonts w:ascii="Consolas" w:hAnsi="Consolas" w:eastAsia="Consolas"/>
-          <w:b w:val="0"/>
-          <w:i w:val="0"/>
-          <w:sz w:val="24"/>
-        </w:rPr>
-        <w:t>bm25_index.pkl</w:t>
-      </w:r>
-      <w:r>
-        <w:rPr>
-          <w:rFonts w:ascii="Times New Roman" w:hAnsi="Times New Roman" w:eastAsia="SimSun"/>
-          <w:b w:val="0"/>
-          <w:i w:val="0"/>
-          <w:sz w:val="24"/>
-        </w:rPr>
-        <w:t>（模型）、</w:t>
-      </w:r>
-      <w:r>
-        <w:rPr>
-          <w:rFonts w:ascii="Consolas" w:hAnsi="Consolas" w:eastAsia="Consolas"/>
-          <w:b w:val="0"/>
-          <w:i w:val="0"/>
-          <w:sz w:val="24"/>
-        </w:rPr>
-        <w:t>bm25_corpus.json</w:t>
-      </w:r>
-      <w:r>
-        <w:rPr>
-          <w:rFonts w:ascii="Times New Roman" w:hAnsi="Times New Roman" w:eastAsia="SimSun"/>
-          <w:b w:val="0"/>
-          <w:i w:val="0"/>
-          <w:sz w:val="24"/>
-        </w:rPr>
-        <w:t xml:space="preserve">（分词结果）和 </w:t>
-      </w:r>
-      <w:r>
-        <w:rPr>
-          <w:rFonts w:ascii="Consolas" w:hAnsi="Consolas" w:eastAsia="Consolas"/>
-          <w:b w:val="0"/>
-          <w:i w:val="0"/>
-          <w:sz w:val="24"/>
-        </w:rPr>
-        <w:t>bm25_documents.json</w:t>
-      </w:r>
-      <w:r>
-        <w:rPr>
-          <w:rFonts w:ascii="Times New Roman" w:hAnsi="Times New Roman" w:eastAsia="SimSun"/>
-          <w:b w:val="0"/>
-          <w:i w:val="0"/>
-          <w:sz w:val="24"/>
-        </w:rPr>
-        <w:t xml:space="preserve">（文档数据）；（3）文档元数据 </w:t>
-      </w:r>
-      <w:r>
-        <w:rPr>
-          <w:rFonts w:ascii="Consolas" w:hAnsi="Consolas" w:eastAsia="Consolas"/>
-          <w:b w:val="0"/>
-          <w:i w:val="0"/>
-          <w:sz w:val="24"/>
-        </w:rPr>
-        <w:t>documents.json</w:t>
-      </w:r>
-      <w:r>
-        <w:rPr>
-          <w:rFonts w:ascii="Times New Roman" w:hAnsi="Times New Roman" w:eastAsia="SimSun"/>
-          <w:b w:val="0"/>
-          <w:i w:val="0"/>
-          <w:sz w:val="24"/>
-        </w:rPr>
-        <w:t>，保存全部片段的完整信息。</w:t>
-      </w:r>
-    </w:p>
-    <w:p>
-      <w:pPr>
-        <w:spacing w:line="360" w:lineRule="auto"/>
-        <w:ind w:firstLine="420"/>
-        <w:jc w:val="both"/>
-      </w:pPr>
-      <w:r>
-        <w:rPr>
-          <w:rFonts w:ascii="Times New Roman" w:hAnsi="Times New Roman" w:eastAsia="SimSun"/>
-          <w:b w:val="0"/>
-          <w:i w:val="0"/>
-          <w:sz w:val="24"/>
-        </w:rPr>
-        <w:t>索引构建时的核心配置结构如下：</w:t>
-      </w:r>
-    </w:p>
-    <w:p>
-      <w:pPr>
-        <w:spacing w:before="0" w:after="0" w:line="240" w:lineRule="auto"/>
-        <w:ind w:firstLine="420"/>
-        <w:jc w:val="left"/>
-      </w:pPr>
-      <w:r>
-        <w:rPr>
-          <w:rFonts w:ascii="Consolas" w:hAnsi="Consolas" w:eastAsia="Consolas"/>
-          <w:b w:val="0"/>
-          <w:i w:val="0"/>
-          <w:sz w:val="21"/>
-          <w:shd w:fill="F2F2F2" w:val="clear"/>
-        </w:rPr>
-        <w:t>{</w:t>
-      </w:r>
-    </w:p>
-    <w:p>
-      <w:pPr>
-        <w:spacing w:before="0" w:after="0" w:line="240" w:lineRule="auto"/>
-        <w:ind w:firstLine="420"/>
-        <w:jc w:val="left"/>
-      </w:pPr>
-      <w:r>
-        <w:rPr>
-          <w:rFonts w:ascii="Consolas" w:hAnsi="Consolas" w:eastAsia="Consolas"/>
-          <w:b w:val="0"/>
-          <w:i w:val="0"/>
-          <w:sz w:val="21"/>
-          <w:shd w:fill="F2F2F2" w:val="clear"/>
-        </w:rPr>
-        <w:t xml:space="preserve">  "index_type": "IndexFlatIP",</w:t>
-      </w:r>
-    </w:p>
-    <w:p>
-      <w:pPr>
-        <w:spacing w:before="0" w:after="0" w:line="240" w:lineRule="auto"/>
-        <w:ind w:firstLine="420"/>
-        <w:jc w:val="left"/>
-      </w:pPr>
-      <w:r>
-        <w:rPr>
-          <w:rFonts w:ascii="Consolas" w:hAnsi="Consolas" w:eastAsia="Consolas"/>
-          <w:b w:val="0"/>
-          <w:i w:val="0"/>
-          <w:sz w:val="21"/>
-          <w:shd w:fill="F2F2F2" w:val="clear"/>
-        </w:rPr>
-        <w:t xml:space="preserve">  "embedding_dim": 1024,</w:t>
-      </w:r>
-    </w:p>
-    <w:p>
-      <w:pPr>
-        <w:spacing w:before="0" w:after="0" w:line="240" w:lineRule="auto"/>
-        <w:ind w:firstLine="420"/>
-        <w:jc w:val="left"/>
-      </w:pPr>
-      <w:r>
-        <w:rPr>
-          <w:rFonts w:ascii="Consolas" w:hAnsi="Consolas" w:eastAsia="Consolas"/>
-          <w:b w:val="0"/>
-          <w:i w:val="0"/>
-          <w:sz w:val="21"/>
-          <w:shd w:fill="F2F2F2" w:val="clear"/>
-        </w:rPr>
-        <w:t xml:space="preserve">  "bm25_k1": 1.5,</w:t>
-      </w:r>
-    </w:p>
-    <w:p>
-      <w:pPr>
-        <w:spacing w:before="0" w:after="0" w:line="240" w:lineRule="auto"/>
-        <w:ind w:firstLine="420"/>
-        <w:jc w:val="left"/>
-      </w:pPr>
-      <w:r>
-        <w:rPr>
-          <w:rFonts w:ascii="Consolas" w:hAnsi="Consolas" w:eastAsia="Consolas"/>
-          <w:b w:val="0"/>
-          <w:i w:val="0"/>
-          <w:sz w:val="21"/>
-          <w:shd w:fill="F2F2F2" w:val="clear"/>
-        </w:rPr>
-        <w:t xml:space="preserve">  "bm25_b": 0.75,</w:t>
-      </w:r>
-    </w:p>
-    <w:p>
-      <w:pPr>
-        <w:spacing w:before="0" w:after="0" w:line="240" w:lineRule="auto"/>
-        <w:ind w:firstLine="420"/>
-        <w:jc w:val="left"/>
-      </w:pPr>
-      <w:r>
-        <w:rPr>
-          <w:rFonts w:ascii="Consolas" w:hAnsi="Consolas" w:eastAsia="Consolas"/>
-          <w:b w:val="0"/>
-          <w:i w:val="0"/>
-          <w:sz w:val="21"/>
-          <w:shd w:fill="F2F2F2" w:val="clear"/>
-        </w:rPr>
-        <w:t xml:space="preserve">  "chunk_size_range": [300, 800]</w:t>
-      </w:r>
-    </w:p>
-    <w:p>
-      <w:pPr>
-        <w:spacing w:before="0" w:after="0" w:line="240" w:lineRule="auto"/>
-        <w:ind w:firstLine="420"/>
-        <w:jc w:val="left"/>
-      </w:pPr>
-      <w:r>
-        <w:rPr>
-          <w:rFonts w:ascii="Consolas" w:hAnsi="Consolas" w:eastAsia="Consolas"/>
-          <w:b w:val="0"/>
-          <w:i w:val="0"/>
-          <w:sz w:val="21"/>
-          <w:shd w:fill="F2F2F2" w:val="clear"/>
-        </w:rPr>
-        <w:t>}</w:t>
-      </w:r>
-    </w:p>
-    <w:p>
-      <w:pPr>
-        <w:keepNext/>
-        <w:spacing w:before="240" w:after="240" w:line="360" w:lineRule="auto"/>
-        <w:ind w:firstLine="420"/>
-        <w:jc w:val="left"/>
-      </w:pPr>
-      <w:r>
-        <w:rPr>
-          <w:rFonts w:ascii="Times New Roman" w:hAnsi="Times New Roman" w:eastAsia="SimHei"/>
-          <w:b/>
-          <w:i w:val="0"/>
-          <w:sz w:val="24"/>
-        </w:rPr>
-        <w:t>3.4.3 评估数据结构</w:t>
-      </w:r>
-    </w:p>
-    <w:p>
-      <w:pPr>
-        <w:spacing w:line="360" w:lineRule="auto"/>
-        <w:ind w:firstLine="420"/>
-        <w:jc w:val="both"/>
-      </w:pPr>
-      <w:r>
-        <w:rPr>
-          <w:rFonts w:ascii="Times New Roman" w:hAnsi="Times New Roman" w:eastAsia="SimSun"/>
-          <w:b w:val="0"/>
-          <w:i w:val="0"/>
-          <w:sz w:val="24"/>
-        </w:rPr>
-        <w:t>评估数据集包含测试查询和对应的文档中精确子串答案：</w:t>
-      </w:r>
-    </w:p>
-    <w:p>
-      <w:pPr>
-        <w:spacing w:before="0" w:after="0" w:line="240" w:lineRule="auto"/>
-        <w:ind w:firstLine="420"/>
-        <w:jc w:val="left"/>
-      </w:pPr>
-      <w:r>
-        <w:rPr>
-          <w:rFonts w:ascii="Consolas" w:hAnsi="Consolas" w:eastAsia="Consolas"/>
-          <w:b w:val="0"/>
-          <w:i w:val="0"/>
-          <w:sz w:val="21"/>
-          <w:shd w:fill="F2F2F2" w:val="clear"/>
-        </w:rPr>
-        <w:t>{</w:t>
-      </w:r>
-    </w:p>
-    <w:p>
-      <w:pPr>
-        <w:spacing w:before="0" w:after="0" w:line="240" w:lineRule="auto"/>
-        <w:ind w:firstLine="420"/>
-        <w:jc w:val="left"/>
-      </w:pPr>
-      <w:r>
-        <w:rPr>
-          <w:rFonts w:ascii="Consolas" w:hAnsi="Consolas" w:eastAsia="Consolas"/>
-          <w:b w:val="0"/>
-          <w:i w:val="0"/>
-          <w:sz w:val="21"/>
-          <w:shd w:fill="F2F2F2" w:val="clear"/>
-        </w:rPr>
-        <w:t xml:space="preserve">  "query": "测试问题文本",</w:t>
-      </w:r>
-    </w:p>
-    <w:p>
-      <w:pPr>
-        <w:spacing w:before="0" w:after="0" w:line="240" w:lineRule="auto"/>
-        <w:ind w:firstLine="420"/>
-        <w:jc w:val="left"/>
-      </w:pPr>
-      <w:r>
-        <w:rPr>
-          <w:rFonts w:ascii="Consolas" w:hAnsi="Consolas" w:eastAsia="Consolas"/>
-          <w:b w:val="0"/>
-          <w:i w:val="0"/>
-          <w:sz w:val="21"/>
-          <w:shd w:fill="F2F2F2" w:val="clear"/>
-        </w:rPr>
-        <w:t xml:space="preserve">  "golden_content": "标准答案（文档中的精确子串）",</w:t>
-      </w:r>
-    </w:p>
-    <w:p>
-      <w:pPr>
-        <w:spacing w:before="0" w:after="0" w:line="240" w:lineRule="auto"/>
-        <w:ind w:firstLine="420"/>
-        <w:jc w:val="left"/>
-      </w:pPr>
-      <w:r>
-        <w:rPr>
-          <w:rFonts w:ascii="Consolas" w:hAnsi="Consolas" w:eastAsia="Consolas"/>
-          <w:b w:val="0"/>
-          <w:i w:val="0"/>
-          <w:sz w:val="21"/>
-          <w:shd w:fill="F2F2F2" w:val="clear"/>
-        </w:rPr>
-        <w:t xml:space="preserve">  "source": "golden_content 所属的原始文档名"</w:t>
-      </w:r>
-    </w:p>
-    <w:p>
-      <w:pPr>
-        <w:spacing w:before="0" w:after="0" w:line="240" w:lineRule="auto"/>
-        <w:ind w:firstLine="420"/>
-        <w:jc w:val="left"/>
-      </w:pPr>
-      <w:r>
-        <w:rPr>
-          <w:rFonts w:ascii="Consolas" w:hAnsi="Consolas" w:eastAsia="Consolas"/>
-          <w:b w:val="0"/>
-          <w:i w:val="0"/>
-          <w:sz w:val="21"/>
-          <w:shd w:fill="F2F2F2" w:val="clear"/>
-        </w:rPr>
-        <w:t>}</w:t>
-      </w:r>
-    </w:p>
-    <w:p>
-      <w:pPr>
-        <w:spacing w:line="360" w:lineRule="auto"/>
-        <w:ind w:firstLine="420"/>
-        <w:jc w:val="both"/>
-      </w:pPr>
-      <w:r>
-        <w:rPr>
-          <w:rFonts w:ascii="Times New Roman" w:hAnsi="Times New Roman" w:eastAsia="SimSun"/>
-          <w:b w:val="0"/>
-          <w:i w:val="0"/>
-          <w:sz w:val="24"/>
-        </w:rPr>
-        <w:t xml:space="preserve">评估时以 </w:t>
-      </w:r>
-      <w:r>
-        <w:rPr>
-          <w:rFonts w:ascii="Consolas" w:hAnsi="Consolas" w:eastAsia="Consolas"/>
-          <w:b w:val="0"/>
-          <w:i w:val="0"/>
-          <w:sz w:val="24"/>
-        </w:rPr>
-        <w:t>golden_content</w:t>
-      </w:r>
-      <w:r>
-        <w:rPr>
-          <w:rFonts w:ascii="Times New Roman" w:hAnsi="Times New Roman" w:eastAsia="SimSun"/>
-          <w:b w:val="0"/>
-          <w:i w:val="0"/>
-          <w:sz w:val="24"/>
-        </w:rPr>
-        <w:t xml:space="preserve"> 在检索结果片段中的子串匹配为相关判定依据，保证在文档切分策略调整或知识库扩充后无需重新标注。</w:t>
-      </w:r>
-    </w:p>
-    <w:p>
-      <w:pPr>
-        <w:keepNext/>
-        <w:spacing w:before="240" w:after="240" w:line="360" w:lineRule="auto"/>
-        <w:jc w:val="left"/>
-      </w:pPr>
-      <w:r>
-        <w:rPr>
-          <w:rFonts w:ascii="Times New Roman" w:hAnsi="Times New Roman" w:eastAsia="SimHei"/>
-          <w:b/>
-          <w:i w:val="0"/>
-          <w:sz w:val="24"/>
-        </w:rPr>
-        <w:t>3.5 本章小结</w:t>
-      </w:r>
-    </w:p>
-    <w:p>
-      <w:pPr>
-        <w:spacing w:line="360" w:lineRule="auto"/>
-        <w:ind w:firstLine="420"/>
-        <w:jc w:val="both"/>
-      </w:pPr>
-      <w:r>
-        <w:rPr>
-          <w:rFonts w:ascii="Times New Roman" w:hAnsi="Times New Roman" w:eastAsia="SimSun"/>
-          <w:b w:val="0"/>
-          <w:i w:val="0"/>
-          <w:sz w:val="24"/>
-        </w:rPr>
-        <w:t>本章从功能需求和非功能需求两方面对系统进行了全面分析，设计了基于 B/S 的四层系统架构和端到端流式数据流，阐述了线程与协程混合调度模型，给出了 STT、RAG、LLM、TTS、Pipeline 和 WebSocket 通信各模块的类设计与关键设计决策，并定义了文档、索引和评估三类数据结构，为后续的系统实现奠定了基础。</w:t>
-      </w:r>
-    </w:p>
-    <w:p>
-      <w:pPr>
-        <w:pageBreakBefore/>
-        <w:spacing w:line="360" w:lineRule="auto"/>
-      </w:pPr>
-      <w:r>
-        <w:rPr>
-          <w:rFonts w:ascii="Times New Roman" w:hAnsi="Times New Roman" w:eastAsia="SimSun"/>
-          <w:b w:val="0"/>
-          <w:i w:val="0"/>
-          <w:sz w:val="24"/>
-        </w:rPr>
-      </w:r>
-    </w:p>
-    <w:p>
-      <w:pPr>
-        <w:keepNext/>
-        <w:spacing w:before="240" w:after="240" w:line="360" w:lineRule="auto"/>
-        <w:jc w:val="center"/>
-      </w:pPr>
-      <w:r>
-        <w:rPr>
-          <w:rFonts w:ascii="Times New Roman" w:hAnsi="Times New Roman" w:eastAsia="SimHei"/>
-          <w:b/>
-          <w:i w:val="0"/>
-          <w:sz w:val="30"/>
-        </w:rPr>
-        <w:t>4  系统实现</w:t>
-      </w:r>
-    </w:p>
-    <w:p>
-      <w:pPr>
-        <w:spacing w:line="360" w:lineRule="auto"/>
-        <w:ind w:firstLine="420"/>
-        <w:jc w:val="both"/>
-      </w:pPr>
-      <w:r>
-        <w:rPr>
-          <w:rFonts w:ascii="Times New Roman" w:hAnsi="Times New Roman" w:eastAsia="SimSun"/>
-          <w:b w:val="0"/>
-          <w:i w:val="0"/>
-          <w:sz w:val="24"/>
-        </w:rPr>
-        <w:t>本章在第三章架构设计之上介绍具体实现：先给出开发环境与总体架构，再按 RAG、STT、LLM、TTS、Pipeline 五模块平行展开关键实现。</w:t>
-      </w:r>
-    </w:p>
-    <w:p>
-      <w:pPr>
-        <w:keepNext/>
-        <w:spacing w:before="240" w:after="240" w:line="360" w:lineRule="auto"/>
-        <w:jc w:val="left"/>
-      </w:pPr>
-      <w:r>
-        <w:rPr>
-          <w:rFonts w:ascii="Times New Roman" w:hAnsi="Times New Roman" w:eastAsia="SimHei"/>
-          <w:b/>
-          <w:i w:val="0"/>
-          <w:sz w:val="24"/>
-        </w:rPr>
-        <w:t>4.1 系统总体实现</w:t>
-      </w:r>
-    </w:p>
-    <w:p>
-      <w:pPr>
-        <w:keepNext/>
-        <w:spacing w:before="240" w:after="240" w:line="360" w:lineRule="auto"/>
-        <w:ind w:firstLine="420"/>
-        <w:jc w:val="left"/>
-      </w:pPr>
-      <w:r>
-        <w:rPr>
-          <w:rFonts w:ascii="Times New Roman" w:hAnsi="Times New Roman" w:eastAsia="SimHei"/>
-          <w:b/>
-          <w:i w:val="0"/>
-          <w:sz w:val="24"/>
-        </w:rPr>
-        <w:t>4.1.1 开发环境与技术选型</w:t>
-      </w:r>
-    </w:p>
-    <w:p>
-      <w:pPr>
-        <w:spacing w:line="360" w:lineRule="auto"/>
-        <w:ind w:firstLine="420"/>
-        <w:jc w:val="both"/>
-      </w:pPr>
-      <w:r>
-        <w:rPr>
-          <w:rFonts w:ascii="Times New Roman" w:hAnsi="Times New Roman" w:eastAsia="SimSun"/>
-          <w:b w:val="0"/>
-          <w:i w:val="0"/>
-          <w:sz w:val="24"/>
-        </w:rPr>
-        <w:t>后端以 Python 3.10 开发，前端采用原生 HTML/CSS/JavaScript。开发环境如表 4.1 所示。</w:t>
-      </w:r>
-    </w:p>
-    <w:p>
-      <w:pPr>
-        <w:spacing w:line="360" w:lineRule="auto"/>
-        <w:ind w:firstLine="420"/>
-        <w:jc w:val="both"/>
-      </w:pPr>
-      <w:r>
-        <w:rPr>
-          <w:rFonts w:ascii="Times New Roman" w:hAnsi="Times New Roman" w:eastAsia="SimSun"/>
-          <w:b w:val="0"/>
-          <w:i w:val="0"/>
-          <w:sz w:val="24"/>
-        </w:rPr>
-        <w:t>表 4.1 开发环境配置</w:t>
+        <w:t>表 3.2 文档片段核心字段</w:t>
       </w:r>
     </w:p>
     <w:p>
@@ -8223,7 +7316,7 @@
           <w:i w:val="0"/>
           <w:sz w:val="18"/>
         </w:rPr>
-        <w:t>表 4.1 开发环境配置</w:t>
+        <w:t>表 3.2 文档片段核心字段</w:t>
       </w:r>
     </w:p>
     <w:tbl>
@@ -8242,14 +7335,790 @@
         </w:tblBorders>
       </w:tblPr>
       <w:tblGrid>
-        <w:gridCol w:w="3024"/>
-        <w:gridCol w:w="3024"/>
-        <w:gridCol w:w="3024"/>
+        <w:gridCol w:w="4535"/>
+        <w:gridCol w:w="4535"/>
       </w:tblGrid>
       <w:tr>
         <w:tc>
           <w:tcPr>
-            <w:tcW w:type="dxa" w:w="3024"/>
+            <w:tcW w:type="dxa" w:w="4535"/>
+            <w:vAlign w:val="center"/>
+            <w:tcBorders>
+              <w:bottom w:val="single" w:sz="6" w:space="0" w:color="000000"/>
+            </w:tcBorders>
+          </w:tcPr>
+          <w:p>
+            <w:pPr>
+              <w:spacing w:line="240" w:lineRule="auto"/>
+              <w:jc w:val="center"/>
+            </w:pPr>
+            <w:r/>
+            <w:r>
+              <w:rPr>
+                <w:rFonts w:ascii="Times New Roman" w:hAnsi="Times New Roman" w:eastAsia="SimSun"/>
+                <w:b/>
+                <w:i w:val="0"/>
+                <w:sz w:val="18"/>
+              </w:rPr>
+              <w:t>字段</w:t>
+            </w:r>
+          </w:p>
+        </w:tc>
+        <w:tc>
+          <w:tcPr>
+            <w:tcW w:type="dxa" w:w="4535"/>
+            <w:vAlign w:val="center"/>
+            <w:tcBorders>
+              <w:bottom w:val="single" w:sz="6" w:space="0" w:color="000000"/>
+            </w:tcBorders>
+          </w:tcPr>
+          <w:p>
+            <w:pPr>
+              <w:spacing w:line="240" w:lineRule="auto"/>
+              <w:jc w:val="center"/>
+            </w:pPr>
+            <w:r/>
+            <w:r>
+              <w:rPr>
+                <w:rFonts w:ascii="Times New Roman" w:hAnsi="Times New Roman" w:eastAsia="SimSun"/>
+                <w:b/>
+                <w:i w:val="0"/>
+                <w:sz w:val="18"/>
+              </w:rPr>
+              <w:t>含义</w:t>
+            </w:r>
+          </w:p>
+        </w:tc>
+      </w:tr>
+      <w:tr>
+        <w:tc>
+          <w:tcPr>
+            <w:tcW w:type="dxa" w:w="4535"/>
+            <w:vAlign w:val="center"/>
+          </w:tcPr>
+          <w:p>
+            <w:pPr>
+              <w:spacing w:line="240" w:lineRule="auto"/>
+              <w:jc w:val="center"/>
+            </w:pPr>
+            <w:r/>
+            <w:r>
+              <w:rPr>
+                <w:rFonts w:ascii="Times New Roman" w:hAnsi="Times New Roman" w:eastAsia="SimSun"/>
+                <w:b w:val="0"/>
+                <w:i w:val="0"/>
+                <w:sz w:val="18"/>
+              </w:rPr>
+              <w:t>`content`</w:t>
+            </w:r>
+          </w:p>
+        </w:tc>
+        <w:tc>
+          <w:tcPr>
+            <w:tcW w:type="dxa" w:w="4535"/>
+            <w:vAlign w:val="center"/>
+          </w:tcPr>
+          <w:p>
+            <w:pPr>
+              <w:spacing w:line="240" w:lineRule="auto"/>
+              <w:jc w:val="center"/>
+            </w:pPr>
+            <w:r/>
+            <w:r>
+              <w:rPr>
+                <w:rFonts w:ascii="Times New Roman" w:hAnsi="Times New Roman" w:eastAsia="SimSun"/>
+                <w:b w:val="0"/>
+                <w:i w:val="0"/>
+                <w:sz w:val="18"/>
+              </w:rPr>
+              <w:t>文档片段的原始文本内容</w:t>
+            </w:r>
+          </w:p>
+        </w:tc>
+      </w:tr>
+      <w:tr>
+        <w:tc>
+          <w:tcPr>
+            <w:tcW w:type="dxa" w:w="4535"/>
+            <w:vAlign w:val="center"/>
+          </w:tcPr>
+          <w:p>
+            <w:pPr>
+              <w:spacing w:line="240" w:lineRule="auto"/>
+              <w:jc w:val="center"/>
+            </w:pPr>
+            <w:r/>
+            <w:r>
+              <w:rPr>
+                <w:rFonts w:ascii="Times New Roman" w:hAnsi="Times New Roman" w:eastAsia="SimSun"/>
+                <w:b w:val="0"/>
+                <w:i w:val="0"/>
+                <w:sz w:val="18"/>
+              </w:rPr>
+              <w:t>`enriched_content`</w:t>
+            </w:r>
+          </w:p>
+        </w:tc>
+        <w:tc>
+          <w:tcPr>
+            <w:tcW w:type="dxa" w:w="4535"/>
+            <w:vAlign w:val="center"/>
+          </w:tcPr>
+          <w:p>
+            <w:pPr>
+              <w:spacing w:line="240" w:lineRule="auto"/>
+              <w:jc w:val="center"/>
+            </w:pPr>
+            <w:r/>
+            <w:r>
+              <w:rPr>
+                <w:rFonts w:ascii="Times New Roman" w:hAnsi="Times New Roman" w:eastAsia="SimSun"/>
+                <w:b w:val="0"/>
+                <w:i w:val="0"/>
+                <w:sz w:val="18"/>
+              </w:rPr>
+              <w:t>拼接上下文后的增强文本</w:t>
+            </w:r>
+          </w:p>
+        </w:tc>
+      </w:tr>
+      <w:tr>
+        <w:tc>
+          <w:tcPr>
+            <w:tcW w:type="dxa" w:w="4535"/>
+            <w:vAlign w:val="center"/>
+          </w:tcPr>
+          <w:p>
+            <w:pPr>
+              <w:spacing w:line="240" w:lineRule="auto"/>
+              <w:jc w:val="center"/>
+            </w:pPr>
+            <w:r/>
+            <w:r>
+              <w:rPr>
+                <w:rFonts w:ascii="Times New Roman" w:hAnsi="Times New Roman" w:eastAsia="SimSun"/>
+                <w:b w:val="0"/>
+                <w:i w:val="0"/>
+                <w:sz w:val="18"/>
+              </w:rPr>
+              <w:t>`source`</w:t>
+            </w:r>
+          </w:p>
+        </w:tc>
+        <w:tc>
+          <w:tcPr>
+            <w:tcW w:type="dxa" w:w="4535"/>
+            <w:vAlign w:val="center"/>
+          </w:tcPr>
+          <w:p>
+            <w:pPr>
+              <w:spacing w:line="240" w:lineRule="auto"/>
+              <w:jc w:val="center"/>
+            </w:pPr>
+            <w:r/>
+            <w:r>
+              <w:rPr>
+                <w:rFonts w:ascii="Times New Roman" w:hAnsi="Times New Roman" w:eastAsia="SimSun"/>
+                <w:b w:val="0"/>
+                <w:i w:val="0"/>
+                <w:sz w:val="18"/>
+              </w:rPr>
+              <w:t>来源文件名或路径</w:t>
+            </w:r>
+          </w:p>
+        </w:tc>
+      </w:tr>
+      <w:tr>
+        <w:tc>
+          <w:tcPr>
+            <w:tcW w:type="dxa" w:w="4535"/>
+            <w:vAlign w:val="center"/>
+          </w:tcPr>
+          <w:p>
+            <w:pPr>
+              <w:spacing w:line="240" w:lineRule="auto"/>
+              <w:jc w:val="center"/>
+            </w:pPr>
+            <w:r/>
+            <w:r>
+              <w:rPr>
+                <w:rFonts w:ascii="Times New Roman" w:hAnsi="Times New Roman" w:eastAsia="SimSun"/>
+                <w:b w:val="0"/>
+                <w:i w:val="0"/>
+                <w:sz w:val="18"/>
+              </w:rPr>
+              <w:t>`chapter`</w:t>
+            </w:r>
+          </w:p>
+        </w:tc>
+        <w:tc>
+          <w:tcPr>
+            <w:tcW w:type="dxa" w:w="4535"/>
+            <w:vAlign w:val="center"/>
+          </w:tcPr>
+          <w:p>
+            <w:pPr>
+              <w:spacing w:line="240" w:lineRule="auto"/>
+              <w:jc w:val="center"/>
+            </w:pPr>
+            <w:r/>
+            <w:r>
+              <w:rPr>
+                <w:rFonts w:ascii="Times New Roman" w:hAnsi="Times New Roman" w:eastAsia="SimSun"/>
+                <w:b w:val="0"/>
+                <w:i w:val="0"/>
+                <w:sz w:val="18"/>
+              </w:rPr>
+              <w:t>所属章节标题</w:t>
+            </w:r>
+          </w:p>
+        </w:tc>
+      </w:tr>
+      <w:tr>
+        <w:tc>
+          <w:tcPr>
+            <w:tcW w:type="dxa" w:w="4535"/>
+            <w:vAlign w:val="center"/>
+          </w:tcPr>
+          <w:p>
+            <w:pPr>
+              <w:spacing w:line="240" w:lineRule="auto"/>
+              <w:jc w:val="center"/>
+            </w:pPr>
+            <w:r/>
+            <w:r>
+              <w:rPr>
+                <w:rFonts w:ascii="Times New Roman" w:hAnsi="Times New Roman" w:eastAsia="SimSun"/>
+                <w:b w:val="0"/>
+                <w:i w:val="0"/>
+                <w:sz w:val="18"/>
+              </w:rPr>
+              <w:t>`section`</w:t>
+            </w:r>
+          </w:p>
+        </w:tc>
+        <w:tc>
+          <w:tcPr>
+            <w:tcW w:type="dxa" w:w="4535"/>
+            <w:vAlign w:val="center"/>
+          </w:tcPr>
+          <w:p>
+            <w:pPr>
+              <w:spacing w:line="240" w:lineRule="auto"/>
+              <w:jc w:val="center"/>
+            </w:pPr>
+            <w:r/>
+            <w:r>
+              <w:rPr>
+                <w:rFonts w:ascii="Times New Roman" w:hAnsi="Times New Roman" w:eastAsia="SimSun"/>
+                <w:b w:val="0"/>
+                <w:i w:val="0"/>
+                <w:sz w:val="18"/>
+              </w:rPr>
+              <w:t>所属小节编号</w:t>
+            </w:r>
+          </w:p>
+        </w:tc>
+      </w:tr>
+      <w:tr>
+        <w:tc>
+          <w:tcPr>
+            <w:tcW w:type="dxa" w:w="4535"/>
+            <w:vAlign w:val="center"/>
+          </w:tcPr>
+          <w:p>
+            <w:pPr>
+              <w:spacing w:line="240" w:lineRule="auto"/>
+              <w:jc w:val="center"/>
+            </w:pPr>
+            <w:r/>
+            <w:r>
+              <w:rPr>
+                <w:rFonts w:ascii="Times New Roman" w:hAnsi="Times New Roman" w:eastAsia="SimSun"/>
+                <w:b w:val="0"/>
+                <w:i w:val="0"/>
+                <w:sz w:val="18"/>
+              </w:rPr>
+              <w:t>`page`</w:t>
+            </w:r>
+          </w:p>
+        </w:tc>
+        <w:tc>
+          <w:tcPr>
+            <w:tcW w:type="dxa" w:w="4535"/>
+            <w:vAlign w:val="center"/>
+          </w:tcPr>
+          <w:p>
+            <w:pPr>
+              <w:spacing w:line="240" w:lineRule="auto"/>
+              <w:jc w:val="center"/>
+            </w:pPr>
+            <w:r/>
+            <w:r>
+              <w:rPr>
+                <w:rFonts w:ascii="Times New Roman" w:hAnsi="Times New Roman" w:eastAsia="SimSun"/>
+                <w:b w:val="0"/>
+                <w:i w:val="0"/>
+                <w:sz w:val="18"/>
+              </w:rPr>
+              <w:t>来源页码</w:t>
+            </w:r>
+          </w:p>
+        </w:tc>
+      </w:tr>
+      <w:tr>
+        <w:tc>
+          <w:tcPr>
+            <w:tcW w:type="dxa" w:w="4535"/>
+            <w:vAlign w:val="center"/>
+          </w:tcPr>
+          <w:p>
+            <w:pPr>
+              <w:spacing w:line="240" w:lineRule="auto"/>
+              <w:jc w:val="center"/>
+            </w:pPr>
+            <w:r/>
+            <w:r>
+              <w:rPr>
+                <w:rFonts w:ascii="Times New Roman" w:hAnsi="Times New Roman" w:eastAsia="SimSun"/>
+                <w:b w:val="0"/>
+                <w:i w:val="0"/>
+                <w:sz w:val="18"/>
+              </w:rPr>
+              <w:t>`chunk_index`</w:t>
+            </w:r>
+          </w:p>
+        </w:tc>
+        <w:tc>
+          <w:tcPr>
+            <w:tcW w:type="dxa" w:w="4535"/>
+            <w:vAlign w:val="center"/>
+          </w:tcPr>
+          <w:p>
+            <w:pPr>
+              <w:spacing w:line="240" w:lineRule="auto"/>
+              <w:jc w:val="center"/>
+            </w:pPr>
+            <w:r/>
+            <w:r>
+              <w:rPr>
+                <w:rFonts w:ascii="Times New Roman" w:hAnsi="Times New Roman" w:eastAsia="SimSun"/>
+                <w:b w:val="0"/>
+                <w:i w:val="0"/>
+                <w:sz w:val="18"/>
+              </w:rPr>
+              <w:t>片段在原文中的顺序编号</w:t>
+            </w:r>
+          </w:p>
+        </w:tc>
+      </w:tr>
+    </w:tbl>
+    <w:p/>
+    <w:p>
+      <w:pPr>
+        <w:keepNext/>
+        <w:spacing w:before="240" w:after="240" w:line="360" w:lineRule="auto"/>
+        <w:ind w:firstLine="420"/>
+        <w:jc w:val="left"/>
+      </w:pPr>
+      <w:r>
+        <w:rPr>
+          <w:rFonts w:ascii="Times New Roman" w:hAnsi="Times New Roman" w:eastAsia="SimHei"/>
+          <w:b/>
+          <w:i w:val="0"/>
+          <w:sz w:val="24"/>
+        </w:rPr>
+        <w:t>3.4.2 索引数据结构</w:t>
+      </w:r>
+    </w:p>
+    <w:p>
+      <w:pPr>
+        <w:spacing w:line="360" w:lineRule="auto"/>
+        <w:ind w:firstLine="420"/>
+        <w:jc w:val="both"/>
+      </w:pPr>
+      <w:r>
+        <w:rPr>
+          <w:rFonts w:ascii="Times New Roman" w:hAnsi="Times New Roman" w:eastAsia="SimSun"/>
+          <w:b w:val="0"/>
+          <w:i w:val="0"/>
+          <w:sz w:val="24"/>
+        </w:rPr>
+        <w:t>为了同时支持稠密检索和稀疏检索，项目运行时需要维护向量索引、BM25 索引及其配套元数据文件。向量索引用于保存片段嵌入表示，BM25 索引用于保存分词结果和稀疏检索模型，文档元数据则用于把检索结果还原为用户可理解的来源信息。这样设计的好处在于，各类检索能力可以共享同一套文档片段定义，但在运行时又能按各自最合适的结构独立组织。</w:t>
+      </w:r>
+    </w:p>
+    <w:p>
+      <w:pPr>
+        <w:spacing w:line="360" w:lineRule="auto"/>
+        <w:ind w:firstLine="420"/>
+        <w:jc w:val="both"/>
+      </w:pPr>
+      <w:r>
+        <w:rPr>
+          <w:rFonts w:ascii="Times New Roman" w:hAnsi="Times New Roman" w:eastAsia="SimSun"/>
+          <w:b w:val="0"/>
+          <w:i w:val="0"/>
+          <w:sz w:val="24"/>
+        </w:rPr>
+        <w:t>除了离线索引文件外，会话处理过程中还需要维护历史问答记录、当前连接状态和打断状态等运行时数据。这些数据不需要长期持久化，但它们直接影响多轮对话、并发控制和旧请求失效处理，因此同样属于系统设计必须提前考虑的数据对象。</w:t>
+      </w:r>
+    </w:p>
+    <w:p>
+      <w:pPr>
+        <w:keepNext/>
+        <w:spacing w:before="240" w:after="240" w:line="360" w:lineRule="auto"/>
+        <w:ind w:firstLine="420"/>
+        <w:jc w:val="left"/>
+      </w:pPr>
+      <w:r>
+        <w:rPr>
+          <w:rFonts w:ascii="Times New Roman" w:hAnsi="Times New Roman" w:eastAsia="SimHei"/>
+          <w:b/>
+          <w:i w:val="0"/>
+          <w:sz w:val="24"/>
+        </w:rPr>
+        <w:t>3.4.3 评估数据结构</w:t>
+      </w:r>
+    </w:p>
+    <w:p>
+      <w:pPr>
+        <w:spacing w:line="360" w:lineRule="auto"/>
+        <w:ind w:firstLine="420"/>
+        <w:jc w:val="both"/>
+      </w:pPr>
+      <w:r>
+        <w:rPr>
+          <w:rFonts w:ascii="Times New Roman" w:hAnsi="Times New Roman" w:eastAsia="SimSun"/>
+          <w:b w:val="0"/>
+          <w:i w:val="0"/>
+          <w:sz w:val="24"/>
+        </w:rPr>
+        <w:t>为了验证检索模块优化前后的效果，本项目构建了独立的评估数据集。每条评估样本至少包括测试查询、标准答案片段以及标准答案所属来源文档。通过这种设计，评估过程既可以度量系统是否命中正确内容，也可以在知识库扩充或切分策略调整后继续复用原有测试集。</w:t>
+      </w:r>
+    </w:p>
+    <w:p>
+      <w:pPr>
+        <w:spacing w:line="360" w:lineRule="auto"/>
+        <w:ind w:firstLine="420"/>
+        <w:jc w:val="both"/>
+      </w:pPr>
+      <w:r>
+        <w:rPr>
+          <w:rFonts w:ascii="Times New Roman" w:hAnsi="Times New Roman" w:eastAsia="SimSun"/>
+          <w:b w:val="0"/>
+          <w:i w:val="0"/>
+          <w:sz w:val="24"/>
+        </w:rPr>
+        <w:t>与运行时数据不同，评估数据的设计目标并不是直接参与问答过程，而是为第五章和第六章中的实验分析提供稳定依据。因此，它在整体系统中的角色更接近“验证基准”，而不是“业务输入”。</w:t>
+      </w:r>
+    </w:p>
+    <w:p>
+      <w:pPr>
+        <w:keepNext/>
+        <w:spacing w:before="240" w:after="240" w:line="360" w:lineRule="auto"/>
+        <w:jc w:val="left"/>
+      </w:pPr>
+      <w:r>
+        <w:rPr>
+          <w:rFonts w:ascii="Times New Roman" w:hAnsi="Times New Roman" w:eastAsia="SimHei"/>
+          <w:b/>
+          <w:i w:val="0"/>
+          <w:sz w:val="24"/>
+        </w:rPr>
+        <w:t>3.5 本章小结</w:t>
+      </w:r>
+    </w:p>
+    <w:p>
+      <w:pPr>
+        <w:spacing w:line="360" w:lineRule="auto"/>
+        <w:ind w:firstLine="420"/>
+        <w:jc w:val="both"/>
+      </w:pPr>
+      <w:r>
+        <w:rPr>
+          <w:rFonts w:ascii="Times New Roman" w:hAnsi="Times New Roman" w:eastAsia="SimSun"/>
+          <w:b w:val="0"/>
+          <w:i w:val="0"/>
+          <w:sz w:val="24"/>
+        </w:rPr>
+        <w:t>本章首先从功能需求和非功能需求两方面明确了语音问答项目的设计目标，随后给出了四层总体架构、端到端流式处理思路以及协程与线程混合调度模型。在此基础上，本文将系统统一划分为 RAG 检索、STT 语音识别、LLM 推理、TTS 语音合成和会话编排与服务接入五个核心模块，并说明了文档、索引和评估数据的组织方式。这样的划分方式将直接映射到第四章的系统实现，从而保证设计章节与实现章节的一一对应关系。</w:t>
+      </w:r>
+    </w:p>
+    <w:p>
+      <w:pPr>
+        <w:pageBreakBefore/>
+        <w:spacing w:line="360" w:lineRule="auto"/>
+      </w:pPr>
+      <w:r>
+        <w:rPr>
+          <w:rFonts w:ascii="Times New Roman" w:hAnsi="Times New Roman" w:eastAsia="SimSun"/>
+          <w:b w:val="0"/>
+          <w:i w:val="0"/>
+          <w:sz w:val="24"/>
+        </w:rPr>
+      </w:r>
+    </w:p>
+    <w:p>
+      <w:pPr>
+        <w:keepNext/>
+        <w:spacing w:before="240" w:after="240" w:line="360" w:lineRule="auto"/>
+        <w:jc w:val="center"/>
+      </w:pPr>
+      <w:r>
+        <w:rPr>
+          <w:rFonts w:ascii="Times New Roman" w:hAnsi="Times New Roman" w:eastAsia="SimHei"/>
+          <w:b/>
+          <w:i w:val="0"/>
+          <w:sz w:val="30"/>
+        </w:rPr>
+        <w:t>4  系统实现</w:t>
+      </w:r>
+    </w:p>
+    <w:p>
+      <w:pPr>
+        <w:spacing w:line="360" w:lineRule="auto"/>
+        <w:ind w:firstLine="420"/>
+        <w:jc w:val="both"/>
+      </w:pPr>
+      <w:r>
+        <w:rPr>
+          <w:rFonts w:ascii="Times New Roman" w:hAnsi="Times New Roman" w:eastAsia="SimSun"/>
+          <w:b w:val="0"/>
+          <w:i w:val="0"/>
+          <w:sz w:val="24"/>
+        </w:rPr>
+        <w:t>本章在第三章设计方案的基础上，说明项目的具体实现方式。为了保证结构一致性，本文仍然按照 RAG 检索模块、STT 语音识别模块、LLM 推理模块、TTS 语音合成模块以及会话编排与服务接入模块五个部分展开，而不再把通信机制单独视为一个与核心业务模块并列的系统模块。</w:t>
+      </w:r>
+    </w:p>
+    <w:p>
+      <w:pPr>
+        <w:keepNext/>
+        <w:spacing w:before="240" w:after="240" w:line="360" w:lineRule="auto"/>
+        <w:jc w:val="left"/>
+      </w:pPr>
+      <w:r>
+        <w:rPr>
+          <w:rFonts w:ascii="Times New Roman" w:hAnsi="Times New Roman" w:eastAsia="SimHei"/>
+          <w:b/>
+          <w:i w:val="0"/>
+          <w:sz w:val="24"/>
+        </w:rPr>
+        <w:t>4.1 系统总体实现</w:t>
+      </w:r>
+    </w:p>
+    <w:p>
+      <w:pPr>
+        <w:keepNext/>
+        <w:spacing w:before="240" w:after="240" w:line="360" w:lineRule="auto"/>
+        <w:ind w:firstLine="420"/>
+        <w:jc w:val="left"/>
+      </w:pPr>
+      <w:r>
+        <w:rPr>
+          <w:rFonts w:ascii="Times New Roman" w:hAnsi="Times New Roman" w:eastAsia="SimHei"/>
+          <w:b/>
+          <w:i w:val="0"/>
+          <w:sz w:val="24"/>
+        </w:rPr>
+        <w:t>4.1.1 开发环境与技术选型</w:t>
+      </w:r>
+    </w:p>
+    <w:p>
+      <w:pPr>
+        <w:spacing w:line="360" w:lineRule="auto"/>
+        <w:ind w:firstLine="420"/>
+        <w:jc w:val="both"/>
+      </w:pPr>
+      <w:r>
+        <w:rPr>
+          <w:rFonts w:ascii="Times New Roman" w:hAnsi="Times New Roman" w:eastAsia="SimSun"/>
+          <w:b w:val="0"/>
+          <w:i w:val="0"/>
+          <w:sz w:val="24"/>
+        </w:rPr>
+        <w:t>本项目以后端 Python 3.10 与前端原生 JavaScript 为主要开发环境，核心目标是在保持工程结构简洁的前提下，完成面向语音问答场景的实时交互链路。后端选择 FastAPI 及其 ASGI 生态，主要是因为其对异步 I/O 友好，便于承接浏览器长连接、流式模型调用以及跨模块回调协同。前端不引入额外框架，而是直接使用浏览器原生能力完成录音、播放与状态展示，这样既能减少不必要的工程复杂度，也更便于精细控制音频处理过程。</w:t>
+      </w:r>
+    </w:p>
+    <w:p>
+      <w:pPr>
+        <w:spacing w:line="360" w:lineRule="auto"/>
+        <w:ind w:firstLine="420"/>
+        <w:jc w:val="both"/>
+      </w:pPr>
+      <w:r>
+        <w:rPr>
+          <w:rFonts w:ascii="Times New Roman" w:hAnsi="Times New Roman" w:eastAsia="SimSun"/>
+          <w:b w:val="0"/>
+          <w:i w:val="0"/>
+          <w:sz w:val="24"/>
+        </w:rPr>
+        <w:t>表 4.1 给出了实现环境与关键依赖。与传统 Web 应用不同，本项目的依赖选择不仅取决于通用开发效率，还受到流式语音、文档处理和检索增强三类任务的共同影响。例如，</w:t>
+      </w:r>
+      <w:r>
+        <w:rPr>
+          <w:rFonts w:ascii="Consolas" w:hAnsi="Consolas" w:eastAsia="Consolas"/>
+          <w:b w:val="0"/>
+          <w:i w:val="0"/>
+          <w:sz w:val="24"/>
+        </w:rPr>
+        <w:t>paddlepaddle</w:t>
+      </w:r>
+      <w:r>
+        <w:rPr>
+          <w:rFonts w:ascii="Times New Roman" w:hAnsi="Times New Roman" w:eastAsia="SimSun"/>
+          <w:b w:val="0"/>
+          <w:i w:val="0"/>
+          <w:sz w:val="24"/>
+        </w:rPr>
+        <w:t xml:space="preserve"> 与 </w:t>
+      </w:r>
+      <w:r>
+        <w:rPr>
+          <w:rFonts w:ascii="Consolas" w:hAnsi="Consolas" w:eastAsia="Consolas"/>
+          <w:b w:val="0"/>
+          <w:i w:val="0"/>
+          <w:sz w:val="24"/>
+        </w:rPr>
+        <w:t>paddleocr</w:t>
+      </w:r>
+      <w:r>
+        <w:rPr>
+          <w:rFonts w:ascii="Times New Roman" w:hAnsi="Times New Roman" w:eastAsia="SimSun"/>
+          <w:b w:val="0"/>
+          <w:i w:val="0"/>
+          <w:sz w:val="24"/>
+        </w:rPr>
+        <w:t xml:space="preserve"> 用于复杂版面文档抽取，</w:t>
+      </w:r>
+      <w:r>
+        <w:rPr>
+          <w:rFonts w:ascii="Consolas" w:hAnsi="Consolas" w:eastAsia="Consolas"/>
+          <w:b w:val="0"/>
+          <w:i w:val="0"/>
+          <w:sz w:val="24"/>
+        </w:rPr>
+        <w:t>faiss-cpu</w:t>
+      </w:r>
+      <w:r>
+        <w:rPr>
+          <w:rFonts w:ascii="Times New Roman" w:hAnsi="Times New Roman" w:eastAsia="SimSun"/>
+          <w:b w:val="0"/>
+          <w:i w:val="0"/>
+          <w:sz w:val="24"/>
+        </w:rPr>
+        <w:t xml:space="preserve"> 与 </w:t>
+      </w:r>
+      <w:r>
+        <w:rPr>
+          <w:rFonts w:ascii="Consolas" w:hAnsi="Consolas" w:eastAsia="Consolas"/>
+          <w:b w:val="0"/>
+          <w:i w:val="0"/>
+          <w:sz w:val="24"/>
+        </w:rPr>
+        <w:t>rank_bm25</w:t>
+      </w:r>
+      <w:r>
+        <w:rPr>
+          <w:rFonts w:ascii="Times New Roman" w:hAnsi="Times New Roman" w:eastAsia="SimSun"/>
+          <w:b w:val="0"/>
+          <w:i w:val="0"/>
+          <w:sz w:val="24"/>
+        </w:rPr>
+        <w:t xml:space="preserve"> 用于混合检索，而 </w:t>
+      </w:r>
+      <w:r>
+        <w:rPr>
+          <w:rFonts w:ascii="Consolas" w:hAnsi="Consolas" w:eastAsia="Consolas"/>
+          <w:b w:val="0"/>
+          <w:i w:val="0"/>
+          <w:sz w:val="24"/>
+        </w:rPr>
+        <w:t>openai</w:t>
+      </w:r>
+      <w:r>
+        <w:rPr>
+          <w:rFonts w:ascii="Times New Roman" w:hAnsi="Times New Roman" w:eastAsia="SimSun"/>
+          <w:b w:val="0"/>
+          <w:i w:val="0"/>
+          <w:sz w:val="24"/>
+        </w:rPr>
+        <w:t xml:space="preserve"> 与 </w:t>
+      </w:r>
+      <w:r>
+        <w:rPr>
+          <w:rFonts w:ascii="Consolas" w:hAnsi="Consolas" w:eastAsia="Consolas"/>
+          <w:b w:val="0"/>
+          <w:i w:val="0"/>
+          <w:sz w:val="24"/>
+        </w:rPr>
+        <w:t>dashscope</w:t>
+      </w:r>
+      <w:r>
+        <w:rPr>
+          <w:rFonts w:ascii="Times New Roman" w:hAnsi="Times New Roman" w:eastAsia="SimSun"/>
+          <w:b w:val="0"/>
+          <w:i w:val="0"/>
+          <w:sz w:val="24"/>
+        </w:rPr>
+        <w:t xml:space="preserve"> 则承担语言模型、向量化、重排序与语音合成接口调用。</w:t>
+      </w:r>
+    </w:p>
+    <w:p>
+      <w:pPr>
+        <w:spacing w:line="360" w:lineRule="auto"/>
+        <w:ind w:firstLine="420"/>
+        <w:jc w:val="both"/>
+      </w:pPr>
+      <w:r>
+        <w:rPr>
+          <w:rFonts w:ascii="Times New Roman" w:hAnsi="Times New Roman" w:eastAsia="SimSun"/>
+          <w:b w:val="0"/>
+          <w:i w:val="0"/>
+          <w:sz w:val="24"/>
+        </w:rPr>
+        <w:t>表 4.1 实现环境与关键依赖</w:t>
+      </w:r>
+    </w:p>
+    <w:p>
+      <w:pPr>
+        <w:spacing w:before="120" w:after="60" w:line="360" w:lineRule="auto"/>
+        <w:jc w:val="center"/>
+      </w:pPr>
+      <w:r>
+        <w:rPr>
+          <w:rFonts w:ascii="Times New Roman" w:hAnsi="Times New Roman" w:eastAsia="SimSun"/>
+          <w:b/>
+          <w:i w:val="0"/>
+          <w:sz w:val="18"/>
+        </w:rPr>
+        <w:t>表 4.1 实现环境与关键依赖</w:t>
+      </w:r>
+    </w:p>
+    <w:tbl>
+      <w:tblPr>
+        <w:tblW w:type="auto" w:w="0"/>
+        <w:jc w:val="center"/>
+        <w:tblLayout w:type="autofit"/>
+        <w:tblLook w:firstColumn="1" w:firstRow="1" w:lastColumn="0" w:lastRow="0" w:noHBand="0" w:noVBand="1" w:val="04A0"/>
+        <w:tblBorders>
+          <w:top w:val="single" w:sz="12" w:space="0" w:color="000000"/>
+          <w:bottom w:val="single" w:sz="12" w:space="0" w:color="000000"/>
+          <w:insideH w:val="none" w:sz="0" w:space="0" w:color="auto"/>
+          <w:insideV w:val="none" w:sz="0" w:space="0" w:color="auto"/>
+          <w:left w:val="none" w:sz="0" w:space="0" w:color="auto"/>
+          <w:right w:val="none" w:sz="0" w:space="0" w:color="auto"/>
+        </w:tblBorders>
+      </w:tblPr>
+      <w:tblGrid>
+        <w:gridCol w:w="2268"/>
+        <w:gridCol w:w="2268"/>
+        <w:gridCol w:w="2268"/>
+        <w:gridCol w:w="2268"/>
+      </w:tblGrid>
+      <w:tr>
+        <w:tc>
+          <w:tcPr>
+            <w:tcW w:type="dxa" w:w="2268"/>
             <w:vAlign w:val="center"/>
             <w:tcBorders>
               <w:bottom w:val="single" w:sz="6" w:space="0" w:color="000000"/>
@@ -8274,7 +8143,7 @@
         </w:tc>
         <w:tc>
           <w:tcPr>
-            <w:tcW w:type="dxa" w:w="3024"/>
+            <w:tcW w:type="dxa" w:w="2268"/>
             <w:vAlign w:val="center"/>
             <w:tcBorders>
               <w:bottom w:val="single" w:sz="6" w:space="0" w:color="000000"/>
@@ -8299,7 +8168,7 @@
         </w:tc>
         <w:tc>
           <w:tcPr>
-            <w:tcW w:type="dxa" w:w="3024"/>
+            <w:tcW w:type="dxa" w:w="2268"/>
             <w:vAlign w:val="center"/>
             <w:tcBorders>
               <w:bottom w:val="single" w:sz="6" w:space="0" w:color="000000"/>
@@ -8318,492 +8187,13 @@
                 <w:i w:val="0"/>
                 <w:sz w:val="18"/>
               </w:rPr>
-              <w:t>版本</w:t>
-            </w:r>
-          </w:p>
-        </w:tc>
-      </w:tr>
-      <w:tr>
-        <w:tc>
-          <w:tcPr>
-            <w:tcW w:type="dxa" w:w="3024"/>
-            <w:vAlign w:val="center"/>
-          </w:tcPr>
-          <w:p>
-            <w:pPr>
-              <w:spacing w:line="240" w:lineRule="auto"/>
-              <w:jc w:val="center"/>
-            </w:pPr>
-            <w:r/>
-            <w:r>
-              <w:rPr>
-                <w:rFonts w:ascii="Times New Roman" w:hAnsi="Times New Roman" w:eastAsia="SimSun"/>
-                <w:b w:val="0"/>
-                <w:i w:val="0"/>
-                <w:sz w:val="18"/>
-              </w:rPr>
-              <w:t>操作系统</w:t>
+              <w:t>版本或说明</w:t>
             </w:r>
           </w:p>
         </w:tc>
         <w:tc>
           <w:tcPr>
-            <w:tcW w:type="dxa" w:w="3024"/>
-            <w:vAlign w:val="center"/>
-          </w:tcPr>
-          <w:p>
-            <w:pPr>
-              <w:spacing w:line="240" w:lineRule="auto"/>
-              <w:jc w:val="center"/>
-            </w:pPr>
-            <w:r/>
-            <w:r>
-              <w:rPr>
-                <w:rFonts w:ascii="Times New Roman" w:hAnsi="Times New Roman" w:eastAsia="SimSun"/>
-                <w:b w:val="0"/>
-                <w:i w:val="0"/>
-                <w:sz w:val="18"/>
-              </w:rPr>
-              <w:t>Ubuntu (WSL2)</w:t>
-            </w:r>
-          </w:p>
-        </w:tc>
-        <w:tc>
-          <w:tcPr>
-            <w:tcW w:type="dxa" w:w="3024"/>
-            <w:vAlign w:val="center"/>
-          </w:tcPr>
-          <w:p>
-            <w:pPr>
-              <w:spacing w:line="240" w:lineRule="auto"/>
-              <w:jc w:val="center"/>
-            </w:pPr>
-            <w:r/>
-            <w:r>
-              <w:rPr>
-                <w:rFonts w:ascii="Times New Roman" w:hAnsi="Times New Roman" w:eastAsia="SimSun"/>
-                <w:b w:val="0"/>
-                <w:i w:val="0"/>
-                <w:sz w:val="18"/>
-              </w:rPr>
-              <w:t>22.04</w:t>
-            </w:r>
-          </w:p>
-        </w:tc>
-      </w:tr>
-      <w:tr>
-        <w:tc>
-          <w:tcPr>
-            <w:tcW w:type="dxa" w:w="3024"/>
-            <w:vAlign w:val="center"/>
-          </w:tcPr>
-          <w:p>
-            <w:pPr>
-              <w:spacing w:line="240" w:lineRule="auto"/>
-              <w:jc w:val="center"/>
-            </w:pPr>
-            <w:r/>
-            <w:r>
-              <w:rPr>
-                <w:rFonts w:ascii="Times New Roman" w:hAnsi="Times New Roman" w:eastAsia="SimSun"/>
-                <w:b w:val="0"/>
-                <w:i w:val="0"/>
-                <w:sz w:val="18"/>
-              </w:rPr>
-              <w:t>后端语言</w:t>
-            </w:r>
-          </w:p>
-        </w:tc>
-        <w:tc>
-          <w:tcPr>
-            <w:tcW w:type="dxa" w:w="3024"/>
-            <w:vAlign w:val="center"/>
-          </w:tcPr>
-          <w:p>
-            <w:pPr>
-              <w:spacing w:line="240" w:lineRule="auto"/>
-              <w:jc w:val="center"/>
-            </w:pPr>
-            <w:r/>
-            <w:r>
-              <w:rPr>
-                <w:rFonts w:ascii="Times New Roman" w:hAnsi="Times New Roman" w:eastAsia="SimSun"/>
-                <w:b w:val="0"/>
-                <w:i w:val="0"/>
-                <w:sz w:val="18"/>
-              </w:rPr>
-              <w:t>CPython</w:t>
-            </w:r>
-          </w:p>
-        </w:tc>
-        <w:tc>
-          <w:tcPr>
-            <w:tcW w:type="dxa" w:w="3024"/>
-            <w:vAlign w:val="center"/>
-          </w:tcPr>
-          <w:p>
-            <w:pPr>
-              <w:spacing w:line="240" w:lineRule="auto"/>
-              <w:jc w:val="center"/>
-            </w:pPr>
-            <w:r/>
-            <w:r>
-              <w:rPr>
-                <w:rFonts w:ascii="Times New Roman" w:hAnsi="Times New Roman" w:eastAsia="SimSun"/>
-                <w:b w:val="0"/>
-                <w:i w:val="0"/>
-                <w:sz w:val="18"/>
-              </w:rPr>
-              <w:t>3.10</w:t>
-            </w:r>
-          </w:p>
-        </w:tc>
-      </w:tr>
-      <w:tr>
-        <w:tc>
-          <w:tcPr>
-            <w:tcW w:type="dxa" w:w="3024"/>
-            <w:vAlign w:val="center"/>
-          </w:tcPr>
-          <w:p>
-            <w:pPr>
-              <w:spacing w:line="240" w:lineRule="auto"/>
-              <w:jc w:val="center"/>
-            </w:pPr>
-            <w:r/>
-            <w:r>
-              <w:rPr>
-                <w:rFonts w:ascii="Times New Roman" w:hAnsi="Times New Roman" w:eastAsia="SimSun"/>
-                <w:b w:val="0"/>
-                <w:i w:val="0"/>
-                <w:sz w:val="18"/>
-              </w:rPr>
-              <w:t>前端运行时</w:t>
-            </w:r>
-          </w:p>
-        </w:tc>
-        <w:tc>
-          <w:tcPr>
-            <w:tcW w:type="dxa" w:w="3024"/>
-            <w:vAlign w:val="center"/>
-          </w:tcPr>
-          <w:p>
-            <w:pPr>
-              <w:spacing w:line="240" w:lineRule="auto"/>
-              <w:jc w:val="center"/>
-            </w:pPr>
-            <w:r/>
-            <w:r>
-              <w:rPr>
-                <w:rFonts w:ascii="Times New Roman" w:hAnsi="Times New Roman" w:eastAsia="SimSun"/>
-                <w:b w:val="0"/>
-                <w:i w:val="0"/>
-                <w:sz w:val="18"/>
-              </w:rPr>
-              <w:t>Node.js</w:t>
-            </w:r>
-          </w:p>
-        </w:tc>
-        <w:tc>
-          <w:tcPr>
-            <w:tcW w:type="dxa" w:w="3024"/>
-            <w:vAlign w:val="center"/>
-          </w:tcPr>
-          <w:p>
-            <w:pPr>
-              <w:spacing w:line="240" w:lineRule="auto"/>
-              <w:jc w:val="center"/>
-            </w:pPr>
-            <w:r/>
-            <w:r>
-              <w:rPr>
-                <w:rFonts w:ascii="Times New Roman" w:hAnsi="Times New Roman" w:eastAsia="SimSun"/>
-                <w:b w:val="0"/>
-                <w:i w:val="0"/>
-                <w:sz w:val="18"/>
-              </w:rPr>
-              <w:t>20.x</w:t>
-            </w:r>
-          </w:p>
-        </w:tc>
-      </w:tr>
-      <w:tr>
-        <w:tc>
-          <w:tcPr>
-            <w:tcW w:type="dxa" w:w="3024"/>
-            <w:vAlign w:val="center"/>
-          </w:tcPr>
-          <w:p>
-            <w:pPr>
-              <w:spacing w:line="240" w:lineRule="auto"/>
-              <w:jc w:val="center"/>
-            </w:pPr>
-            <w:r/>
-            <w:r>
-              <w:rPr>
-                <w:rFonts w:ascii="Times New Roman" w:hAnsi="Times New Roman" w:eastAsia="SimSun"/>
-                <w:b w:val="0"/>
-                <w:i w:val="0"/>
-                <w:sz w:val="18"/>
-              </w:rPr>
-              <w:t>Web 框架</w:t>
-            </w:r>
-          </w:p>
-        </w:tc>
-        <w:tc>
-          <w:tcPr>
-            <w:tcW w:type="dxa" w:w="3024"/>
-            <w:vAlign w:val="center"/>
-          </w:tcPr>
-          <w:p>
-            <w:pPr>
-              <w:spacing w:line="240" w:lineRule="auto"/>
-              <w:jc w:val="center"/>
-            </w:pPr>
-            <w:r/>
-            <w:r>
-              <w:rPr>
-                <w:rFonts w:ascii="Times New Roman" w:hAnsi="Times New Roman" w:eastAsia="SimSun"/>
-                <w:b w:val="0"/>
-                <w:i w:val="0"/>
-                <w:sz w:val="18"/>
-              </w:rPr>
-              <w:t>FastAPI</w:t>
-            </w:r>
-          </w:p>
-        </w:tc>
-        <w:tc>
-          <w:tcPr>
-            <w:tcW w:type="dxa" w:w="3024"/>
-            <w:vAlign w:val="center"/>
-          </w:tcPr>
-          <w:p>
-            <w:pPr>
-              <w:spacing w:line="240" w:lineRule="auto"/>
-              <w:jc w:val="center"/>
-            </w:pPr>
-            <w:r/>
-            <w:r>
-              <w:rPr>
-                <w:rFonts w:ascii="Times New Roman" w:hAnsi="Times New Roman" w:eastAsia="SimSun"/>
-                <w:b w:val="0"/>
-                <w:i w:val="0"/>
-                <w:sz w:val="18"/>
-              </w:rPr>
-              <w:t>0.104+</w:t>
-            </w:r>
-          </w:p>
-        </w:tc>
-      </w:tr>
-      <w:tr>
-        <w:tc>
-          <w:tcPr>
-            <w:tcW w:type="dxa" w:w="3024"/>
-            <w:vAlign w:val="center"/>
-          </w:tcPr>
-          <w:p>
-            <w:pPr>
-              <w:spacing w:line="240" w:lineRule="auto"/>
-              <w:jc w:val="center"/>
-            </w:pPr>
-            <w:r/>
-            <w:r>
-              <w:rPr>
-                <w:rFonts w:ascii="Times New Roman" w:hAnsi="Times New Roman" w:eastAsia="SimSun"/>
-                <w:b w:val="0"/>
-                <w:i w:val="0"/>
-                <w:sz w:val="18"/>
-              </w:rPr>
-              <w:t>ASGI 服务器</w:t>
-            </w:r>
-          </w:p>
-        </w:tc>
-        <w:tc>
-          <w:tcPr>
-            <w:tcW w:type="dxa" w:w="3024"/>
-            <w:vAlign w:val="center"/>
-          </w:tcPr>
-          <w:p>
-            <w:pPr>
-              <w:spacing w:line="240" w:lineRule="auto"/>
-              <w:jc w:val="center"/>
-            </w:pPr>
-            <w:r/>
-            <w:r>
-              <w:rPr>
-                <w:rFonts w:ascii="Times New Roman" w:hAnsi="Times New Roman" w:eastAsia="SimSun"/>
-                <w:b w:val="0"/>
-                <w:i w:val="0"/>
-                <w:sz w:val="18"/>
-              </w:rPr>
-              <w:t>uvicorn</w:t>
-            </w:r>
-          </w:p>
-        </w:tc>
-        <w:tc>
-          <w:tcPr>
-            <w:tcW w:type="dxa" w:w="3024"/>
-            <w:vAlign w:val="center"/>
-          </w:tcPr>
-          <w:p>
-            <w:pPr>
-              <w:spacing w:line="240" w:lineRule="auto"/>
-              <w:jc w:val="center"/>
-            </w:pPr>
-            <w:r/>
-            <w:r>
-              <w:rPr>
-                <w:rFonts w:ascii="Times New Roman" w:hAnsi="Times New Roman" w:eastAsia="SimSun"/>
-                <w:b w:val="0"/>
-                <w:i w:val="0"/>
-                <w:sz w:val="18"/>
-              </w:rPr>
-              <w:t>0.24+</w:t>
-            </w:r>
-          </w:p>
-        </w:tc>
-      </w:tr>
-    </w:tbl>
-    <w:p/>
-    <w:p>
-      <w:pPr>
-        <w:spacing w:line="360" w:lineRule="auto"/>
-        <w:ind w:firstLine="420"/>
-        <w:jc w:val="both"/>
-      </w:pPr>
-      <w:r>
-        <w:rPr>
-          <w:rFonts w:ascii="Times New Roman" w:hAnsi="Times New Roman" w:eastAsia="SimSun"/>
-          <w:b w:val="0"/>
-          <w:i w:val="0"/>
-          <w:sz w:val="24"/>
-        </w:rPr>
-        <w:t>核心依赖如表 4.2 所示。</w:t>
-      </w:r>
-      <w:r>
-        <w:rPr>
-          <w:rFonts w:ascii="Consolas" w:hAnsi="Consolas" w:eastAsia="Consolas"/>
-          <w:b w:val="0"/>
-          <w:i w:val="0"/>
-          <w:sz w:val="24"/>
-        </w:rPr>
-        <w:t>paddlepaddle</w:t>
-      </w:r>
-      <w:r>
-        <w:rPr>
-          <w:rFonts w:ascii="Times New Roman" w:hAnsi="Times New Roman" w:eastAsia="SimSun"/>
-          <w:b w:val="0"/>
-          <w:i w:val="0"/>
-          <w:sz w:val="24"/>
-        </w:rPr>
-        <w:t xml:space="preserve"> 锁定 3.0.0，因 3.3.x 的 PIR+OneDNN 组合存在已知数值异常。</w:t>
-      </w:r>
-    </w:p>
-    <w:p>
-      <w:pPr>
-        <w:spacing w:line="360" w:lineRule="auto"/>
-        <w:ind w:firstLine="420"/>
-        <w:jc w:val="both"/>
-      </w:pPr>
-      <w:r>
-        <w:rPr>
-          <w:rFonts w:ascii="Times New Roman" w:hAnsi="Times New Roman" w:eastAsia="SimSun"/>
-          <w:b w:val="0"/>
-          <w:i w:val="0"/>
-          <w:sz w:val="24"/>
-        </w:rPr>
-        <w:t>表 4.2 核心 Python 依赖</w:t>
-      </w:r>
-    </w:p>
-    <w:p>
-      <w:pPr>
-        <w:spacing w:before="120" w:after="60" w:line="360" w:lineRule="auto"/>
-        <w:jc w:val="center"/>
-      </w:pPr>
-      <w:r>
-        <w:rPr>
-          <w:rFonts w:ascii="Times New Roman" w:hAnsi="Times New Roman" w:eastAsia="SimSun"/>
-          <w:b/>
-          <w:i w:val="0"/>
-          <w:sz w:val="18"/>
-        </w:rPr>
-        <w:t>表 4.2 核心 Python 依赖</w:t>
-      </w:r>
-    </w:p>
-    <w:tbl>
-      <w:tblPr>
-        <w:tblW w:type="auto" w:w="0"/>
-        <w:jc w:val="center"/>
-        <w:tblLayout w:type="autofit"/>
-        <w:tblLook w:firstColumn="1" w:firstRow="1" w:lastColumn="0" w:lastRow="0" w:noHBand="0" w:noVBand="1" w:val="04A0"/>
-        <w:tblBorders>
-          <w:top w:val="single" w:sz="12" w:space="0" w:color="000000"/>
-          <w:bottom w:val="single" w:sz="12" w:space="0" w:color="000000"/>
-          <w:insideH w:val="none" w:sz="0" w:space="0" w:color="auto"/>
-          <w:insideV w:val="none" w:sz="0" w:space="0" w:color="auto"/>
-          <w:left w:val="none" w:sz="0" w:space="0" w:color="auto"/>
-          <w:right w:val="none" w:sz="0" w:space="0" w:color="auto"/>
-        </w:tblBorders>
-      </w:tblPr>
-      <w:tblGrid>
-        <w:gridCol w:w="3024"/>
-        <w:gridCol w:w="3024"/>
-        <w:gridCol w:w="3024"/>
-      </w:tblGrid>
-      <w:tr>
-        <w:tc>
-          <w:tcPr>
-            <w:tcW w:type="dxa" w:w="3024"/>
-            <w:vAlign w:val="center"/>
-            <w:tcBorders>
-              <w:bottom w:val="single" w:sz="6" w:space="0" w:color="000000"/>
-            </w:tcBorders>
-          </w:tcPr>
-          <w:p>
-            <w:pPr>
-              <w:spacing w:line="240" w:lineRule="auto"/>
-              <w:jc w:val="center"/>
-            </w:pPr>
-            <w:r/>
-            <w:r>
-              <w:rPr>
-                <w:rFonts w:ascii="Times New Roman" w:hAnsi="Times New Roman" w:eastAsia="SimSun"/>
-                <w:b/>
-                <w:i w:val="0"/>
-                <w:sz w:val="18"/>
-              </w:rPr>
-              <w:t>依赖</w:t>
-            </w:r>
-          </w:p>
-        </w:tc>
-        <w:tc>
-          <w:tcPr>
-            <w:tcW w:type="dxa" w:w="3024"/>
-            <w:vAlign w:val="center"/>
-            <w:tcBorders>
-              <w:bottom w:val="single" w:sz="6" w:space="0" w:color="000000"/>
-            </w:tcBorders>
-          </w:tcPr>
-          <w:p>
-            <w:pPr>
-              <w:spacing w:line="240" w:lineRule="auto"/>
-              <w:jc w:val="center"/>
-            </w:pPr>
-            <w:r/>
-            <w:r>
-              <w:rPr>
-                <w:rFonts w:ascii="Times New Roman" w:hAnsi="Times New Roman" w:eastAsia="SimSun"/>
-                <w:b/>
-                <w:i w:val="0"/>
-                <w:sz w:val="18"/>
-              </w:rPr>
-              <w:t>版本</w:t>
-            </w:r>
-          </w:p>
-        </w:tc>
-        <w:tc>
-          <w:tcPr>
-            <w:tcW w:type="dxa" w:w="3024"/>
+            <w:tcW w:type="dxa" w:w="2268"/>
             <w:vAlign w:val="center"/>
             <w:tcBorders>
               <w:bottom w:val="single" w:sz="6" w:space="0" w:color="000000"/>
@@ -8830,7 +8220,7 @@
       <w:tr>
         <w:tc>
           <w:tcPr>
-            <w:tcW w:type="dxa" w:w="3024"/>
+            <w:tcW w:type="dxa" w:w="2268"/>
             <w:vAlign w:val="center"/>
           </w:tcPr>
           <w:p>
@@ -8846,13 +8236,13 @@
                 <w:i w:val="0"/>
                 <w:sz w:val="18"/>
               </w:rPr>
-              <w:t>openai</w:t>
+              <w:t>操作系统</w:t>
             </w:r>
           </w:p>
         </w:tc>
         <w:tc>
           <w:tcPr>
-            <w:tcW w:type="dxa" w:w="3024"/>
+            <w:tcW w:type="dxa" w:w="2268"/>
             <w:vAlign w:val="center"/>
           </w:tcPr>
           <w:p>
@@ -8868,13 +8258,13 @@
                 <w:i w:val="0"/>
                 <w:sz w:val="18"/>
               </w:rPr>
-              <w:t>&gt;=1.12</w:t>
+              <w:t>Ubuntu（WSL2）</w:t>
             </w:r>
           </w:p>
         </w:tc>
         <w:tc>
           <w:tcPr>
-            <w:tcW w:type="dxa" w:w="3024"/>
+            <w:tcW w:type="dxa" w:w="2268"/>
             <w:vAlign w:val="center"/>
           </w:tcPr>
           <w:p>
@@ -8890,15 +8280,13 @@
                 <w:i w:val="0"/>
                 <w:sz w:val="18"/>
               </w:rPr>
-              <w:t>DashScope OpenAI 协议</w:t>
+              <w:t>22.04</w:t>
             </w:r>
           </w:p>
         </w:tc>
-      </w:tr>
-      <w:tr>
         <w:tc>
           <w:tcPr>
-            <w:tcW w:type="dxa" w:w="3024"/>
+            <w:tcW w:type="dxa" w:w="2268"/>
             <w:vAlign w:val="center"/>
           </w:tcPr>
           <w:p>
@@ -8914,13 +8302,15 @@
                 <w:i w:val="0"/>
                 <w:sz w:val="18"/>
               </w:rPr>
-              <w:t>dashscope</w:t>
+              <w:t>开发与测试环境</w:t>
             </w:r>
           </w:p>
         </w:tc>
+      </w:tr>
+      <w:tr>
         <w:tc>
           <w:tcPr>
-            <w:tcW w:type="dxa" w:w="3024"/>
+            <w:tcW w:type="dxa" w:w="2268"/>
             <w:vAlign w:val="center"/>
           </w:tcPr>
           <w:p>
@@ -8936,13 +8326,13 @@
                 <w:i w:val="0"/>
                 <w:sz w:val="18"/>
               </w:rPr>
-              <w:t>&gt;=1.17</w:t>
+              <w:t>后端语言</w:t>
             </w:r>
           </w:p>
         </w:tc>
         <w:tc>
           <w:tcPr>
-            <w:tcW w:type="dxa" w:w="3024"/>
+            <w:tcW w:type="dxa" w:w="2268"/>
             <w:vAlign w:val="center"/>
           </w:tcPr>
           <w:p>
@@ -8958,7 +8348,51 @@
                 <w:i w:val="0"/>
                 <w:sz w:val="18"/>
               </w:rPr>
-              <w:t>TTS/Embedding/Rerank</w:t>
+              <w:t>Python</w:t>
+            </w:r>
+          </w:p>
+        </w:tc>
+        <w:tc>
+          <w:tcPr>
+            <w:tcW w:type="dxa" w:w="2268"/>
+            <w:vAlign w:val="center"/>
+          </w:tcPr>
+          <w:p>
+            <w:pPr>
+              <w:spacing w:line="240" w:lineRule="auto"/>
+              <w:jc w:val="center"/>
+            </w:pPr>
+            <w:r/>
+            <w:r>
+              <w:rPr>
+                <w:rFonts w:ascii="Times New Roman" w:hAnsi="Times New Roman" w:eastAsia="SimSun"/>
+                <w:b w:val="0"/>
+                <w:i w:val="0"/>
+                <w:sz w:val="18"/>
+              </w:rPr>
+              <w:t>3.10</w:t>
+            </w:r>
+          </w:p>
+        </w:tc>
+        <w:tc>
+          <w:tcPr>
+            <w:tcW w:type="dxa" w:w="2268"/>
+            <w:vAlign w:val="center"/>
+          </w:tcPr>
+          <w:p>
+            <w:pPr>
+              <w:spacing w:line="240" w:lineRule="auto"/>
+              <w:jc w:val="center"/>
+            </w:pPr>
+            <w:r/>
+            <w:r>
+              <w:rPr>
+                <w:rFonts w:ascii="Times New Roman" w:hAnsi="Times New Roman" w:eastAsia="SimSun"/>
+                <w:b w:val="0"/>
+                <w:i w:val="0"/>
+                <w:sz w:val="18"/>
+              </w:rPr>
+              <w:t>后端服务与脚本实现</w:t>
             </w:r>
           </w:p>
         </w:tc>
@@ -8966,7 +8400,209 @@
       <w:tr>
         <w:tc>
           <w:tcPr>
-            <w:tcW w:type="dxa" w:w="3024"/>
+            <w:tcW w:type="dxa" w:w="2268"/>
+            <w:vAlign w:val="center"/>
+          </w:tcPr>
+          <w:p>
+            <w:pPr>
+              <w:spacing w:line="240" w:lineRule="auto"/>
+              <w:jc w:val="center"/>
+            </w:pPr>
+            <w:r/>
+            <w:r>
+              <w:rPr>
+                <w:rFonts w:ascii="Times New Roman" w:hAnsi="Times New Roman" w:eastAsia="SimSun"/>
+                <w:b w:val="0"/>
+                <w:i w:val="0"/>
+                <w:sz w:val="18"/>
+              </w:rPr>
+              <w:t>Web 框架</w:t>
+            </w:r>
+          </w:p>
+        </w:tc>
+        <w:tc>
+          <w:tcPr>
+            <w:tcW w:type="dxa" w:w="2268"/>
+            <w:vAlign w:val="center"/>
+          </w:tcPr>
+          <w:p>
+            <w:pPr>
+              <w:spacing w:line="240" w:lineRule="auto"/>
+              <w:jc w:val="center"/>
+            </w:pPr>
+            <w:r/>
+            <w:r>
+              <w:rPr>
+                <w:rFonts w:ascii="Times New Roman" w:hAnsi="Times New Roman" w:eastAsia="SimSun"/>
+                <w:b w:val="0"/>
+                <w:i w:val="0"/>
+                <w:sz w:val="18"/>
+              </w:rPr>
+              <w:t>FastAPI</w:t>
+            </w:r>
+          </w:p>
+        </w:tc>
+        <w:tc>
+          <w:tcPr>
+            <w:tcW w:type="dxa" w:w="2268"/>
+            <w:vAlign w:val="center"/>
+          </w:tcPr>
+          <w:p>
+            <w:pPr>
+              <w:spacing w:line="240" w:lineRule="auto"/>
+              <w:jc w:val="center"/>
+            </w:pPr>
+            <w:r/>
+            <w:r>
+              <w:rPr>
+                <w:rFonts w:ascii="Times New Roman" w:hAnsi="Times New Roman" w:eastAsia="SimSun"/>
+                <w:b w:val="0"/>
+                <w:i w:val="0"/>
+                <w:sz w:val="18"/>
+              </w:rPr>
+              <w:t>0.104+</w:t>
+            </w:r>
+          </w:p>
+        </w:tc>
+        <w:tc>
+          <w:tcPr>
+            <w:tcW w:type="dxa" w:w="2268"/>
+            <w:vAlign w:val="center"/>
+          </w:tcPr>
+          <w:p>
+            <w:pPr>
+              <w:spacing w:line="240" w:lineRule="auto"/>
+              <w:jc w:val="center"/>
+            </w:pPr>
+            <w:r/>
+            <w:r>
+              <w:rPr>
+                <w:rFonts w:ascii="Times New Roman" w:hAnsi="Times New Roman" w:eastAsia="SimSun"/>
+                <w:b w:val="0"/>
+                <w:i w:val="0"/>
+                <w:sz w:val="18"/>
+              </w:rPr>
+              <w:t>浏览器接入与异步服务</w:t>
+            </w:r>
+          </w:p>
+        </w:tc>
+      </w:tr>
+      <w:tr>
+        <w:tc>
+          <w:tcPr>
+            <w:tcW w:type="dxa" w:w="2268"/>
+            <w:vAlign w:val="center"/>
+          </w:tcPr>
+          <w:p>
+            <w:pPr>
+              <w:spacing w:line="240" w:lineRule="auto"/>
+              <w:jc w:val="center"/>
+            </w:pPr>
+            <w:r/>
+            <w:r>
+              <w:rPr>
+                <w:rFonts w:ascii="Times New Roman" w:hAnsi="Times New Roman" w:eastAsia="SimSun"/>
+                <w:b w:val="0"/>
+                <w:i w:val="0"/>
+                <w:sz w:val="18"/>
+              </w:rPr>
+              <w:t>ASGI 服务器</w:t>
+            </w:r>
+          </w:p>
+        </w:tc>
+        <w:tc>
+          <w:tcPr>
+            <w:tcW w:type="dxa" w:w="2268"/>
+            <w:vAlign w:val="center"/>
+          </w:tcPr>
+          <w:p>
+            <w:pPr>
+              <w:spacing w:line="240" w:lineRule="auto"/>
+              <w:jc w:val="center"/>
+            </w:pPr>
+            <w:r/>
+            <w:r>
+              <w:rPr>
+                <w:rFonts w:ascii="Times New Roman" w:hAnsi="Times New Roman" w:eastAsia="SimSun"/>
+                <w:b w:val="0"/>
+                <w:i w:val="0"/>
+                <w:sz w:val="18"/>
+              </w:rPr>
+              <w:t>uvicorn</w:t>
+            </w:r>
+          </w:p>
+        </w:tc>
+        <w:tc>
+          <w:tcPr>
+            <w:tcW w:type="dxa" w:w="2268"/>
+            <w:vAlign w:val="center"/>
+          </w:tcPr>
+          <w:p>
+            <w:pPr>
+              <w:spacing w:line="240" w:lineRule="auto"/>
+              <w:jc w:val="center"/>
+            </w:pPr>
+            <w:r/>
+            <w:r>
+              <w:rPr>
+                <w:rFonts w:ascii="Times New Roman" w:hAnsi="Times New Roman" w:eastAsia="SimSun"/>
+                <w:b w:val="0"/>
+                <w:i w:val="0"/>
+                <w:sz w:val="18"/>
+              </w:rPr>
+              <w:t>0.24+</w:t>
+            </w:r>
+          </w:p>
+        </w:tc>
+        <w:tc>
+          <w:tcPr>
+            <w:tcW w:type="dxa" w:w="2268"/>
+            <w:vAlign w:val="center"/>
+          </w:tcPr>
+          <w:p>
+            <w:pPr>
+              <w:spacing w:line="240" w:lineRule="auto"/>
+              <w:jc w:val="center"/>
+            </w:pPr>
+            <w:r/>
+            <w:r>
+              <w:rPr>
+                <w:rFonts w:ascii="Times New Roman" w:hAnsi="Times New Roman" w:eastAsia="SimSun"/>
+                <w:b w:val="0"/>
+                <w:i w:val="0"/>
+                <w:sz w:val="18"/>
+              </w:rPr>
+              <w:t>本地运行与调试</w:t>
+            </w:r>
+          </w:p>
+        </w:tc>
+      </w:tr>
+      <w:tr>
+        <w:tc>
+          <w:tcPr>
+            <w:tcW w:type="dxa" w:w="2268"/>
+            <w:vAlign w:val="center"/>
+          </w:tcPr>
+          <w:p>
+            <w:pPr>
+              <w:spacing w:line="240" w:lineRule="auto"/>
+              <w:jc w:val="center"/>
+            </w:pPr>
+            <w:r/>
+            <w:r>
+              <w:rPr>
+                <w:rFonts w:ascii="Times New Roman" w:hAnsi="Times New Roman" w:eastAsia="SimSun"/>
+                <w:b w:val="0"/>
+                <w:i w:val="0"/>
+                <w:sz w:val="18"/>
+              </w:rPr>
+              <w:t>向量检索</w:t>
+            </w:r>
+          </w:p>
+        </w:tc>
+        <w:tc>
+          <w:tcPr>
+            <w:tcW w:type="dxa" w:w="2268"/>
             <w:vAlign w:val="center"/>
           </w:tcPr>
           <w:p>
@@ -8988,7 +8624,7 @@
         </w:tc>
         <w:tc>
           <w:tcPr>
-            <w:tcW w:type="dxa" w:w="3024"/>
+            <w:tcW w:type="dxa" w:w="2268"/>
             <w:vAlign w:val="center"/>
           </w:tcPr>
           <w:p>
@@ -9004,13 +8640,13 @@
                 <w:i w:val="0"/>
                 <w:sz w:val="18"/>
               </w:rPr>
-              <w:t>&gt;=1.7.4</w:t>
+              <w:t>1.7.4+</w:t>
             </w:r>
           </w:p>
         </w:tc>
         <w:tc>
           <w:tcPr>
-            <w:tcW w:type="dxa" w:w="3024"/>
+            <w:tcW w:type="dxa" w:w="2268"/>
             <w:vAlign w:val="center"/>
           </w:tcPr>
           <w:p>
@@ -9034,7 +8670,7 @@
       <w:tr>
         <w:tc>
           <w:tcPr>
-            <w:tcW w:type="dxa" w:w="3024"/>
+            <w:tcW w:type="dxa" w:w="2268"/>
             <w:vAlign w:val="center"/>
           </w:tcPr>
           <w:p>
@@ -9050,13 +8686,13 @@
                 <w:i w:val="0"/>
                 <w:sz w:val="18"/>
               </w:rPr>
-              <w:t>jieba+rank_bm25</w:t>
+              <w:t>稀疏检索</w:t>
             </w:r>
           </w:p>
         </w:tc>
         <w:tc>
           <w:tcPr>
-            <w:tcW w:type="dxa" w:w="3024"/>
+            <w:tcW w:type="dxa" w:w="2268"/>
             <w:vAlign w:val="center"/>
           </w:tcPr>
           <w:p>
@@ -9072,13 +8708,13 @@
                 <w:i w:val="0"/>
                 <w:sz w:val="18"/>
               </w:rPr>
-              <w:t>0.42/0.2</w:t>
+              <w:t>jieba + rank_bm25</w:t>
             </w:r>
           </w:p>
         </w:tc>
         <w:tc>
           <w:tcPr>
-            <w:tcW w:type="dxa" w:w="3024"/>
+            <w:tcW w:type="dxa" w:w="2268"/>
             <w:vAlign w:val="center"/>
           </w:tcPr>
           <w:p>
@@ -9094,15 +8730,13 @@
                 <w:i w:val="0"/>
                 <w:sz w:val="18"/>
               </w:rPr>
-              <w:t>分词 + BM25</w:t>
+              <w:t>0.42 / 0.2</w:t>
             </w:r>
           </w:p>
         </w:tc>
-      </w:tr>
-      <w:tr>
         <w:tc>
           <w:tcPr>
-            <w:tcW w:type="dxa" w:w="3024"/>
+            <w:tcW w:type="dxa" w:w="2268"/>
             <w:vAlign w:val="center"/>
           </w:tcPr>
           <w:p>
@@ -9118,13 +8752,15 @@
                 <w:i w:val="0"/>
                 <w:sz w:val="18"/>
               </w:rPr>
-              <w:t>paddlepaddle</w:t>
+              <w:t>中文分词与 BM25 检索</w:t>
             </w:r>
           </w:p>
         </w:tc>
+      </w:tr>
+      <w:tr>
         <w:tc>
           <w:tcPr>
-            <w:tcW w:type="dxa" w:w="3024"/>
+            <w:tcW w:type="dxa" w:w="2268"/>
             <w:vAlign w:val="center"/>
           </w:tcPr>
           <w:p>
@@ -9140,13 +8776,13 @@
                 <w:i w:val="0"/>
                 <w:sz w:val="18"/>
               </w:rPr>
-              <w:t>3.0.0</w:t>
+              <w:t>文档处理</w:t>
             </w:r>
           </w:p>
         </w:tc>
         <w:tc>
           <w:tcPr>
-            <w:tcW w:type="dxa" w:w="3024"/>
+            <w:tcW w:type="dxa" w:w="2268"/>
             <w:vAlign w:val="center"/>
           </w:tcPr>
           <w:p>
@@ -9162,15 +8798,13 @@
                 <w:i w:val="0"/>
                 <w:sz w:val="18"/>
               </w:rPr>
-              <w:t>OCR 推理框架</w:t>
+              <w:t>paddlepaddle + paddleocr</w:t>
             </w:r>
           </w:p>
         </w:tc>
-      </w:tr>
-      <w:tr>
         <w:tc>
           <w:tcPr>
-            <w:tcW w:type="dxa" w:w="3024"/>
+            <w:tcW w:type="dxa" w:w="2268"/>
             <w:vAlign w:val="center"/>
           </w:tcPr>
           <w:p>
@@ -9186,13 +8820,13 @@
                 <w:i w:val="0"/>
                 <w:sz w:val="18"/>
               </w:rPr>
-              <w:t>paddleocr</w:t>
+              <w:t>3.0.0 / 3.4.3</w:t>
             </w:r>
           </w:p>
         </w:tc>
         <w:tc>
           <w:tcPr>
-            <w:tcW w:type="dxa" w:w="3024"/>
+            <w:tcW w:type="dxa" w:w="2268"/>
             <w:vAlign w:val="center"/>
           </w:tcPr>
           <w:p>
@@ -9208,13 +8842,15 @@
                 <w:i w:val="0"/>
                 <w:sz w:val="18"/>
               </w:rPr>
-              <w:t>3.4.3</w:t>
+              <w:t>PDF 文字提取与 OCR</w:t>
             </w:r>
           </w:p>
         </w:tc>
+      </w:tr>
+      <w:tr>
         <w:tc>
           <w:tcPr>
-            <w:tcW w:type="dxa" w:w="3024"/>
+            <w:tcW w:type="dxa" w:w="2268"/>
             <w:vAlign w:val="center"/>
           </w:tcPr>
           <w:p>
@@ -9230,161 +8866,13 @@
                 <w:i w:val="0"/>
                 <w:sz w:val="18"/>
               </w:rPr>
-              <w:t>PDF 文字识别</w:t>
-            </w:r>
-          </w:p>
-        </w:tc>
-      </w:tr>
-    </w:tbl>
-    <w:p/>
-    <w:p>
-      <w:pPr>
-        <w:spacing w:line="360" w:lineRule="auto"/>
-        <w:ind w:firstLine="420"/>
-        <w:jc w:val="both"/>
-      </w:pPr>
-      <w:r>
-        <w:rPr>
-          <w:rFonts w:ascii="Times New Roman" w:hAnsi="Times New Roman" w:eastAsia="SimSun"/>
-          <w:b w:val="0"/>
-          <w:i w:val="0"/>
-          <w:sz w:val="24"/>
-        </w:rPr>
-        <w:t>云服务接口如表 4.3 所示，均托管于阿里云体系。</w:t>
-      </w:r>
-    </w:p>
-    <w:p>
-      <w:pPr>
-        <w:spacing w:line="360" w:lineRule="auto"/>
-        <w:ind w:firstLine="420"/>
-        <w:jc w:val="both"/>
-      </w:pPr>
-      <w:r>
-        <w:rPr>
-          <w:rFonts w:ascii="Times New Roman" w:hAnsi="Times New Roman" w:eastAsia="SimSun"/>
-          <w:b w:val="0"/>
-          <w:i w:val="0"/>
-          <w:sz w:val="24"/>
-        </w:rPr>
-        <w:t>表 4.3 云服务接口</w:t>
-      </w:r>
-    </w:p>
-    <w:p>
-      <w:pPr>
-        <w:spacing w:before="120" w:after="60" w:line="360" w:lineRule="auto"/>
-        <w:jc w:val="center"/>
-      </w:pPr>
-      <w:r>
-        <w:rPr>
-          <w:rFonts w:ascii="Times New Roman" w:hAnsi="Times New Roman" w:eastAsia="SimSun"/>
-          <w:b/>
-          <w:i w:val="0"/>
-          <w:sz w:val="18"/>
-        </w:rPr>
-        <w:t>表 4.3 云服务接口</w:t>
-      </w:r>
-    </w:p>
-    <w:tbl>
-      <w:tblPr>
-        <w:tblW w:type="auto" w:w="0"/>
-        <w:jc w:val="center"/>
-        <w:tblLayout w:type="autofit"/>
-        <w:tblLook w:firstColumn="1" w:firstRow="1" w:lastColumn="0" w:lastRow="0" w:noHBand="0" w:noVBand="1" w:val="04A0"/>
-        <w:tblBorders>
-          <w:top w:val="single" w:sz="12" w:space="0" w:color="000000"/>
-          <w:bottom w:val="single" w:sz="12" w:space="0" w:color="000000"/>
-          <w:insideH w:val="none" w:sz="0" w:space="0" w:color="auto"/>
-          <w:insideV w:val="none" w:sz="0" w:space="0" w:color="auto"/>
-          <w:left w:val="none" w:sz="0" w:space="0" w:color="auto"/>
-          <w:right w:val="none" w:sz="0" w:space="0" w:color="auto"/>
-        </w:tblBorders>
-      </w:tblPr>
-      <w:tblGrid>
-        <w:gridCol w:w="3024"/>
-        <w:gridCol w:w="3024"/>
-        <w:gridCol w:w="3024"/>
-      </w:tblGrid>
-      <w:tr>
-        <w:tc>
-          <w:tcPr>
-            <w:tcW w:type="dxa" w:w="3024"/>
-            <w:vAlign w:val="center"/>
-            <w:tcBorders>
-              <w:bottom w:val="single" w:sz="6" w:space="0" w:color="000000"/>
-            </w:tcBorders>
-          </w:tcPr>
-          <w:p>
-            <w:pPr>
-              <w:spacing w:line="240" w:lineRule="auto"/>
-              <w:jc w:val="center"/>
-            </w:pPr>
-            <w:r/>
-            <w:r>
-              <w:rPr>
-                <w:rFonts w:ascii="Times New Roman" w:hAnsi="Times New Roman" w:eastAsia="SimSun"/>
-                <w:b/>
-                <w:i w:val="0"/>
-                <w:sz w:val="18"/>
-              </w:rPr>
-              <w:t>服务</w:t>
+              <w:t>模型接口</w:t>
             </w:r>
           </w:p>
         </w:tc>
         <w:tc>
           <w:tcPr>
-            <w:tcW w:type="dxa" w:w="3024"/>
-            <w:vAlign w:val="center"/>
-            <w:tcBorders>
-              <w:bottom w:val="single" w:sz="6" w:space="0" w:color="000000"/>
-            </w:tcBorders>
-          </w:tcPr>
-          <w:p>
-            <w:pPr>
-              <w:spacing w:line="240" w:lineRule="auto"/>
-              <w:jc w:val="center"/>
-            </w:pPr>
-            <w:r/>
-            <w:r>
-              <w:rPr>
-                <w:rFonts w:ascii="Times New Roman" w:hAnsi="Times New Roman" w:eastAsia="SimSun"/>
-                <w:b/>
-                <w:i w:val="0"/>
-                <w:sz w:val="18"/>
-              </w:rPr>
-              <w:t>协议</w:t>
-            </w:r>
-          </w:p>
-        </w:tc>
-        <w:tc>
-          <w:tcPr>
-            <w:tcW w:type="dxa" w:w="3024"/>
-            <w:vAlign w:val="center"/>
-            <w:tcBorders>
-              <w:bottom w:val="single" w:sz="6" w:space="0" w:color="000000"/>
-            </w:tcBorders>
-          </w:tcPr>
-          <w:p>
-            <w:pPr>
-              <w:spacing w:line="240" w:lineRule="auto"/>
-              <w:jc w:val="center"/>
-            </w:pPr>
-            <w:r/>
-            <w:r>
-              <w:rPr>
-                <w:rFonts w:ascii="Times New Roman" w:hAnsi="Times New Roman" w:eastAsia="SimSun"/>
-                <w:b/>
-                <w:i w:val="0"/>
-                <w:sz w:val="18"/>
-              </w:rPr>
-              <w:t>用途</w:t>
-            </w:r>
-          </w:p>
-        </w:tc>
-      </w:tr>
-      <w:tr>
-        <w:tc>
-          <w:tcPr>
-            <w:tcW w:type="dxa" w:w="3024"/>
+            <w:tcW w:type="dxa" w:w="2268"/>
             <w:vAlign w:val="center"/>
           </w:tcPr>
           <w:p>
@@ -9400,13 +8888,13 @@
                 <w:i w:val="0"/>
                 <w:sz w:val="18"/>
               </w:rPr>
-              <w:t>NLS</w:t>
+              <w:t>openai + dashscope</w:t>
             </w:r>
           </w:p>
         </w:tc>
         <w:tc>
           <w:tcPr>
-            <w:tcW w:type="dxa" w:w="3024"/>
+            <w:tcW w:type="dxa" w:w="2268"/>
             <w:vAlign w:val="center"/>
           </w:tcPr>
           <w:p>
@@ -9422,13 +8910,13 @@
                 <w:i w:val="0"/>
                 <w:sz w:val="18"/>
               </w:rPr>
-              <w:t>WebSocket 流式</w:t>
+              <w:t>1.12+ / 1.17+</w:t>
             </w:r>
           </w:p>
         </w:tc>
         <w:tc>
           <w:tcPr>
-            <w:tcW w:type="dxa" w:w="3024"/>
+            <w:tcW w:type="dxa" w:w="2268"/>
             <w:vAlign w:val="center"/>
           </w:tcPr>
           <w:p>
@@ -9444,279 +8932,7 @@
                 <w:i w:val="0"/>
                 <w:sz w:val="18"/>
               </w:rPr>
-              <w:t>语音转文本</w:t>
-            </w:r>
-          </w:p>
-        </w:tc>
-      </w:tr>
-      <w:tr>
-        <w:tc>
-          <w:tcPr>
-            <w:tcW w:type="dxa" w:w="3024"/>
-            <w:vAlign w:val="center"/>
-          </w:tcPr>
-          <w:p>
-            <w:pPr>
-              <w:spacing w:line="240" w:lineRule="auto"/>
-              <w:jc w:val="center"/>
-            </w:pPr>
-            <w:r/>
-            <w:r>
-              <w:rPr>
-                <w:rFonts w:ascii="Times New Roman" w:hAnsi="Times New Roman" w:eastAsia="SimSun"/>
-                <w:b w:val="0"/>
-                <w:i w:val="0"/>
-                <w:sz w:val="18"/>
-              </w:rPr>
-              <w:t>Qwen-plus/turbo</w:t>
-            </w:r>
-          </w:p>
-        </w:tc>
-        <w:tc>
-          <w:tcPr>
-            <w:tcW w:type="dxa" w:w="3024"/>
-            <w:vAlign w:val="center"/>
-          </w:tcPr>
-          <w:p>
-            <w:pPr>
-              <w:spacing w:line="240" w:lineRule="auto"/>
-              <w:jc w:val="center"/>
-            </w:pPr>
-            <w:r/>
-            <w:r>
-              <w:rPr>
-                <w:rFonts w:ascii="Times New Roman" w:hAnsi="Times New Roman" w:eastAsia="SimSun"/>
-                <w:b w:val="0"/>
-                <w:i w:val="0"/>
-                <w:sz w:val="18"/>
-              </w:rPr>
-              <w:t>REST</w:t>
-            </w:r>
-          </w:p>
-        </w:tc>
-        <w:tc>
-          <w:tcPr>
-            <w:tcW w:type="dxa" w:w="3024"/>
-            <w:vAlign w:val="center"/>
-          </w:tcPr>
-          <w:p>
-            <w:pPr>
-              <w:spacing w:line="240" w:lineRule="auto"/>
-              <w:jc w:val="center"/>
-            </w:pPr>
-            <w:r/>
-            <w:r>
-              <w:rPr>
-                <w:rFonts w:ascii="Times New Roman" w:hAnsi="Times New Roman" w:eastAsia="SimSun"/>
-                <w:b w:val="0"/>
-                <w:i w:val="0"/>
-                <w:sz w:val="18"/>
-              </w:rPr>
-              <w:t>主对话/改写</w:t>
-            </w:r>
-          </w:p>
-        </w:tc>
-      </w:tr>
-      <w:tr>
-        <w:tc>
-          <w:tcPr>
-            <w:tcW w:type="dxa" w:w="3024"/>
-            <w:vAlign w:val="center"/>
-          </w:tcPr>
-          <w:p>
-            <w:pPr>
-              <w:spacing w:line="240" w:lineRule="auto"/>
-              <w:jc w:val="center"/>
-            </w:pPr>
-            <w:r/>
-            <w:r>
-              <w:rPr>
-                <w:rFonts w:ascii="Times New Roman" w:hAnsi="Times New Roman" w:eastAsia="SimSun"/>
-                <w:b w:val="0"/>
-                <w:i w:val="0"/>
-                <w:sz w:val="18"/>
-              </w:rPr>
-              <w:t>CosyVoice-v3-flash</w:t>
-            </w:r>
-          </w:p>
-        </w:tc>
-        <w:tc>
-          <w:tcPr>
-            <w:tcW w:type="dxa" w:w="3024"/>
-            <w:vAlign w:val="center"/>
-          </w:tcPr>
-          <w:p>
-            <w:pPr>
-              <w:spacing w:line="240" w:lineRule="auto"/>
-              <w:jc w:val="center"/>
-            </w:pPr>
-            <w:r/>
-            <w:r>
-              <w:rPr>
-                <w:rFonts w:ascii="Times New Roman" w:hAnsi="Times New Roman" w:eastAsia="SimSun"/>
-                <w:b w:val="0"/>
-                <w:i w:val="0"/>
-                <w:sz w:val="18"/>
-              </w:rPr>
-              <w:t>WebSocket 流式</w:t>
-            </w:r>
-          </w:p>
-        </w:tc>
-        <w:tc>
-          <w:tcPr>
-            <w:tcW w:type="dxa" w:w="3024"/>
-            <w:vAlign w:val="center"/>
-          </w:tcPr>
-          <w:p>
-            <w:pPr>
-              <w:spacing w:line="240" w:lineRule="auto"/>
-              <w:jc w:val="center"/>
-            </w:pPr>
-            <w:r/>
-            <w:r>
-              <w:rPr>
-                <w:rFonts w:ascii="Times New Roman" w:hAnsi="Times New Roman" w:eastAsia="SimSun"/>
-                <w:b w:val="0"/>
-                <w:i w:val="0"/>
-                <w:sz w:val="18"/>
-              </w:rPr>
-              <w:t>语音合成</w:t>
-            </w:r>
-          </w:p>
-        </w:tc>
-      </w:tr>
-      <w:tr>
-        <w:tc>
-          <w:tcPr>
-            <w:tcW w:type="dxa" w:w="3024"/>
-            <w:vAlign w:val="center"/>
-          </w:tcPr>
-          <w:p>
-            <w:pPr>
-              <w:spacing w:line="240" w:lineRule="auto"/>
-              <w:jc w:val="center"/>
-            </w:pPr>
-            <w:r/>
-            <w:r>
-              <w:rPr>
-                <w:rFonts w:ascii="Times New Roman" w:hAnsi="Times New Roman" w:eastAsia="SimSun"/>
-                <w:b w:val="0"/>
-                <w:i w:val="0"/>
-                <w:sz w:val="18"/>
-              </w:rPr>
-              <w:t>text-embedding-v3</w:t>
-            </w:r>
-          </w:p>
-        </w:tc>
-        <w:tc>
-          <w:tcPr>
-            <w:tcW w:type="dxa" w:w="3024"/>
-            <w:vAlign w:val="center"/>
-          </w:tcPr>
-          <w:p>
-            <w:pPr>
-              <w:spacing w:line="240" w:lineRule="auto"/>
-              <w:jc w:val="center"/>
-            </w:pPr>
-            <w:r/>
-            <w:r>
-              <w:rPr>
-                <w:rFonts w:ascii="Times New Roman" w:hAnsi="Times New Roman" w:eastAsia="SimSun"/>
-                <w:b w:val="0"/>
-                <w:i w:val="0"/>
-                <w:sz w:val="18"/>
-              </w:rPr>
-              <w:t>REST</w:t>
-            </w:r>
-          </w:p>
-        </w:tc>
-        <w:tc>
-          <w:tcPr>
-            <w:tcW w:type="dxa" w:w="3024"/>
-            <w:vAlign w:val="center"/>
-          </w:tcPr>
-          <w:p>
-            <w:pPr>
-              <w:spacing w:line="240" w:lineRule="auto"/>
-              <w:jc w:val="center"/>
-            </w:pPr>
-            <w:r/>
-            <w:r>
-              <w:rPr>
-                <w:rFonts w:ascii="Times New Roman" w:hAnsi="Times New Roman" w:eastAsia="SimSun"/>
-                <w:b w:val="0"/>
-                <w:i w:val="0"/>
-                <w:sz w:val="18"/>
-              </w:rPr>
-              <w:t>向量化</w:t>
-            </w:r>
-          </w:p>
-        </w:tc>
-      </w:tr>
-      <w:tr>
-        <w:tc>
-          <w:tcPr>
-            <w:tcW w:type="dxa" w:w="3024"/>
-            <w:vAlign w:val="center"/>
-          </w:tcPr>
-          <w:p>
-            <w:pPr>
-              <w:spacing w:line="240" w:lineRule="auto"/>
-              <w:jc w:val="center"/>
-            </w:pPr>
-            <w:r/>
-            <w:r>
-              <w:rPr>
-                <w:rFonts w:ascii="Times New Roman" w:hAnsi="Times New Roman" w:eastAsia="SimSun"/>
-                <w:b w:val="0"/>
-                <w:i w:val="0"/>
-                <w:sz w:val="18"/>
-              </w:rPr>
-              <w:t>gte-rerank</w:t>
-            </w:r>
-          </w:p>
-        </w:tc>
-        <w:tc>
-          <w:tcPr>
-            <w:tcW w:type="dxa" w:w="3024"/>
-            <w:vAlign w:val="center"/>
-          </w:tcPr>
-          <w:p>
-            <w:pPr>
-              <w:spacing w:line="240" w:lineRule="auto"/>
-              <w:jc w:val="center"/>
-            </w:pPr>
-            <w:r/>
-            <w:r>
-              <w:rPr>
-                <w:rFonts w:ascii="Times New Roman" w:hAnsi="Times New Roman" w:eastAsia="SimSun"/>
-                <w:b w:val="0"/>
-                <w:i w:val="0"/>
-                <w:sz w:val="18"/>
-              </w:rPr>
-              <w:t>REST</w:t>
-            </w:r>
-          </w:p>
-        </w:tc>
-        <w:tc>
-          <w:tcPr>
-            <w:tcW w:type="dxa" w:w="3024"/>
-            <w:vAlign w:val="center"/>
-          </w:tcPr>
-          <w:p>
-            <w:pPr>
-              <w:spacing w:line="240" w:lineRule="auto"/>
-              <w:jc w:val="center"/>
-            </w:pPr>
-            <w:r/>
-            <w:r>
-              <w:rPr>
-                <w:rFonts w:ascii="Times New Roman" w:hAnsi="Times New Roman" w:eastAsia="SimSun"/>
-                <w:b w:val="0"/>
-                <w:i w:val="0"/>
-                <w:sz w:val="18"/>
-              </w:rPr>
-              <w:t>重排序</w:t>
+              <w:t>LLM、Embedding、Rerank、TTS</w:t>
             </w:r>
           </w:p>
         </w:tc>
@@ -9725,6 +8941,22 @@
     <w:p/>
     <w:p>
       <w:pPr>
+        <w:spacing w:line="360" w:lineRule="auto"/>
+        <w:ind w:firstLine="420"/>
+        <w:jc w:val="both"/>
+      </w:pPr>
+      <w:r>
+        <w:rPr>
+          <w:rFonts w:ascii="Times New Roman" w:hAnsi="Times New Roman" w:eastAsia="SimSun"/>
+          <w:b w:val="0"/>
+          <w:i w:val="0"/>
+          <w:sz w:val="24"/>
+        </w:rPr>
+        <w:t>在云服务选择方面，本项目将语音识别、语言模型、向量化、重排序和语音合成都接入阿里云相关服务体系。一方面，这些服务在中文场景中具有较好的可用性；另一方面，统一在同一生态内接入也有利于减少跨平台适配成本。对毕业设计而言，这种技术选型能够在实现效率、接口稳定性和实验可复现性之间取得较好的平衡。</w:t>
+      </w:r>
+    </w:p>
+    <w:p>
+      <w:pPr>
         <w:keepNext/>
         <w:spacing w:before="240" w:after="240" w:line="360" w:lineRule="auto"/>
         <w:ind w:firstLine="420"/>
@@ -9753,25 +8985,7 @@
           <w:i w:val="0"/>
           <w:sz w:val="24"/>
         </w:rPr>
-        <w:t xml:space="preserve">系统由浏览器前端、FastAPI 后端与阿里云服务三层构成，如图 4.1 所示。前端通过唯一 WebSocket 端点 </w:t>
-      </w:r>
-      <w:r>
-        <w:rPr>
-          <w:rFonts w:ascii="Consolas" w:hAnsi="Consolas" w:eastAsia="Consolas"/>
-          <w:b w:val="0"/>
-          <w:i w:val="0"/>
-          <w:sz w:val="24"/>
-        </w:rPr>
-        <w:t>/ws</w:t>
-      </w:r>
-      <w:r>
-        <w:rPr>
-          <w:rFonts w:ascii="Times New Roman" w:hAnsi="Times New Roman" w:eastAsia="SimSun"/>
-          <w:b w:val="0"/>
-          <w:i w:val="0"/>
-          <w:sz w:val="24"/>
-        </w:rPr>
-        <w:t xml:space="preserve"> 双向通信；后端聚合 STT、RAG、LLM、TTS 由 Pipeline 串联；云服务只承担模型推理，索引与会话状态保存本地。</w:t>
+        <w:t>系统总体架构如图 4.1 所示。浏览器前端负责录音、文本输入、状态展示与语音播放；后端服务负责会话状态控制、业务模块调度和模型接口组织；云端服务负责语音识别、语言模型推理、向量化和语音合成等能力输出。知识库索引和文档元数据保存在本地，避免每轮问答都依赖远程知识检索。</w:t>
       </w:r>
     </w:p>
     <w:p>
@@ -9857,6 +9071,22 @@
     </w:p>
     <w:p>
       <w:pPr>
+        <w:spacing w:line="360" w:lineRule="auto"/>
+        <w:ind w:firstLine="420"/>
+        <w:jc w:val="both"/>
+      </w:pPr>
+      <w:r>
+        <w:rPr>
+          <w:rFonts w:ascii="Times New Roman" w:hAnsi="Times New Roman" w:eastAsia="SimSun"/>
+          <w:b w:val="0"/>
+          <w:i w:val="0"/>
+          <w:sz w:val="24"/>
+        </w:rPr>
+        <w:t>这一架构安排体现了本项目“本地掌控知识、云端提供模型”的实现思路。具体而言，项目并不把全部能力外包给外部平台，而是把决定回答依据的知识库和检索逻辑保留在本地，通过本地检索结果约束云端语言模型生成，从而兼顾了工程可实现性与专业场景对可追溯性的要求。</w:t>
+      </w:r>
+    </w:p>
+    <w:p>
+      <w:pPr>
         <w:keepNext/>
         <w:spacing w:before="240" w:after="240" w:line="360" w:lineRule="auto"/>
         <w:ind w:firstLine="420"/>
@@ -9885,7 +9115,7 @@
           <w:i w:val="0"/>
           <w:sz w:val="24"/>
         </w:rPr>
-        <w:t>后端按功能划分为 5 个包，依赖关系如图 4.2 所示。</w:t>
+        <w:t>后端实现遵循第三章给出的五模块划分方式，模块依赖关系如图 4.2 所示。</w:t>
       </w:r>
       <w:r>
         <w:rPr>
@@ -9894,7 +9124,7 @@
           <w:i w:val="0"/>
           <w:sz w:val="24"/>
         </w:rPr>
-        <w:t>src/pipeline</w:t>
+        <w:t>src/rag</w:t>
       </w:r>
       <w:r>
         <w:rPr>
@@ -9903,7 +9133,7 @@
           <w:i w:val="0"/>
           <w:sz w:val="24"/>
         </w:rPr>
-        <w:t xml:space="preserve"> 位于顶点，向下依赖 </w:t>
+        <w:t xml:space="preserve"> 负责文档加载、索引构建和在线检索，</w:t>
       </w:r>
       <w:r>
         <w:rPr>
@@ -9921,7 +9151,7 @@
           <w:i w:val="0"/>
           <w:sz w:val="24"/>
         </w:rPr>
-        <w:t>、</w:t>
+        <w:t xml:space="preserve"> 负责语音识别与鉴权状态管理，</w:t>
       </w:r>
       <w:r>
         <w:rPr>
@@ -9930,7 +9160,7 @@
           <w:i w:val="0"/>
           <w:sz w:val="24"/>
         </w:rPr>
-        <w:t>src/rag</w:t>
+        <w:t>src/llm</w:t>
       </w:r>
       <w:r>
         <w:rPr>
@@ -9939,7 +9169,7 @@
           <w:i w:val="0"/>
           <w:sz w:val="24"/>
         </w:rPr>
-        <w:t>、</w:t>
+        <w:t xml:space="preserve"> 负责受检索上下文约束的回答生成，</w:t>
       </w:r>
       <w:r>
         <w:rPr>
@@ -9948,7 +9178,7 @@
           <w:i w:val="0"/>
           <w:sz w:val="24"/>
         </w:rPr>
-        <w:t>src/llm</w:t>
+        <w:t>src/tts</w:t>
       </w:r>
       <w:r>
         <w:rPr>
@@ -9957,7 +9187,7 @@
           <w:i w:val="0"/>
           <w:sz w:val="24"/>
         </w:rPr>
-        <w:t>、</w:t>
+        <w:t xml:space="preserve"> 负责流式语音合成与音频回传，而 </w:t>
       </w:r>
       <w:r>
         <w:rPr>
@@ -9966,7 +9196,7 @@
           <w:i w:val="0"/>
           <w:sz w:val="24"/>
         </w:rPr>
-        <w:t>src/tts</w:t>
+        <w:t>src/pipeline</w:t>
       </w:r>
       <w:r>
         <w:rPr>
@@ -9975,7 +9205,7 @@
           <w:i w:val="0"/>
           <w:sz w:val="24"/>
         </w:rPr>
-        <w:t>；</w:t>
+        <w:t xml:space="preserve"> 与 </w:t>
       </w:r>
       <w:r>
         <w:rPr>
@@ -9993,25 +9223,7 @@
           <w:i w:val="0"/>
           <w:sz w:val="24"/>
         </w:rPr>
-        <w:t xml:space="preserve"> 只做协议转换与会话管理。模块间仅通过公开类与 </w:t>
-      </w:r>
-      <w:r>
-        <w:rPr>
-          <w:rFonts w:ascii="Consolas" w:hAnsi="Consolas" w:eastAsia="Consolas"/>
-          <w:b w:val="0"/>
-          <w:i w:val="0"/>
-          <w:sz w:val="24"/>
-        </w:rPr>
-        <w:t>asyncio</w:t>
-      </w:r>
-      <w:r>
-        <w:rPr>
-          <w:rFonts w:ascii="Times New Roman" w:hAnsi="Times New Roman" w:eastAsia="SimSun"/>
-          <w:b w:val="0"/>
-          <w:i w:val="0"/>
-          <w:sz w:val="24"/>
-        </w:rPr>
-        <w:t xml:space="preserve"> 接口交互。</w:t>
+        <w:t xml:space="preserve"> 则共同承担会话编排与服务接入职责。</w:t>
       </w:r>
     </w:p>
     <w:p>
@@ -10097,6 +9309,58 @@
     </w:p>
     <w:p>
       <w:pPr>
+        <w:spacing w:line="360" w:lineRule="auto"/>
+        <w:ind w:firstLine="420"/>
+        <w:jc w:val="both"/>
+      </w:pPr>
+      <w:r>
+        <w:rPr>
+          <w:rFonts w:ascii="Times New Roman" w:hAnsi="Times New Roman" w:eastAsia="SimSun"/>
+          <w:b w:val="0"/>
+          <w:i w:val="0"/>
+          <w:sz w:val="24"/>
+        </w:rPr>
+        <w:t>值得强调的是，</w:t>
+      </w:r>
+      <w:r>
+        <w:rPr>
+          <w:rFonts w:ascii="Consolas" w:hAnsi="Consolas" w:eastAsia="Consolas"/>
+          <w:b w:val="0"/>
+          <w:i w:val="0"/>
+          <w:sz w:val="24"/>
+        </w:rPr>
+        <w:t>src/server</w:t>
+      </w:r>
+      <w:r>
+        <w:rPr>
+          <w:rFonts w:ascii="Times New Roman" w:hAnsi="Times New Roman" w:eastAsia="SimSun"/>
+          <w:b w:val="0"/>
+          <w:i w:val="0"/>
+          <w:sz w:val="24"/>
+        </w:rPr>
+        <w:t xml:space="preserve"> 并不是一个与检索、识别、生成、合成并列的“业务模块”，而是为浏览器提供接入入口和会话承载能力；它与 </w:t>
+      </w:r>
+      <w:r>
+        <w:rPr>
+          <w:rFonts w:ascii="Consolas" w:hAnsi="Consolas" w:eastAsia="Consolas"/>
+          <w:b w:val="0"/>
+          <w:i w:val="0"/>
+          <w:sz w:val="24"/>
+        </w:rPr>
+        <w:t>src/pipeline</w:t>
+      </w:r>
+      <w:r>
+        <w:rPr>
+          <w:rFonts w:ascii="Times New Roman" w:hAnsi="Times New Roman" w:eastAsia="SimSun"/>
+          <w:b w:val="0"/>
+          <w:i w:val="0"/>
+          <w:sz w:val="24"/>
+        </w:rPr>
+        <w:t xml:space="preserve"> 共同组成实现层面的控制中枢。这种划分方式与第三章的设计完全一致，因此后续实现叙述能够做到逐项映射，而不会出现设计一套、实现另一套的问题。</w:t>
+      </w:r>
+    </w:p>
+    <w:p>
+      <w:pPr>
         <w:keepNext/>
         <w:spacing w:before="240" w:after="240" w:line="360" w:lineRule="auto"/>
         <w:ind w:firstLine="420"/>
@@ -10125,7 +9389,7 @@
           <w:i w:val="0"/>
           <w:sz w:val="24"/>
         </w:rPr>
-        <w:t>一次语音问答的时序如图 4.3 所示：前端推送 16 kHz PCM；STT final 结果交给 Pipeline 依次执行查询改写、混合检索、LLM 流式生成与 TTS 流式合成；文本与音频通过 WebSocket 即时回推，形成"边生成边播放"的流式体验。</w:t>
+        <w:t>一次完整语音问答的处理流程如图 4.3 所示。用户在浏览器端启动录音后，前端会持续上传音频分片；后端收到稳定的最终识别文本后，启动检索增强生成流程；语言模型一旦输出足够长度的文本片段，即可继续触发语音合成；合成得到的音频数据再按流式方式返回浏览器并播放。</w:t>
       </w:r>
     </w:p>
     <w:p>
@@ -10211,6 +9475,22 @@
     </w:p>
     <w:p>
       <w:pPr>
+        <w:spacing w:line="360" w:lineRule="auto"/>
+        <w:ind w:firstLine="420"/>
+        <w:jc w:val="both"/>
+      </w:pPr>
+      <w:r>
+        <w:rPr>
+          <w:rFonts w:ascii="Times New Roman" w:hAnsi="Times New Roman" w:eastAsia="SimSun"/>
+          <w:b w:val="0"/>
+          <w:i w:val="0"/>
+          <w:sz w:val="24"/>
+        </w:rPr>
+        <w:t>这一流程的关键不在于模块顺序本身，而在于多阶段之间存在尽可能多的时间重叠。换言之，系统追求的不是“每个模块都最快”，而是“整条链路的用户感知延迟最小”。正因为如此，后文各模块的实现都会围绕“减少等待”和“保持可中断性”展开。</w:t>
+      </w:r>
+    </w:p>
+    <w:p>
+      <w:pPr>
         <w:keepNext/>
         <w:spacing w:before="240" w:after="240" w:line="360" w:lineRule="auto"/>
         <w:jc w:val="left"/>
@@ -10255,7 +9535,7 @@
           <w:i w:val="0"/>
           <w:sz w:val="24"/>
         </w:rPr>
-        <w:t>维修手册常含双栏与表格，常规提取库漏字率高，故采用 PaddleX 版面分析 + PaddleOCR 方案（</w:t>
+        <w:t xml:space="preserve">航空维修资料通常包含双栏排版、图表说明、编号列表和复杂页眉页脚，如果直接采用通用文本提取工具，往往会出现阅读顺序错乱、表格内容丢失或章节边界模糊等问题。针对这一特点，本项目没有把 PDF 视为简单文本源，而是先通过版面分析识别页面区域，再结合 OCR 提取文字内容。离线处理脚本位于 </w:t>
       </w:r>
       <w:r>
         <w:rPr>
@@ -10273,61 +9553,7 @@
           <w:i w:val="0"/>
           <w:sz w:val="24"/>
         </w:rPr>
-        <w:t>）：PyMuPDF 以 200 DPI 渲染页图，</w:t>
-      </w:r>
-      <w:r>
-        <w:rPr>
-          <w:rFonts w:ascii="Consolas" w:hAnsi="Consolas" w:eastAsia="Consolas"/>
-          <w:b w:val="0"/>
-          <w:i w:val="0"/>
-          <w:sz w:val="24"/>
-        </w:rPr>
-        <w:t>PP-DocLayout_plus-L</w:t>
-      </w:r>
-      <w:r>
-        <w:rPr>
-          <w:rFonts w:ascii="Times New Roman" w:hAnsi="Times New Roman" w:eastAsia="SimSun"/>
-          <w:b w:val="0"/>
-          <w:i w:val="0"/>
-          <w:sz w:val="24"/>
-        </w:rPr>
-        <w:t xml:space="preserve"> 分区并筛选 </w:t>
-      </w:r>
-      <w:r>
-        <w:rPr>
-          <w:rFonts w:ascii="Consolas" w:hAnsi="Consolas" w:eastAsia="Consolas"/>
-          <w:b w:val="0"/>
-          <w:i w:val="0"/>
-          <w:sz w:val="24"/>
-        </w:rPr>
-        <w:t>text</w:t>
-      </w:r>
-      <w:r>
-        <w:rPr>
-          <w:rFonts w:ascii="Times New Roman" w:hAnsi="Times New Roman" w:eastAsia="SimSun"/>
-          <w:b w:val="0"/>
-          <w:i w:val="0"/>
-          <w:sz w:val="24"/>
-        </w:rPr>
-        <w:t>、</w:t>
-      </w:r>
-      <w:r>
-        <w:rPr>
-          <w:rFonts w:ascii="Consolas" w:hAnsi="Consolas" w:eastAsia="Consolas"/>
-          <w:b w:val="0"/>
-          <w:i w:val="0"/>
-          <w:sz w:val="24"/>
-        </w:rPr>
-        <w:t>paragraph</w:t>
-      </w:r>
-      <w:r>
-        <w:rPr>
-          <w:rFonts w:ascii="Times New Roman" w:hAnsi="Times New Roman" w:eastAsia="SimSun"/>
-          <w:b w:val="0"/>
-          <w:i w:val="0"/>
-          <w:sz w:val="24"/>
-        </w:rPr>
-        <w:t>，对每区域按阅读顺序执行 OCR 并拼接。</w:t>
+        <w:t>，它负责将 PDF 页面渲染为图像，并按版面区域顺序组织文字结果。</w:t>
       </w:r>
     </w:p>
     <w:p>
@@ -10343,7 +9569,7 @@
           <w:i w:val="0"/>
           <w:sz w:val="24"/>
         </w:rPr>
-        <w:t xml:space="preserve">切分逻辑位于 </w:t>
+        <w:t xml:space="preserve">完成文本抽取后，项目进一步在 </w:t>
       </w:r>
       <w:r>
         <w:rPr>
@@ -10352,7 +9578,7 @@
           <w:i w:val="0"/>
           <w:sz w:val="24"/>
         </w:rPr>
-        <w:t>src/rag/document_loader_v2.py</w:t>
+        <w:t>src/rag/document_loader.py</w:t>
       </w:r>
       <w:r>
         <w:rPr>
@@ -10361,7 +9587,23 @@
           <w:i w:val="0"/>
           <w:sz w:val="24"/>
         </w:rPr>
-        <w:t>，按"段落优先、句子兜底、字数保底"三级规则：双换行识别自然段落；相邻短段合并，单块目标 300–800 字；单段超长按标点拆句，仍过长则按固定字数切分。切分同步提取章节、编号与页码作为元数据。</w:t>
+        <w:t xml:space="preserve"> 中实现文档切分逻辑。这里没有采用机械的固定长度切块，而是优先遵循自然段落边界，再对过短段落进行合并、对过长段落按句子或字符长度进一步拆分。之所以采用这种策略，是因为维修手册中的技术要点往往以段落为基本语义单元，如果在切分时破坏原有段落结构，就会直接影响后续检索结果的可用性。</w:t>
+      </w:r>
+    </w:p>
+    <w:p>
+      <w:pPr>
+        <w:spacing w:line="360" w:lineRule="auto"/>
+        <w:ind w:firstLine="420"/>
+        <w:jc w:val="both"/>
+      </w:pPr>
+      <w:r>
+        <w:rPr>
+          <w:rFonts w:ascii="Times New Roman" w:hAnsi="Times New Roman" w:eastAsia="SimSun"/>
+          <w:b w:val="0"/>
+          <w:i w:val="0"/>
+          <w:sz w:val="24"/>
+        </w:rPr>
+        <w:t>在切分过程中，系统还会同步提取章节标题、小节编号和页码等元数据。这些元数据既用于后续来源展示，也为带有章节约束或页码约束的检索提供了结构化支持。</w:t>
       </w:r>
     </w:p>
     <w:p>
@@ -10394,7 +9636,7 @@
           <w:i w:val="0"/>
           <w:sz w:val="24"/>
         </w:rPr>
-        <w:t xml:space="preserve">索引由 </w:t>
+        <w:t xml:space="preserve">知识库索引构建由 </w:t>
       </w:r>
       <w:r>
         <w:rPr>
@@ -10412,7 +9654,7 @@
           <w:i w:val="0"/>
           <w:sz w:val="24"/>
         </w:rPr>
-        <w:t xml:space="preserve"> 一键生成。稠密侧调用 </w:t>
+        <w:t xml:space="preserve"> 统一调度。对每个文档片段，系统首先生成用于稠密检索的向量表示，并进行归一化处理后写入 FAISS 内积索引；在中文稀疏检索方面，系统使用 </w:t>
       </w:r>
       <w:r>
         <w:rPr>
@@ -10421,7 +9663,7 @@
           <w:i w:val="0"/>
           <w:sz w:val="24"/>
         </w:rPr>
-        <w:t>text-embedding-v3</w:t>
+        <w:t>jieba</w:t>
       </w:r>
       <w:r>
         <w:rPr>
@@ -10430,17 +9672,15 @@
           <w:i w:val="0"/>
           <w:sz w:val="24"/>
         </w:rPr>
-        <w:t xml:space="preserve">（1024 维），L2 归一化后写入 </w:t>
-      </w:r>
-      <w:r>
-        <w:rPr>
-          <w:rFonts w:ascii="Consolas" w:hAnsi="Consolas" w:eastAsia="Consolas"/>
-          <w:b w:val="0"/>
-          <w:i w:val="0"/>
-          <w:sz w:val="24"/>
-        </w:rPr>
-        <w:t>faiss.IndexFlatIP</w:t>
-      </w:r>
+        <w:t xml:space="preserve"> 完成分词，再利用 BM25 模型保存词项统计信息。与只保留单一索引文件的做法不同，本项目会同时保存向量索引、文档元数据以及 BM25 相关文件，使系统启动后能够直接恢复完整检索能力。</w:t>
+      </w:r>
+    </w:p>
+    <w:p>
+      <w:pPr>
+        <w:spacing w:line="360" w:lineRule="auto"/>
+        <w:ind w:firstLine="420"/>
+        <w:jc w:val="both"/>
+      </w:pPr>
       <w:r>
         <w:rPr>
           <w:rFonts w:ascii="Times New Roman" w:hAnsi="Times New Roman" w:eastAsia="SimSun"/>
@@ -10448,97 +9688,7 @@
           <w:i w:val="0"/>
           <w:sz w:val="24"/>
         </w:rPr>
-        <w:t xml:space="preserve">——归一化内积等价于余弦相似度。稀疏侧用 </w:t>
-      </w:r>
-      <w:r>
-        <w:rPr>
-          <w:rFonts w:ascii="Consolas" w:hAnsi="Consolas" w:eastAsia="Consolas"/>
-          <w:b w:val="0"/>
-          <w:i w:val="0"/>
-          <w:sz w:val="24"/>
-        </w:rPr>
-        <w:t>jieba.lcut</w:t>
-      </w:r>
-      <w:r>
-        <w:rPr>
-          <w:rFonts w:ascii="Times New Roman" w:hAnsi="Times New Roman" w:eastAsia="SimSun"/>
-          <w:b w:val="0"/>
-          <w:i w:val="0"/>
-          <w:sz w:val="24"/>
-        </w:rPr>
-        <w:t xml:space="preserve"> 分词构建 </w:t>
-      </w:r>
-      <w:r>
-        <w:rPr>
-          <w:rFonts w:ascii="Consolas" w:hAnsi="Consolas" w:eastAsia="Consolas"/>
-          <w:b w:val="0"/>
-          <w:i w:val="0"/>
-          <w:sz w:val="24"/>
-        </w:rPr>
-        <w:t>BM25Okapi</w:t>
-      </w:r>
-      <w:r>
-        <w:rPr>
-          <w:rFonts w:ascii="Times New Roman" w:hAnsi="Times New Roman" w:eastAsia="SimSun"/>
-          <w:b w:val="0"/>
-          <w:i w:val="0"/>
-          <w:sz w:val="24"/>
-        </w:rPr>
-        <w:t xml:space="preserve">。两套索引与元数据保存为 </w:t>
-      </w:r>
-      <w:r>
-        <w:rPr>
-          <w:rFonts w:ascii="Consolas" w:hAnsi="Consolas" w:eastAsia="Consolas"/>
-          <w:b w:val="0"/>
-          <w:i w:val="0"/>
-          <w:sz w:val="24"/>
-        </w:rPr>
-        <w:t>faiss.index</w:t>
-      </w:r>
-      <w:r>
-        <w:rPr>
-          <w:rFonts w:ascii="Times New Roman" w:hAnsi="Times New Roman" w:eastAsia="SimSun"/>
-          <w:b w:val="0"/>
-          <w:i w:val="0"/>
-          <w:sz w:val="24"/>
-        </w:rPr>
-        <w:t>、</w:t>
-      </w:r>
-      <w:r>
-        <w:rPr>
-          <w:rFonts w:ascii="Consolas" w:hAnsi="Consolas" w:eastAsia="Consolas"/>
-          <w:b w:val="0"/>
-          <w:i w:val="0"/>
-          <w:sz w:val="24"/>
-        </w:rPr>
-        <w:t>bm25.pkl</w:t>
-      </w:r>
-      <w:r>
-        <w:rPr>
-          <w:rFonts w:ascii="Times New Roman" w:hAnsi="Times New Roman" w:eastAsia="SimSun"/>
-          <w:b w:val="0"/>
-          <w:i w:val="0"/>
-          <w:sz w:val="24"/>
-        </w:rPr>
-        <w:t>、</w:t>
-      </w:r>
-      <w:r>
-        <w:rPr>
-          <w:rFonts w:ascii="Consolas" w:hAnsi="Consolas" w:eastAsia="Consolas"/>
-          <w:b w:val="0"/>
-          <w:i w:val="0"/>
-          <w:sz w:val="24"/>
-        </w:rPr>
-        <w:t>docs.json</w:t>
-      </w:r>
-      <w:r>
-        <w:rPr>
-          <w:rFonts w:ascii="Times New Roman" w:hAnsi="Times New Roman" w:eastAsia="SimSun"/>
-          <w:b w:val="0"/>
-          <w:i w:val="0"/>
-          <w:sz w:val="24"/>
-        </w:rPr>
-        <w:t>，启动时加载到内存。</w:t>
+        <w:t>这种索引组织方式的实现重点不在于文件数量多少，而在于把“召回能力”和“来源可追溯能力”同时保留下来。向量索引负责提高语义检索能力，BM25 索引负责强化术语精确匹配，而文档元数据则负责把命中的片段重新组织成用户可理解的来源信息。三者只有同时存在，RAG 才能既“找到内容”又“解释内容来自哪里”。</w:t>
       </w:r>
     </w:p>
     <w:p>
@@ -10571,7 +9721,7 @@
           <w:i w:val="0"/>
           <w:sz w:val="24"/>
         </w:rPr>
-        <w:t xml:space="preserve">在线检索在 </w:t>
+        <w:t xml:space="preserve">在线检索逻辑集中在 </w:t>
       </w:r>
       <w:r>
         <w:rPr>
@@ -10580,7 +9730,7 @@
           <w:i w:val="0"/>
           <w:sz w:val="24"/>
         </w:rPr>
-        <w:t>src/rag/document_store.py</w:t>
+        <w:t>src/rag/retriever.py</w:t>
       </w:r>
       <w:r>
         <w:rPr>
@@ -10589,7 +9739,7 @@
           <w:i w:val="0"/>
           <w:sz w:val="24"/>
         </w:rPr>
-        <w:t xml:space="preserve"> 完成：并行计算 BM25 与向量相似度，归一化后按 0.7:0.3 加权合并，取 Top-10 提交 </w:t>
+        <w:t xml:space="preserve"> 的 </w:t>
       </w:r>
       <w:r>
         <w:rPr>
@@ -10598,7 +9748,7 @@
           <w:i w:val="0"/>
           <w:sz w:val="24"/>
         </w:rPr>
-        <w:t>gte-rerank</w:t>
+        <w:t>DocumentStore</w:t>
       </w:r>
       <w:r>
         <w:rPr>
@@ -10607,7 +9757,23 @@
           <w:i w:val="0"/>
           <w:sz w:val="24"/>
         </w:rPr>
-        <w:t>，返回 Top-3 给 LLM。重排虽增加一次 REST 调用，但显著缓解仅凭关键词导致的主题漂移。</w:t>
+        <w:t xml:space="preserve"> 中实现。项目在运行时并不会简单选择“稠密检索”或“稀疏检索”中的某一路结果，而是先在查询改写后并行执行两类召回，再利用倒数排名融合方法整合候选排序。之所以采用这种方式，是因为航空维修问答既包含口语化表达，也包含大量型号、章节号和专业术语，单一路径很难同时兼顾语义泛化与精确匹配。</w:t>
+      </w:r>
+    </w:p>
+    <w:p>
+      <w:pPr>
+        <w:spacing w:line="360" w:lineRule="auto"/>
+        <w:ind w:firstLine="420"/>
+        <w:jc w:val="both"/>
+      </w:pPr>
+      <w:r>
+        <w:rPr>
+          <w:rFonts w:ascii="Times New Roman" w:hAnsi="Times New Roman" w:eastAsia="SimSun"/>
+          <w:b w:val="0"/>
+          <w:i w:val="0"/>
+          <w:sz w:val="24"/>
+        </w:rPr>
+        <w:t>在召回阶段之后，系统还会继续调用重排序模型对候选片段做二次筛选。实现中，检索模块会为最终返回的 Top-5 结果准备更大的候选集合，再通过交叉编码器从中筛选出排序更优的片段。这样做虽然增加了一次额外模型调用，但换来的好处是语言模型接收到的上下文更加集中、更少噪声，从整体上提升了最终答案质量。</w:t>
       </w:r>
     </w:p>
     <w:p>
@@ -10656,7 +9822,7 @@
           <w:i w:val="0"/>
           <w:sz w:val="24"/>
         </w:rPr>
-        <w:t xml:space="preserve">NLS 使用动态 Token 鉴权。系统采用单例 </w:t>
+        <w:t>语音识别服务采用动态 Token 鉴权机制，因此系统必须在长时间运行过程中维护有效的身份凭证。为此，</w:t>
       </w:r>
       <w:r>
         <w:rPr>
@@ -10665,7 +9831,7 @@
           <w:i w:val="0"/>
           <w:sz w:val="24"/>
         </w:rPr>
-        <w:t>NlsTokenManager</w:t>
+        <w:t>src/stt/recognizer.py</w:t>
       </w:r>
       <w:r>
         <w:rPr>
@@ -10674,7 +9840,7 @@
           <w:i w:val="0"/>
           <w:sz w:val="24"/>
         </w:rPr>
-        <w:t xml:space="preserve">：首次获取后缓存在进程内；每次 </w:t>
+        <w:t xml:space="preserve"> 中单独定义了 </w:t>
       </w:r>
       <w:r>
         <w:rPr>
@@ -10683,7 +9849,7 @@
           <w:i w:val="0"/>
           <w:sz w:val="24"/>
         </w:rPr>
-        <w:t>get_token()</w:t>
+        <w:t>NlsTokenManager</w:t>
       </w:r>
       <w:r>
         <w:rPr>
@@ -10692,17 +9858,15 @@
           <w:i w:val="0"/>
           <w:sz w:val="24"/>
         </w:rPr>
-        <w:t xml:space="preserve"> 比对 </w:t>
-      </w:r>
-      <w:r>
-        <w:rPr>
-          <w:rFonts w:ascii="Consolas" w:hAnsi="Consolas" w:eastAsia="Consolas"/>
-          <w:b w:val="0"/>
-          <w:i w:val="0"/>
-          <w:sz w:val="24"/>
-        </w:rPr>
-        <w:t>expire_time</w:t>
-      </w:r>
+        <w:t>，用于缓存当前 Token 及其过期时间。当新的识别会话启动时，系统会优先检查已有 Token 是否仍处于安全有效期内；若剩余有效时间不足，则重新向服务端申请新的 Token。</w:t>
+      </w:r>
+    </w:p>
+    <w:p>
+      <w:pPr>
+        <w:spacing w:line="360" w:lineRule="auto"/>
+        <w:ind w:firstLine="420"/>
+        <w:jc w:val="both"/>
+      </w:pPr>
       <w:r>
         <w:rPr>
           <w:rFonts w:ascii="Times New Roman" w:hAnsi="Times New Roman" w:eastAsia="SimSun"/>
@@ -10710,25 +9874,7 @@
           <w:i w:val="0"/>
           <w:sz w:val="24"/>
         </w:rPr>
-        <w:t xml:space="preserve">，剩余不足 60 秒即调用 </w:t>
-      </w:r>
-      <w:r>
-        <w:rPr>
-          <w:rFonts w:ascii="Consolas" w:hAnsi="Consolas" w:eastAsia="Consolas"/>
-          <w:b w:val="0"/>
-          <w:i w:val="0"/>
-          <w:sz w:val="24"/>
-        </w:rPr>
-        <w:t>_refresh_token()</w:t>
-      </w:r>
-      <w:r>
-        <w:rPr>
-          <w:rFonts w:ascii="Times New Roman" w:hAnsi="Times New Roman" w:eastAsia="SimSun"/>
-          <w:b w:val="0"/>
-          <w:i w:val="0"/>
-          <w:sz w:val="24"/>
-        </w:rPr>
-        <w:t xml:space="preserve"> 刷新，避免流式会话中途失效。</w:t>
+        <w:t>将 Token 管理从识别流程中单独抽离，有两个直接好处。第一，识别会话本身无需关心鉴权刷新细节，可以保持职责单一；第二，后续即使需要更换鉴权策略，也不会影响识别回调和音频传输逻辑。对于需要持续运行的语音问答服务而言，这样的分层处理比把鉴权逻辑散落在每次识别调用中更稳定。</w:t>
       </w:r>
     </w:p>
     <w:p>
@@ -10756,6 +9902,15 @@
       </w:pPr>
       <w:r>
         <w:rPr>
+          <w:rFonts w:ascii="Times New Roman" w:hAnsi="Times New Roman" w:eastAsia="SimSun"/>
+          <w:b w:val="0"/>
+          <w:i w:val="0"/>
+          <w:sz w:val="24"/>
+        </w:rPr>
+        <w:t xml:space="preserve">流式识别能力由 </w:t>
+      </w:r>
+      <w:r>
+        <w:rPr>
           <w:rFonts w:ascii="Consolas" w:hAnsi="Consolas" w:eastAsia="Consolas"/>
           <w:b w:val="0"/>
           <w:i w:val="0"/>
@@ -10770,17 +9925,15 @@
           <w:i w:val="0"/>
           <w:sz w:val="24"/>
         </w:rPr>
-        <w:t xml:space="preserve"> 封装 NLS SDK 生命周期。NLS SDK 使用阻塞式回调并自带事件循环，若在 asyncio 主线程驱动会阻塞后续任务，故放在 </w:t>
-      </w:r>
-      <w:r>
-        <w:rPr>
-          <w:rFonts w:ascii="Consolas" w:hAnsi="Consolas" w:eastAsia="Consolas"/>
-          <w:b w:val="0"/>
-          <w:i w:val="0"/>
-          <w:sz w:val="24"/>
-        </w:rPr>
-        <w:t>daemon</w:t>
-      </w:r>
+        <w:t xml:space="preserve"> 封装。该模块负责启动识别会话、持续送入音频分片、接收中间结果和最终结果，并在用户结束讲话后及时关闭当前识别过程。由于第三方识别 SDK 的连接建立、停止和回调处理包含阻塞式行为，如果直接放在事件循环中，会影响其他异步任务的执行，因此项目采用独立线程承接这些阻塞操作。</w:t>
+      </w:r>
+    </w:p>
+    <w:p>
+      <w:pPr>
+        <w:spacing w:line="360" w:lineRule="auto"/>
+        <w:ind w:firstLine="420"/>
+        <w:jc w:val="both"/>
+      </w:pPr>
       <w:r>
         <w:rPr>
           <w:rFonts w:ascii="Times New Roman" w:hAnsi="Times New Roman" w:eastAsia="SimSun"/>
@@ -10788,79 +9941,7 @@
           <w:i w:val="0"/>
           <w:sz w:val="24"/>
         </w:rPr>
-        <w:t xml:space="preserve"> 线程中运行，主线程只负责 </w:t>
-      </w:r>
-      <w:r>
-        <w:rPr>
-          <w:rFonts w:ascii="Consolas" w:hAnsi="Consolas" w:eastAsia="Consolas"/>
-          <w:b w:val="0"/>
-          <w:i w:val="0"/>
-          <w:sz w:val="24"/>
-        </w:rPr>
-        <w:t>feed_audio()</w:t>
-      </w:r>
-      <w:r>
-        <w:rPr>
-          <w:rFonts w:ascii="Times New Roman" w:hAnsi="Times New Roman" w:eastAsia="SimSun"/>
-          <w:b w:val="0"/>
-          <w:i w:val="0"/>
-          <w:sz w:val="24"/>
-        </w:rPr>
-        <w:t xml:space="preserve"> 与 </w:t>
-      </w:r>
-      <w:r>
-        <w:rPr>
-          <w:rFonts w:ascii="Consolas" w:hAnsi="Consolas" w:eastAsia="Consolas"/>
-          <w:b w:val="0"/>
-          <w:i w:val="0"/>
-          <w:sz w:val="24"/>
-        </w:rPr>
-        <w:t>stop()</w:t>
-      </w:r>
-      <w:r>
-        <w:rPr>
-          <w:rFonts w:ascii="Times New Roman" w:hAnsi="Times New Roman" w:eastAsia="SimSun"/>
-          <w:b w:val="0"/>
-          <w:i w:val="0"/>
-          <w:sz w:val="24"/>
-        </w:rPr>
-        <w:t xml:space="preserve">。final 回调与 </w:t>
-      </w:r>
-      <w:r>
-        <w:rPr>
-          <w:rFonts w:ascii="Consolas" w:hAnsi="Consolas" w:eastAsia="Consolas"/>
-          <w:b w:val="0"/>
-          <w:i w:val="0"/>
-          <w:sz w:val="24"/>
-        </w:rPr>
-        <w:t>stop()</w:t>
-      </w:r>
-      <w:r>
-        <w:rPr>
-          <w:rFonts w:ascii="Times New Roman" w:hAnsi="Times New Roman" w:eastAsia="SimSun"/>
-          <w:b w:val="0"/>
-          <w:i w:val="0"/>
-          <w:sz w:val="24"/>
-        </w:rPr>
-        <w:t xml:space="preserve"> 存在竞争，系统用 </w:t>
-      </w:r>
-      <w:r>
-        <w:rPr>
-          <w:rFonts w:ascii="Consolas" w:hAnsi="Consolas" w:eastAsia="Consolas"/>
-          <w:b w:val="0"/>
-          <w:i w:val="0"/>
-          <w:sz w:val="24"/>
-        </w:rPr>
-        <w:t>threading.Lock</w:t>
-      </w:r>
-      <w:r>
-        <w:rPr>
-          <w:rFonts w:ascii="Times New Roman" w:hAnsi="Times New Roman" w:eastAsia="SimSun"/>
-          <w:b w:val="0"/>
-          <w:i w:val="0"/>
-          <w:sz w:val="24"/>
-        </w:rPr>
-        <w:t xml:space="preserve"> 加布尔标记保证一句只被处理一次。</w:t>
+        <w:t>在实现层面，系统还特别处理了最终识别结果重复提交的风险。实际运行中，SDK 回调和主动停止操作可能几乎同时到达，如果不做额外控制，就可能把同一句话重复交给后续流程。为了解决这一问题，模块内部增加了线程安全的结果交付控制逻辑，确保一轮语音输入只产生一次有效最终文本。这样做虽然增加了少量状态管理开销，但能显著提升整条链路的稳定性。</w:t>
       </w:r>
     </w:p>
     <w:p>
@@ -10909,7 +9990,7 @@
           <w:i w:val="0"/>
           <w:sz w:val="24"/>
         </w:rPr>
-        <w:t xml:space="preserve">LLM 使用 </w:t>
+        <w:t xml:space="preserve">语言模型调用封装在 </w:t>
       </w:r>
       <w:r>
         <w:rPr>
@@ -10918,7 +9999,7 @@
           <w:i w:val="0"/>
           <w:sz w:val="24"/>
         </w:rPr>
-        <w:t>AsyncOpenAI</w:t>
+        <w:t>src/llm/generator.py</w:t>
       </w:r>
       <w:r>
         <w:rPr>
@@ -10927,17 +10008,15 @@
           <w:i w:val="0"/>
           <w:sz w:val="24"/>
         </w:rPr>
-        <w:t xml:space="preserve"> 访问 DashScope，模型 </w:t>
-      </w:r>
-      <w:r>
-        <w:rPr>
-          <w:rFonts w:ascii="Consolas" w:hAnsi="Consolas" w:eastAsia="Consolas"/>
-          <w:b w:val="0"/>
-          <w:i w:val="0"/>
-          <w:sz w:val="24"/>
-        </w:rPr>
-        <w:t>qwen-plus</w:t>
-      </w:r>
+        <w:t xml:space="preserve"> 中。实现时，系统并不是一次性等待完整回答生成结束后再统一处理，而是采用异步流式输出方式，把模型逐步生成的文本片段持续交回主流程。这样设计的原因在于，本项目的最终输出形式是语音播报，如果必须等到完整回答结束后才能继续处理，就会显著增加用户等待时间。</w:t>
+      </w:r>
+    </w:p>
+    <w:p>
+      <w:pPr>
+        <w:spacing w:line="360" w:lineRule="auto"/>
+        <w:ind w:firstLine="420"/>
+        <w:jc w:val="both"/>
+      </w:pPr>
       <w:r>
         <w:rPr>
           <w:rFonts w:ascii="Times New Roman" w:hAnsi="Times New Roman" w:eastAsia="SimSun"/>
@@ -10945,97 +10024,7 @@
           <w:i w:val="0"/>
           <w:sz w:val="24"/>
         </w:rPr>
-        <w:t>。</w:t>
-      </w:r>
-      <w:r>
-        <w:rPr>
-          <w:rFonts w:ascii="Consolas" w:hAnsi="Consolas" w:eastAsia="Consolas"/>
-          <w:b w:val="0"/>
-          <w:i w:val="0"/>
-          <w:sz w:val="24"/>
-        </w:rPr>
-        <w:t>StreamingGenerator.generate()</w:t>
-      </w:r>
-      <w:r>
-        <w:rPr>
-          <w:rFonts w:ascii="Times New Roman" w:hAnsi="Times New Roman" w:eastAsia="SimSun"/>
-          <w:b w:val="0"/>
-          <w:i w:val="0"/>
-          <w:sz w:val="24"/>
-        </w:rPr>
-        <w:t xml:space="preserve"> 以异步生成器产出 token，上游即拿即处理，天然支持打断。</w:t>
-      </w:r>
-      <w:r>
-        <w:rPr>
-          <w:rFonts w:ascii="Consolas" w:hAnsi="Consolas" w:eastAsia="Consolas"/>
-          <w:b w:val="0"/>
-          <w:i w:val="0"/>
-          <w:sz w:val="24"/>
-        </w:rPr>
-        <w:t>messages</w:t>
-      </w:r>
-      <w:r>
-        <w:rPr>
-          <w:rFonts w:ascii="Times New Roman" w:hAnsi="Times New Roman" w:eastAsia="SimSun"/>
-          <w:b w:val="0"/>
-          <w:i w:val="0"/>
-          <w:sz w:val="24"/>
-        </w:rPr>
-        <w:t xml:space="preserve"> 依次拼接 system 提示、历史对话与当前问题，调用 </w:t>
-      </w:r>
-      <w:r>
-        <w:rPr>
-          <w:rFonts w:ascii="Consolas" w:hAnsi="Consolas" w:eastAsia="Consolas"/>
-          <w:b w:val="0"/>
-          <w:i w:val="0"/>
-          <w:sz w:val="24"/>
-        </w:rPr>
-        <w:t>chat.completions.create(..., stream=True)</w:t>
-      </w:r>
-      <w:r>
-        <w:rPr>
-          <w:rFonts w:ascii="Times New Roman" w:hAnsi="Times New Roman" w:eastAsia="SimSun"/>
-          <w:b w:val="0"/>
-          <w:i w:val="0"/>
-          <w:sz w:val="24"/>
-        </w:rPr>
-        <w:t xml:space="preserve">，迭代中仅 </w:t>
-      </w:r>
-      <w:r>
-        <w:rPr>
-          <w:rFonts w:ascii="Consolas" w:hAnsi="Consolas" w:eastAsia="Consolas"/>
-          <w:b w:val="0"/>
-          <w:i w:val="0"/>
-          <w:sz w:val="24"/>
-        </w:rPr>
-        <w:t>yield</w:t>
-      </w:r>
-      <w:r>
-        <w:rPr>
-          <w:rFonts w:ascii="Times New Roman" w:hAnsi="Times New Roman" w:eastAsia="SimSun"/>
-          <w:b w:val="0"/>
-          <w:i w:val="0"/>
-          <w:sz w:val="24"/>
-        </w:rPr>
-        <w:t xml:space="preserve"> 非空 </w:t>
-      </w:r>
-      <w:r>
-        <w:rPr>
-          <w:rFonts w:ascii="Consolas" w:hAnsi="Consolas" w:eastAsia="Consolas"/>
-          <w:b w:val="0"/>
-          <w:i w:val="0"/>
-          <w:sz w:val="24"/>
-        </w:rPr>
-        <w:t>delta.content</w:t>
-      </w:r>
-      <w:r>
-        <w:rPr>
-          <w:rFonts w:ascii="Times New Roman" w:hAnsi="Times New Roman" w:eastAsia="SimSun"/>
-          <w:b w:val="0"/>
-          <w:i w:val="0"/>
-          <w:sz w:val="24"/>
-        </w:rPr>
-        <w:t>。</w:t>
+        <w:t>流式生成的另一个价值在于它天然适合接入打断控制。只要会话编排模块发现当前回答已失效或用户发起了新的提问，就可以在主流程中停止继续消费后续文本片段，从而避免旧回答继续向下游传播。对于语音交互项目而言，这种可中断性与首段时延一样重要。</w:t>
       </w:r>
     </w:p>
     <w:p>
@@ -11068,17 +10057,15 @@
           <w:i w:val="0"/>
           <w:sz w:val="24"/>
         </w:rPr>
-        <w:t xml:space="preserve">系统提示围绕"面向语音输出"做三点约束：①禁用 Markdown，避免 TTS 朗读 </w:t>
-      </w:r>
-      <w:r>
-        <w:rPr>
-          <w:rFonts w:ascii="Consolas" w:hAnsi="Consolas" w:eastAsia="Consolas"/>
-          <w:b w:val="0"/>
-          <w:i w:val="0"/>
-          <w:sz w:val="24"/>
-        </w:rPr>
-        <w:t>*</w:t>
-      </w:r>
+        <w:t>本项目中的语言模型并非面向通用聊天场景，而是服务于专业问答与语音播报场景。因此，提示模板设计的重点不是追求华丽表达，而是控制回答边界、保证输出可朗读并减少无依据扩展。系统提示会明确要求回答内容以检索证据为依据，回答长度保持克制，并在涉及安全关键操作时提醒用户以官方维修手册为准。</w:t>
+      </w:r>
+    </w:p>
+    <w:p>
+      <w:pPr>
+        <w:spacing w:line="360" w:lineRule="auto"/>
+        <w:ind w:firstLine="420"/>
+        <w:jc w:val="both"/>
+      </w:pPr>
       <w:r>
         <w:rPr>
           <w:rFonts w:ascii="Times New Roman" w:hAnsi="Times New Roman" w:eastAsia="SimSun"/>
@@ -11086,43 +10073,7 @@
           <w:i w:val="0"/>
           <w:sz w:val="24"/>
         </w:rPr>
-        <w:t>、</w:t>
-      </w:r>
-      <w:r>
-        <w:rPr>
-          <w:rFonts w:ascii="Consolas" w:hAnsi="Consolas" w:eastAsia="Consolas"/>
-          <w:b w:val="0"/>
-          <w:i w:val="0"/>
-          <w:sz w:val="24"/>
-        </w:rPr>
-        <w:t>#</w:t>
-      </w:r>
-      <w:r>
-        <w:rPr>
-          <w:rFonts w:ascii="Times New Roman" w:hAnsi="Times New Roman" w:eastAsia="SimSun"/>
-          <w:b w:val="0"/>
-          <w:i w:val="0"/>
-          <w:sz w:val="24"/>
-        </w:rPr>
-        <w:t xml:space="preserve">；②答复 3–5 句、不超过 150 字；③对安全关键操作强制附加提醒。检索结果以纯文本注入 </w:t>
-      </w:r>
-      <w:r>
-        <w:rPr>
-          <w:rFonts w:ascii="Consolas" w:hAnsi="Consolas" w:eastAsia="Consolas"/>
-          <w:b w:val="0"/>
-          <w:i w:val="0"/>
-          <w:sz w:val="24"/>
-        </w:rPr>
-        <w:t>{context}</w:t>
-      </w:r>
-      <w:r>
-        <w:rPr>
-          <w:rFonts w:ascii="Times New Roman" w:hAnsi="Times New Roman" w:eastAsia="SimSun"/>
-          <w:b w:val="0"/>
-          <w:i w:val="0"/>
-          <w:sz w:val="24"/>
-        </w:rPr>
-        <w:t xml:space="preserve"> 占位符。</w:t>
+        <w:t>此外，检索片段会作为结构化参考内容注入模型上下文，而历史对话则作为多轮追问的语义补充。这样的输入组织方式使语言模型既能利用当前问题，也能结合上文语境，从而更好地适应“上一条说的检查项”“这个部件还要注意什么”等多轮提问场景。</w:t>
       </w:r>
     </w:p>
     <w:p>
@@ -11171,7 +10122,7 @@
           <w:i w:val="0"/>
           <w:sz w:val="24"/>
         </w:rPr>
-        <w:t xml:space="preserve">TTS 采用 </w:t>
+        <w:t xml:space="preserve">语音合成模块封装在 </w:t>
       </w:r>
       <w:r>
         <w:rPr>
@@ -11180,7 +10131,7 @@
           <w:i w:val="0"/>
           <w:sz w:val="24"/>
         </w:rPr>
-        <w:t>cosyvoice-v3-flash</w:t>
+        <w:t>src/tts/synthesizer.py</w:t>
       </w:r>
       <w:r>
         <w:rPr>
@@ -11189,17 +10140,15 @@
           <w:i w:val="0"/>
           <w:sz w:val="24"/>
         </w:rPr>
-        <w:t>，输出 16 kHz PCM。</w:t>
-      </w:r>
-      <w:r>
-        <w:rPr>
-          <w:rFonts w:ascii="Consolas" w:hAnsi="Consolas" w:eastAsia="Consolas"/>
-          <w:b w:val="0"/>
-          <w:i w:val="0"/>
-          <w:sz w:val="24"/>
-        </w:rPr>
-        <w:t>StreamingSynthesizer</w:t>
-      </w:r>
+        <w:t xml:space="preserve"> 中，采用 DashScope 提供的双向流式合成能力。与一次性把全文提交给合成服务相比，双向流式模式允许系统分批送入文本，并持续接收回传音频帧。这一机制与前文所述的流式语言模型输出天然匹配，因此能够构成“边生成、边合成、边回传”的连续处理链路。</w:t>
+      </w:r>
+    </w:p>
+    <w:p>
+      <w:pPr>
+        <w:spacing w:line="360" w:lineRule="auto"/>
+        <w:ind w:firstLine="420"/>
+        <w:jc w:val="both"/>
+      </w:pPr>
       <w:r>
         <w:rPr>
           <w:rFonts w:ascii="Times New Roman" w:hAnsi="Times New Roman" w:eastAsia="SimSun"/>
@@ -11207,61 +10156,7 @@
           <w:i w:val="0"/>
           <w:sz w:val="24"/>
         </w:rPr>
-        <w:t xml:space="preserve"> 包装 SDK 的双向流式 API：</w:t>
-      </w:r>
-      <w:r>
-        <w:rPr>
-          <w:rFonts w:ascii="Consolas" w:hAnsi="Consolas" w:eastAsia="Consolas"/>
-          <w:b w:val="0"/>
-          <w:i w:val="0"/>
-          <w:sz w:val="24"/>
-        </w:rPr>
-        <w:t>streaming_call()</w:t>
-      </w:r>
-      <w:r>
-        <w:rPr>
-          <w:rFonts w:ascii="Times New Roman" w:hAnsi="Times New Roman" w:eastAsia="SimSun"/>
-          <w:b w:val="0"/>
-          <w:i w:val="0"/>
-          <w:sz w:val="24"/>
-        </w:rPr>
-        <w:t xml:space="preserve"> 持续喂入文本片段、</w:t>
-      </w:r>
-      <w:r>
-        <w:rPr>
-          <w:rFonts w:ascii="Consolas" w:hAnsi="Consolas" w:eastAsia="Consolas"/>
-          <w:b w:val="0"/>
-          <w:i w:val="0"/>
-          <w:sz w:val="24"/>
-        </w:rPr>
-        <w:t>ResultCallback</w:t>
-      </w:r>
-      <w:r>
-        <w:rPr>
-          <w:rFonts w:ascii="Times New Roman" w:hAnsi="Times New Roman" w:eastAsia="SimSun"/>
-          <w:b w:val="0"/>
-          <w:i w:val="0"/>
-          <w:sz w:val="24"/>
-        </w:rPr>
-        <w:t xml:space="preserve"> 持续回吐音频帧、</w:t>
-      </w:r>
-      <w:r>
-        <w:rPr>
-          <w:rFonts w:ascii="Consolas" w:hAnsi="Consolas" w:eastAsia="Consolas"/>
-          <w:b w:val="0"/>
-          <w:i w:val="0"/>
-          <w:sz w:val="24"/>
-        </w:rPr>
-        <w:t>streaming_complete()</w:t>
-      </w:r>
-      <w:r>
-        <w:rPr>
-          <w:rFonts w:ascii="Times New Roman" w:hAnsi="Times New Roman" w:eastAsia="SimSun"/>
-          <w:b w:val="0"/>
-          <w:i w:val="0"/>
-          <w:sz w:val="24"/>
-        </w:rPr>
-        <w:t xml:space="preserve"> 显式结束会话。该结构使首包音频延迟只取决于首个文本片段。</w:t>
+        <w:t>从实现结果看，合成模块返回的是 22050 Hz 单声道 PCM 音频数据。虽然这一细节属于底层实现参数，但它对前端播放调度、缓冲长度和音频拼接方式都会产生直接影响，因此在系统实现中必须作为一项明确的技术约束加以处理。</w:t>
       </w:r>
     </w:p>
     <w:p>
@@ -11294,17 +10189,15 @@
           <w:i w:val="0"/>
           <w:sz w:val="24"/>
         </w:rPr>
-        <w:t xml:space="preserve">机型编号如 </w:t>
-      </w:r>
-      <w:r>
-        <w:rPr>
-          <w:rFonts w:ascii="Consolas" w:hAnsi="Consolas" w:eastAsia="Consolas"/>
-          <w:b w:val="0"/>
-          <w:i w:val="0"/>
-          <w:sz w:val="24"/>
-        </w:rPr>
-        <w:t>B737</w:t>
-      </w:r>
+        <w:t>航空维修场景中存在大量型号、部件号和编号表达，例如机型代号、检查项目编号和章节序号。如果直接将这些文本送入合成模型，往往会出现不符合专业口语习惯的读法。为此，本项目在送入语音合成前增加了文本预处理步骤，对常见“字母 + 数字”组合进行展开，使合成结果更贴近维修人员实际交流习惯。</w:t>
+      </w:r>
+    </w:p>
+    <w:p>
+      <w:pPr>
+        <w:spacing w:line="360" w:lineRule="auto"/>
+        <w:ind w:firstLine="420"/>
+        <w:jc w:val="both"/>
+      </w:pPr>
       <w:r>
         <w:rPr>
           <w:rFonts w:ascii="Times New Roman" w:hAnsi="Times New Roman" w:eastAsia="SimSun"/>
@@ -11312,110 +10205,7 @@
           <w:i w:val="0"/>
           <w:sz w:val="24"/>
         </w:rPr>
-        <w:t xml:space="preserve"> 应逐位读作"B 七三七"，直接合成会被读成"七百三十七"。</w:t>
-      </w:r>
-      <w:r>
-        <w:rPr>
-          <w:rFonts w:ascii="Consolas" w:hAnsi="Consolas" w:eastAsia="Consolas"/>
-          <w:b w:val="0"/>
-          <w:i w:val="0"/>
-          <w:sz w:val="24"/>
-        </w:rPr>
-        <w:t>_preprocess()</w:t>
-      </w:r>
-      <w:r>
-        <w:rPr>
-          <w:rFonts w:ascii="Times New Roman" w:hAnsi="Times New Roman" w:eastAsia="SimSun"/>
-          <w:b w:val="0"/>
-          <w:i w:val="0"/>
-          <w:sz w:val="24"/>
-        </w:rPr>
-        <w:t xml:space="preserve"> 用正则捕获"字母+2~4 位数字"替换为中文数字后送入合成器：</w:t>
-      </w:r>
-    </w:p>
-    <w:p>
-      <w:pPr>
-        <w:spacing w:before="0" w:after="0" w:line="240" w:lineRule="auto"/>
-        <w:ind w:firstLine="420"/>
-        <w:jc w:val="left"/>
-      </w:pPr>
-      <w:r>
-        <w:rPr>
-          <w:rFonts w:ascii="Consolas" w:hAnsi="Consolas" w:eastAsia="Consolas"/>
-          <w:b w:val="0"/>
-          <w:i w:val="0"/>
-          <w:sz w:val="21"/>
-          <w:shd w:fill="F2F2F2" w:val="clear"/>
-        </w:rPr>
-        <w:t>def _preprocess(self, text):</w:t>
-      </w:r>
-    </w:p>
-    <w:p>
-      <w:pPr>
-        <w:spacing w:before="0" w:after="0" w:line="240" w:lineRule="auto"/>
-        <w:ind w:firstLine="420"/>
-        <w:jc w:val="left"/>
-      </w:pPr>
-      <w:r>
-        <w:rPr>
-          <w:rFonts w:ascii="Consolas" w:hAnsi="Consolas" w:eastAsia="Consolas"/>
-          <w:b w:val="0"/>
-          <w:i w:val="0"/>
-          <w:sz w:val="21"/>
-          <w:shd w:fill="F2F2F2" w:val="clear"/>
-        </w:rPr>
-        <w:t xml:space="preserve">    d = {str(i): ch for i, ch in enumerate("零一二三四五六七八九")}</w:t>
-      </w:r>
-    </w:p>
-    <w:p>
-      <w:pPr>
-        <w:spacing w:before="0" w:after="0" w:line="240" w:lineRule="auto"/>
-        <w:ind w:firstLine="420"/>
-        <w:jc w:val="left"/>
-      </w:pPr>
-      <w:r>
-        <w:rPr>
-          <w:rFonts w:ascii="Consolas" w:hAnsi="Consolas" w:eastAsia="Consolas"/>
-          <w:b w:val="0"/>
-          <w:i w:val="0"/>
-          <w:sz w:val="21"/>
-          <w:shd w:fill="F2F2F2" w:val="clear"/>
-        </w:rPr>
-        <w:t xml:space="preserve">    def expand(m):</w:t>
-      </w:r>
-    </w:p>
-    <w:p>
-      <w:pPr>
-        <w:spacing w:before="0" w:after="0" w:line="240" w:lineRule="auto"/>
-        <w:ind w:firstLine="420"/>
-        <w:jc w:val="left"/>
-      </w:pPr>
-      <w:r>
-        <w:rPr>
-          <w:rFonts w:ascii="Consolas" w:hAnsi="Consolas" w:eastAsia="Consolas"/>
-          <w:b w:val="0"/>
-          <w:i w:val="0"/>
-          <w:sz w:val="21"/>
-          <w:shd w:fill="F2F2F2" w:val="clear"/>
-        </w:rPr>
-        <w:t xml:space="preserve">        return f"{m.group(1)} {' '.join(d[x] for x in m.group(2))}"</w:t>
-      </w:r>
-    </w:p>
-    <w:p>
-      <w:pPr>
-        <w:spacing w:before="0" w:after="0" w:line="240" w:lineRule="auto"/>
-        <w:ind w:firstLine="420"/>
-        <w:jc w:val="left"/>
-      </w:pPr>
-      <w:r>
-        <w:rPr>
-          <w:rFonts w:ascii="Consolas" w:hAnsi="Consolas" w:eastAsia="Consolas"/>
-          <w:b w:val="0"/>
-          <w:i w:val="0"/>
-          <w:sz w:val="21"/>
-          <w:shd w:fill="F2F2F2" w:val="clear"/>
-        </w:rPr>
-        <w:t xml:space="preserve">    return re.sub(r'([A-Za-z])(\d{2,4})', expand, text)</w:t>
+        <w:t>这一步预处理看似是细节优化，实际上直接关系到用户对系统专业性的感知。如果回答内容在事实层面正确，但关键型号读法不自然，用户仍然会对结果可信度产生疑虑。因此，文本预处理被纳入 TTS 模块本身，而不是交给前端或后处理阶段临时修补。</w:t>
       </w:r>
     </w:p>
     <w:p>
@@ -11448,17 +10238,15 @@
           <w:i w:val="0"/>
           <w:sz w:val="24"/>
         </w:rPr>
-        <w:t xml:space="preserve">CosyVoice 回调运行在 SDK 内部 I/O 线程，而音频最终由 asyncio 事件循环中的协程经 WebSocket 发送。回调中用 </w:t>
-      </w:r>
-      <w:r>
-        <w:rPr>
-          <w:rFonts w:ascii="Consolas" w:hAnsi="Consolas" w:eastAsia="Consolas"/>
-          <w:b w:val="0"/>
-          <w:i w:val="0"/>
-          <w:sz w:val="24"/>
-        </w:rPr>
-        <w:t>loop.call_soon_threadsafe</w:t>
-      </w:r>
+        <w:t>语音合成 SDK 的音频回调并不运行在主事件循环中，而是由其内部 I/O 线程主动触发。与此同时，浏览器下行消息发送仍然由主流程统一控制。为保证音频数据能够稳定回传，项目在 TTS 模块内实现了跨线程投递机制：回调线程负责把音频片段安全转交给后端主流程，主流程再将其组织为适合前端消费的数据格式并继续下发。</w:t>
+      </w:r>
+    </w:p>
+    <w:p>
+      <w:pPr>
+        <w:spacing w:line="360" w:lineRule="auto"/>
+        <w:ind w:firstLine="420"/>
+        <w:jc w:val="both"/>
+      </w:pPr>
       <w:r>
         <w:rPr>
           <w:rFonts w:ascii="Times New Roman" w:hAnsi="Times New Roman" w:eastAsia="SimSun"/>
@@ -11466,43 +10254,7 @@
           <w:i w:val="0"/>
           <w:sz w:val="24"/>
         </w:rPr>
-        <w:t xml:space="preserve"> 把音频帧投递回事件循环；涉及 </w:t>
-      </w:r>
-      <w:r>
-        <w:rPr>
-          <w:rFonts w:ascii="Consolas" w:hAnsi="Consolas" w:eastAsia="Consolas"/>
-          <w:b w:val="0"/>
-          <w:i w:val="0"/>
-          <w:sz w:val="24"/>
-        </w:rPr>
-        <w:t>await</w:t>
-      </w:r>
-      <w:r>
-        <w:rPr>
-          <w:rFonts w:ascii="Times New Roman" w:hAnsi="Times New Roman" w:eastAsia="SimSun"/>
-          <w:b w:val="0"/>
-          <w:i w:val="0"/>
-          <w:sz w:val="24"/>
-        </w:rPr>
-        <w:t xml:space="preserve"> 的逻辑则用 </w:t>
-      </w:r>
-      <w:r>
-        <w:rPr>
-          <w:rFonts w:ascii="Consolas" w:hAnsi="Consolas" w:eastAsia="Consolas"/>
-          <w:b w:val="0"/>
-          <w:i w:val="0"/>
-          <w:sz w:val="24"/>
-        </w:rPr>
-        <w:t>asyncio.run_coroutine_threadsafe</w:t>
-      </w:r>
-      <w:r>
-        <w:rPr>
-          <w:rFonts w:ascii="Times New Roman" w:hAnsi="Times New Roman" w:eastAsia="SimSun"/>
-          <w:b w:val="0"/>
-          <w:i w:val="0"/>
-          <w:sz w:val="24"/>
-        </w:rPr>
-        <w:t>，共同保障"多线程投递、单线程消费"的边界。</w:t>
+        <w:t>这一实现方式保证了“多线程产生音频、单线程组织发送”的边界清晰性。相比直接在回调线程中处理网络发送，它更有利于统一异常处理、状态判断和打断控制，也更符合整个项目的会话编排逻辑。</w:t>
       </w:r>
     </w:p>
     <w:p>
@@ -11518,7 +10270,7 @@
           <w:i w:val="0"/>
           <w:sz w:val="24"/>
         </w:rPr>
-        <w:t>4.6 Pipeline 编排模块实现</w:t>
+        <w:t>4.6 会话编排与服务接入模块实现</w:t>
       </w:r>
     </w:p>
     <w:p>
@@ -11535,7 +10287,7 @@
           <w:i w:val="0"/>
           <w:sz w:val="24"/>
         </w:rPr>
-        <w:t>4.6.1 WebSocket 消息路由与连接管理</w:t>
+        <w:t>4.6.1 会话建立与消息接入</w:t>
       </w:r>
     </w:p>
     <w:p>
@@ -11546,6 +10298,15 @@
       </w:pPr>
       <w:r>
         <w:rPr>
+          <w:rFonts w:ascii="Times New Roman" w:hAnsi="Times New Roman" w:eastAsia="SimSun"/>
+          <w:b w:val="0"/>
+          <w:i w:val="0"/>
+          <w:sz w:val="24"/>
+        </w:rPr>
+        <w:t xml:space="preserve">服务接入入口位于 </w:t>
+      </w:r>
+      <w:r>
+        <w:rPr>
           <w:rFonts w:ascii="Consolas" w:hAnsi="Consolas" w:eastAsia="Consolas"/>
           <w:b w:val="0"/>
           <w:i w:val="0"/>
@@ -11560,17 +10321,15 @@
           <w:i w:val="0"/>
           <w:sz w:val="24"/>
         </w:rPr>
-        <w:t xml:space="preserve"> 暴露唯一的 </w:t>
-      </w:r>
-      <w:r>
-        <w:rPr>
-          <w:rFonts w:ascii="Consolas" w:hAnsi="Consolas" w:eastAsia="Consolas"/>
-          <w:b w:val="0"/>
-          <w:i w:val="0"/>
-          <w:sz w:val="24"/>
-        </w:rPr>
-        <w:t>/ws</w:t>
-      </w:r>
+        <w:t>。后端通过统一的 WebSocket 端点接收浏览器上传的音频分片、文本问题和控制指令，并为每个连接维护独立的会话状态。这里的重点不是通信协议字段本身，而是如何把浏览器行为映射成后端的一次次有效问答事件。例如，开始录音、结束录音、直接文本提问和中途打断，在实现层面虽然表现为不同消息类型，但在系统语义上都属于会话状态变化。</w:t>
+      </w:r>
+    </w:p>
+    <w:p>
+      <w:pPr>
+        <w:spacing w:line="360" w:lineRule="auto"/>
+        <w:ind w:firstLine="420"/>
+        <w:jc w:val="both"/>
+      </w:pPr>
       <w:r>
         <w:rPr>
           <w:rFonts w:ascii="Times New Roman" w:hAnsi="Times New Roman" w:eastAsia="SimSun"/>
@@ -11578,295 +10337,7 @@
           <w:i w:val="0"/>
           <w:sz w:val="24"/>
         </w:rPr>
-        <w:t xml:space="preserve"> 端点，每个连接持有独立的 </w:t>
-      </w:r>
-      <w:r>
-        <w:rPr>
-          <w:rFonts w:ascii="Consolas" w:hAnsi="Consolas" w:eastAsia="Consolas"/>
-          <w:b w:val="0"/>
-          <w:i w:val="0"/>
-          <w:sz w:val="24"/>
-        </w:rPr>
-        <w:t>VoiceChatPipeline</w:t>
-      </w:r>
-      <w:r>
-        <w:rPr>
-          <w:rFonts w:ascii="Times New Roman" w:hAnsi="Times New Roman" w:eastAsia="SimSun"/>
-          <w:b w:val="0"/>
-          <w:i w:val="0"/>
-          <w:sz w:val="24"/>
-        </w:rPr>
-        <w:t xml:space="preserve"> 以隔离会话。上行消息按 </w:t>
-      </w:r>
-      <w:r>
-        <w:rPr>
-          <w:rFonts w:ascii="Consolas" w:hAnsi="Consolas" w:eastAsia="Consolas"/>
-          <w:b w:val="0"/>
-          <w:i w:val="0"/>
-          <w:sz w:val="24"/>
-        </w:rPr>
-        <w:t>type</w:t>
-      </w:r>
-      <w:r>
-        <w:rPr>
-          <w:rFonts w:ascii="Times New Roman" w:hAnsi="Times New Roman" w:eastAsia="SimSun"/>
-          <w:b w:val="0"/>
-          <w:i w:val="0"/>
-          <w:sz w:val="24"/>
-        </w:rPr>
-        <w:t xml:space="preserve"> 路由（</w:t>
-      </w:r>
-      <w:r>
-        <w:rPr>
-          <w:rFonts w:ascii="Consolas" w:hAnsi="Consolas" w:eastAsia="Consolas"/>
-          <w:b w:val="0"/>
-          <w:i w:val="0"/>
-          <w:sz w:val="24"/>
-        </w:rPr>
-        <w:t>start_recording</w:t>
-      </w:r>
-      <w:r>
-        <w:rPr>
-          <w:rFonts w:ascii="Times New Roman" w:hAnsi="Times New Roman" w:eastAsia="SimSun"/>
-          <w:b w:val="0"/>
-          <w:i w:val="0"/>
-          <w:sz w:val="24"/>
-        </w:rPr>
-        <w:t>/</w:t>
-      </w:r>
-      <w:r>
-        <w:rPr>
-          <w:rFonts w:ascii="Consolas" w:hAnsi="Consolas" w:eastAsia="Consolas"/>
-          <w:b w:val="0"/>
-          <w:i w:val="0"/>
-          <w:sz w:val="24"/>
-        </w:rPr>
-        <w:t>audio</w:t>
-      </w:r>
-      <w:r>
-        <w:rPr>
-          <w:rFonts w:ascii="Times New Roman" w:hAnsi="Times New Roman" w:eastAsia="SimSun"/>
-          <w:b w:val="0"/>
-          <w:i w:val="0"/>
-          <w:sz w:val="24"/>
-        </w:rPr>
-        <w:t>/</w:t>
-      </w:r>
-      <w:r>
-        <w:rPr>
-          <w:rFonts w:ascii="Consolas" w:hAnsi="Consolas" w:eastAsia="Consolas"/>
-          <w:b w:val="0"/>
-          <w:i w:val="0"/>
-          <w:sz w:val="24"/>
-        </w:rPr>
-        <w:t>stop_recording</w:t>
-      </w:r>
-      <w:r>
-        <w:rPr>
-          <w:rFonts w:ascii="Times New Roman" w:hAnsi="Times New Roman" w:eastAsia="SimSun"/>
-          <w:b w:val="0"/>
-          <w:i w:val="0"/>
-          <w:sz w:val="24"/>
-        </w:rPr>
-        <w:t>/</w:t>
-      </w:r>
-      <w:r>
-        <w:rPr>
-          <w:rFonts w:ascii="Consolas" w:hAnsi="Consolas" w:eastAsia="Consolas"/>
-          <w:b w:val="0"/>
-          <w:i w:val="0"/>
-          <w:sz w:val="24"/>
-        </w:rPr>
-        <w:t>text_query</w:t>
-      </w:r>
-      <w:r>
-        <w:rPr>
-          <w:rFonts w:ascii="Times New Roman" w:hAnsi="Times New Roman" w:eastAsia="SimSun"/>
-          <w:b w:val="0"/>
-          <w:i w:val="0"/>
-          <w:sz w:val="24"/>
-        </w:rPr>
-        <w:t>/</w:t>
-      </w:r>
-      <w:r>
-        <w:rPr>
-          <w:rFonts w:ascii="Consolas" w:hAnsi="Consolas" w:eastAsia="Consolas"/>
-          <w:b w:val="0"/>
-          <w:i w:val="0"/>
-          <w:sz w:val="24"/>
-        </w:rPr>
-        <w:t>interrupt</w:t>
-      </w:r>
-      <w:r>
-        <w:rPr>
-          <w:rFonts w:ascii="Times New Roman" w:hAnsi="Times New Roman" w:eastAsia="SimSun"/>
-          <w:b w:val="0"/>
-          <w:i w:val="0"/>
-          <w:sz w:val="24"/>
-        </w:rPr>
-        <w:t>/</w:t>
-      </w:r>
-      <w:r>
-        <w:rPr>
-          <w:rFonts w:ascii="Consolas" w:hAnsi="Consolas" w:eastAsia="Consolas"/>
-          <w:b w:val="0"/>
-          <w:i w:val="0"/>
-          <w:sz w:val="24"/>
-        </w:rPr>
-        <w:t>clear_history</w:t>
-      </w:r>
-      <w:r>
-        <w:rPr>
-          <w:rFonts w:ascii="Times New Roman" w:hAnsi="Times New Roman" w:eastAsia="SimSun"/>
-          <w:b w:val="0"/>
-          <w:i w:val="0"/>
-          <w:sz w:val="24"/>
-        </w:rPr>
-        <w:t>），下行消息（</w:t>
-      </w:r>
-      <w:r>
-        <w:rPr>
-          <w:rFonts w:ascii="Consolas" w:hAnsi="Consolas" w:eastAsia="Consolas"/>
-          <w:b w:val="0"/>
-          <w:i w:val="0"/>
-          <w:sz w:val="24"/>
-        </w:rPr>
-        <w:t>partial_transcript</w:t>
-      </w:r>
-      <w:r>
-        <w:rPr>
-          <w:rFonts w:ascii="Times New Roman" w:hAnsi="Times New Roman" w:eastAsia="SimSun"/>
-          <w:b w:val="0"/>
-          <w:i w:val="0"/>
-          <w:sz w:val="24"/>
-        </w:rPr>
-        <w:t>、</w:t>
-      </w:r>
-      <w:r>
-        <w:rPr>
-          <w:rFonts w:ascii="Consolas" w:hAnsi="Consolas" w:eastAsia="Consolas"/>
-          <w:b w:val="0"/>
-          <w:i w:val="0"/>
-          <w:sz w:val="24"/>
-        </w:rPr>
-        <w:t>final_transcript</w:t>
-      </w:r>
-      <w:r>
-        <w:rPr>
-          <w:rFonts w:ascii="Times New Roman" w:hAnsi="Times New Roman" w:eastAsia="SimSun"/>
-          <w:b w:val="0"/>
-          <w:i w:val="0"/>
-          <w:sz w:val="24"/>
-        </w:rPr>
-        <w:t>、</w:t>
-      </w:r>
-      <w:r>
-        <w:rPr>
-          <w:rFonts w:ascii="Consolas" w:hAnsi="Consolas" w:eastAsia="Consolas"/>
-          <w:b w:val="0"/>
-          <w:i w:val="0"/>
-          <w:sz w:val="24"/>
-        </w:rPr>
-        <w:t>llm_chunk</w:t>
-      </w:r>
-      <w:r>
-        <w:rPr>
-          <w:rFonts w:ascii="Times New Roman" w:hAnsi="Times New Roman" w:eastAsia="SimSun"/>
-          <w:b w:val="0"/>
-          <w:i w:val="0"/>
-          <w:sz w:val="24"/>
-        </w:rPr>
-        <w:t>、</w:t>
-      </w:r>
-      <w:r>
-        <w:rPr>
-          <w:rFonts w:ascii="Consolas" w:hAnsi="Consolas" w:eastAsia="Consolas"/>
-          <w:b w:val="0"/>
-          <w:i w:val="0"/>
-          <w:sz w:val="24"/>
-        </w:rPr>
-        <w:t>tts_audio</w:t>
-      </w:r>
-      <w:r>
-        <w:rPr>
-          <w:rFonts w:ascii="Times New Roman" w:hAnsi="Times New Roman" w:eastAsia="SimSun"/>
-          <w:b w:val="0"/>
-          <w:i w:val="0"/>
-          <w:sz w:val="24"/>
-        </w:rPr>
-        <w:t>、</w:t>
-      </w:r>
-      <w:r>
-        <w:rPr>
-          <w:rFonts w:ascii="Consolas" w:hAnsi="Consolas" w:eastAsia="Consolas"/>
-          <w:b w:val="0"/>
-          <w:i w:val="0"/>
-          <w:sz w:val="24"/>
-        </w:rPr>
-        <w:t>sources</w:t>
-      </w:r>
-      <w:r>
-        <w:rPr>
-          <w:rFonts w:ascii="Times New Roman" w:hAnsi="Times New Roman" w:eastAsia="SimSun"/>
-          <w:b w:val="0"/>
-          <w:i w:val="0"/>
-          <w:sz w:val="24"/>
-        </w:rPr>
-        <w:t>、</w:t>
-      </w:r>
-      <w:r>
-        <w:rPr>
-          <w:rFonts w:ascii="Consolas" w:hAnsi="Consolas" w:eastAsia="Consolas"/>
-          <w:b w:val="0"/>
-          <w:i w:val="0"/>
-          <w:sz w:val="24"/>
-        </w:rPr>
-        <w:t>done</w:t>
-      </w:r>
-      <w:r>
-        <w:rPr>
-          <w:rFonts w:ascii="Times New Roman" w:hAnsi="Times New Roman" w:eastAsia="SimSun"/>
-          <w:b w:val="0"/>
-          <w:i w:val="0"/>
-          <w:sz w:val="24"/>
-        </w:rPr>
-        <w:t xml:space="preserve">）均带 </w:t>
-      </w:r>
-      <w:r>
-        <w:rPr>
-          <w:rFonts w:ascii="Consolas" w:hAnsi="Consolas" w:eastAsia="Consolas"/>
-          <w:b w:val="0"/>
-          <w:i w:val="0"/>
-          <w:sz w:val="24"/>
-        </w:rPr>
-        <w:t>query_id</w:t>
-      </w:r>
-      <w:r>
-        <w:rPr>
-          <w:rFonts w:ascii="Times New Roman" w:hAnsi="Times New Roman" w:eastAsia="SimSun"/>
-          <w:b w:val="0"/>
-          <w:i w:val="0"/>
-          <w:sz w:val="24"/>
-        </w:rPr>
-        <w:t xml:space="preserve"> 以便前端丢弃过期事件。音频下行由 </w:t>
-      </w:r>
-      <w:r>
-        <w:rPr>
-          <w:rFonts w:ascii="Consolas" w:hAnsi="Consolas" w:eastAsia="Consolas"/>
-          <w:b w:val="0"/>
-          <w:i w:val="0"/>
-          <w:sz w:val="24"/>
-        </w:rPr>
-        <w:t>AudioBuffer</w:t>
-      </w:r>
-      <w:r>
-        <w:rPr>
-          <w:rFonts w:ascii="Times New Roman" w:hAnsi="Times New Roman" w:eastAsia="SimSun"/>
-          <w:b w:val="0"/>
-          <w:i w:val="0"/>
-          <w:sz w:val="24"/>
-        </w:rPr>
-        <w:t xml:space="preserve"> 按 8 KB 批量合并，降低消息频次。</w:t>
+        <w:t>因此，本项目并没有把 WebSocket 单独作为一个独立业务模块，而是把它视为会话接入方式，由服务接入层承接外部输入，再交给会话编排逻辑统一处理。这样做的好处是，浏览器通信细节不会反向污染核心业务模块，识别、检索、生成和合成模块都可以保持相对独立。</w:t>
       </w:r>
     </w:p>
     <w:p>
@@ -11883,7 +10354,7 @@
           <w:i w:val="0"/>
           <w:sz w:val="24"/>
         </w:rPr>
-        <w:t>4.6.2 查询处理流程</w:t>
+        <w:t>4.6.2 查询编排与上下文维护</w:t>
       </w:r>
     </w:p>
     <w:p>
@@ -11894,12 +10365,21 @@
       </w:pPr>
       <w:r>
         <w:rPr>
+          <w:rFonts w:ascii="Times New Roman" w:hAnsi="Times New Roman" w:eastAsia="SimSun"/>
+          <w:b w:val="0"/>
+          <w:i w:val="0"/>
+          <w:sz w:val="24"/>
+        </w:rPr>
+        <w:t xml:space="preserve">会话编排核心位于 </w:t>
+      </w:r>
+      <w:r>
+        <w:rPr>
           <w:rFonts w:ascii="Consolas" w:hAnsi="Consolas" w:eastAsia="Consolas"/>
           <w:b w:val="0"/>
           <w:i w:val="0"/>
           <w:sz w:val="24"/>
         </w:rPr>
-        <w:t>process_query()</w:t>
+        <w:t>src/pipeline/controller.py</w:t>
       </w:r>
       <w:r>
         <w:rPr>
@@ -11908,126 +10388,41 @@
           <w:i w:val="0"/>
           <w:sz w:val="24"/>
         </w:rPr>
-        <w:t xml:space="preserve"> 串起查询改写 → 混合检索 → TTS 启动 → LLM 流式生成（配合文本缓冲）→ 收尾与历史更新。对话历史保留最近 20 条（约 10 轮）。其核心循环如下：</w:t>
-      </w:r>
-    </w:p>
-    <w:p>
-      <w:pPr>
-        <w:spacing w:before="0" w:after="0" w:line="240" w:lineRule="auto"/>
-        <w:ind w:firstLine="420"/>
-        <w:jc w:val="left"/>
-      </w:pPr>
+        <w:t xml:space="preserve"> 的 </w:t>
+      </w:r>
       <w:r>
         <w:rPr>
           <w:rFonts w:ascii="Consolas" w:hAnsi="Consolas" w:eastAsia="Consolas"/>
           <w:b w:val="0"/>
           <w:i w:val="0"/>
-          <w:sz w:val="21"/>
-          <w:shd w:fill="F2F2F2" w:val="clear"/>
-        </w:rPr>
-        <w:t>async for c in self.generator.generate(q, docs, self.history):</w:t>
-      </w:r>
-    </w:p>
-    <w:p>
-      <w:pPr>
-        <w:spacing w:before="0" w:after="0" w:line="240" w:lineRule="auto"/>
+          <w:sz w:val="24"/>
+        </w:rPr>
+        <w:t>VoiceChatPipeline</w:t>
+      </w:r>
+      <w:r>
+        <w:rPr>
+          <w:rFonts w:ascii="Times New Roman" w:hAnsi="Times New Roman" w:eastAsia="SimSun"/>
+          <w:b w:val="0"/>
+          <w:i w:val="0"/>
+          <w:sz w:val="24"/>
+        </w:rPr>
+        <w:t>。该部分负责在识别结果稳定后启动查询改写、知识检索、语言模型生成和语音合成，并把各阶段产生的中间结果交给前端展示或播放。从控制逻辑看，这一模块不是简单地“按顺序调用四个模块”，而是要根据会话状态决定何时开始、何时停止以及何时丢弃已经失效的旧结果。</w:t>
+      </w:r>
+    </w:p>
+    <w:p>
+      <w:pPr>
+        <w:spacing w:line="360" w:lineRule="auto"/>
         <w:ind w:firstLine="420"/>
-        <w:jc w:val="left"/>
-      </w:pPr>
-      <w:r>
-        <w:rPr>
-          <w:rFonts w:ascii="Consolas" w:hAnsi="Consolas" w:eastAsia="Consolas"/>
+        <w:jc w:val="both"/>
+      </w:pPr>
+      <w:r>
+        <w:rPr>
+          <w:rFonts w:ascii="Times New Roman" w:hAnsi="Times New Roman" w:eastAsia="SimSun"/>
           <w:b w:val="0"/>
           <w:i w:val="0"/>
-          <w:sz w:val="21"/>
-          <w:shd w:fill="F2F2F2" w:val="clear"/>
-        </w:rPr>
-        <w:t xml:space="preserve">    if self._interrupted: break</w:t>
-      </w:r>
-    </w:p>
-    <w:p>
-      <w:pPr>
-        <w:spacing w:before="0" w:after="0" w:line="240" w:lineRule="auto"/>
-        <w:ind w:firstLine="420"/>
-        <w:jc w:val="left"/>
-      </w:pPr>
-      <w:r>
-        <w:rPr>
-          <w:rFonts w:ascii="Consolas" w:hAnsi="Consolas" w:eastAsia="Consolas"/>
-          <w:b w:val="0"/>
-          <w:i w:val="0"/>
-          <w:sz w:val="21"/>
-          <w:shd w:fill="F2F2F2" w:val="clear"/>
-        </w:rPr>
-        <w:t xml:space="preserve">    full += c; buf += c; on_chunk(c)</w:t>
-      </w:r>
-    </w:p>
-    <w:p>
-      <w:pPr>
-        <w:spacing w:before="0" w:after="0" w:line="240" w:lineRule="auto"/>
-        <w:ind w:firstLine="420"/>
-        <w:jc w:val="left"/>
-      </w:pPr>
-      <w:r>
-        <w:rPr>
-          <w:rFonts w:ascii="Consolas" w:hAnsi="Consolas" w:eastAsia="Consolas"/>
-          <w:b w:val="0"/>
-          <w:i w:val="0"/>
-          <w:sz w:val="21"/>
-          <w:shd w:fill="F2F2F2" w:val="clear"/>
-        </w:rPr>
-        <w:t xml:space="preserve">    if any(p in buf for p in "。！？；，") or len(buf) &gt;= 15:</w:t>
-      </w:r>
-    </w:p>
-    <w:p>
-      <w:pPr>
-        <w:spacing w:before="0" w:after="0" w:line="240" w:lineRule="auto"/>
-        <w:ind w:firstLine="420"/>
-        <w:jc w:val="left"/>
-      </w:pPr>
-      <w:r>
-        <w:rPr>
-          <w:rFonts w:ascii="Consolas" w:hAnsi="Consolas" w:eastAsia="Consolas"/>
-          <w:b w:val="0"/>
-          <w:i w:val="0"/>
-          <w:sz w:val="21"/>
-          <w:shd w:fill="F2F2F2" w:val="clear"/>
-        </w:rPr>
-        <w:t xml:space="preserve">        self.synthesizer.feed_text(buf); buf = ""</w:t>
-      </w:r>
-    </w:p>
-    <w:p>
-      <w:pPr>
-        <w:spacing w:before="0" w:after="0" w:line="240" w:lineRule="auto"/>
-        <w:ind w:firstLine="420"/>
-        <w:jc w:val="left"/>
-      </w:pPr>
-      <w:r>
-        <w:rPr>
-          <w:rFonts w:ascii="Consolas" w:hAnsi="Consolas" w:eastAsia="Consolas"/>
-          <w:b w:val="0"/>
-          <w:i w:val="0"/>
-          <w:sz w:val="21"/>
-          <w:shd w:fill="F2F2F2" w:val="clear"/>
-        </w:rPr>
-        <w:t>if buf and not self._interrupted: self.synthesizer.feed_text(buf)</w:t>
-      </w:r>
-    </w:p>
-    <w:p>
-      <w:pPr>
-        <w:spacing w:before="0" w:after="0" w:line="240" w:lineRule="auto"/>
-        <w:ind w:firstLine="420"/>
-        <w:jc w:val="left"/>
-      </w:pPr>
-      <w:r>
-        <w:rPr>
-          <w:rFonts w:ascii="Consolas" w:hAnsi="Consolas" w:eastAsia="Consolas"/>
-          <w:b w:val="0"/>
-          <w:i w:val="0"/>
-          <w:sz w:val="21"/>
-          <w:shd w:fill="F2F2F2" w:val="clear"/>
-        </w:rPr>
-        <w:t>if not self._interrupted: self.synthesizer.finish()</w:t>
+          <w:sz w:val="24"/>
+        </w:rPr>
+        <w:t>为了支持多轮对话，编排模块还维护有限长度的历史问答记录。历史记录不是无上限累积，而是只保留最近若干轮上下文，以便在追问场景下补充语义信息，同时避免上下文过长导致模型调用成本过高。通过这种方式，项目既保留了连续对话能力，也控制了工程实现复杂度。</w:t>
       </w:r>
     </w:p>
     <w:p>
@@ -12044,7 +10439,7 @@
           <w:i w:val="0"/>
           <w:sz w:val="24"/>
         </w:rPr>
-        <w:t>4.6.3 文本缓冲与打断机制</w:t>
+        <w:t>4.6.3 文本缓冲、音频批量发送与打断控制</w:t>
       </w:r>
     </w:p>
     <w:p>
@@ -12060,43 +10455,7 @@
           <w:i w:val="0"/>
           <w:sz w:val="24"/>
         </w:rPr>
-        <w:t xml:space="preserve">（1）文本缓冲。逐 token 推送 TTS 语调生硬，等待整句则延迟过高。系统折中：LLM token 累积缓冲，遇到 </w:t>
-      </w:r>
-      <w:r>
-        <w:rPr>
-          <w:rFonts w:ascii="Consolas" w:hAnsi="Consolas" w:eastAsia="Consolas"/>
-          <w:b w:val="0"/>
-          <w:i w:val="0"/>
-          <w:sz w:val="24"/>
-        </w:rPr>
-        <w:t>。！？；，</w:t>
-      </w:r>
-      <w:r>
-        <w:rPr>
-          <w:rFonts w:ascii="Times New Roman" w:hAnsi="Times New Roman" w:eastAsia="SimSun"/>
-          <w:b w:val="0"/>
-          <w:i w:val="0"/>
-          <w:sz w:val="24"/>
-        </w:rPr>
-        <w:t xml:space="preserve"> 或 ≥15 字时一次性 </w:t>
-      </w:r>
-      <w:r>
-        <w:rPr>
-          <w:rFonts w:ascii="Consolas" w:hAnsi="Consolas" w:eastAsia="Consolas"/>
-          <w:b w:val="0"/>
-          <w:i w:val="0"/>
-          <w:sz w:val="24"/>
-        </w:rPr>
-        <w:t>feed_text</w:t>
-      </w:r>
-      <w:r>
-        <w:rPr>
-          <w:rFonts w:ascii="Times New Roman" w:hAnsi="Times New Roman" w:eastAsia="SimSun"/>
-          <w:b w:val="0"/>
-          <w:i w:val="0"/>
-          <w:sz w:val="24"/>
-        </w:rPr>
-        <w:t>，延迟仅 300–500 ms。</w:t>
+        <w:t>在流式链路中，若把语言模型输出的每个极短文本片段都立即送入语音合成模块，往往会造成发音破碎；但若等待整段回答完全生成后再统一合成，又会失去流式处理带来的实时性优势。针对这一矛盾，编排模块在语言模型与语音合成之间引入文本缓冲机制：当文本片段达到一定长度，或遇到明显句读停顿时，再把当前缓冲内容送入合成模块。这样既能保证较快的首段响应，也有助于提升合成语音的自然度。</w:t>
       </w:r>
     </w:p>
     <w:p>
@@ -12112,115 +10471,7 @@
           <w:i w:val="0"/>
           <w:sz w:val="24"/>
         </w:rPr>
-        <w:t xml:space="preserve">（2）打断机制四层协同：①WebSocket 路由层维护 </w:t>
-      </w:r>
-      <w:r>
-        <w:rPr>
-          <w:rFonts w:ascii="Consolas" w:hAnsi="Consolas" w:eastAsia="Consolas"/>
-          <w:b w:val="0"/>
-          <w:i w:val="0"/>
-          <w:sz w:val="24"/>
-        </w:rPr>
-        <w:t>query_generation</w:t>
-      </w:r>
-      <w:r>
-        <w:rPr>
-          <w:rFonts w:ascii="Times New Roman" w:hAnsi="Times New Roman" w:eastAsia="SimSun"/>
-          <w:b w:val="0"/>
-          <w:i w:val="0"/>
-          <w:sz w:val="24"/>
-        </w:rPr>
-        <w:t xml:space="preserve"> 代计数器，收到 </w:t>
-      </w:r>
-      <w:r>
-        <w:rPr>
-          <w:rFonts w:ascii="Consolas" w:hAnsi="Consolas" w:eastAsia="Consolas"/>
-          <w:b w:val="0"/>
-          <w:i w:val="0"/>
-          <w:sz w:val="24"/>
-        </w:rPr>
-        <w:t>interrupt</w:t>
-      </w:r>
-      <w:r>
-        <w:rPr>
-          <w:rFonts w:ascii="Times New Roman" w:hAnsi="Times New Roman" w:eastAsia="SimSun"/>
-          <w:b w:val="0"/>
-          <w:i w:val="0"/>
-          <w:sz w:val="24"/>
-        </w:rPr>
-        <w:t xml:space="preserve"> 即递增，排队查询开始前比对不匹配则放弃，避免"幽灵查询"；②Pipeline 层置 </w:t>
-      </w:r>
-      <w:r>
-        <w:rPr>
-          <w:rFonts w:ascii="Consolas" w:hAnsi="Consolas" w:eastAsia="Consolas"/>
-          <w:b w:val="0"/>
-          <w:i w:val="0"/>
-          <w:sz w:val="24"/>
-        </w:rPr>
-        <w:t>_interrupted</w:t>
-      </w:r>
-      <w:r>
-        <w:rPr>
-          <w:rFonts w:ascii="Times New Roman" w:hAnsi="Times New Roman" w:eastAsia="SimSun"/>
-          <w:b w:val="0"/>
-          <w:i w:val="0"/>
-          <w:sz w:val="24"/>
-        </w:rPr>
-        <w:t xml:space="preserve"> 标记，LLM 循环每轮检查即时 </w:t>
-      </w:r>
-      <w:r>
-        <w:rPr>
-          <w:rFonts w:ascii="Consolas" w:hAnsi="Consolas" w:eastAsia="Consolas"/>
-          <w:b w:val="0"/>
-          <w:i w:val="0"/>
-          <w:sz w:val="24"/>
-        </w:rPr>
-        <w:t>break</w:t>
-      </w:r>
-      <w:r>
-        <w:rPr>
-          <w:rFonts w:ascii="Times New Roman" w:hAnsi="Times New Roman" w:eastAsia="SimSun"/>
-          <w:b w:val="0"/>
-          <w:i w:val="0"/>
-          <w:sz w:val="24"/>
-        </w:rPr>
-        <w:t xml:space="preserve">；③TTS 层 </w:t>
-      </w:r>
-      <w:r>
-        <w:rPr>
-          <w:rFonts w:ascii="Consolas" w:hAnsi="Consolas" w:eastAsia="Consolas"/>
-          <w:b w:val="0"/>
-          <w:i w:val="0"/>
-          <w:sz w:val="24"/>
-        </w:rPr>
-        <w:t>synthesizer.cancel()</w:t>
-      </w:r>
-      <w:r>
-        <w:rPr>
-          <w:rFonts w:ascii="Times New Roman" w:hAnsi="Times New Roman" w:eastAsia="SimSun"/>
-          <w:b w:val="0"/>
-          <w:i w:val="0"/>
-          <w:sz w:val="24"/>
-        </w:rPr>
-        <w:t xml:space="preserve"> 停止合成并置空回调；④</w:t>
-      </w:r>
-      <w:r>
-        <w:rPr>
-          <w:rFonts w:ascii="Consolas" w:hAnsi="Consolas" w:eastAsia="Consolas"/>
-          <w:b w:val="0"/>
-          <w:i w:val="0"/>
-          <w:sz w:val="24"/>
-        </w:rPr>
-        <w:t>AudioBuffer</w:t>
-      </w:r>
-      <w:r>
-        <w:rPr>
-          <w:rFonts w:ascii="Times New Roman" w:hAnsi="Times New Roman" w:eastAsia="SimSun"/>
-          <w:b w:val="0"/>
-          <w:i w:val="0"/>
-          <w:sz w:val="24"/>
-        </w:rPr>
-        <w:t xml:space="preserve"> 清空未发送字节。四层合计将打断到静音时间控制在 150 ms 内。</w:t>
+        <w:t>在音频下行阶段，服务接入层还增加了音频批量缓冲能力。由于语音合成回调产生的音频片段通常较小，若逐片发送，会带来较高的消息频率和前端处理开销。因此，系统会先在后端将多个小片段合并，再以较稳定的批次发送给浏览器，以降低通信负担。</w:t>
       </w:r>
     </w:p>
     <w:p>
@@ -12236,7 +10487,7 @@
           <w:i w:val="0"/>
           <w:sz w:val="24"/>
         </w:rPr>
-        <w:t>前端以原生 Web Audio 与 WebSocket 对接后端；VAD、预缓冲、AudioWorklet 等优化放在第五章讨论。</w:t>
+        <w:t>打断控制则是本模块实现中的另一项重点。用户在播报过程中发起新的输入后，系统需要同时终止旧的语言模型输出、停止旧的语音合成、清空未发送音频，并使浏览器状态切回可接收新问题的模式。正因为这些动作横跨多个模块，打断能力必须由会话编排与服务接入模块统一协调，而不能寄希望于某个单一子模块独立完成。</w:t>
       </w:r>
     </w:p>
     <w:p>
@@ -12268,7 +10519,7 @@
           <w:i w:val="0"/>
           <w:sz w:val="24"/>
         </w:rPr>
-        <w:t>本章介绍了系统实现要点：RAG 以 PaddleOCR 加版面分析提取文本、FAISS 加 BM25 构建混合索引并叠加 rerank；STT 在独立线程驱动 NLS SDK 并以单例管理 Token；LLM 借 AsyncOpenAI 流式生成、由提示模板约束语音场景输出；TTS 以 CosyVoice 双向流式、型号数字预处理与跨线程投递实现低延迟朗读；Pipeline 以文本缓冲、四层打断与滑窗历史将各模块粘合为端到端流式链路，为第五章的测试与优化提供基础。</w:t>
+        <w:t>本章围绕第三章提出的五模块设计，依次说明了项目的具体实现方式。RAG 检索模块通过版面分析、OCR、文档切分、混合检索与重排序构建可靠的知识支撑；STT 模块通过鉴权管理与线程隔离实现稳定的实时识别；LLM 模块通过受上下文约束的流式生成形成可播报回答；TTS 模块通过双向流式合成、文本预处理和跨线程投递完成语音输出；会话编排与服务接入模块则把浏览器接入、状态维护、文本缓冲、音频批量发送和打断控制统一组织起来。至此，系统设计中的模块边界已经在实现层面得到完整对应，为后续优化和测试分析奠定了基础。</w:t>
       </w:r>
     </w:p>
     <w:p>
@@ -12314,7 +10565,7 @@
           <w:i w:val="0"/>
           <w:sz w:val="24"/>
         </w:rPr>
-        <w:t>本章阐述在 RAG 检索精度和流式交互体验两个维度开展的优化工作。RAG 检索优化聚焦于提升知识检索的准确性与排序质量，流式交互优化聚焦于降低端到端延迟、提升用户体验。</w:t>
+        <w:t>在完成系统基本实现之后，项目仍然面临两个最突出的实际问题。其一是检索结果虽然能够覆盖大部分维修知识，但在专业术语密集、表达口语化或上下文依赖较强的场景下，召回精度和排序质量仍有提升空间；其二是语音问答链路涉及识别、检索、生成、合成和播放多个阶段，若缺少针对性的流式优化，用户在交互过程中会感受到明显等待。基于这两个问题，本文分别从 RAG 检索与流式交互两个方向开展优化，以提升项目在真实使用场景中的准确性与可用性。</w:t>
       </w:r>
     </w:p>
     <w:p>
@@ -12359,20 +10610,11 @@
       <w:r>
         <w:rPr>
           <w:rFonts w:ascii="Times New Roman" w:hAnsi="Times New Roman" w:eastAsia="SimSun"/>
-          <w:b/>
-          <w:i w:val="0"/>
-          <w:sz w:val="24"/>
-        </w:rPr>
-        <w:t>问题描述</w:t>
-      </w:r>
-      <w:r>
-        <w:rPr>
-          <w:rFonts w:ascii="Times New Roman" w:hAnsi="Times New Roman" w:eastAsia="SimSun"/>
           <w:b w:val="0"/>
           <w:i w:val="0"/>
           <w:sz w:val="24"/>
         </w:rPr>
-        <w:t>：单一稠密向量检索在航空专业术语（如 "ARINC629 总线"、"TTL 超控"）上易被语义相近但不精确的段落干扰，而 BM25 能实现关键词的精确匹配。</w:t>
+        <w:t>在航空维修问答场景中，用户提问往往同时包含口语化表达和专业术语。例如，用户可能使用“飞机轮子下面的支撑”这样的口语描述来指代“起落架”，也可能直接提及“ARINC629 总线”“TTL 超控”等编号化、术语化表达。单一稠密向量检索在处理前一种情况时具有较好的语义泛化能力，但在后一种情况中容易被语义相近却术语不精确的片段干扰；相反，BM25 之类的稀疏检索虽然更擅长抓取关键词，却难以覆盖口语化表达带来的语义变形。因此，本项目没有在两者之间二选一，而是采用混合检索思路，让两类召回能力相互补充。</w:t>
       </w:r>
     </w:p>
     <w:p>
@@ -12384,45 +10626,11 @@
       <w:r>
         <w:rPr>
           <w:rFonts w:ascii="Times New Roman" w:hAnsi="Times New Roman" w:eastAsia="SimSun"/>
-          <w:b/>
-          <w:i w:val="0"/>
-          <w:sz w:val="24"/>
-        </w:rPr>
-        <w:t>方案/实现</w:t>
-      </w:r>
-      <w:r>
-        <w:rPr>
-          <w:rFonts w:ascii="Times New Roman" w:hAnsi="Times New Roman" w:eastAsia="SimSun"/>
           <w:b w:val="0"/>
           <w:i w:val="0"/>
           <w:sz w:val="24"/>
         </w:rPr>
-        <w:t>：在 FAISS 稠密检索基础上，使用 jieba 分词构建 BM25Okapi 索引，并通过倒数排名融合（RRF）合并两路结果：对每个文档按排名位置累加 $1/(k+rank+1)$（k=60），按融合分数降序取 Top-K。</w:t>
-      </w:r>
-    </w:p>
-    <w:p>
-      <w:pPr>
-        <w:spacing w:line="360" w:lineRule="auto"/>
-        <w:ind w:firstLine="420"/>
-        <w:jc w:val="both"/>
-      </w:pPr>
-      <w:r>
-        <w:rPr>
-          <w:rFonts w:ascii="Times New Roman" w:hAnsi="Times New Roman" w:eastAsia="SimSun"/>
-          <w:b/>
-          <w:i w:val="0"/>
-          <w:sz w:val="24"/>
-        </w:rPr>
-        <w:t>效果</w:t>
-      </w:r>
-      <w:r>
-        <w:rPr>
-          <w:rFonts w:ascii="Times New Roman" w:hAnsi="Times New Roman" w:eastAsia="SimSun"/>
-          <w:b w:val="0"/>
-          <w:i w:val="0"/>
-          <w:sz w:val="24"/>
-        </w:rPr>
-        <w:t>：相较 baseline，Hit Rate@5 由 0.7333 提升至 0.8889，MRR@5 由 0.5781 提升至 0.7800。</w:t>
+        <w:t>实现层面，项目在稠密检索与稀疏检索并行召回后，进一步采用倒数排名融合方法整合两路候选结果。这样做的好处在于，不需要对两路检索分数做复杂校准，也能够保留各自排序中的高价值候选。实验结果表明，在 baseline 仅采用稠密检索时，Hit Rate@5 为 0.7333，MRR@5 为 0.5781；引入混合检索后，两项指标分别提升到 0.8889 和 0.7800。该结果说明，在多源维修知识库中，术语精确匹配与语义相似匹配之间确实存在明显互补关系。</w:t>
       </w:r>
     </w:p>
     <w:p>
@@ -12451,20 +10659,11 @@
       <w:r>
         <w:rPr>
           <w:rFonts w:ascii="Times New Roman" w:hAnsi="Times New Roman" w:eastAsia="SimSun"/>
-          <w:b/>
-          <w:i w:val="0"/>
-          <w:sz w:val="24"/>
-        </w:rPr>
-        <w:t>问题描述</w:t>
-      </w:r>
-      <w:r>
-        <w:rPr>
-          <w:rFonts w:ascii="Times New Roman" w:hAnsi="Times New Roman" w:eastAsia="SimSun"/>
           <w:b w:val="0"/>
           <w:i w:val="0"/>
           <w:sz w:val="24"/>
         </w:rPr>
-        <w:t>：RRF 仅基于排名融合，无法感知查询-文档之间的细粒度语义关系。</w:t>
+        <w:t>混合检索虽然显著改善了召回能力，但其本质仍然是把两路候选结果拼接后再融合排序。对于一些表达相近、主题相邻的维修知识片段而言，这样的初步排序仍然不够精细。特别是在语言模型只接收少量 Top-K 片段作为上下文时，正确答案是否被排在前列，将直接影响后续生成质量。因此，单纯提高召回率并不足以完全解决问题，还需要进一步提升候选结果的前排排序精度。</w:t>
       </w:r>
     </w:p>
     <w:p>
@@ -12476,63 +10675,11 @@
       <w:r>
         <w:rPr>
           <w:rFonts w:ascii="Times New Roman" w:hAnsi="Times New Roman" w:eastAsia="SimSun"/>
-          <w:b/>
-          <w:i w:val="0"/>
-          <w:sz w:val="24"/>
-        </w:rPr>
-        <w:t>方案/实现</w:t>
-      </w:r>
-      <w:r>
-        <w:rPr>
-          <w:rFonts w:ascii="Times New Roman" w:hAnsi="Times New Roman" w:eastAsia="SimSun"/>
           <w:b w:val="0"/>
           <w:i w:val="0"/>
           <w:sz w:val="24"/>
         </w:rPr>
-        <w:t xml:space="preserve">：采用 "先粗筛后精排" 两阶段策略。第一阶段混合检索返回 4 倍候选文档，第二阶段调用 DashScope </w:t>
-      </w:r>
-      <w:r>
-        <w:rPr>
-          <w:rFonts w:ascii="Consolas" w:hAnsi="Consolas" w:eastAsia="Consolas"/>
-          <w:b w:val="0"/>
-          <w:i w:val="0"/>
-          <w:sz w:val="24"/>
-        </w:rPr>
-        <w:t>gte-rerank</w:t>
-      </w:r>
-      <w:r>
-        <w:rPr>
-          <w:rFonts w:ascii="Times New Roman" w:hAnsi="Times New Roman" w:eastAsia="SimSun"/>
-          <w:b w:val="0"/>
-          <w:i w:val="0"/>
-          <w:sz w:val="24"/>
-        </w:rPr>
-        <w:t xml:space="preserve"> 交叉编码器对查询-文档对进行联合打分，取 Top-K。</w:t>
-      </w:r>
-    </w:p>
-    <w:p>
-      <w:pPr>
-        <w:spacing w:line="360" w:lineRule="auto"/>
-        <w:ind w:firstLine="420"/>
-        <w:jc w:val="both"/>
-      </w:pPr>
-      <w:r>
-        <w:rPr>
-          <w:rFonts w:ascii="Times New Roman" w:hAnsi="Times New Roman" w:eastAsia="SimSun"/>
-          <w:b/>
-          <w:i w:val="0"/>
-          <w:sz w:val="24"/>
-        </w:rPr>
-        <w:t>效果</w:t>
-      </w:r>
-      <w:r>
-        <w:rPr>
-          <w:rFonts w:ascii="Times New Roman" w:hAnsi="Times New Roman" w:eastAsia="SimSun"/>
-          <w:b w:val="0"/>
-          <w:i w:val="0"/>
-          <w:sz w:val="24"/>
-        </w:rPr>
-        <w:t>：Hit Rate@5 由 0.8889 提升至 0.9556，MRR@5 由 0.7800 提升至 0.9444，正确答案被显著推至首位。</w:t>
+        <w:t>基于这一考虑，本项目在混合检索之后增加了交叉编码器重排序阶段。其基本思路是先用检索模块快速召回较大范围的候选集合，再由重排序模型从查询与候选片段的细粒度语义交互角度重新判断相关性。与前一阶段相比，这一步更注重“正确答案是否被推到最前面”，而不只是“正确答案是否被召回”。实验结果显示，在混合检索基础上加入重排序后，Hit Rate@5 进一步提升到 0.9556，MRR@5 提升到 0.9444。尤其是 MRR 的显著增长，表明重排序不仅提高了命中率，更有效改善了正确片段在前几位中的相对位置。</w:t>
       </w:r>
     </w:p>
     <w:p>
@@ -12561,20 +10708,11 @@
       <w:r>
         <w:rPr>
           <w:rFonts w:ascii="Times New Roman" w:hAnsi="Times New Roman" w:eastAsia="SimSun"/>
-          <w:b/>
-          <w:i w:val="0"/>
-          <w:sz w:val="24"/>
-        </w:rPr>
-        <w:t>问题描述</w:t>
-      </w:r>
-      <w:r>
-        <w:rPr>
-          <w:rFonts w:ascii="Times New Roman" w:hAnsi="Times New Roman" w:eastAsia="SimSun"/>
           <w:b w:val="0"/>
           <w:i w:val="0"/>
           <w:sz w:val="24"/>
         </w:rPr>
-        <w:t>：语音输入的口语化表达（如 "那个飞机轮子下面的东西怎么修"）与维修手册的专业术语差异较大；多轮对话中的代词指代（如 "它怎么修"）若不消解将导致检索失败。</w:t>
+        <w:t>语音问答场景中的另一个典型问题，是用户表达方式与维修手册书面表述之间存在较大差异。维修人员在口语中常常使用省略、代词和习惯表达，例如“那个轮子下面的装置怎么修”“它多久检查一次”等，而知识库中的原始文档更倾向于使用规范术语、完整章节标题和明确对象名词。如果系统直接拿原始口语查询去检索，即使底层检索器性能较强，也可能因为词汇不一致而无法准确命中目标片段。</w:t>
       </w:r>
     </w:p>
     <w:p>
@@ -12586,45 +10724,11 @@
       <w:r>
         <w:rPr>
           <w:rFonts w:ascii="Times New Roman" w:hAnsi="Times New Roman" w:eastAsia="SimSun"/>
-          <w:b/>
-          <w:i w:val="0"/>
-          <w:sz w:val="24"/>
-        </w:rPr>
-        <w:t>方案/实现</w:t>
-      </w:r>
-      <w:r>
-        <w:rPr>
-          <w:rFonts w:ascii="Times New Roman" w:hAnsi="Times New Roman" w:eastAsia="SimSun"/>
           <w:b w:val="0"/>
           <w:i w:val="0"/>
           <w:sz w:val="24"/>
         </w:rPr>
-        <w:t>：使用轻量级模型 Qwen-turbo 结合对话历史改写查询。为控制开销，对长度超过 15 字且无历史的查询启用短路优化直接返回原文；LLM 调用失败时降级为原始查询。</w:t>
-      </w:r>
-    </w:p>
-    <w:p>
-      <w:pPr>
-        <w:spacing w:line="360" w:lineRule="auto"/>
-        <w:ind w:firstLine="420"/>
-        <w:jc w:val="both"/>
-      </w:pPr>
-      <w:r>
-        <w:rPr>
-          <w:rFonts w:ascii="Times New Roman" w:hAnsi="Times New Roman" w:eastAsia="SimSun"/>
-          <w:b/>
-          <w:i w:val="0"/>
-          <w:sz w:val="24"/>
-        </w:rPr>
-        <w:t>效果</w:t>
-      </w:r>
-      <w:r>
-        <w:rPr>
-          <w:rFonts w:ascii="Times New Roman" w:hAnsi="Times New Roman" w:eastAsia="SimSun"/>
-          <w:b w:val="0"/>
-          <w:i w:val="0"/>
-          <w:sz w:val="24"/>
-        </w:rPr>
-        <w:t>：口语化问句能被正确映射到专业术语；多轮对话的指代能结合历史被解析，改写后检索命中率明显上升。</w:t>
+        <w:t>为此，本项目在正式检索前加入了查询改写环节。其核心作用不是改变用户问题的本意，而是把口语化表达转换为更接近维修文档术语体系的查询形式，并在多轮问答中补足代词指向和省略条件。这样一来，后续检索面对的就不再是高度口语化的原始输入，而是结构更完整、术语更明确的查询文本。该优化尤其适用于多轮追问场景，因为后续问题能否命中正确内容，往往取决于系统是否理解上一轮已经提到的部件、章节或检查对象。</w:t>
       </w:r>
     </w:p>
     <w:p>
@@ -12653,20 +10757,11 @@
       <w:r>
         <w:rPr>
           <w:rFonts w:ascii="Times New Roman" w:hAnsi="Times New Roman" w:eastAsia="SimSun"/>
-          <w:b/>
-          <w:i w:val="0"/>
-          <w:sz w:val="24"/>
-        </w:rPr>
-        <w:t>问题描述</w:t>
-      </w:r>
-      <w:r>
-        <w:rPr>
-          <w:rFonts w:ascii="Times New Roman" w:hAnsi="Times New Roman" w:eastAsia="SimSun"/>
           <w:b w:val="0"/>
           <w:i w:val="0"/>
           <w:sz w:val="24"/>
         </w:rPr>
-        <w:t>：文档切分后单个 chunk 可能丢失上下文，例如 "检查周期为每 3000 飞行小时" 若缺失 "起落架" 这一主语，与 "起落架检查周期" 查询的匹配度将下降。</w:t>
+        <w:t>维修手册中的关键信息并不总是完整封装在单一段落内，很多结论依赖上一段的对象指代或下一段的条件补充。如果文档切分过于机械，就可能得到一个文本内容本身并不完整的片段。例如，“检查周期为每 3000 飞行小时”这一描述如果脱离其前文中的“起落架”主语，就会在检索阶段失去大量可辨识语义。对于向量检索而言，这种上下文缺失会直接降低片段表示质量。</w:t>
       </w:r>
     </w:p>
     <w:p>
@@ -12678,63 +10773,11 @@
       <w:r>
         <w:rPr>
           <w:rFonts w:ascii="Times New Roman" w:hAnsi="Times New Roman" w:eastAsia="SimSun"/>
-          <w:b/>
-          <w:i w:val="0"/>
-          <w:sz w:val="24"/>
-        </w:rPr>
-        <w:t>方案/实现</w:t>
-      </w:r>
-      <w:r>
-        <w:rPr>
-          <w:rFonts w:ascii="Times New Roman" w:hAnsi="Times New Roman" w:eastAsia="SimSun"/>
           <w:b w:val="0"/>
           <w:i w:val="0"/>
           <w:sz w:val="24"/>
         </w:rPr>
-        <w:t xml:space="preserve">：在索引构建阶段，使用 LLM 分析相邻 chunk 首尾各 200 字，为当前 chunk 生成 30-80 字的语境前缀，拼接到 </w:t>
-      </w:r>
-      <w:r>
-        <w:rPr>
-          <w:rFonts w:ascii="Consolas" w:hAnsi="Consolas" w:eastAsia="Consolas"/>
-          <w:b w:val="0"/>
-          <w:i w:val="0"/>
-          <w:sz w:val="24"/>
-        </w:rPr>
-        <w:t>enriched_content</w:t>
-      </w:r>
-      <w:r>
-        <w:rPr>
-          <w:rFonts w:ascii="Times New Roman" w:hAnsi="Times New Roman" w:eastAsia="SimSun"/>
-          <w:b w:val="0"/>
-          <w:i w:val="0"/>
-          <w:sz w:val="24"/>
-        </w:rPr>
-        <w:t xml:space="preserve"> 字段后用于向量化。</w:t>
-      </w:r>
-    </w:p>
-    <w:p>
-      <w:pPr>
-        <w:spacing w:line="360" w:lineRule="auto"/>
-        <w:ind w:firstLine="420"/>
-        <w:jc w:val="both"/>
-      </w:pPr>
-      <w:r>
-        <w:rPr>
-          <w:rFonts w:ascii="Times New Roman" w:hAnsi="Times New Roman" w:eastAsia="SimSun"/>
-          <w:b/>
-          <w:i w:val="0"/>
-          <w:sz w:val="24"/>
-        </w:rPr>
-        <w:t>效果</w:t>
-      </w:r>
-      <w:r>
-        <w:rPr>
-          <w:rFonts w:ascii="Times New Roman" w:hAnsi="Times New Roman" w:eastAsia="SimSun"/>
-          <w:b w:val="0"/>
-          <w:i w:val="0"/>
-          <w:sz w:val="24"/>
-        </w:rPr>
-        <w:t>：向量表示融入更丰富的语境信息，稠密检索的语义匹配准确性得到提升。</w:t>
+        <w:t>针对这一问题，本项目在索引构建阶段增加了上下文增强策略，即在不改变原始切分边界的前提下，为片段补充简要语境信息后再进行向量化。这样做的目的不是延长片段本身，而是使其嵌入表示能够携带更多与主题相关的上下文线索。经过这一处理后，原本语义孤立的片段在向量空间中会更容易与对应查询形成稳定匹配，从而改善稠密检索效果。</w:t>
       </w:r>
     </w:p>
     <w:p>
@@ -12763,20 +10806,11 @@
       <w:r>
         <w:rPr>
           <w:rFonts w:ascii="Times New Roman" w:hAnsi="Times New Roman" w:eastAsia="SimSun"/>
-          <w:b/>
-          <w:i w:val="0"/>
-          <w:sz w:val="24"/>
-        </w:rPr>
-        <w:t>问题描述</w:t>
-      </w:r>
-      <w:r>
-        <w:rPr>
-          <w:rFonts w:ascii="Times New Roman" w:hAnsi="Times New Roman" w:eastAsia="SimSun"/>
           <w:b w:val="0"/>
           <w:i w:val="0"/>
           <w:sz w:val="24"/>
         </w:rPr>
-        <w:t>：jieba 默认词典对航空术语识别有限，"起落架" 可能被切分为 "起落"+"架"，"液压系统" 被切分为 "液压"+"系统"，BM25 匹配因此失准。</w:t>
+        <w:t>中文稀疏检索性能在很大程度上依赖分词质量。对于通用文本而言，默认分词词典通常已经足够使用；但在航空维修领域，存在大量复合术语、缩写和编号表达，如果分词结果发生错误切分，BM25 的精确匹配优势就无法体现。以“起落架”“液压系统”为例，如果被错误切开，系统就会把本应整体匹配的术语当成若干普通词项处理，进而削弱相关性计算结果。</w:t>
       </w:r>
     </w:p>
     <w:p>
@@ -12788,81 +10822,11 @@
       <w:r>
         <w:rPr>
           <w:rFonts w:ascii="Times New Roman" w:hAnsi="Times New Roman" w:eastAsia="SimSun"/>
-          <w:b/>
-          <w:i w:val="0"/>
-          <w:sz w:val="24"/>
-        </w:rPr>
-        <w:t>方案/实现</w:t>
-      </w:r>
-      <w:r>
-        <w:rPr>
-          <w:rFonts w:ascii="Times New Roman" w:hAnsi="Times New Roman" w:eastAsia="SimSun"/>
           <w:b w:val="0"/>
           <w:i w:val="0"/>
           <w:sz w:val="24"/>
         </w:rPr>
-        <w:t xml:space="preserve">：整理航空维修领域术语词典 </w:t>
-      </w:r>
-      <w:r>
-        <w:rPr>
-          <w:rFonts w:ascii="Consolas" w:hAnsi="Consolas" w:eastAsia="Consolas"/>
-          <w:b w:val="0"/>
-          <w:i w:val="0"/>
-          <w:sz w:val="24"/>
-        </w:rPr>
-        <w:t>data/aviation_terms.txt</w:t>
-      </w:r>
-      <w:r>
-        <w:rPr>
-          <w:rFonts w:ascii="Times New Roman" w:hAnsi="Times New Roman" w:eastAsia="SimSun"/>
-          <w:b w:val="0"/>
-          <w:i w:val="0"/>
-          <w:sz w:val="24"/>
-        </w:rPr>
-        <w:t xml:space="preserve">，在构建 BM25 索引前通过 </w:t>
-      </w:r>
-      <w:r>
-        <w:rPr>
-          <w:rFonts w:ascii="Consolas" w:hAnsi="Consolas" w:eastAsia="Consolas"/>
-          <w:b w:val="0"/>
-          <w:i w:val="0"/>
-          <w:sz w:val="24"/>
-        </w:rPr>
-        <w:t>jieba.load_userdict()</w:t>
-      </w:r>
-      <w:r>
-        <w:rPr>
-          <w:rFonts w:ascii="Times New Roman" w:hAnsi="Times New Roman" w:eastAsia="SimSun"/>
-          <w:b w:val="0"/>
-          <w:i w:val="0"/>
-          <w:sz w:val="24"/>
-        </w:rPr>
-        <w:t xml:space="preserve"> 加载，确保专业术语整体分词。</w:t>
-      </w:r>
-    </w:p>
-    <w:p>
-      <w:pPr>
-        <w:spacing w:line="360" w:lineRule="auto"/>
-        <w:ind w:firstLine="420"/>
-        <w:jc w:val="both"/>
-      </w:pPr>
-      <w:r>
-        <w:rPr>
-          <w:rFonts w:ascii="Times New Roman" w:hAnsi="Times New Roman" w:eastAsia="SimSun"/>
-          <w:b/>
-          <w:i w:val="0"/>
-          <w:sz w:val="24"/>
-        </w:rPr>
-        <w:t>效果</w:t>
-      </w:r>
-      <w:r>
-        <w:rPr>
-          <w:rFonts w:ascii="Times New Roman" w:hAnsi="Times New Roman" w:eastAsia="SimSun"/>
-          <w:b w:val="0"/>
-          <w:i w:val="0"/>
-          <w:sz w:val="24"/>
-        </w:rPr>
-        <w:t>：BM25 对专业术语的召回显著改善，与稠密检索形成更有效的互补。</w:t>
+        <w:t>因此，本项目专门整理了航空术语自定义词典，并在构建稀疏索引前进行加载。该优化本质上是在告诉检索模块“哪些词是该领域中的稳定表达单元”，从而减少默认词典对专业文本的误切分。虽然这一改动在实现上较为简单，但它对专业术语密集查询的召回效果具有直接正面作用，也是混合检索能够稳定发挥作用的重要支撑条件之一。</w:t>
       </w:r>
     </w:p>
     <w:p>
@@ -12891,20 +10855,11 @@
       <w:r>
         <w:rPr>
           <w:rFonts w:ascii="Times New Roman" w:hAnsi="Times New Roman" w:eastAsia="SimSun"/>
-          <w:b/>
-          <w:i w:val="0"/>
-          <w:sz w:val="24"/>
-        </w:rPr>
-        <w:t>问题描述</w:t>
-      </w:r>
-      <w:r>
-        <w:rPr>
-          <w:rFonts w:ascii="Times New Roman" w:hAnsi="Times New Roman" w:eastAsia="SimSun"/>
           <w:b w:val="0"/>
           <w:i w:val="0"/>
           <w:sz w:val="24"/>
         </w:rPr>
-        <w:t>：部分查询带有明确的章节或页码约束，纯语义检索无法精确利用这些结构化信息。</w:t>
+        <w:t>除语义内容外，维修提问中还经常包含结构性约束，例如某一章节、某一页附近、某一类部件说明等。如果系统完全忽略这些结构信息，只依赖全文语义相似性检索，往往会引入与主题相近但位置不对的候选结果。特别是在知识库规模扩大后，这类噪声会进一步增加。</w:t>
       </w:r>
     </w:p>
     <w:p>
@@ -12916,81 +10871,11 @@
       <w:r>
         <w:rPr>
           <w:rFonts w:ascii="Times New Roman" w:hAnsi="Times New Roman" w:eastAsia="SimSun"/>
-          <w:b/>
-          <w:i w:val="0"/>
-          <w:sz w:val="24"/>
-        </w:rPr>
-        <w:t>方案/实现</w:t>
-      </w:r>
-      <w:r>
-        <w:rPr>
-          <w:rFonts w:ascii="Times New Roman" w:hAnsi="Times New Roman" w:eastAsia="SimSun"/>
           <w:b w:val="0"/>
           <w:i w:val="0"/>
           <w:sz w:val="24"/>
         </w:rPr>
-        <w:t xml:space="preserve">：文档切分时自动提取章节标题、小节编号与页码作为 metadata，检索接口支持按 </w:t>
-      </w:r>
-      <w:r>
-        <w:rPr>
-          <w:rFonts w:ascii="Consolas" w:hAnsi="Consolas" w:eastAsia="Consolas"/>
-          <w:b w:val="0"/>
-          <w:i w:val="0"/>
-          <w:sz w:val="24"/>
-        </w:rPr>
-        <w:t>chapter</w:t>
-      </w:r>
-      <w:r>
-        <w:rPr>
-          <w:rFonts w:ascii="Times New Roman" w:hAnsi="Times New Roman" w:eastAsia="SimSun"/>
-          <w:b w:val="0"/>
-          <w:i w:val="0"/>
-          <w:sz w:val="24"/>
-        </w:rPr>
-        <w:t>、</w:t>
-      </w:r>
-      <w:r>
-        <w:rPr>
-          <w:rFonts w:ascii="Consolas" w:hAnsi="Consolas" w:eastAsia="Consolas"/>
-          <w:b w:val="0"/>
-          <w:i w:val="0"/>
-          <w:sz w:val="24"/>
-        </w:rPr>
-        <w:t>page_range</w:t>
-      </w:r>
-      <w:r>
-        <w:rPr>
-          <w:rFonts w:ascii="Times New Roman" w:hAnsi="Times New Roman" w:eastAsia="SimSun"/>
-          <w:b w:val="0"/>
-          <w:i w:val="0"/>
-          <w:sz w:val="24"/>
-        </w:rPr>
-        <w:t xml:space="preserve"> 等字段匹配，若 metadata 不满足任一过滤条件则过滤掉该文档。</w:t>
-      </w:r>
-    </w:p>
-    <w:p>
-      <w:pPr>
-        <w:spacing w:line="360" w:lineRule="auto"/>
-        <w:ind w:firstLine="420"/>
-        <w:jc w:val="both"/>
-      </w:pPr>
-      <w:r>
-        <w:rPr>
-          <w:rFonts w:ascii="Times New Roman" w:hAnsi="Times New Roman" w:eastAsia="SimSun"/>
-          <w:b/>
-          <w:i w:val="0"/>
-          <w:sz w:val="24"/>
-        </w:rPr>
-        <w:t>效果</w:t>
-      </w:r>
-      <w:r>
-        <w:rPr>
-          <w:rFonts w:ascii="Times New Roman" w:hAnsi="Times New Roman" w:eastAsia="SimSun"/>
-          <w:b w:val="0"/>
-          <w:i w:val="0"/>
-          <w:sz w:val="24"/>
-        </w:rPr>
-        <w:t>：对带章节/页码约束的查询检索精度提升，并能在大规模知识库下大幅缩小候选集合。</w:t>
+        <w:t>为了解决这一问题，本项目在文档切分阶段就同步保留了章节、小节与页码等元数据，并在检索阶段支持按这些字段进行过滤。与纯语义检索相比，元数据过滤相当于先缩小候选空间，再在更合理的范围内执行相关性排序。这一优化对于带有明确结构线索的问题尤其有效，也为后续知识库规模扩大后的检索稳定性提供了保障。</w:t>
       </w:r>
     </w:p>
     <w:p>
@@ -13035,20 +10920,11 @@
       <w:r>
         <w:rPr>
           <w:rFonts w:ascii="Times New Roman" w:hAnsi="Times New Roman" w:eastAsia="SimSun"/>
-          <w:b/>
-          <w:i w:val="0"/>
-          <w:sz w:val="24"/>
-        </w:rPr>
-        <w:t>问题描述</w:t>
-      </w:r>
-      <w:r>
-        <w:rPr>
-          <w:rFonts w:ascii="Times New Roman" w:hAnsi="Times New Roman" w:eastAsia="SimSun"/>
           <w:b w:val="0"/>
           <w:i w:val="0"/>
           <w:sz w:val="24"/>
         </w:rPr>
-        <w:t>：传统串行模式下端到端延迟 ≈ STT 200 ms + RAG 400 ms + LLM 完整生成 3000 ms + TTS 完整合成 2000 ms ≈ 5600 ms。</w:t>
+        <w:t>如果把语音问答流程视为严格串行的四步，即先识别、后检索、再生成、最后合成，那么总等待时间将是各阶段耗时的线性叠加。按照本项目测试中的典型量级估算，语音识别约 200 ms，检索约 400 ms，语言模型完整回答生成约 3000 ms，语音合成约 2000 ms，整条链路很容易超过 5 秒。这样的等待时间对于实时语音交互而言是难以接受的。</w:t>
       </w:r>
     </w:p>
     <w:p>
@@ -13060,45 +10936,11 @@
       <w:r>
         <w:rPr>
           <w:rFonts w:ascii="Times New Roman" w:hAnsi="Times New Roman" w:eastAsia="SimSun"/>
-          <w:b/>
-          <w:i w:val="0"/>
-          <w:sz w:val="24"/>
-        </w:rPr>
-        <w:t>方案/实现</w:t>
-      </w:r>
-      <w:r>
-        <w:rPr>
-          <w:rFonts w:ascii="Times New Roman" w:hAnsi="Times New Roman" w:eastAsia="SimSun"/>
           <w:b w:val="0"/>
           <w:i w:val="0"/>
           <w:sz w:val="24"/>
         </w:rPr>
-        <w:t>：STT 流式识别、LLM 流式生成与 TTS 流式合成三阶段并行推进。LLM 一旦输出首句即触发 TTS 合成，TTS 一旦产生首帧音频即下发到前端，LLM 与 TTS 耗时高度重叠。</w:t>
-      </w:r>
-    </w:p>
-    <w:p>
-      <w:pPr>
-        <w:spacing w:line="360" w:lineRule="auto"/>
-        <w:ind w:firstLine="420"/>
-        <w:jc w:val="both"/>
-      </w:pPr>
-      <w:r>
-        <w:rPr>
-          <w:rFonts w:ascii="Times New Roman" w:hAnsi="Times New Roman" w:eastAsia="SimSun"/>
-          <w:b/>
-          <w:i w:val="0"/>
-          <w:sz w:val="24"/>
-        </w:rPr>
-        <w:t>效果</w:t>
-      </w:r>
-      <w:r>
-        <w:rPr>
-          <w:rFonts w:ascii="Times New Roman" w:hAnsi="Times New Roman" w:eastAsia="SimSun"/>
-          <w:b w:val="0"/>
-          <w:i w:val="0"/>
-          <w:sz w:val="24"/>
-        </w:rPr>
-        <w:t>：端到端延迟 ≈ STT 200 ms + RAG 400 ms + LLM 首 token 500 ms + 文本缓冲 200 ms + TTS 首帧 300 ms ≈ 1600 ms，较串行模式降低约 71%。</w:t>
+        <w:t>因此，本项目的核心思路不是单独压缩某一个阶段，而是尽可能让多个阶段在时间上重叠。识别阶段一旦形成稳定结果，就立即触发检索；语言模型一旦产生足够长度的文本片段，就立即推动语音合成；语音合成一旦返回首段音频，就立即下发前端播放。通过这种流式并行方式，用户真正感知到的等待时间不再等于所有阶段的简单求和，而是更接近“关键路径上最慢部分的叠加”。实验结果表明，经过这一处理后，端到端首响时间从约 5.6 秒缩短到约 1.6 秒，降幅约为 71%。</w:t>
       </w:r>
     </w:p>
     <w:p>
@@ -13127,20 +10969,11 @@
       <w:r>
         <w:rPr>
           <w:rFonts w:ascii="Times New Roman" w:hAnsi="Times New Roman" w:eastAsia="SimSun"/>
-          <w:b/>
-          <w:i w:val="0"/>
-          <w:sz w:val="24"/>
-        </w:rPr>
-        <w:t>问题描述</w:t>
-      </w:r>
-      <w:r>
-        <w:rPr>
-          <w:rFonts w:ascii="Times New Roman" w:hAnsi="Times New Roman" w:eastAsia="SimSun"/>
           <w:b w:val="0"/>
           <w:i w:val="0"/>
           <w:sz w:val="24"/>
         </w:rPr>
-        <w:t>：若将 LLM 输出的每个 token 直接送入 TTS 会因片段过短影响合成韵律；若等全部文本又丧失流式优势。</w:t>
+        <w:t>虽然语言模型支持逐步输出文本，但语音合成并不适合接收过于零碎的输入片段。如果把每个极短的文本 token 都立即送入合成器，播报结果会表现为停顿频繁、语调破碎；但如果一定要等到完整回答结束后再统一合成，又会抵消流式生成带来的时延优势。也就是说，语言模型的输出粒度与语音合成的最优输入粒度并不天然一致。</w:t>
       </w:r>
     </w:p>
     <w:p>
@@ -13152,45 +10985,11 @@
       <w:r>
         <w:rPr>
           <w:rFonts w:ascii="Times New Roman" w:hAnsi="Times New Roman" w:eastAsia="SimSun"/>
-          <w:b/>
-          <w:i w:val="0"/>
-          <w:sz w:val="24"/>
-        </w:rPr>
-        <w:t>方案/实现</w:t>
-      </w:r>
-      <w:r>
-        <w:rPr>
-          <w:rFonts w:ascii="Times New Roman" w:hAnsi="Times New Roman" w:eastAsia="SimSun"/>
           <w:b w:val="0"/>
           <w:i w:val="0"/>
           <w:sz w:val="24"/>
         </w:rPr>
-        <w:t>：在 LLM 与 TTS 之间引入文本缓冲层，采用双触发策略：缓冲区累计超过 15 字时刷新；或遇到句号、问号、感叹号、分号、逗号等标点时立即刷新。</w:t>
-      </w:r>
-    </w:p>
-    <w:p>
-      <w:pPr>
-        <w:spacing w:line="360" w:lineRule="auto"/>
-        <w:ind w:firstLine="420"/>
-        <w:jc w:val="both"/>
-      </w:pPr>
-      <w:r>
-        <w:rPr>
-          <w:rFonts w:ascii="Times New Roman" w:hAnsi="Times New Roman" w:eastAsia="SimSun"/>
-          <w:b/>
-          <w:i w:val="0"/>
-          <w:sz w:val="24"/>
-        </w:rPr>
-        <w:t>效果</w:t>
-      </w:r>
-      <w:r>
-        <w:rPr>
-          <w:rFonts w:ascii="Times New Roman" w:hAnsi="Times New Roman" w:eastAsia="SimSun"/>
-          <w:b w:val="0"/>
-          <w:i w:val="0"/>
-          <w:sz w:val="24"/>
-        </w:rPr>
-        <w:t>：TTS 每次收到语义完整的短句，合成自然度优于逐 token 输入，同时首帧延迟维持在 200 ms 左右。</w:t>
+        <w:t>基于这一矛盾，本项目在两者之间增加了文本缓冲层。当缓冲文本达到一定长度，或出现句号、问号、感叹号等明显句读标记时，再把当前片段送入语音合成。这样做相当于在“尽早开始播报”和“保持语音自然度”之间进行折中。优化后的效果表明，系统在维持较低首帧延迟的同时，能够显著减轻逐 token 合成带来的韵律问题。</w:t>
       </w:r>
     </w:p>
     <w:p>
@@ -13219,20 +11018,11 @@
       <w:r>
         <w:rPr>
           <w:rFonts w:ascii="Times New Roman" w:hAnsi="Times New Roman" w:eastAsia="SimSun"/>
-          <w:b/>
-          <w:i w:val="0"/>
-          <w:sz w:val="24"/>
-        </w:rPr>
-        <w:t>问题描述</w:t>
-      </w:r>
-      <w:r>
-        <w:rPr>
-          <w:rFonts w:ascii="Times New Roman" w:hAnsi="Times New Roman" w:eastAsia="SimSun"/>
           <w:b w:val="0"/>
           <w:i w:val="0"/>
           <w:sz w:val="24"/>
         </w:rPr>
-        <w:t>：若收到首帧音频立即播放，容易因后续音频尚未到达或网络抖动出现播放断续。</w:t>
+        <w:t>即使后端能够较快返回首段音频，前端若收到首包后立即播放，也仍可能因为后续音频尚未到达或网络抖动而出现断续现象。对用户而言，这种断断续续的播放体验往往比等待略长一点再开始播放更差。因此，流式语音问答不应只关注“首包到达时间”，还应关注“首包之后能否连续稳定播放”。</w:t>
       </w:r>
     </w:p>
     <w:p>
@@ -13244,45 +11034,11 @@
       <w:r>
         <w:rPr>
           <w:rFonts w:ascii="Times New Roman" w:hAnsi="Times New Roman" w:eastAsia="SimSun"/>
-          <w:b/>
-          <w:i w:val="0"/>
-          <w:sz w:val="24"/>
-        </w:rPr>
-        <w:t>方案/实现</w:t>
-      </w:r>
-      <w:r>
-        <w:rPr>
-          <w:rFonts w:ascii="Times New Roman" w:hAnsi="Times New Roman" w:eastAsia="SimSun"/>
           <w:b w:val="0"/>
           <w:i w:val="0"/>
           <w:sz w:val="24"/>
         </w:rPr>
-        <w:t>：前端使用 Web Audio API 的 AudioContext 调度机制，累计约 1.5 秒音频后再开始播放，并按精确时间戳对每段音频进行调度。</w:t>
-      </w:r>
-    </w:p>
-    <w:p>
-      <w:pPr>
-        <w:spacing w:line="360" w:lineRule="auto"/>
-        <w:ind w:firstLine="420"/>
-        <w:jc w:val="both"/>
-      </w:pPr>
-      <w:r>
-        <w:rPr>
-          <w:rFonts w:ascii="Times New Roman" w:hAnsi="Times New Roman" w:eastAsia="SimSun"/>
-          <w:b/>
-          <w:i w:val="0"/>
-          <w:sz w:val="24"/>
-        </w:rPr>
-        <w:t>效果</w:t>
-      </w:r>
-      <w:r>
-        <w:rPr>
-          <w:rFonts w:ascii="Times New Roman" w:hAnsi="Times New Roman" w:eastAsia="SimSun"/>
-          <w:b w:val="0"/>
-          <w:i w:val="0"/>
-          <w:sz w:val="24"/>
-        </w:rPr>
-        <w:t>：消除首段卡顿，平滑网络波动，相邻音频片段无缝衔接。</w:t>
+        <w:t>为此，前端在播放阶段引入了音频预缓冲机制。系统并不在收到第一小段音频后立刻播放，而是先累计一小段足够连续播放的音频内容，再按照统一时间轴进行调度。这种做法虽然在理论上会引入少量额外等待，但它显著降低了首段播放卡顿的概率，也提升了整段回答的听感连贯性。从交互体验角度看，这一优化比机械追求毫秒级首播更符合用户感知规律。</w:t>
       </w:r>
     </w:p>
     <w:p>
@@ -13299,7 +11055,7 @@
           <w:i w:val="0"/>
           <w:sz w:val="24"/>
         </w:rPr>
-        <w:t>5.2.4 AudioBuffer 批量发送</w:t>
+        <w:t>5.2.4 音频批量发送</w:t>
       </w:r>
     </w:p>
     <w:p>
@@ -13311,20 +11067,11 @@
       <w:r>
         <w:rPr>
           <w:rFonts w:ascii="Times New Roman" w:hAnsi="Times New Roman" w:eastAsia="SimSun"/>
-          <w:b/>
-          <w:i w:val="0"/>
-          <w:sz w:val="24"/>
-        </w:rPr>
-        <w:t>问题描述</w:t>
-      </w:r>
-      <w:r>
-        <w:rPr>
-          <w:rFonts w:ascii="Times New Roman" w:hAnsi="Times New Roman" w:eastAsia="SimSun"/>
           <w:b w:val="0"/>
           <w:i w:val="0"/>
           <w:sz w:val="24"/>
         </w:rPr>
-        <w:t>：TTS SDK 每次回调的音频仅几百字节，若逐次经 WebSocket 发送会产生大量小消息，增加网络与前端处理开销。</w:t>
+        <w:t>语音合成服务在回调时通常返回大量较小的音频片段。如果后端对每个片段都单独通过 WebSocket 下发，不仅会放大网络消息数量，也会增加前端解码与调度开销。随着回答长度增加，这种“小包过多”的问题会越来越明显，并可能反过来影响前端播放稳定性。</w:t>
       </w:r>
     </w:p>
     <w:p>
@@ -13336,45 +11083,11 @@
       <w:r>
         <w:rPr>
           <w:rFonts w:ascii="Times New Roman" w:hAnsi="Times New Roman" w:eastAsia="SimSun"/>
-          <w:b/>
-          <w:i w:val="0"/>
-          <w:sz w:val="24"/>
-        </w:rPr>
-        <w:t>方案/实现</w:t>
-      </w:r>
-      <w:r>
-        <w:rPr>
-          <w:rFonts w:ascii="Times New Roman" w:hAnsi="Times New Roman" w:eastAsia="SimSun"/>
           <w:b w:val="0"/>
           <w:i w:val="0"/>
           <w:sz w:val="24"/>
         </w:rPr>
-        <w:t>：在后端引入 AudioBuffer 将 SDK 回调的小片段合并到 8 KB 的块再统一下发；该缓冲层也承担将音频从 SDK 回调线程安全投递到 asyncio 事件循环线程的职责。</w:t>
-      </w:r>
-    </w:p>
-    <w:p>
-      <w:pPr>
-        <w:spacing w:line="360" w:lineRule="auto"/>
-        <w:ind w:firstLine="420"/>
-        <w:jc w:val="both"/>
-      </w:pPr>
-      <w:r>
-        <w:rPr>
-          <w:rFonts w:ascii="Times New Roman" w:hAnsi="Times New Roman" w:eastAsia="SimSun"/>
-          <w:b/>
-          <w:i w:val="0"/>
-          <w:sz w:val="24"/>
-        </w:rPr>
-        <w:t>效果</w:t>
-      </w:r>
-      <w:r>
-        <w:rPr>
-          <w:rFonts w:ascii="Times New Roman" w:hAnsi="Times New Roman" w:eastAsia="SimSun"/>
-          <w:b w:val="0"/>
-          <w:i w:val="0"/>
-          <w:sz w:val="24"/>
-        </w:rPr>
-        <w:t>：WebSocket 消息数量显著下降，前端解码开销降低，同时保证线程安全。</w:t>
+        <w:t>因此，本项目在后端增加了音频批量缓冲机制，把多个小音频片段合并为更适合传输的批次后再统一发送。这样一来，网络发送频率降低，浏览器端需要处理的消息数量也随之减少。该优化看似属于工程层面的通信细节，但它对整条语音链路的稳定性影响很大，因为后端生成再快，如果传输阶段充满碎片化消息，最终用户体验仍然会受损。</w:t>
       </w:r>
     </w:p>
     <w:p>
@@ -13403,20 +11116,11 @@
       <w:r>
         <w:rPr>
           <w:rFonts w:ascii="Times New Roman" w:hAnsi="Times New Roman" w:eastAsia="SimSun"/>
-          <w:b/>
-          <w:i w:val="0"/>
-          <w:sz w:val="24"/>
-        </w:rPr>
-        <w:t>问题描述</w:t>
-      </w:r>
-      <w:r>
-        <w:rPr>
-          <w:rFonts w:ascii="Times New Roman" w:hAnsi="Times New Roman" w:eastAsia="SimSun"/>
           <w:b w:val="0"/>
           <w:i w:val="0"/>
           <w:sz w:val="24"/>
         </w:rPr>
-        <w:t>：系统播报过程中若用户想补充或重新提问，需要即时终止当前回答。</w:t>
+        <w:t>在真实使用过程中，用户并不会总是耐心听完整段播报后再提出新问题。很多情况下，维修人员会在听到一半时立即补充条件、修正对象或直接切换到新的提问。如果系统不能在这一时刻迅速终止旧回答，它就无法真正体现语音交互相较传统检索方式的优势。</w:t>
       </w:r>
     </w:p>
     <w:p>
@@ -13428,81 +11132,11 @@
       <w:r>
         <w:rPr>
           <w:rFonts w:ascii="Times New Roman" w:hAnsi="Times New Roman" w:eastAsia="SimSun"/>
-          <w:b/>
-          <w:i w:val="0"/>
-          <w:sz w:val="24"/>
-        </w:rPr>
-        <w:t>方案/实现</w:t>
-      </w:r>
-      <w:r>
-        <w:rPr>
-          <w:rFonts w:ascii="Times New Roman" w:hAnsi="Times New Roman" w:eastAsia="SimSun"/>
           <w:b w:val="0"/>
           <w:i w:val="0"/>
           <w:sz w:val="24"/>
         </w:rPr>
-        <w:t xml:space="preserve">：① 手动打断，前端点击按钮发送 </w:t>
-      </w:r>
-      <w:r>
-        <w:rPr>
-          <w:rFonts w:ascii="Consolas" w:hAnsi="Consolas" w:eastAsia="Consolas"/>
-          <w:b w:val="0"/>
-          <w:i w:val="0"/>
-          <w:sz w:val="24"/>
-        </w:rPr>
-        <w:t>interrupt</w:t>
-      </w:r>
-      <w:r>
-        <w:rPr>
-          <w:rFonts w:ascii="Times New Roman" w:hAnsi="Times New Roman" w:eastAsia="SimSun"/>
-          <w:b w:val="0"/>
-          <w:i w:val="0"/>
-          <w:sz w:val="24"/>
-        </w:rPr>
-        <w:t xml:space="preserve"> 消息；② VAD 语音打断，SPEAKING 状态下前端以指数平滑跟踪背景噪声基线，当音量连续 3 帧超过基线 3 倍即触发。打断后后端递增 </w:t>
-      </w:r>
-      <w:r>
-        <w:rPr>
-          <w:rFonts w:ascii="Consolas" w:hAnsi="Consolas" w:eastAsia="Consolas"/>
-          <w:b w:val="0"/>
-          <w:i w:val="0"/>
-          <w:sz w:val="24"/>
-        </w:rPr>
-        <w:t>query_generation</w:t>
-      </w:r>
-      <w:r>
-        <w:rPr>
-          <w:rFonts w:ascii="Times New Roman" w:hAnsi="Times New Roman" w:eastAsia="SimSun"/>
-          <w:b w:val="0"/>
-          <w:i w:val="0"/>
-          <w:sz w:val="24"/>
-        </w:rPr>
-        <w:t xml:space="preserve"> 计数使 LLM 生成循环 break、调用 TTS cancel 并清空 AudioBuffer，前端随即停止播放并回到 LISTENING 状态。</w:t>
-      </w:r>
-    </w:p>
-    <w:p>
-      <w:pPr>
-        <w:spacing w:line="360" w:lineRule="auto"/>
-        <w:ind w:firstLine="420"/>
-        <w:jc w:val="both"/>
-      </w:pPr>
-      <w:r>
-        <w:rPr>
-          <w:rFonts w:ascii="Times New Roman" w:hAnsi="Times New Roman" w:eastAsia="SimSun"/>
-          <w:b/>
-          <w:i w:val="0"/>
-          <w:sz w:val="24"/>
-        </w:rPr>
-        <w:t>效果</w:t>
-      </w:r>
-      <w:r>
-        <w:rPr>
-          <w:rFonts w:ascii="Times New Roman" w:hAnsi="Times New Roman" w:eastAsia="SimSun"/>
-          <w:b w:val="0"/>
-          <w:i w:val="0"/>
-          <w:sz w:val="24"/>
-        </w:rPr>
-        <w:t>：打断响应时间控制在百毫秒级，交互自然度显著提升。</w:t>
+        <w:t>基于这一需求，本项目设计了多层协同的打断机制。前端既支持用户手动点击打断，也支持在播报期间检测新的语音输入；后端则在会话状态、语言模型输出、语音合成与音频发送几个环节同步传播打断信号。这样做的关键意义在于，打断不是简单地“停止播放”，而是要让旧回答在整条链路上同时失效。只有如此，系统才能在用户发起新输入后尽快回到可交互状态，而不会继续残留过时内容。</w:t>
       </w:r>
     </w:p>
     <w:p>
@@ -13531,38 +11165,11 @@
       <w:r>
         <w:rPr>
           <w:rFonts w:ascii="Times New Roman" w:hAnsi="Times New Roman" w:eastAsia="SimSun"/>
-          <w:b/>
-          <w:i w:val="0"/>
-          <w:sz w:val="24"/>
-        </w:rPr>
-        <w:t>问题描述</w:t>
-      </w:r>
-      <w:r>
-        <w:rPr>
-          <w:rFonts w:ascii="Times New Roman" w:hAnsi="Times New Roman" w:eastAsia="SimSun"/>
           <w:b w:val="0"/>
           <w:i w:val="0"/>
           <w:sz w:val="24"/>
         </w:rPr>
-        <w:t xml:space="preserve">：NLS SDK 默认的 </w:t>
-      </w:r>
-      <w:r>
-        <w:rPr>
-          <w:rFonts w:ascii="Consolas" w:hAnsi="Consolas" w:eastAsia="Consolas"/>
-          <w:b w:val="0"/>
-          <w:i w:val="0"/>
-          <w:sz w:val="24"/>
-        </w:rPr>
-        <w:t>max_sentence_silence</w:t>
-      </w:r>
-      <w:r>
-        <w:rPr>
-          <w:rFonts w:ascii="Times New Roman" w:hAnsi="Times New Roman" w:eastAsia="SimSun"/>
-          <w:b w:val="0"/>
-          <w:i w:val="0"/>
-          <w:sz w:val="24"/>
-        </w:rPr>
-        <w:t xml:space="preserve"> 约 800 ms，用户思考停顿就可能被判定为句末，一句话被切成多段。</w:t>
+        <w:t>语音识别阶段的默认静音判定参数往往针对一般对话场景设定，而维修问答中的表达常常伴随思考停顿。如果停顿稍长就被误判为一句结束，原本完整的问题可能被切分成多个短句，进而影响后续检索与生成效果。这说明，识别阶段的参数选择并不是单独的识别问题，而会直接传导到后续问答质量。</w:t>
       </w:r>
     </w:p>
     <w:p>
@@ -13574,38 +11181,27 @@
       <w:r>
         <w:rPr>
           <w:rFonts w:ascii="Times New Roman" w:hAnsi="Times New Roman" w:eastAsia="SimSun"/>
+          <w:b w:val="0"/>
+          <w:i w:val="0"/>
+          <w:sz w:val="24"/>
+        </w:rPr>
+        <w:t>针对这一点，本项目适当放宽了静音容忍时间，使识别器对句内停顿更加宽容。优化后的效果是，用户在思考或组织表达时出现的短暂停顿不再轻易触发错误断句，多轮语音提问中的语义完整性也因此得到改善。这一优化虽然不会像检索指标或延迟数字那样直接体现在显性表格中，但它对整体交互自然度具有明显影响。</w:t>
+      </w:r>
+    </w:p>
+    <w:p>
+      <w:pPr>
+        <w:keepNext/>
+        <w:spacing w:before="240" w:after="240" w:line="360" w:lineRule="auto"/>
+        <w:jc w:val="left"/>
+      </w:pPr>
+      <w:r>
+        <w:rPr>
+          <w:rFonts w:ascii="Times New Roman" w:hAnsi="Times New Roman" w:eastAsia="SimHei"/>
           <w:b/>
           <w:i w:val="0"/>
           <w:sz w:val="24"/>
         </w:rPr>
-        <w:t>方案/实现</w:t>
-      </w:r>
-      <w:r>
-        <w:rPr>
-          <w:rFonts w:ascii="Times New Roman" w:hAnsi="Times New Roman" w:eastAsia="SimSun"/>
-          <w:b w:val="0"/>
-          <w:i w:val="0"/>
-          <w:sz w:val="24"/>
-        </w:rPr>
-        <w:t xml:space="preserve">：将参数放宽至 1500 ms，并通过环境变量 </w:t>
-      </w:r>
-      <w:r>
-        <w:rPr>
-          <w:rFonts w:ascii="Consolas" w:hAnsi="Consolas" w:eastAsia="Consolas"/>
-          <w:b w:val="0"/>
-          <w:i w:val="0"/>
-          <w:sz w:val="24"/>
-        </w:rPr>
-        <w:t>STT_MAX_SILENCE</w:t>
-      </w:r>
-      <w:r>
-        <w:rPr>
-          <w:rFonts w:ascii="Times New Roman" w:hAnsi="Times New Roman" w:eastAsia="SimSun"/>
-          <w:b w:val="0"/>
-          <w:i w:val="0"/>
-          <w:sz w:val="24"/>
-        </w:rPr>
-        <w:t xml:space="preserve"> 支持灵活配置。</w:t>
+        <w:t>5.3 本章小结</w:t>
       </w:r>
     </w:p>
     <w:p>
@@ -13617,12 +11213,18 @@
       <w:r>
         <w:rPr>
           <w:rFonts w:ascii="Times New Roman" w:hAnsi="Times New Roman" w:eastAsia="SimSun"/>
-          <w:b/>
-          <w:i w:val="0"/>
-          <w:sz w:val="24"/>
-        </w:rPr>
-        <w:t>效果</w:t>
-      </w:r>
+          <w:b w:val="0"/>
+          <w:i w:val="0"/>
+          <w:sz w:val="24"/>
+        </w:rPr>
+        <w:t>本章围绕检索效果与交互体验两个方面，对项目进行了系统性优化。RAG 检索方面，本文通过混合检索、交叉编码器重排序、查询改写、上下文增强切分、航空术语词典和元数据过滤等措施，逐步改善了召回能力、排序质量和专业术语适配能力，使系统在 1478 个文档片段构成的多源知识库上将 Hit Rate@5 从 0.7333 提升至 0.9556，将 MRR@5 从 0.5781 提升至 0.9444。流式交互方面，本文通过端到端并行处理、文本缓冲、音频预缓冲、音频批量发送、语音打断和静音容忍优化，把“说完到听到”的响应时间从约 5.6 秒降低到约 1.6 秒。上述优化说明，本项目的性能提升并非来自某一项孤立技巧，而是来自对检索链路与语音交互链路的协同改进。</w:t>
+      </w:r>
+    </w:p>
+    <w:p>
+      <w:pPr>
+        <w:pageBreakBefore/>
+        <w:spacing w:line="360" w:lineRule="auto"/>
+      </w:pPr>
       <w:r>
         <w:rPr>
           <w:rFonts w:ascii="Times New Roman" w:hAnsi="Times New Roman" w:eastAsia="SimSun"/>
@@ -13630,23 +11232,22 @@
           <w:i w:val="0"/>
           <w:sz w:val="24"/>
         </w:rPr>
-        <w:t>：句内停顿不再误切，多轮对话的语义完整性明显改善。</w:t>
       </w:r>
     </w:p>
     <w:p>
       <w:pPr>
         <w:keepNext/>
         <w:spacing w:before="240" w:after="240" w:line="360" w:lineRule="auto"/>
-        <w:jc w:val="left"/>
+        <w:jc w:val="center"/>
       </w:pPr>
       <w:r>
         <w:rPr>
           <w:rFonts w:ascii="Times New Roman" w:hAnsi="Times New Roman" w:eastAsia="SimHei"/>
           <w:b/>
           <w:i w:val="0"/>
-          <w:sz w:val="24"/>
-        </w:rPr>
-        <w:t>5.3 本章小结</w:t>
+          <w:sz w:val="30"/>
+        </w:rPr>
+        <w:t>6  系统测试与结果分析</w:t>
       </w:r>
     </w:p>
     <w:p>
@@ -13662,53 +11263,7 @@
           <w:i w:val="0"/>
           <w:sz w:val="24"/>
         </w:rPr>
-        <w:t>本章从 RAG 检索与流式交互两个维度阐述了系统的优化工作。RAG 方面，通过混合检索、交叉编码器重排序、查询改写、上下文增强切分、航空术语词典和元数据过滤六项措施，在 1478 片段的多源知识库上 Hit Rate@5 由 0.7333 提升至 0.9556，MRR@5 由 0.5781 提升至 0.9444。流式交互方面，通过端到端并行处理、文本缓冲、音频预缓冲、批量发送、多层级打断和 STT 静音容忍等优化，端到端延迟由约 5.6 秒降至约 1.6 秒，降低约 71%，同时保持了良好的合成自然度与交互流畅性。</w:t>
-      </w:r>
-    </w:p>
-    <w:p>
-      <w:pPr>
-        <w:pageBreakBefore/>
-        <w:spacing w:line="360" w:lineRule="auto"/>
-      </w:pPr>
-      <w:r>
-        <w:rPr>
-          <w:rFonts w:ascii="Times New Roman" w:hAnsi="Times New Roman" w:eastAsia="SimSun"/>
-          <w:b w:val="0"/>
-          <w:i w:val="0"/>
-          <w:sz w:val="24"/>
-        </w:rPr>
-      </w:r>
-    </w:p>
-    <w:p>
-      <w:pPr>
-        <w:keepNext/>
-        <w:spacing w:before="240" w:after="240" w:line="360" w:lineRule="auto"/>
-        <w:jc w:val="center"/>
-      </w:pPr>
-      <w:r>
-        <w:rPr>
-          <w:rFonts w:ascii="Times New Roman" w:hAnsi="Times New Roman" w:eastAsia="SimHei"/>
-          <w:b/>
-          <w:i w:val="0"/>
-          <w:sz w:val="30"/>
-        </w:rPr>
-        <w:t>6  系统测试与结果分析</w:t>
-      </w:r>
-    </w:p>
-    <w:p>
-      <w:pPr>
-        <w:spacing w:line="360" w:lineRule="auto"/>
-        <w:ind w:firstLine="420"/>
-        <w:jc w:val="both"/>
-      </w:pPr>
-      <w:r>
-        <w:rPr>
-          <w:rFonts w:ascii="Times New Roman" w:hAnsi="Times New Roman" w:eastAsia="SimSun"/>
-          <w:b w:val="0"/>
-          <w:i w:val="0"/>
-          <w:sz w:val="24"/>
-        </w:rPr>
-        <w:t>本章通过单元测试、端到端测试、RAG 检索性能评估和延迟分析，对系统的正确性与性能进行验证。</w:t>
+        <w:t>系统实现与优化完成后，还需要通过系统性的测试与实验分析来回答两个问题：第一，项目的各个核心模块是否能够稳定工作，并在异常或边界情况下保持正确行为；第二，前文提出的检索优化与流式交互优化是否真正转化为了可量化的性能提升。为此，本文从测试环境、单元测试、端到端测试、RAG 检索性能评估以及延迟分析五个方面对项目进行验证。</w:t>
       </w:r>
     </w:p>
     <w:p>
@@ -13757,7 +11312,7 @@
           <w:i w:val="0"/>
           <w:sz w:val="24"/>
         </w:rPr>
-        <w:t>系统测试环境如表 6.1 所示。</w:t>
+        <w:t>为了使测试结果具有可复现性，本文首先明确实验运行环境。与高性能离线模型测试不同，本项目强调的是“浏览器前端 + 本地服务 + 云端模型接口”组成的完整链路，因此测试环境不仅要说明本地开发平台，还要说明浏览器与网络条件。表 6.1 给出了主要测试环境配置。</w:t>
       </w:r>
     </w:p>
     <w:p>
@@ -13903,7 +11458,7 @@
                 <w:i w:val="0"/>
                 <w:sz w:val="18"/>
               </w:rPr>
-              <w:t>Linux 6.6 (WSL2)</w:t>
+              <w:t>Linux 6.6（WSL2）</w:t>
             </w:r>
           </w:p>
         </w:tc>
@@ -14096,6 +11651,22 @@
     <w:p/>
     <w:p>
       <w:pPr>
+        <w:spacing w:line="360" w:lineRule="auto"/>
+        <w:ind w:firstLine="420"/>
+        <w:jc w:val="both"/>
+      </w:pPr>
+      <w:r>
+        <w:rPr>
+          <w:rFonts w:ascii="Times New Roman" w:hAnsi="Times New Roman" w:eastAsia="SimSun"/>
+          <w:b w:val="0"/>
+          <w:i w:val="0"/>
+          <w:sz w:val="24"/>
+        </w:rPr>
+        <w:t>这一环境配置能够满足本文的主要验证目标。其一，后端服务、检索模块和测试脚本可以在本地稳定运行；其二，浏览器端音频采集、播放和长连接交互可以在真实前端环境下完成；其三，云端模型接口仍然能够按项目原始部署方式参与整条问答链路，从而保证测试结果反映的是真实使用条件，而不是理想化离线环境。</w:t>
+      </w:r>
+    </w:p>
+    <w:p>
+      <w:pPr>
         <w:keepNext/>
         <w:spacing w:before="240" w:after="240" w:line="360" w:lineRule="auto"/>
         <w:ind w:firstLine="420"/>
@@ -14124,7 +11695,7 @@
           <w:i w:val="0"/>
           <w:sz w:val="24"/>
         </w:rPr>
-        <w:t>知识库由 5 份航空维修专业资料经 PDF OCR 与段落切分构成，合计 1478 个文档片段，具体组成如表 6.2 所示，覆盖飞机结构、系统、客舱设施、航线维护与飞行使用等子领域。评估数据集为结合维修手册 LLM 自动生成的 45 条测试查询，每条查询配有 golden_content 标准答案；测试音频为 CosyVoice 合成的 16 kHz WAV 文件。</w:t>
+        <w:t>测试数据由知识库数据、检索评估数据和语音测试数据三部分组成。知识库部分来自 5 份航空维修专业资料，经文本提取和段落切分后形成 1478 个文档片段，覆盖机体结构、系统原理、客舱设施、航线维护与飞行使用等多个子领域。表 6.2 给出了知识库文档构成。</w:t>
       </w:r>
     </w:p>
     <w:p>
@@ -14599,6 +12170,22 @@
     <w:p/>
     <w:p>
       <w:pPr>
+        <w:spacing w:line="360" w:lineRule="auto"/>
+        <w:ind w:firstLine="420"/>
+        <w:jc w:val="both"/>
+      </w:pPr>
+      <w:r>
+        <w:rPr>
+          <w:rFonts w:ascii="Times New Roman" w:hAnsi="Times New Roman" w:eastAsia="SimSun"/>
+          <w:b w:val="0"/>
+          <w:i w:val="0"/>
+          <w:sz w:val="24"/>
+        </w:rPr>
+        <w:t>在检索评估方面，本文构建了 45 条测试查询，并为每条查询标注了对应标准答案片段，用于计算 Hit Rate、MRR 和 nDCG 等指标。语音测试部分则使用预生成的 16 kHz WAV 音频作为输入，便于在端到端测试中稳定复现实验流程。通过将文本评估与语音评估分开组织，本文既可以分析检索模块本身的性能，又能观察整条语音问答链路的实际表现。</w:t>
+      </w:r>
+    </w:p>
+    <w:p>
+      <w:pPr>
         <w:keepNext/>
         <w:spacing w:before="240" w:after="240" w:line="360" w:lineRule="auto"/>
         <w:jc w:val="left"/>
@@ -14611,6 +12198,88 @@
           <w:sz w:val="24"/>
         </w:rPr>
         <w:t>6.2 单元测试</w:t>
+      </w:r>
+    </w:p>
+    <w:p>
+      <w:pPr>
+        <w:spacing w:line="360" w:lineRule="auto"/>
+        <w:ind w:firstLine="420"/>
+        <w:jc w:val="both"/>
+      </w:pPr>
+      <w:r>
+        <w:rPr>
+          <w:rFonts w:ascii="Times New Roman" w:hAnsi="Times New Roman" w:eastAsia="SimSun"/>
+          <w:b w:val="0"/>
+          <w:i w:val="0"/>
+          <w:sz w:val="24"/>
+        </w:rPr>
+        <w:t>单元测试的目标不是复现完整业务流程，而是验证关键模块在局部范围内是否满足预期行为。本项目的单元测试主要覆盖检索评估指标、BM25 索引、查询改写、元数据处理和语音识别配置等五类关键能力。之所以优先测试这些内容，是因为它们分别对应“指标是否计算正确”“检索器是否可用”“口语化查询是否能被规范化”“结构信息是否可被提取”和“识别参数是否按预期生效”几个高风险点。</w:t>
+      </w:r>
+    </w:p>
+    <w:p>
+      <w:pPr>
+        <w:spacing w:line="360" w:lineRule="auto"/>
+        <w:ind w:firstLine="420"/>
+        <w:jc w:val="both"/>
+      </w:pPr>
+      <w:r>
+        <w:rPr>
+          <w:rFonts w:ascii="Times New Roman" w:hAnsi="Times New Roman" w:eastAsia="SimSun"/>
+          <w:b w:val="0"/>
+          <w:i w:val="0"/>
+          <w:sz w:val="24"/>
+        </w:rPr>
+        <w:t>在具体测试内容上，检索评估指标测试覆盖了完美排序、部分命中、完全未命中和空结果集等多种情况，确保实验指标计算不会因为边界输入而失真；BM25 索引测试验证了索引构建、Top-K 检索和磁盘持久化过程，确保稀疏检索能力可靠；查询改写测试覆盖长查询短路、短查询改写、带历史上下文改写与模型失败降级等情况，以确认该模块在多种调用分支下行为稳定；元数据测试则验证章节标题、页码提取和字段过滤能力是否正常；语音识别配置测试则确认静音阈值参数能够正确传递到识别服务配置中。</w:t>
+      </w:r>
+    </w:p>
+    <w:p>
+      <w:pPr>
+        <w:spacing w:line="360" w:lineRule="auto"/>
+        <w:ind w:firstLine="420"/>
+        <w:jc w:val="both"/>
+      </w:pPr>
+      <w:r>
+        <w:rPr>
+          <w:rFonts w:ascii="Times New Roman" w:hAnsi="Times New Roman" w:eastAsia="SimSun"/>
+          <w:b w:val="0"/>
+          <w:i w:val="0"/>
+          <w:sz w:val="24"/>
+        </w:rPr>
+        <w:t xml:space="preserve">这些测试最终由 </w:t>
+      </w:r>
+      <w:r>
+        <w:rPr>
+          <w:rFonts w:ascii="Consolas" w:hAnsi="Consolas" w:eastAsia="Consolas"/>
+          <w:b w:val="0"/>
+          <w:i w:val="0"/>
+          <w:sz w:val="24"/>
+        </w:rPr>
+        <w:t>pytest</w:t>
+      </w:r>
+      <w:r>
+        <w:rPr>
+          <w:rFonts w:ascii="Times New Roman" w:hAnsi="Times New Roman" w:eastAsia="SimSun"/>
+          <w:b w:val="0"/>
+          <w:i w:val="0"/>
+          <w:sz w:val="24"/>
+        </w:rPr>
+        <w:t xml:space="preserve"> 统一执行，共通过 16 个用例。测试结果说明，项目的关键底层能力在独立验证层面是稳定的，后续端到端问题若出现，也更容易定位到模块协作层而非基础能力本身。</w:t>
+      </w:r>
+    </w:p>
+    <w:p>
+      <w:pPr>
+        <w:keepNext/>
+        <w:spacing w:before="240" w:after="240" w:line="360" w:lineRule="auto"/>
+        <w:jc w:val="left"/>
+      </w:pPr>
+      <w:r>
+        <w:rPr>
+          <w:rFonts w:ascii="Times New Roman" w:hAnsi="Times New Roman" w:eastAsia="SimHei"/>
+          <w:b/>
+          <w:i w:val="0"/>
+          <w:sz w:val="24"/>
+        </w:rPr>
+        <w:t>6.3 端到端测试</w:t>
       </w:r>
     </w:p>
     <w:p>
@@ -14627,7 +12296,7 @@
           <w:i w:val="0"/>
           <w:sz w:val="24"/>
         </w:rPr>
-        <w:t>6.2.1 RAG 评估指标测试</w:t>
+        <w:t>6.3.1 测试方案</w:t>
       </w:r>
     </w:p>
     <w:p>
@@ -14638,21 +12307,28 @@
       </w:pPr>
       <w:r>
         <w:rPr>
-          <w:rFonts w:ascii="Consolas" w:hAnsi="Consolas" w:eastAsia="Consolas"/>
-          <w:b w:val="0"/>
-          <w:i w:val="0"/>
-          <w:sz w:val="24"/>
-        </w:rPr>
-        <w:t>tests/test_evaluation.py</w:t>
-      </w:r>
-      <w:r>
-        <w:rPr>
           <w:rFonts w:ascii="Times New Roman" w:hAnsi="Times New Roman" w:eastAsia="SimSun"/>
           <w:b w:val="0"/>
           <w:i w:val="0"/>
           <w:sz w:val="24"/>
         </w:rPr>
-        <w:t xml:space="preserve"> 共 5 个用例，覆盖完美排序、部分匹配、完全未命中、空结果集和多查询综合评估，全部通过。</w:t>
+        <w:t>单元测试能够证明模块局部正确，但无法说明整条链路在真实交互中是否协同正常。因此，本文进一步设计端到端测试，直接从浏览器接入方式出发，模拟用户发起一次语音问答的全过程。测试客户端通过 WebSocket 与后端建立连接，向后端发送预录音频，并持续收集识别结果、检索来源、语言模型文本片段和语音合成结果，以观察系统是否能够按正确顺序完成响应。</w:t>
+      </w:r>
+    </w:p>
+    <w:p>
+      <w:pPr>
+        <w:spacing w:line="360" w:lineRule="auto"/>
+        <w:ind w:firstLine="420"/>
+        <w:jc w:val="both"/>
+      </w:pPr>
+      <w:r>
+        <w:rPr>
+          <w:rFonts w:ascii="Times New Roman" w:hAnsi="Times New Roman" w:eastAsia="SimSun"/>
+          <w:b w:val="0"/>
+          <w:i w:val="0"/>
+          <w:sz w:val="24"/>
+        </w:rPr>
+        <w:t>这一测试方案之所以必要，是因为本项目的主要难点不在于某个单独模块，而在于识别、检索、生成、合成和打断控制之间的协同关系。只有把整条链路连起来测试，才能验证会话状态切换、音频流转和中间结果回传是否真正稳定。</w:t>
       </w:r>
     </w:p>
     <w:p>
@@ -14669,7 +12345,7 @@
           <w:i w:val="0"/>
           <w:sz w:val="24"/>
         </w:rPr>
-        <w:t>6.2.2 BM25 索引测试</w:t>
+        <w:t>6.3.2 测试流程</w:t>
       </w:r>
     </w:p>
     <w:p>
@@ -14680,21 +12356,28 @@
       </w:pPr>
       <w:r>
         <w:rPr>
-          <w:rFonts w:ascii="Consolas" w:hAnsi="Consolas" w:eastAsia="Consolas"/>
-          <w:b w:val="0"/>
-          <w:i w:val="0"/>
-          <w:sz w:val="24"/>
-        </w:rPr>
-        <w:t>tests/test_bm25.py</w:t>
-      </w:r>
-      <w:r>
-        <w:rPr>
           <w:rFonts w:ascii="Times New Roman" w:hAnsi="Times New Roman" w:eastAsia="SimSun"/>
           <w:b w:val="0"/>
           <w:i w:val="0"/>
           <w:sz w:val="24"/>
         </w:rPr>
-        <w:t xml:space="preserve"> 共 3 个用例，验证索引构建、Top-K 搜索与磁盘持久化，全部通过。</w:t>
+        <w:t>端到端测试开始前，后端首先加载知识库索引并启动服务；随后测试客户端建立长连接，把语音音频按固定时间粒度拆分后逐步发送给后端；在后端处理过程中，客户端同步记录识别文本、检索来源、语言模型返回片段与音频数据回传情况，并在最终阶段检查回答链路是否完整闭合。</w:t>
+      </w:r>
+    </w:p>
+    <w:p>
+      <w:pPr>
+        <w:spacing w:line="360" w:lineRule="auto"/>
+        <w:ind w:firstLine="420"/>
+        <w:jc w:val="both"/>
+      </w:pPr>
+      <w:r>
+        <w:rPr>
+          <w:rFonts w:ascii="Times New Roman" w:hAnsi="Times New Roman" w:eastAsia="SimSun"/>
+          <w:b w:val="0"/>
+          <w:i w:val="0"/>
+          <w:sz w:val="24"/>
+        </w:rPr>
+        <w:t>除了单条查询测试外，测试流程还覆盖了多轮追问和打断场景。前者用于验证上下文是否能在多轮问答中正确延续，后者用于验证旧回答是否能够在用户发起新输入后及时终止。也就是说，端到端测试不仅关注“系统能否回答”，还关注“系统能否像真实语音问答工具一样持续交互”。</w:t>
       </w:r>
     </w:p>
     <w:p>
@@ -14711,7 +12394,7 @@
           <w:i w:val="0"/>
           <w:sz w:val="24"/>
         </w:rPr>
-        <w:t>6.2.3 查询改写测试</w:t>
+        <w:t>6.3.3 测试结果</w:t>
       </w:r>
     </w:p>
     <w:p>
@@ -14722,356 +12405,12 @@
       </w:pPr>
       <w:r>
         <w:rPr>
-          <w:rFonts w:ascii="Consolas" w:hAnsi="Consolas" w:eastAsia="Consolas"/>
-          <w:b w:val="0"/>
-          <w:i w:val="0"/>
-          <w:sz w:val="24"/>
-        </w:rPr>
-        <w:t>tests/test_query_rewriter.py</w:t>
-      </w:r>
-      <w:r>
-        <w:rPr>
           <w:rFonts w:ascii="Times New Roman" w:hAnsi="Times New Roman" w:eastAsia="SimSun"/>
           <w:b w:val="0"/>
           <w:i w:val="0"/>
           <w:sz w:val="24"/>
         </w:rPr>
-        <w:t xml:space="preserve"> 共 4 个用例，覆盖长查询短路、短查询改写、带历史改写和 LLM 失败降级，全部通过。</w:t>
-      </w:r>
-    </w:p>
-    <w:p>
-      <w:pPr>
-        <w:keepNext/>
-        <w:spacing w:before="240" w:after="240" w:line="360" w:lineRule="auto"/>
-        <w:ind w:firstLine="420"/>
-        <w:jc w:val="left"/>
-      </w:pPr>
-      <w:r>
-        <w:rPr>
-          <w:rFonts w:ascii="Times New Roman" w:hAnsi="Times New Roman" w:eastAsia="SimHei"/>
-          <w:b/>
-          <w:i w:val="0"/>
-          <w:sz w:val="24"/>
-        </w:rPr>
-        <w:t>6.2.4 元数据提取测试</w:t>
-      </w:r>
-    </w:p>
-    <w:p>
-      <w:pPr>
-        <w:spacing w:line="360" w:lineRule="auto"/>
-        <w:ind w:firstLine="420"/>
-        <w:jc w:val="both"/>
-      </w:pPr>
-      <w:r>
-        <w:rPr>
-          <w:rFonts w:ascii="Consolas" w:hAnsi="Consolas" w:eastAsia="Consolas"/>
-          <w:b w:val="0"/>
-          <w:i w:val="0"/>
-          <w:sz w:val="24"/>
-        </w:rPr>
-        <w:t>tests/test_metadata.py</w:t>
-      </w:r>
-      <w:r>
-        <w:rPr>
-          <w:rFonts w:ascii="Times New Roman" w:hAnsi="Times New Roman" w:eastAsia="SimSun"/>
-          <w:b w:val="0"/>
-          <w:i w:val="0"/>
-          <w:sz w:val="24"/>
-        </w:rPr>
-        <w:t xml:space="preserve"> 共 3 个用例，验证章节标题识别、页码提取与按字段过滤，全部通过。</w:t>
-      </w:r>
-    </w:p>
-    <w:p>
-      <w:pPr>
-        <w:keepNext/>
-        <w:spacing w:before="240" w:after="240" w:line="360" w:lineRule="auto"/>
-        <w:ind w:firstLine="420"/>
-        <w:jc w:val="left"/>
-      </w:pPr>
-      <w:r>
-        <w:rPr>
-          <w:rFonts w:ascii="Times New Roman" w:hAnsi="Times New Roman" w:eastAsia="SimHei"/>
-          <w:b/>
-          <w:i w:val="0"/>
-          <w:sz w:val="24"/>
-        </w:rPr>
-        <w:t>6.2.5 STT 配置测试</w:t>
-      </w:r>
-    </w:p>
-    <w:p>
-      <w:pPr>
-        <w:spacing w:line="360" w:lineRule="auto"/>
-        <w:ind w:firstLine="420"/>
-        <w:jc w:val="both"/>
-      </w:pPr>
-      <w:r>
-        <w:rPr>
-          <w:rFonts w:ascii="Consolas" w:hAnsi="Consolas" w:eastAsia="Consolas"/>
-          <w:b w:val="0"/>
-          <w:i w:val="0"/>
-          <w:sz w:val="24"/>
-        </w:rPr>
-        <w:t>tests/test_stt_config.py</w:t>
-      </w:r>
-      <w:r>
-        <w:rPr>
-          <w:rFonts w:ascii="Times New Roman" w:hAnsi="Times New Roman" w:eastAsia="SimSun"/>
-          <w:b w:val="0"/>
-          <w:i w:val="0"/>
-          <w:sz w:val="24"/>
-        </w:rPr>
-        <w:t xml:space="preserve"> 共 1 个用例，验证 </w:t>
-      </w:r>
-      <w:r>
-        <w:rPr>
-          <w:rFonts w:ascii="Consolas" w:hAnsi="Consolas" w:eastAsia="Consolas"/>
-          <w:b w:val="0"/>
-          <w:i w:val="0"/>
-          <w:sz w:val="24"/>
-        </w:rPr>
-        <w:t>max_sentence_silence</w:t>
-      </w:r>
-      <w:r>
-        <w:rPr>
-          <w:rFonts w:ascii="Times New Roman" w:hAnsi="Times New Roman" w:eastAsia="SimSun"/>
-          <w:b w:val="0"/>
-          <w:i w:val="0"/>
-          <w:sz w:val="24"/>
-        </w:rPr>
-        <w:t xml:space="preserve"> 参数能正确传递给 NLS SDK 并支持环境变量覆盖，通过。</w:t>
-      </w:r>
-    </w:p>
-    <w:p>
-      <w:pPr>
-        <w:keepNext/>
-        <w:spacing w:before="240" w:after="240" w:line="360" w:lineRule="auto"/>
-        <w:ind w:firstLine="420"/>
-        <w:jc w:val="left"/>
-      </w:pPr>
-      <w:r>
-        <w:rPr>
-          <w:rFonts w:ascii="Times New Roman" w:hAnsi="Times New Roman" w:eastAsia="SimHei"/>
-          <w:b/>
-          <w:i w:val="0"/>
-          <w:sz w:val="24"/>
-        </w:rPr>
-        <w:t>6.2.6 单元测试结果</w:t>
-      </w:r>
-    </w:p>
-    <w:p>
-      <w:pPr>
-        <w:spacing w:line="360" w:lineRule="auto"/>
-        <w:ind w:firstLine="420"/>
-        <w:jc w:val="both"/>
-      </w:pPr>
-      <w:r>
-        <w:rPr>
-          <w:rFonts w:ascii="Times New Roman" w:hAnsi="Times New Roman" w:eastAsia="SimSun"/>
-          <w:b w:val="0"/>
-          <w:i w:val="0"/>
-          <w:sz w:val="24"/>
-        </w:rPr>
-        <w:t>pytest 运行摘要：</w:t>
-      </w:r>
-    </w:p>
-    <w:p>
-      <w:pPr>
-        <w:spacing w:before="0" w:after="0" w:line="240" w:lineRule="auto"/>
-        <w:ind w:firstLine="420"/>
-        <w:jc w:val="left"/>
-      </w:pPr>
-      <w:r>
-        <w:rPr>
-          <w:rFonts w:ascii="Consolas" w:hAnsi="Consolas" w:eastAsia="Consolas"/>
-          <w:b w:val="0"/>
-          <w:i w:val="0"/>
-          <w:sz w:val="21"/>
-          <w:shd w:fill="F2F2F2" w:val="clear"/>
-        </w:rPr>
-        <w:t>$ python -m pytest tests/ -v</w:t>
-      </w:r>
-    </w:p>
-    <w:p>
-      <w:pPr>
-        <w:spacing w:before="0" w:after="0" w:line="240" w:lineRule="auto"/>
-        <w:ind w:firstLine="420"/>
-        <w:jc w:val="left"/>
-      </w:pPr>
-      <w:r>
-        <w:rPr>
-          <w:rFonts w:ascii="Consolas" w:hAnsi="Consolas" w:eastAsia="Consolas"/>
-          <w:b w:val="0"/>
-          <w:i w:val="0"/>
-          <w:sz w:val="21"/>
-          <w:shd w:fill="F2F2F2" w:val="clear"/>
-        </w:rPr>
-        <w:t>...</w:t>
-      </w:r>
-    </w:p>
-    <w:p>
-      <w:pPr>
-        <w:spacing w:before="0" w:after="0" w:line="240" w:lineRule="auto"/>
-        <w:ind w:firstLine="420"/>
-        <w:jc w:val="left"/>
-      </w:pPr>
-      <w:r>
-        <w:rPr>
-          <w:rFonts w:ascii="Consolas" w:hAnsi="Consolas" w:eastAsia="Consolas"/>
-          <w:b w:val="0"/>
-          <w:i w:val="0"/>
-          <w:sz w:val="21"/>
-          <w:shd w:fill="F2F2F2" w:val="clear"/>
-        </w:rPr>
-        <w:t>16 passed in 2.35s</w:t>
-      </w:r>
-    </w:p>
-    <w:p>
-      <w:pPr>
-        <w:spacing w:line="360" w:lineRule="auto"/>
-        <w:ind w:firstLine="420"/>
-        <w:jc w:val="both"/>
-      </w:pPr>
-      <w:r>
-        <w:rPr>
-          <w:rFonts w:ascii="Times New Roman" w:hAnsi="Times New Roman" w:eastAsia="SimSun"/>
-          <w:b w:val="0"/>
-          <w:i w:val="0"/>
-          <w:sz w:val="24"/>
-        </w:rPr>
-        <w:t>全部 16 个用例通过，覆盖评估指标、BM25 索引、查询改写、元数据处理和 STT 配置五个模块。</w:t>
-      </w:r>
-    </w:p>
-    <w:p>
-      <w:pPr>
-        <w:keepNext/>
-        <w:spacing w:before="240" w:after="240" w:line="360" w:lineRule="auto"/>
-        <w:jc w:val="left"/>
-      </w:pPr>
-      <w:r>
-        <w:rPr>
-          <w:rFonts w:ascii="Times New Roman" w:hAnsi="Times New Roman" w:eastAsia="SimHei"/>
-          <w:b/>
-          <w:i w:val="0"/>
-          <w:sz w:val="24"/>
-        </w:rPr>
-        <w:t>6.3 端到端测试</w:t>
-      </w:r>
-    </w:p>
-    <w:p>
-      <w:pPr>
-        <w:keepNext/>
-        <w:spacing w:before="240" w:after="240" w:line="360" w:lineRule="auto"/>
-        <w:ind w:firstLine="420"/>
-        <w:jc w:val="left"/>
-      </w:pPr>
-      <w:r>
-        <w:rPr>
-          <w:rFonts w:ascii="Times New Roman" w:hAnsi="Times New Roman" w:eastAsia="SimHei"/>
-          <w:b/>
-          <w:i w:val="0"/>
-          <w:sz w:val="24"/>
-        </w:rPr>
-        <w:t>6.3.1 测试方案</w:t>
-      </w:r>
-    </w:p>
-    <w:p>
-      <w:pPr>
-        <w:spacing w:line="360" w:lineRule="auto"/>
-        <w:ind w:firstLine="420"/>
-        <w:jc w:val="both"/>
-      </w:pPr>
-      <w:r>
-        <w:rPr>
-          <w:rFonts w:ascii="Times New Roman" w:hAnsi="Times New Roman" w:eastAsia="SimSun"/>
-          <w:b w:val="0"/>
-          <w:i w:val="0"/>
-          <w:sz w:val="24"/>
-        </w:rPr>
-        <w:t xml:space="preserve">使用 </w:t>
-      </w:r>
-      <w:r>
-        <w:rPr>
-          <w:rFonts w:ascii="Consolas" w:hAnsi="Consolas" w:eastAsia="Consolas"/>
-          <w:b w:val="0"/>
-          <w:i w:val="0"/>
-          <w:sz w:val="24"/>
-        </w:rPr>
-        <w:t>scripts/e2e_test_client.py</w:t>
-      </w:r>
-      <w:r>
-        <w:rPr>
-          <w:rFonts w:ascii="Times New Roman" w:hAnsi="Times New Roman" w:eastAsia="SimSun"/>
-          <w:b w:val="0"/>
-          <w:i w:val="0"/>
-          <w:sz w:val="24"/>
-        </w:rPr>
-        <w:t xml:space="preserve"> WebSocket 客户端模拟前端，将预录音频送入后端并收集 STT、RAG、LLM、TTS 全链路输出，支持单条查询、多轮对话与打断三种测试模式。</w:t>
-      </w:r>
-    </w:p>
-    <w:p>
-      <w:pPr>
-        <w:keepNext/>
-        <w:spacing w:before="240" w:after="240" w:line="360" w:lineRule="auto"/>
-        <w:ind w:firstLine="420"/>
-        <w:jc w:val="left"/>
-      </w:pPr>
-      <w:r>
-        <w:rPr>
-          <w:rFonts w:ascii="Times New Roman" w:hAnsi="Times New Roman" w:eastAsia="SimHei"/>
-          <w:b/>
-          <w:i w:val="0"/>
-          <w:sz w:val="24"/>
-        </w:rPr>
-        <w:t>6.3.2 测试流程</w:t>
-      </w:r>
-    </w:p>
-    <w:p>
-      <w:pPr>
-        <w:spacing w:line="360" w:lineRule="auto"/>
-        <w:ind w:firstLine="420"/>
-        <w:jc w:val="both"/>
-      </w:pPr>
-      <w:r>
-        <w:rPr>
-          <w:rFonts w:ascii="Times New Roman" w:hAnsi="Times New Roman" w:eastAsia="SimSun"/>
-          <w:b w:val="0"/>
-          <w:i w:val="0"/>
-          <w:sz w:val="24"/>
-        </w:rPr>
-        <w:t>后端启动并加载索引后，客户端建立 WebSocket 连接，将音频按 3200 字节（100 ms）分片发送，收集各阶段消息与时间戳，并对 STT 文本、LLM 输出和 TTS 音频的完整性进行校验。</w:t>
-      </w:r>
-    </w:p>
-    <w:p>
-      <w:pPr>
-        <w:keepNext/>
-        <w:spacing w:before="240" w:after="240" w:line="360" w:lineRule="auto"/>
-        <w:ind w:firstLine="420"/>
-        <w:jc w:val="left"/>
-      </w:pPr>
-      <w:r>
-        <w:rPr>
-          <w:rFonts w:ascii="Times New Roman" w:hAnsi="Times New Roman" w:eastAsia="SimHei"/>
-          <w:b/>
-          <w:i w:val="0"/>
-          <w:sz w:val="24"/>
-        </w:rPr>
-        <w:t>6.3.3 测试结果</w:t>
-      </w:r>
-    </w:p>
-    <w:p>
-      <w:pPr>
-        <w:spacing w:line="360" w:lineRule="auto"/>
-        <w:ind w:firstLine="420"/>
-        <w:jc w:val="both"/>
-      </w:pPr>
-      <w:r>
-        <w:rPr>
-          <w:rFonts w:ascii="Times New Roman" w:hAnsi="Times New Roman" w:eastAsia="SimSun"/>
-          <w:b w:val="0"/>
-          <w:i w:val="0"/>
-          <w:sz w:val="24"/>
-        </w:rPr>
-        <w:t>端到端测试项如表 6.3 所示，全部通过。</w:t>
+        <w:t>端到端测试结果如表 6.3 所示。可以看到，识别、检索、生成、合成、多轮追问、打断控制和错误清理等关键路径均能够正常工作。</w:t>
       </w:r>
     </w:p>
     <w:p>
@@ -15682,6 +13021,22 @@
     <w:p/>
     <w:p>
       <w:pPr>
+        <w:spacing w:line="360" w:lineRule="auto"/>
+        <w:ind w:firstLine="420"/>
+        <w:jc w:val="both"/>
+      </w:pPr>
+      <w:r>
+        <w:rPr>
+          <w:rFonts w:ascii="Times New Roman" w:hAnsi="Times New Roman" w:eastAsia="SimSun"/>
+          <w:b w:val="0"/>
+          <w:i w:val="0"/>
+          <w:sz w:val="24"/>
+        </w:rPr>
+        <w:t>表 6.3 的意义不只是说明“所有测试项都通过”，更重要的是说明项目最关键的交互闭环已经被覆盖。尤其是多轮对话和打断机制的通过，表明本项目并不是仅能完成一次性问答，而是具备持续交互所需的状态管理能力。这一点对于语音问答场景尤为重要，因为用户在真实使用中往往会频繁插话、追问和修正输入。</w:t>
+      </w:r>
+    </w:p>
+    <w:p>
+      <w:pPr>
         <w:keepNext/>
         <w:spacing w:before="240" w:after="240" w:line="360" w:lineRule="auto"/>
         <w:jc w:val="left"/>
@@ -15726,7 +13081,7 @@
           <w:i w:val="0"/>
           <w:sz w:val="24"/>
         </w:rPr>
-        <w:t>在 45 条查询上采用三项标准指标（K=5）：</w:t>
+        <w:t>为了客观比较不同检索策略的效果，本文在 45 条测试查询上采用 Hit Rate@5、MRR@5 和 nDCG@5 三项指标进行评估。Hit Rate@5 关注的是正确片段是否进入前 5 个结果，反映系统的基本召回能力；MRR@5 关注正确片段出现的排名位置，更能体现结果排序是否合理；nDCG@5 则综合考虑前排结果的相关性分布，用于评价整体排序质量。</w:t>
       </w:r>
     </w:p>
     <w:p>
@@ -15742,7 +13097,7 @@
           <w:i w:val="0"/>
           <w:sz w:val="24"/>
         </w:rPr>
-        <w:t>① Hit Rate@K：$HitRate@K = \frac{1}{|Q|} \sum_{q \in Q} \mathbb{1}[\exists d \in TopK(q): d \text{ is relevant}]$，衡量基本召回能力。 ② MRR@K：$MRR@K = \frac{1}{|Q|} \sum_{q \in Q} \frac{1}{rank_q}$，衡量正确文档排名位置。 ③ nDCG@K：$nDCG@K = DCG@K / IDCG@K$，$DCG@K = \sum_{i=1}^{K} rel_i / \log_2(i+1)$，综合衡量排序质量。</w:t>
+        <w:t>选择这三项指标的原因在于，本项目的目标不仅是“找到相关内容”，还要尽量把最相关的片段放到更靠前的位置，以便后续语言模型利用更高质量的上下文进行回答。对毕业设计而言，单独报告命中率是不够的，因为在 RAG 场景中，正确答案排在第 1 位和排在第 5 位，对最终回答质量的影响并不相同。</w:t>
       </w:r>
     </w:p>
     <w:p>
@@ -15775,7 +13130,23 @@
           <w:i w:val="0"/>
           <w:sz w:val="24"/>
         </w:rPr>
-        <w:t>设计三组对比实验：实验 1 纯稠密检索（baseline）；实验 2 混合检索（dense + BM25 + RRF，BM25 分词已加载航空术语自定义词典）；实验 3 混合检索 + 交叉编码器重排序。所有实验 Top-K=5，在 1478 片段的完整知识库上运行。</w:t>
+        <w:t>实验共设计三组对比方案。第一组为仅使用稠密检索的 baseline，用于观察在不引入稀疏检索和重排序时系统的基础能力；第二组为混合检索方案，即将稠密检索、BM25 与倒数排名融合结合使用，用于分析双路召回的互补收益；第三组则在混合检索基础上进一步加入交叉编码器重排序，用于观察排序精细化之后的整体效果。</w:t>
+      </w:r>
+    </w:p>
+    <w:p>
+      <w:pPr>
+        <w:spacing w:line="360" w:lineRule="auto"/>
+        <w:ind w:firstLine="420"/>
+        <w:jc w:val="both"/>
+      </w:pPr>
+      <w:r>
+        <w:rPr>
+          <w:rFonts w:ascii="Times New Roman" w:hAnsi="Times New Roman" w:eastAsia="SimSun"/>
+          <w:b w:val="0"/>
+          <w:i w:val="0"/>
+          <w:sz w:val="24"/>
+        </w:rPr>
+        <w:t>所有实验都在同一知识库、同一 Top-K 设置和同一测试集上运行，这样可以避免由于候选空间不同导致的结果偏差。通过这种控制变量方式，本文能够更清晰地说明每一步优化究竟带来了多大增益。</w:t>
       </w:r>
     </w:p>
     <w:p>
@@ -15808,7 +13179,7 @@
           <w:i w:val="0"/>
           <w:sz w:val="24"/>
         </w:rPr>
-        <w:t>三组实验的指标对比如表 6.4 所示。</w:t>
+        <w:t>三组实验结果如表 6.4 所示。从 baseline 到混合检索，再到混合检索加重排序，三项指标均呈持续上升趋势。</w:t>
       </w:r>
     </w:p>
     <w:p>
@@ -16239,6 +13610,70 @@
     <w:p/>
     <w:p>
       <w:pPr>
+        <w:spacing w:line="360" w:lineRule="auto"/>
+        <w:ind w:firstLine="420"/>
+        <w:jc w:val="both"/>
+      </w:pPr>
+      <w:r>
+        <w:rPr>
+          <w:rFonts w:ascii="Times New Roman" w:hAnsi="Times New Roman" w:eastAsia="SimSun"/>
+          <w:b w:val="0"/>
+          <w:i w:val="0"/>
+          <w:sz w:val="24"/>
+        </w:rPr>
+        <w:t>从表 6.4 可以看出，仅依赖稠密向量检索时，系统已经具备一定召回能力，但在专业术语和编号表达较多的场景中仍然容易遗漏正确片段。引入 BM25 与倒数排名融合后，Hit Rate@5 从 0.7333 提升到 0.8889，说明术语精确匹配显著弥补了纯语义检索的不足；MRR@5 从 0.5781 提升到 0.7800，则说明正确片段不仅更容易被找到，也更容易排到前列。</w:t>
+      </w:r>
+    </w:p>
+    <w:p>
+      <w:pPr>
+        <w:spacing w:line="360" w:lineRule="auto"/>
+        <w:ind w:firstLine="420"/>
+        <w:jc w:val="both"/>
+      </w:pPr>
+      <w:r>
+        <w:rPr>
+          <w:rFonts w:ascii="Times New Roman" w:hAnsi="Times New Roman" w:eastAsia="SimSun"/>
+          <w:b w:val="0"/>
+          <w:i w:val="0"/>
+          <w:sz w:val="24"/>
+        </w:rPr>
+        <w:t>进一步引入重排序之后，Hit Rate@5 提升到 0.9556，MRR@5 提升到 0.9444，nDCG@5 也同步上升到 0.9459。尤其值得注意的是 MRR 的提升幅度最大，这意味着重排序阶段对“把正确答案推到最前面”起到了关键作用。对于 RAG 系统而言，这一点非常重要，因为语言模型使用的上下文容量有限，正确片段越靠前，最终回答越稳定。</w:t>
+      </w:r>
+    </w:p>
+    <w:p>
+      <w:pPr>
+        <w:spacing w:line="360" w:lineRule="auto"/>
+        <w:ind w:firstLine="420"/>
+        <w:jc w:val="both"/>
+      </w:pPr>
+      <w:r>
+        <w:rPr>
+          <w:rFonts w:ascii="Times New Roman" w:hAnsi="Times New Roman" w:eastAsia="SimSun"/>
+          <w:b w:val="0"/>
+          <w:i w:val="0"/>
+          <w:sz w:val="24"/>
+        </w:rPr>
+        <w:t>综合来看，在 5 份文档、1478 个片段组成的多源知识库上，最终方案相较 baseline 的累计提升分别达到 Hit Rate@5 +30.3%、MRR@5 +63.4%、nDCG@5 +54.1%。这说明前文提出的混合检索与重排序并不是局部调优，而是对多源专业知识库场景具有明显效果的系统性提升手段。</w:t>
+      </w:r>
+    </w:p>
+    <w:p>
+      <w:pPr>
+        <w:keepNext/>
+        <w:spacing w:before="240" w:after="240" w:line="360" w:lineRule="auto"/>
+        <w:jc w:val="left"/>
+      </w:pPr>
+      <w:r>
+        <w:rPr>
+          <w:rFonts w:ascii="Times New Roman" w:hAnsi="Times New Roman" w:eastAsia="SimHei"/>
+          <w:b/>
+          <w:i w:val="0"/>
+          <w:sz w:val="24"/>
+        </w:rPr>
+        <w:t>6.5 延迟性能分析</w:t>
+      </w:r>
+    </w:p>
+    <w:p>
+      <w:pPr>
         <w:keepNext/>
         <w:spacing w:before="240" w:after="240" w:line="360" w:lineRule="auto"/>
         <w:ind w:firstLine="420"/>
@@ -16251,7 +13686,7 @@
           <w:i w:val="0"/>
           <w:sz w:val="24"/>
         </w:rPr>
-        <w:t>6.4.4 结果分析</w:t>
+        <w:t>6.5.1 各模块延迟分解</w:t>
       </w:r>
     </w:p>
     <w:p>
@@ -16267,56 +13702,7 @@
           <w:i w:val="0"/>
           <w:sz w:val="24"/>
         </w:rPr>
-        <w:t>（1）引入混合检索后 Hit Rate +21.2%、MRR +34.9%、nDCG +31.7%，BM25 在"ARINC629 总线"、"ZMU"、"602PP 汇流条"等专业术语与编号上的精确匹配能力显著弥补稠密检索的语义泛化倾向，且经术语词典约束后分词不再将"起落架"切为"起落+架"这类错误，两路结果互补。 （2）叠加交叉编码器重排序后 Hit Rate 再 +7.5%、MRR +21.1%、nDCG +17.0%，MRR 的大幅跃升表明 rerank 能够基于查询-文档细粒度语义交互，将正确答案稳定推至首位。 （3）最终系统 Hit Rate@5 = 95.56%（45 条中 43 条命中）、MRR@5 = 0.9444、nDCG@5 = 0.9459，累计较 baseline 分别提升 30.3%、63.4%、54.1%。相较单文档知识库，本次评估在 5 份文档共 1478 片段上进行，候选空间扩大约 3 倍，baseline 指标相应下探（0.7333 vs 先前 0.8444），优化组合的相对增益反而更显著，验证了混合检索+重排序在大规模多源知识库下的鲁棒性。</w:t>
-      </w:r>
-    </w:p>
-    <w:p>
-      <w:pPr>
-        <w:keepNext/>
-        <w:spacing w:before="240" w:after="240" w:line="360" w:lineRule="auto"/>
-        <w:jc w:val="left"/>
-      </w:pPr>
-      <w:r>
-        <w:rPr>
-          <w:rFonts w:ascii="Times New Roman" w:hAnsi="Times New Roman" w:eastAsia="SimHei"/>
-          <w:b/>
-          <w:i w:val="0"/>
-          <w:sz w:val="24"/>
-        </w:rPr>
-        <w:t>6.5 延迟性能分析</w:t>
-      </w:r>
-    </w:p>
-    <w:p>
-      <w:pPr>
-        <w:keepNext/>
-        <w:spacing w:before="240" w:after="240" w:line="360" w:lineRule="auto"/>
-        <w:ind w:firstLine="420"/>
-        <w:jc w:val="left"/>
-      </w:pPr>
-      <w:r>
-        <w:rPr>
-          <w:rFonts w:ascii="Times New Roman" w:hAnsi="Times New Roman" w:eastAsia="SimHei"/>
-          <w:b/>
-          <w:i w:val="0"/>
-          <w:sz w:val="24"/>
-        </w:rPr>
-        <w:t>6.5.1 各模块延迟分解</w:t>
-      </w:r>
-    </w:p>
-    <w:p>
-      <w:pPr>
-        <w:spacing w:line="360" w:lineRule="auto"/>
-        <w:ind w:firstLine="420"/>
-        <w:jc w:val="both"/>
-      </w:pPr>
-      <w:r>
-        <w:rPr>
-          <w:rFonts w:ascii="Times New Roman" w:hAnsi="Times New Roman" w:eastAsia="SimSun"/>
-          <w:b w:val="0"/>
-          <w:i w:val="0"/>
-          <w:sz w:val="24"/>
-        </w:rPr>
-        <w:t>通过 e2e 客户端采集的各模块典型延迟如表 6.5 所示。</w:t>
+        <w:t>除了检索质量外，语音问答项目的另一核心指标是响应时延。为了分析延迟瓶颈，本文对识别、查询改写、检索、重排序、语言模型首段输出和语音合成首帧等阶段进行了拆分统计，结果如表 6.5 所示。</w:t>
       </w:r>
     </w:p>
     <w:p>
@@ -16578,7 +13964,7 @@
                 <w:i w:val="0"/>
                 <w:sz w:val="18"/>
               </w:rPr>
-              <w:t>Qwen-turbo 单次调用</w:t>
+              <w:t>查询规范化处理</w:t>
             </w:r>
           </w:p>
         </w:tc>
@@ -16646,7 +14032,7 @@
                 <w:i w:val="0"/>
                 <w:sz w:val="18"/>
               </w:rPr>
-              <w:t>FAISS + BM25 + RRF</w:t>
+              <w:t>稠密检索、稀疏检索与融合</w:t>
             </w:r>
           </w:p>
         </w:tc>
@@ -16714,7 +14100,7 @@
                 <w:i w:val="0"/>
                 <w:sz w:val="18"/>
               </w:rPr>
-              <w:t>gte-rerank API</w:t>
+              <w:t>候选片段二次筛选</w:t>
             </w:r>
           </w:p>
         </w:tc>
@@ -16738,7 +14124,7 @@
                 <w:i w:val="0"/>
                 <w:sz w:val="18"/>
               </w:rPr>
-              <w:t>LLM 首 token</w:t>
+              <w:t>LLM 首段输出</w:t>
             </w:r>
           </w:p>
         </w:tc>
@@ -16782,7 +14168,7 @@
                 <w:i w:val="0"/>
                 <w:sz w:val="18"/>
               </w:rPr>
-              <w:t>Qwen-plus 流式推理启动</w:t>
+              <w:t>流式推理启动时间</w:t>
             </w:r>
           </w:p>
         </w:tc>
@@ -16850,7 +14236,7 @@
                 <w:i w:val="0"/>
                 <w:sz w:val="18"/>
               </w:rPr>
-              <w:t>CosyVoice 流式合成启动</w:t>
+              <w:t>语音合成启动时间</w:t>
             </w:r>
           </w:p>
         </w:tc>
@@ -16859,6 +14245,22 @@
     <w:p/>
     <w:p>
       <w:pPr>
+        <w:spacing w:line="360" w:lineRule="auto"/>
+        <w:ind w:firstLine="420"/>
+        <w:jc w:val="both"/>
+      </w:pPr>
+      <w:r>
+        <w:rPr>
+          <w:rFonts w:ascii="Times New Roman" w:hAnsi="Times New Roman" w:eastAsia="SimSun"/>
+          <w:b w:val="0"/>
+          <w:i w:val="0"/>
+          <w:sz w:val="24"/>
+        </w:rPr>
+        <w:t>表 6.5 说明，单个阶段的绝对耗时并不算极端，但如果采用完全串行处理，整体等待时间仍然会快速累积。其中，语言模型首段输出和语音合成首帧时间是最明显的延迟来源，而查询改写、检索和重排序则共同构成了“识别后到生成前”的中间处理开销。因此，前文第五章中对流式并行和文本缓冲的优化，并不是锦上添花，而是降低用户感知延迟的必要手段。</w:t>
+      </w:r>
+    </w:p>
+    <w:p>
+      <w:pPr>
         <w:keepNext/>
         <w:spacing w:before="240" w:after="240" w:line="360" w:lineRule="auto"/>
         <w:ind w:firstLine="420"/>
@@ -16887,97 +14289,7 @@
           <w:i w:val="0"/>
           <w:sz w:val="24"/>
         </w:rPr>
-        <w:t xml:space="preserve">采用 </w:t>
-      </w:r>
-      <w:r>
-        <w:rPr>
-          <w:rFonts w:ascii="Consolas" w:hAnsi="Consolas" w:eastAsia="Consolas"/>
-          <w:b w:val="0"/>
-          <w:i w:val="0"/>
-          <w:sz w:val="24"/>
-        </w:rPr>
-        <w:t>scripts/e2e_test_client.py</w:t>
-      </w:r>
-      <w:r>
-        <w:rPr>
-          <w:rFonts w:ascii="Times New Roman" w:hAnsi="Times New Roman" w:eastAsia="SimSun"/>
-          <w:b w:val="0"/>
-          <w:i w:val="0"/>
-          <w:sz w:val="24"/>
-        </w:rPr>
-        <w:t xml:space="preserve"> 作为测量工具，以 WebSocket 客户端向后端重放预合成的测试音频，客户端在收到 </w:t>
-      </w:r>
-      <w:r>
-        <w:rPr>
-          <w:rFonts w:ascii="Consolas" w:hAnsi="Consolas" w:eastAsia="Consolas"/>
-          <w:b w:val="0"/>
-          <w:i w:val="0"/>
-          <w:sz w:val="24"/>
-        </w:rPr>
-        <w:t>stop_recording</w:t>
-      </w:r>
-      <w:r>
-        <w:rPr>
-          <w:rFonts w:ascii="Times New Roman" w:hAnsi="Times New Roman" w:eastAsia="SimSun"/>
-          <w:b w:val="0"/>
-          <w:i w:val="0"/>
-          <w:sz w:val="24"/>
-        </w:rPr>
-        <w:t xml:space="preserve"> 确认、</w:t>
-      </w:r>
-      <w:r>
-        <w:rPr>
-          <w:rFonts w:ascii="Consolas" w:hAnsi="Consolas" w:eastAsia="Consolas"/>
-          <w:b w:val="0"/>
-          <w:i w:val="0"/>
-          <w:sz w:val="24"/>
-        </w:rPr>
-        <w:t>stt_final</w:t>
-      </w:r>
-      <w:r>
-        <w:rPr>
-          <w:rFonts w:ascii="Times New Roman" w:hAnsi="Times New Roman" w:eastAsia="SimSun"/>
-          <w:b w:val="0"/>
-          <w:i w:val="0"/>
-          <w:sz w:val="24"/>
-        </w:rPr>
-        <w:t>、</w:t>
-      </w:r>
-      <w:r>
-        <w:rPr>
-          <w:rFonts w:ascii="Consolas" w:hAnsi="Consolas" w:eastAsia="Consolas"/>
-          <w:b w:val="0"/>
-          <w:i w:val="0"/>
-          <w:sz w:val="24"/>
-        </w:rPr>
-        <w:t>llm_chunk</w:t>
-      </w:r>
-      <w:r>
-        <w:rPr>
-          <w:rFonts w:ascii="Times New Roman" w:hAnsi="Times New Roman" w:eastAsia="SimSun"/>
-          <w:b w:val="0"/>
-          <w:i w:val="0"/>
-          <w:sz w:val="24"/>
-        </w:rPr>
-        <w:t xml:space="preserve"> 首帧、</w:t>
-      </w:r>
-      <w:r>
-        <w:rPr>
-          <w:rFonts w:ascii="Consolas" w:hAnsi="Consolas" w:eastAsia="Consolas"/>
-          <w:b w:val="0"/>
-          <w:i w:val="0"/>
-          <w:sz w:val="24"/>
-        </w:rPr>
-        <w:t>tts_audio</w:t>
-      </w:r>
-      <w:r>
-        <w:rPr>
-          <w:rFonts w:ascii="Times New Roman" w:hAnsi="Times New Roman" w:eastAsia="SimSun"/>
-          <w:b w:val="0"/>
-          <w:i w:val="0"/>
-          <w:sz w:val="24"/>
-        </w:rPr>
-        <w:t xml:space="preserve"> 首包四个关键事件处记录时间戳，核心指标取：</w:t>
+        <w:t>端到端时延的测量重点在于从用户视角定义“等待开始”和“等待结束”。本文将用户说完问题、系统返回首段可播放音频视为一次问答中最关键的体验指标，并在测试客户端中记录识别结束、语言模型开始输出以及首段音频到达等关键时间点。这样做的目的，是把系统内部多个阶段的耗时转化为用户可感知的等待过程，而不是停留在后端日志层面。</w:t>
       </w:r>
     </w:p>
     <w:p>
@@ -16993,151 +14305,7 @@
           <w:i w:val="0"/>
           <w:sz w:val="24"/>
         </w:rPr>
-        <w:t>① 识别收尾：</w:t>
-      </w:r>
-      <w:r>
-        <w:rPr>
-          <w:rFonts w:ascii="Consolas" w:hAnsi="Consolas" w:eastAsia="Consolas"/>
-          <w:b w:val="0"/>
-          <w:i w:val="0"/>
-          <w:sz w:val="24"/>
-        </w:rPr>
-        <w:t>stop_recording</w:t>
-      </w:r>
-      <w:r>
-        <w:rPr>
-          <w:rFonts w:ascii="Times New Roman" w:hAnsi="Times New Roman" w:eastAsia="SimSun"/>
-          <w:b w:val="0"/>
-          <w:i w:val="0"/>
-          <w:sz w:val="24"/>
-        </w:rPr>
-        <w:t xml:space="preserve"> → </w:t>
-      </w:r>
-      <w:r>
-        <w:rPr>
-          <w:rFonts w:ascii="Consolas" w:hAnsi="Consolas" w:eastAsia="Consolas"/>
-          <w:b w:val="0"/>
-          <w:i w:val="0"/>
-          <w:sz w:val="24"/>
-        </w:rPr>
-        <w:t>stt_final</w:t>
-      </w:r>
-      <w:r>
-        <w:rPr>
-          <w:rFonts w:ascii="Times New Roman" w:hAnsi="Times New Roman" w:eastAsia="SimSun"/>
-          <w:b w:val="0"/>
-          <w:i w:val="0"/>
-          <w:sz w:val="24"/>
-        </w:rPr>
-        <w:t>； ② 检索+首 token：</w:t>
-      </w:r>
-      <w:r>
-        <w:rPr>
-          <w:rFonts w:ascii="Consolas" w:hAnsi="Consolas" w:eastAsia="Consolas"/>
-          <w:b w:val="0"/>
-          <w:i w:val="0"/>
-          <w:sz w:val="24"/>
-        </w:rPr>
-        <w:t>stt_final</w:t>
-      </w:r>
-      <w:r>
-        <w:rPr>
-          <w:rFonts w:ascii="Times New Roman" w:hAnsi="Times New Roman" w:eastAsia="SimSun"/>
-          <w:b w:val="0"/>
-          <w:i w:val="0"/>
-          <w:sz w:val="24"/>
-        </w:rPr>
-        <w:t xml:space="preserve"> → </w:t>
-      </w:r>
-      <w:r>
-        <w:rPr>
-          <w:rFonts w:ascii="Consolas" w:hAnsi="Consolas" w:eastAsia="Consolas"/>
-          <w:b w:val="0"/>
-          <w:i w:val="0"/>
-          <w:sz w:val="24"/>
-        </w:rPr>
-        <w:t>llm_chunk</w:t>
-      </w:r>
-      <w:r>
-        <w:rPr>
-          <w:rFonts w:ascii="Times New Roman" w:hAnsi="Times New Roman" w:eastAsia="SimSun"/>
-          <w:b w:val="0"/>
-          <w:i w:val="0"/>
-          <w:sz w:val="24"/>
-        </w:rPr>
-        <w:t xml:space="preserve"> 首帧（含查询改写、混合检索、重排序、LLM 首 token）； ③ TTS 首帧：首个 </w:t>
-      </w:r>
-      <w:r>
-        <w:rPr>
-          <w:rFonts w:ascii="Consolas" w:hAnsi="Consolas" w:eastAsia="Consolas"/>
-          <w:b w:val="0"/>
-          <w:i w:val="0"/>
-          <w:sz w:val="24"/>
-        </w:rPr>
-        <w:t>llm_chunk</w:t>
-      </w:r>
-      <w:r>
-        <w:rPr>
-          <w:rFonts w:ascii="Times New Roman" w:hAnsi="Times New Roman" w:eastAsia="SimSun"/>
-          <w:b w:val="0"/>
-          <w:i w:val="0"/>
-          <w:sz w:val="24"/>
-        </w:rPr>
-        <w:t xml:space="preserve"> → 首包 </w:t>
-      </w:r>
-      <w:r>
-        <w:rPr>
-          <w:rFonts w:ascii="Consolas" w:hAnsi="Consolas" w:eastAsia="Consolas"/>
-          <w:b w:val="0"/>
-          <w:i w:val="0"/>
-          <w:sz w:val="24"/>
-        </w:rPr>
-        <w:t>tts_audio</w:t>
-      </w:r>
-      <w:r>
-        <w:rPr>
-          <w:rFonts w:ascii="Times New Roman" w:hAnsi="Times New Roman" w:eastAsia="SimSun"/>
-          <w:b w:val="0"/>
-          <w:i w:val="0"/>
-          <w:sz w:val="24"/>
-        </w:rPr>
-        <w:t>（含文本缓冲与 CosyVoice 首包时延）； ④ 端到端首响：</w:t>
-      </w:r>
-      <w:r>
-        <w:rPr>
-          <w:rFonts w:ascii="Consolas" w:hAnsi="Consolas" w:eastAsia="Consolas"/>
-          <w:b w:val="0"/>
-          <w:i w:val="0"/>
-          <w:sz w:val="24"/>
-        </w:rPr>
-        <w:t>stop_recording</w:t>
-      </w:r>
-      <w:r>
-        <w:rPr>
-          <w:rFonts w:ascii="Times New Roman" w:hAnsi="Times New Roman" w:eastAsia="SimSun"/>
-          <w:b w:val="0"/>
-          <w:i w:val="0"/>
-          <w:sz w:val="24"/>
-        </w:rPr>
-        <w:t xml:space="preserve"> → 首包 </w:t>
-      </w:r>
-      <w:r>
-        <w:rPr>
-          <w:rFonts w:ascii="Consolas" w:hAnsi="Consolas" w:eastAsia="Consolas"/>
-          <w:b w:val="0"/>
-          <w:i w:val="0"/>
-          <w:sz w:val="24"/>
-        </w:rPr>
-        <w:t>tts_audio</w:t>
-      </w:r>
-      <w:r>
-        <w:rPr>
-          <w:rFonts w:ascii="Times New Roman" w:hAnsi="Times New Roman" w:eastAsia="SimSun"/>
-          <w:b w:val="0"/>
-          <w:i w:val="0"/>
-          <w:sz w:val="24"/>
-        </w:rPr>
-        <w:t>，作为"说完到听到"指标。</w:t>
+        <w:t>实验结果表明，在不进行流式并行处理的串行模式下，系统端到端延迟约为 5.6 秒；采用当前流式方案后，语言模型生成与语音合成能够明显重叠执行，“说完到听到首段回答”的典型值约为 1.6 秒。换言之，项目并不是简单地把每个模块都优化了一点，而是通过重构链路执行方式，使多个阶段的等待时间相互覆盖，最终显著降低了用户实际等待。</w:t>
       </w:r>
     </w:p>
     <w:p>
@@ -17153,7 +14321,7 @@
           <w:i w:val="0"/>
           <w:sz w:val="24"/>
         </w:rPr>
-        <w:t>在典型测试集上，串行模式（待 LLM 完整生成后一次性合成）端到端延迟约 5.6 s；流式模式下 LLM 与 TTS 高度并行，"说完到首帧音频"典型值约 1.6 s，较串行模式降低约 71%。</w:t>
+        <w:t>需要指出的是，端到端延迟仍然会受到网络状态和云端模型波动影响，因此其数值不可能像纯本地计算那样完全稳定。但从测试结果看，当前方案已经能够把典型等待时间控制在语音交互可接受范围内，验证了前文优化策略的有效性。</w:t>
       </w:r>
     </w:p>
     <w:p>
@@ -17185,7 +14353,7 @@
           <w:i w:val="0"/>
           <w:sz w:val="24"/>
         </w:rPr>
-        <w:t>本章通过单元测试、端到端测试、RAG 检索性能评估与延迟分析验证了系统的正确性与性能。16 个单元测试全部通过；端到端测试覆盖主要交互路径；三组对比实验在 1478 片段的多源知识库上定量验证了各优化措施的贡献，最终 Hit Rate@5 达 95.56%、MRR@5 达 0.9444、nDCG@5 达 0.9459，较 baseline 分别提升 30.3%、63.4%、54.1%；流式架构将端到端延迟从约 5.6 秒降至约 1.6 秒。</w:t>
+        <w:t>本章从测试环境、单元测试、端到端测试、检索性能评估和延迟分析五个方面验证了项目的正确性与性能。单元测试说明关键基础能力能够稳定工作，端到端测试说明识别、检索、生成、合成、多轮对话与打断机制已经形成完整闭环；检索实验表明，最终方案在 1478 个文档片段组成的多源知识库上将 Hit Rate@5 提升到 0.9556，将 MRR@5 提升到 0.9444；延迟分析则说明流式并行方案把端到端首响时间从约 5.6 秒降低到约 1.6 秒。综合而言，本项目不仅在功能上实现了语音问答闭环，也在准确性与实时性两个维度达到了预期目标。</w:t>
       </w:r>
     </w:p>
     <w:p>
@@ -17247,7 +14415,7 @@
           <w:i w:val="0"/>
           <w:sz w:val="24"/>
         </w:rPr>
-        <w:t>本文面向航空维修领域的智能语音问答需求，设计并实现了一个基于检索增强生成（RAG）技术的端到端流式语音问答 Agent 系统，集成 STT、RAG、LLM、TTS 四大模块。主要工作与成果如下：</w:t>
+        <w:t>本文面向航空维修领域的智能语音问答需求，设计并实现了一个基于检索增强生成技术的端到端流式语音问答项目。围绕知识检索、语音交互和会话编排三个层面，本文完成的主要工作与成果如下。</w:t>
       </w:r>
     </w:p>
     <w:p>
@@ -17281,25 +14449,7 @@
           <w:i w:val="0"/>
           <w:sz w:val="24"/>
         </w:rPr>
-        <w:t xml:space="preserve">。基于 FastAPI + WebSocket 搭建端到端流式问答架构，采用 asyncio 协程与 daemon 线程混合调度，通过 </w:t>
-      </w:r>
-      <w:r>
-        <w:rPr>
-          <w:rFonts w:ascii="Consolas" w:hAnsi="Consolas" w:eastAsia="Consolas"/>
-          <w:b w:val="0"/>
-          <w:i w:val="0"/>
-          <w:sz w:val="24"/>
-        </w:rPr>
-        <w:t>call_soon_threadsafe</w:t>
-      </w:r>
-      <w:r>
-        <w:rPr>
-          <w:rFonts w:ascii="Times New Roman" w:hAnsi="Times New Roman" w:eastAsia="SimSun"/>
-          <w:b w:val="0"/>
-          <w:i w:val="0"/>
-          <w:sz w:val="24"/>
-        </w:rPr>
-        <w:t xml:space="preserve"> 等机制实现跨线程安全通信，解决异步事件循环与第三方阻塞 SDK 的协作问题。</w:t>
+        <w:t>。本文构建了基于 FastAPI 与 WebSocket 的端到端流式问答架构，并将检索、识别、生成、合成和会话编排统一到同一处理链路中。针对第三方语音 SDK 存在阻塞调用与回调线程的特点，项目采用协程与线程混合调度方式，保证了整条链路在实时性与稳定性之间的平衡。</w:t>
       </w:r>
     </w:p>
     <w:p>
@@ -17401,7 +14551,7 @@
           <w:i w:val="0"/>
           <w:sz w:val="24"/>
         </w:rPr>
-        <w:t>。通过 STT、LLM、TTS 并行调度，配合文本缓冲、音频预缓冲、AudioBuffer 批量发送、多层级打断与 STT 静音容忍等优化，端到端延迟由约 5.6 秒降至约 1.6 秒，降低约 71%。</w:t>
+        <w:t>。本文通过并行处理、文本缓冲、音频预缓冲、音频批量发送、多层级打断与静音容忍等优化手段，显著改善了语音交互链路的等待体验，使端到端延迟由约 5.6 秒降至约 1.6 秒，降幅约为 71%。</w:t>
       </w:r>
     </w:p>
     <w:p>
@@ -17925,7 +15075,7 @@
           <w:i w:val="0"/>
           <w:sz w:val="24"/>
         </w:rPr>
-        <w:t>在毕业设计的完成过程中，感谢指导教师的悉心指导和帮助，为本课题的选题方向和技术方案提供了宝贵的建议。同时感谢阿里云 DashScope 平台提供的 AI 模型服务和 PaddlePaddle 社区提供的开源工具，为本系统的实现提供了有力的技术支撑。最后，感谢各位老师和同学在学习和生活中给予的帮助和支持。</w:t>
+        <w:t>在毕业设计的完成过程中，感谢指导教师的悉心指导和帮助，为本课题的选题方向和技术方案提供了宝贵的建议。同时感谢阿里云 DashScope 平台提供的 AI 模型服务和 PaddlePaddle 社区提供的开源工具，为本项目的实现提供了有力的技术支撑。最后，感谢各位老师和同学在学习和生活中给予的帮助和支持。</w:t>
       </w:r>
     </w:p>
     <w:sectPr>
